--- a/Knowledge/3-Work knowledge/1-Software Engineering/4-Web Development/2-Frontend/2-Core Technologies/1-HTML/5-My Source/3-HTML Body Elements/13-HTML Graphics Elements.docx
+++ b/Knowledge/3-Work knowledge/1-Software Engineering/4-Web Development/2-Frontend/2-Core Technologies/1-HTML/5-My Source/3-HTML Body Elements/13-HTML Graphics Elements.docx
@@ -42,27 +42,7 @@
           <w:sz w:val="18"/>
           <w:highlight w:val="lightGray"/>
         </w:rPr>
-        <w:t xml:space="preserve">: Persons Table -&gt; ID Column: 1, </w:t>
-      </w:r>
-      <w:proofErr w:type="spellStart"/>
-      <w:r>
-        <w:rPr>
-          <w:rFonts w:ascii="Arial" w:hAnsi="Arial"/>
-          <w:color w:val="000000"/>
-          <w:sz w:val="18"/>
-          <w:highlight w:val="lightGray"/>
-        </w:rPr>
-        <w:t>Name_En</w:t>
-      </w:r>
-      <w:proofErr w:type="spellEnd"/>
-      <w:r>
-        <w:rPr>
-          <w:rFonts w:ascii="Arial" w:hAnsi="Arial"/>
-          <w:color w:val="000000"/>
-          <w:sz w:val="18"/>
-          <w:highlight w:val="lightGray"/>
-        </w:rPr>
-        <w:t xml:space="preserve"> Column: Motasem Essam] -&gt; </w:t>
+        <w:t xml:space="preserve">: Persons Table -&gt; ID Column: 1, Name_En Column: Motasem Essam] -&gt; </w:t>
       </w:r>
       <w:r>
         <w:rPr>
@@ -235,27 +215,7 @@
           <w:sz w:val="18"/>
           <w:highlight w:val="lightGray"/>
         </w:rPr>
-        <w:t xml:space="preserve">: Persons Table -&gt; ID Column: 1, </w:t>
-      </w:r>
-      <w:proofErr w:type="spellStart"/>
-      <w:r>
-        <w:rPr>
-          <w:rFonts w:ascii="Arial" w:hAnsi="Arial"/>
-          <w:color w:val="000000"/>
-          <w:sz w:val="18"/>
-          <w:highlight w:val="lightGray"/>
-        </w:rPr>
-        <w:t>Name_En</w:t>
-      </w:r>
-      <w:proofErr w:type="spellEnd"/>
-      <w:r>
-        <w:rPr>
-          <w:rFonts w:ascii="Arial" w:hAnsi="Arial"/>
-          <w:color w:val="000000"/>
-          <w:sz w:val="18"/>
-          <w:highlight w:val="lightGray"/>
-        </w:rPr>
-        <w:t xml:space="preserve"> Column: Motasem Essam] -&gt; </w:t>
+        <w:t xml:space="preserve">: Persons Table -&gt; ID Column: 1, Name_En Column: Motasem Essam] -&gt; </w:t>
       </w:r>
       <w:r>
         <w:rPr>
@@ -504,21 +464,7 @@
               <w:rPr>
                 <w:rFonts w:ascii="Roboto Mono" w:hAnsi="Roboto Mono"/>
               </w:rPr>
-              <w:t>&lt;</w:t>
-            </w:r>
-            <w:proofErr w:type="spellStart"/>
-            <w:r>
-              <w:rPr>
-                <w:rFonts w:ascii="Roboto Mono" w:hAnsi="Roboto Mono"/>
-              </w:rPr>
-              <w:t>svg</w:t>
-            </w:r>
-            <w:proofErr w:type="spellEnd"/>
-            <w:r>
-              <w:rPr>
-                <w:rFonts w:ascii="Roboto Mono" w:hAnsi="Roboto Mono"/>
-              </w:rPr>
-              <w:t>&gt;</w:t>
+              <w:t>&lt;svg&gt;</w:t>
             </w:r>
           </w:p>
         </w:tc>
@@ -594,27 +540,7 @@
           <w:sz w:val="18"/>
           <w:highlight w:val="lightGray"/>
         </w:rPr>
-        <w:t xml:space="preserve">: Persons Table -&gt; ID Column: 1, </w:t>
-      </w:r>
-      <w:proofErr w:type="spellStart"/>
-      <w:r>
-        <w:rPr>
-          <w:rFonts w:ascii="Arial" w:hAnsi="Arial"/>
-          <w:color w:val="000000"/>
-          <w:sz w:val="18"/>
-          <w:highlight w:val="lightGray"/>
-        </w:rPr>
-        <w:t>Name_En</w:t>
-      </w:r>
-      <w:proofErr w:type="spellEnd"/>
-      <w:r>
-        <w:rPr>
-          <w:rFonts w:ascii="Arial" w:hAnsi="Arial"/>
-          <w:color w:val="000000"/>
-          <w:sz w:val="18"/>
-          <w:highlight w:val="lightGray"/>
-        </w:rPr>
-        <w:t xml:space="preserve"> Column: Motasem Essam] -&gt; </w:t>
+        <w:t xml:space="preserve">: Persons Table -&gt; ID Column: 1, Name_En Column: Motasem Essam] -&gt; </w:t>
       </w:r>
       <w:r>
         <w:rPr>
@@ -877,21 +803,7 @@
         <w:rPr>
           <w:rFonts w:ascii="Roboto Mono" w:hAnsi="Roboto Mono"/>
         </w:rPr>
-        <w:t>&lt;canvas id="</w:t>
-      </w:r>
-      <w:proofErr w:type="spellStart"/>
-      <w:r>
-        <w:rPr>
-          <w:rFonts w:ascii="Roboto Mono" w:hAnsi="Roboto Mono"/>
-        </w:rPr>
-        <w:t>myCanvas</w:t>
-      </w:r>
-      <w:proofErr w:type="spellEnd"/>
-      <w:r>
-        <w:rPr>
-          <w:rFonts w:ascii="Roboto Mono" w:hAnsi="Roboto Mono"/>
-        </w:rPr>
-        <w:t xml:space="preserve">" </w:t>
+        <w:t xml:space="preserve">&lt;canvas id="myCanvas" </w:t>
       </w:r>
       <w:r>
         <w:rPr>
@@ -1061,63 +973,35 @@
         <w:br/>
         <w:t xml:space="preserve">let c = </w:t>
       </w:r>
-      <w:proofErr w:type="spellStart"/>
+      <w:proofErr w:type="gramStart"/>
       <w:r>
         <w:rPr>
           <w:rFonts w:ascii="Roboto Mono" w:hAnsi="Roboto Mono"/>
         </w:rPr>
         <w:t>document.getElementById</w:t>
       </w:r>
-      <w:proofErr w:type="spellEnd"/>
-      <w:r>
-        <w:rPr>
-          <w:rFonts w:ascii="Roboto Mono" w:hAnsi="Roboto Mono"/>
-        </w:rPr>
-        <w:t>("</w:t>
-      </w:r>
-      <w:proofErr w:type="spellStart"/>
-      <w:r>
-        <w:rPr>
-          <w:rFonts w:ascii="Roboto Mono" w:hAnsi="Roboto Mono"/>
-        </w:rPr>
-        <w:t>myCanvas</w:t>
-      </w:r>
-      <w:proofErr w:type="spellEnd"/>
-      <w:r>
-        <w:rPr>
-          <w:rFonts w:ascii="Roboto Mono" w:hAnsi="Roboto Mono"/>
-        </w:rPr>
-        <w:t>");</w:t>
-      </w:r>
-      <w:r>
-        <w:rPr>
-          <w:rFonts w:ascii="Roboto Mono" w:hAnsi="Roboto Mono"/>
-        </w:rPr>
-        <w:br/>
-        <w:t xml:space="preserve">let </w:t>
-      </w:r>
-      <w:proofErr w:type="spellStart"/>
-      <w:r>
-        <w:rPr>
-          <w:rFonts w:ascii="Roboto Mono" w:hAnsi="Roboto Mono"/>
-        </w:rPr>
-        <w:t>ctx</w:t>
-      </w:r>
-      <w:proofErr w:type="spellEnd"/>
-      <w:r>
-        <w:rPr>
-          <w:rFonts w:ascii="Roboto Mono" w:hAnsi="Roboto Mono"/>
-        </w:rPr>
-        <w:t xml:space="preserve"> = </w:t>
-      </w:r>
-      <w:proofErr w:type="spellStart"/>
+      <w:proofErr w:type="gramEnd"/>
+      <w:r>
+        <w:rPr>
+          <w:rFonts w:ascii="Roboto Mono" w:hAnsi="Roboto Mono"/>
+        </w:rPr>
+        <w:t>("myCanvas");</w:t>
+      </w:r>
+      <w:r>
+        <w:rPr>
+          <w:rFonts w:ascii="Roboto Mono" w:hAnsi="Roboto Mono"/>
+        </w:rPr>
+        <w:br/>
+        <w:t xml:space="preserve">let ctx = </w:t>
+      </w:r>
+      <w:proofErr w:type="gramStart"/>
       <w:r>
         <w:rPr>
           <w:rFonts w:ascii="Roboto Mono" w:hAnsi="Roboto Mono"/>
         </w:rPr>
         <w:t>c.getContext</w:t>
       </w:r>
-      <w:proofErr w:type="spellEnd"/>
+      <w:proofErr w:type="gramEnd"/>
       <w:r>
         <w:rPr>
           <w:rFonts w:ascii="Roboto Mono" w:hAnsi="Roboto Mono"/>
@@ -1136,7 +1020,7 @@
         </w:rPr>
         <w:br/>
       </w:r>
-      <w:proofErr w:type="spellStart"/>
+      <w:proofErr w:type="gramStart"/>
       <w:r>
         <w:rPr>
           <w:rFonts w:ascii="Roboto Mono" w:hAnsi="Roboto Mono"/>
@@ -1144,7 +1028,7 @@
         <w:lastRenderedPageBreak/>
         <w:t>ctx.fillStyle</w:t>
       </w:r>
-      <w:proofErr w:type="spellEnd"/>
+      <w:proofErr w:type="gramEnd"/>
       <w:r>
         <w:rPr>
           <w:rFonts w:ascii="Roboto Mono" w:hAnsi="Roboto Mono"/>
@@ -1157,14 +1041,14 @@
         </w:rPr>
         <w:br/>
       </w:r>
-      <w:proofErr w:type="spellStart"/>
+      <w:proofErr w:type="gramStart"/>
       <w:r>
         <w:rPr>
           <w:rFonts w:ascii="Roboto Mono" w:hAnsi="Roboto Mono"/>
         </w:rPr>
         <w:t>ctx.fillRect</w:t>
       </w:r>
-      <w:proofErr w:type="spellEnd"/>
+      <w:proofErr w:type="gramEnd"/>
       <w:r>
         <w:rPr>
           <w:rFonts w:ascii="Roboto Mono" w:hAnsi="Roboto Mono"/>
@@ -1214,15 +1098,7 @@
         <w:t>🧩</w:t>
       </w:r>
       <w:r>
-        <w:t xml:space="preserve"> &lt;</w:t>
-      </w:r>
-      <w:proofErr w:type="spellStart"/>
-      <w:r>
-        <w:t>svg</w:t>
-      </w:r>
-      <w:proofErr w:type="spellEnd"/>
-      <w:r>
-        <w:t>&gt; Element</w:t>
+        <w:t xml:space="preserve"> &lt;svg&gt; Element</w:t>
       </w:r>
     </w:p>
     <w:p>
@@ -1243,27 +1119,7 @@
           <w:sz w:val="18"/>
           <w:highlight w:val="lightGray"/>
         </w:rPr>
-        <w:t xml:space="preserve">: Persons Table -&gt; ID Column: 1, </w:t>
-      </w:r>
-      <w:proofErr w:type="spellStart"/>
-      <w:r>
-        <w:rPr>
-          <w:rFonts w:ascii="Arial" w:hAnsi="Arial"/>
-          <w:color w:val="000000"/>
-          <w:sz w:val="18"/>
-          <w:highlight w:val="lightGray"/>
-        </w:rPr>
-        <w:t>Name_En</w:t>
-      </w:r>
-      <w:proofErr w:type="spellEnd"/>
-      <w:r>
-        <w:rPr>
-          <w:rFonts w:ascii="Arial" w:hAnsi="Arial"/>
-          <w:color w:val="000000"/>
-          <w:sz w:val="18"/>
-          <w:highlight w:val="lightGray"/>
-        </w:rPr>
-        <w:t xml:space="preserve"> Column: Motasem Essam] -&gt; </w:t>
+        <w:t xml:space="preserve">: Persons Table -&gt; ID Column: 1, Name_En Column: Motasem Essam] -&gt; </w:t>
       </w:r>
       <w:r>
         <w:rPr>
@@ -1521,21 +1377,7 @@
         <w:rPr>
           <w:rFonts w:ascii="Roboto Mono" w:hAnsi="Roboto Mono"/>
         </w:rPr>
-        <w:t>&lt;</w:t>
-      </w:r>
-      <w:proofErr w:type="spellStart"/>
-      <w:r>
-        <w:rPr>
-          <w:rFonts w:ascii="Roboto Mono" w:hAnsi="Roboto Mono"/>
-        </w:rPr>
-        <w:t>svg</w:t>
-      </w:r>
-      <w:proofErr w:type="spellEnd"/>
-      <w:r>
-        <w:rPr>
-          <w:rFonts w:ascii="Roboto Mono" w:hAnsi="Roboto Mono"/>
-        </w:rPr>
-        <w:t xml:space="preserve"> width="200" height="100"&gt;</w:t>
+        <w:t>&lt;svg width="200" height="100"&gt;</w:t>
       </w:r>
     </w:p>
     <w:p>
@@ -1635,21 +1477,7 @@
         <w:rPr>
           <w:rFonts w:ascii="Roboto Mono" w:hAnsi="Roboto Mono"/>
         </w:rPr>
-        <w:t>&lt;/</w:t>
-      </w:r>
-      <w:proofErr w:type="spellStart"/>
-      <w:r>
-        <w:rPr>
-          <w:rFonts w:ascii="Roboto Mono" w:hAnsi="Roboto Mono"/>
-        </w:rPr>
-        <w:t>svg</w:t>
-      </w:r>
-      <w:proofErr w:type="spellEnd"/>
-      <w:r>
-        <w:rPr>
-          <w:rFonts w:ascii="Roboto Mono" w:hAnsi="Roboto Mono"/>
-        </w:rPr>
-        <w:t>&gt;</w:t>
+        <w:t>&lt;/svg&gt;</w:t>
       </w:r>
     </w:p>
     <w:p>
@@ -1718,27 +1546,7 @@
           <w:sz w:val="18"/>
           <w:highlight w:val="lightGray"/>
         </w:rPr>
-        <w:t xml:space="preserve">: Persons Table -&gt; ID Column: 1, </w:t>
-      </w:r>
-      <w:proofErr w:type="spellStart"/>
-      <w:r>
-        <w:rPr>
-          <w:rFonts w:ascii="Arial" w:hAnsi="Arial"/>
-          <w:color w:val="000000"/>
-          <w:sz w:val="18"/>
-          <w:highlight w:val="lightGray"/>
-        </w:rPr>
-        <w:t>Name_En</w:t>
-      </w:r>
-      <w:proofErr w:type="spellEnd"/>
-      <w:r>
-        <w:rPr>
-          <w:rFonts w:ascii="Arial" w:hAnsi="Arial"/>
-          <w:color w:val="000000"/>
-          <w:sz w:val="18"/>
-          <w:highlight w:val="lightGray"/>
-        </w:rPr>
-        <w:t xml:space="preserve"> Column: Motasem Essam] -&gt; </w:t>
+        <w:t xml:space="preserve">: Persons Table -&gt; ID Column: 1, Name_En Column: Motasem Essam] -&gt; </w:t>
       </w:r>
       <w:r>
         <w:rPr>
@@ -1949,27 +1757,7 @@
           <w:sz w:val="18"/>
           <w:highlight w:val="lightGray"/>
         </w:rPr>
-        <w:t xml:space="preserve">: Persons Table -&gt; ID Column: 1, </w:t>
-      </w:r>
-      <w:proofErr w:type="spellStart"/>
-      <w:r>
-        <w:rPr>
-          <w:rFonts w:ascii="Arial" w:hAnsi="Arial"/>
-          <w:color w:val="000000"/>
-          <w:sz w:val="18"/>
-          <w:highlight w:val="lightGray"/>
-        </w:rPr>
-        <w:t>Name_En</w:t>
-      </w:r>
-      <w:proofErr w:type="spellEnd"/>
-      <w:r>
-        <w:rPr>
-          <w:rFonts w:ascii="Arial" w:hAnsi="Arial"/>
-          <w:color w:val="000000"/>
-          <w:sz w:val="18"/>
-          <w:highlight w:val="lightGray"/>
-        </w:rPr>
-        <w:t xml:space="preserve"> Column: Motasem Essam] -&gt; </w:t>
+        <w:t xml:space="preserve">: Persons Table -&gt; ID Column: 1, Name_En Column: Motasem Essam] -&gt; </w:t>
       </w:r>
       <w:r>
         <w:rPr>
@@ -2288,27 +2076,7 @@
           <w:sz w:val="18"/>
           <w:highlight w:val="lightGray"/>
         </w:rPr>
-        <w:t xml:space="preserve">: Persons Table -&gt; ID Column: 1, </w:t>
-      </w:r>
-      <w:proofErr w:type="spellStart"/>
-      <w:r>
-        <w:rPr>
-          <w:rFonts w:ascii="Arial" w:hAnsi="Arial"/>
-          <w:color w:val="000000"/>
-          <w:sz w:val="18"/>
-          <w:highlight w:val="lightGray"/>
-        </w:rPr>
-        <w:t>Name_En</w:t>
-      </w:r>
-      <w:proofErr w:type="spellEnd"/>
-      <w:r>
-        <w:rPr>
-          <w:rFonts w:ascii="Arial" w:hAnsi="Arial"/>
-          <w:color w:val="000000"/>
-          <w:sz w:val="18"/>
-          <w:highlight w:val="lightGray"/>
-        </w:rPr>
-        <w:t xml:space="preserve"> Column: Motasem Essam] -&gt; </w:t>
+        <w:t xml:space="preserve">: Persons Table -&gt; ID Column: 1, Name_En Column: Motasem Essam] -&gt; </w:t>
       </w:r>
       <w:r>
         <w:rPr>
@@ -2608,8 +2376,16 @@
               <w:rPr>
                 <w:rFonts w:ascii="Roboto Mono" w:hAnsi="Roboto Mono"/>
               </w:rPr>
-              <w:t>Quality When Zooming</w:t>
+              <w:t xml:space="preserve">Quality When </w:t>
             </w:r>
+            <w:proofErr w:type="gramStart"/>
+            <w:r>
+              <w:rPr>
+                <w:rFonts w:ascii="Roboto Mono" w:hAnsi="Roboto Mono"/>
+              </w:rPr>
+              <w:t>Zooming</w:t>
+            </w:r>
+            <w:proofErr w:type="gramEnd"/>
           </w:p>
         </w:tc>
         <w:tc>
@@ -3359,27 +3135,7 @@
           <w:sz w:val="18"/>
           <w:highlight w:val="lightGray"/>
         </w:rPr>
-        <w:t xml:space="preserve">: Persons Table -&gt; ID Column: 1, </w:t>
-      </w:r>
-      <w:proofErr w:type="spellStart"/>
-      <w:r>
-        <w:rPr>
-          <w:rFonts w:ascii="Arial" w:hAnsi="Arial"/>
-          <w:color w:val="000000"/>
-          <w:sz w:val="18"/>
-          <w:highlight w:val="lightGray"/>
-        </w:rPr>
-        <w:t>Name_En</w:t>
-      </w:r>
-      <w:proofErr w:type="spellEnd"/>
-      <w:r>
-        <w:rPr>
-          <w:rFonts w:ascii="Arial" w:hAnsi="Arial"/>
-          <w:color w:val="000000"/>
-          <w:sz w:val="18"/>
-          <w:highlight w:val="lightGray"/>
-        </w:rPr>
-        <w:t xml:space="preserve"> Column: Motasem Essam] -&gt; </w:t>
+        <w:t xml:space="preserve">: Persons Table -&gt; ID Column: 1, Name_En Column: Motasem Essam] -&gt; </w:t>
       </w:r>
       <w:r>
         <w:rPr>
@@ -3688,27 +3444,7 @@
           <w:sz w:val="18"/>
           <w:highlight w:val="lightGray"/>
         </w:rPr>
-        <w:t xml:space="preserve">: Persons Table -&gt; ID Column: 1, </w:t>
-      </w:r>
-      <w:proofErr w:type="spellStart"/>
-      <w:r>
-        <w:rPr>
-          <w:rFonts w:ascii="Arial" w:hAnsi="Arial"/>
-          <w:color w:val="000000"/>
-          <w:sz w:val="18"/>
-          <w:highlight w:val="lightGray"/>
-        </w:rPr>
-        <w:t>Name_En</w:t>
-      </w:r>
-      <w:proofErr w:type="spellEnd"/>
-      <w:r>
-        <w:rPr>
-          <w:rFonts w:ascii="Arial" w:hAnsi="Arial"/>
-          <w:color w:val="000000"/>
-          <w:sz w:val="18"/>
-          <w:highlight w:val="lightGray"/>
-        </w:rPr>
-        <w:t xml:space="preserve"> Column: Motasem Essam] -&gt; </w:t>
+        <w:t xml:space="preserve">: Persons Table -&gt; ID Column: 1, Name_En Column: Motasem Essam] -&gt; </w:t>
       </w:r>
       <w:r>
         <w:rPr>
@@ -3969,27 +3705,7 @@
           <w:sz w:val="18"/>
           <w:highlight w:val="lightGray"/>
         </w:rPr>
-        <w:t xml:space="preserve">: Persons Table -&gt; ID Column: 1, </w:t>
-      </w:r>
-      <w:proofErr w:type="spellStart"/>
-      <w:r>
-        <w:rPr>
-          <w:rFonts w:ascii="Arial" w:hAnsi="Arial"/>
-          <w:color w:val="000000"/>
-          <w:sz w:val="18"/>
-          <w:highlight w:val="lightGray"/>
-        </w:rPr>
-        <w:t>Name_En</w:t>
-      </w:r>
-      <w:proofErr w:type="spellEnd"/>
-      <w:r>
-        <w:rPr>
-          <w:rFonts w:ascii="Arial" w:hAnsi="Arial"/>
-          <w:color w:val="000000"/>
-          <w:sz w:val="18"/>
-          <w:highlight w:val="lightGray"/>
-        </w:rPr>
-        <w:t xml:space="preserve"> Column: Motasem Essam] -&gt; </w:t>
+        <w:t xml:space="preserve">: Persons Table -&gt; ID Column: 1, Name_En Column: Motasem Essam] -&gt; </w:t>
       </w:r>
       <w:r>
         <w:rPr>
@@ -4307,27 +4023,7 @@
           <w:sz w:val="18"/>
           <w:highlight w:val="lightGray"/>
         </w:rPr>
-        <w:t xml:space="preserve">: Persons Table -&gt; ID Column: 1, </w:t>
-      </w:r>
-      <w:proofErr w:type="spellStart"/>
-      <w:r>
-        <w:rPr>
-          <w:rFonts w:ascii="Arial" w:hAnsi="Arial"/>
-          <w:color w:val="000000"/>
-          <w:sz w:val="18"/>
-          <w:highlight w:val="lightGray"/>
-        </w:rPr>
-        <w:t>Name_En</w:t>
-      </w:r>
-      <w:proofErr w:type="spellEnd"/>
-      <w:r>
-        <w:rPr>
-          <w:rFonts w:ascii="Arial" w:hAnsi="Arial"/>
-          <w:color w:val="000000"/>
-          <w:sz w:val="18"/>
-          <w:highlight w:val="lightGray"/>
-        </w:rPr>
-        <w:t xml:space="preserve"> Column: Motasem Essam] -&gt; </w:t>
+        <w:t xml:space="preserve">: Persons Table -&gt; ID Column: 1, Name_En Column: Motasem Essam] -&gt; </w:t>
       </w:r>
       <w:r>
         <w:rPr>
@@ -4452,27 +4148,7 @@
           <w:sz w:val="18"/>
           <w:highlight w:val="lightGray"/>
         </w:rPr>
-        <w:t xml:space="preserve">: Persons Table -&gt; ID Column: 1, </w:t>
-      </w:r>
-      <w:proofErr w:type="spellStart"/>
-      <w:r>
-        <w:rPr>
-          <w:rFonts w:ascii="Arial" w:hAnsi="Arial"/>
-          <w:color w:val="000000"/>
-          <w:sz w:val="18"/>
-          <w:highlight w:val="lightGray"/>
-        </w:rPr>
-        <w:t>Name_En</w:t>
-      </w:r>
-      <w:proofErr w:type="spellEnd"/>
-      <w:r>
-        <w:rPr>
-          <w:rFonts w:ascii="Arial" w:hAnsi="Arial"/>
-          <w:color w:val="000000"/>
-          <w:sz w:val="18"/>
-          <w:highlight w:val="lightGray"/>
-        </w:rPr>
-        <w:t xml:space="preserve"> Column: Motasem Essam] -&gt; </w:t>
+        <w:t xml:space="preserve">: Persons Table -&gt; ID Column: 1, Name_En Column: Motasem Essam] -&gt; </w:t>
       </w:r>
       <w:r>
         <w:rPr>
@@ -4597,27 +4273,7 @@
           <w:sz w:val="18"/>
           <w:highlight w:val="lightGray"/>
         </w:rPr>
-        <w:t xml:space="preserve">: Persons Table -&gt; ID Column: 1, </w:t>
-      </w:r>
-      <w:proofErr w:type="spellStart"/>
-      <w:r>
-        <w:rPr>
-          <w:rFonts w:ascii="Arial" w:hAnsi="Arial"/>
-          <w:color w:val="000000"/>
-          <w:sz w:val="18"/>
-          <w:highlight w:val="lightGray"/>
-        </w:rPr>
-        <w:t>Name_En</w:t>
-      </w:r>
-      <w:proofErr w:type="spellEnd"/>
-      <w:r>
-        <w:rPr>
-          <w:rFonts w:ascii="Arial" w:hAnsi="Arial"/>
-          <w:color w:val="000000"/>
-          <w:sz w:val="18"/>
-          <w:highlight w:val="lightGray"/>
-        </w:rPr>
-        <w:t xml:space="preserve"> Column: Motasem Essam] -&gt; </w:t>
+        <w:t xml:space="preserve">: Persons Table -&gt; ID Column: 1, Name_En Column: Motasem Essam] -&gt; </w:t>
       </w:r>
       <w:r>
         <w:rPr>
@@ -4742,27 +4398,7 @@
           <w:sz w:val="18"/>
           <w:highlight w:val="lightGray"/>
         </w:rPr>
-        <w:t xml:space="preserve">: Persons Table -&gt; ID Column: 1, </w:t>
-      </w:r>
-      <w:proofErr w:type="spellStart"/>
-      <w:r>
-        <w:rPr>
-          <w:rFonts w:ascii="Arial" w:hAnsi="Arial"/>
-          <w:color w:val="000000"/>
-          <w:sz w:val="18"/>
-          <w:highlight w:val="lightGray"/>
-        </w:rPr>
-        <w:t>Name_En</w:t>
-      </w:r>
-      <w:proofErr w:type="spellEnd"/>
-      <w:r>
-        <w:rPr>
-          <w:rFonts w:ascii="Arial" w:hAnsi="Arial"/>
-          <w:color w:val="000000"/>
-          <w:sz w:val="18"/>
-          <w:highlight w:val="lightGray"/>
-        </w:rPr>
-        <w:t xml:space="preserve"> Column: Motasem Essam] -&gt; </w:t>
+        <w:t xml:space="preserve">: Persons Table -&gt; ID Column: 1, Name_En Column: Motasem Essam] -&gt; </w:t>
       </w:r>
       <w:r>
         <w:rPr>
@@ -4894,27 +4530,7 @@
           <w:sz w:val="18"/>
           <w:highlight w:val="lightGray"/>
         </w:rPr>
-        <w:t xml:space="preserve">: Persons Table -&gt; ID Column: 1, </w:t>
-      </w:r>
-      <w:proofErr w:type="spellStart"/>
-      <w:r>
-        <w:rPr>
-          <w:rFonts w:ascii="Arial" w:hAnsi="Arial"/>
-          <w:color w:val="000000"/>
-          <w:sz w:val="18"/>
-          <w:highlight w:val="lightGray"/>
-        </w:rPr>
-        <w:t>Name_En</w:t>
-      </w:r>
-      <w:proofErr w:type="spellEnd"/>
-      <w:r>
-        <w:rPr>
-          <w:rFonts w:ascii="Arial" w:hAnsi="Arial"/>
-          <w:color w:val="000000"/>
-          <w:sz w:val="18"/>
-          <w:highlight w:val="lightGray"/>
-        </w:rPr>
-        <w:t xml:space="preserve"> Column: Motasem Essam] -&gt; </w:t>
+        <w:t xml:space="preserve">: Persons Table -&gt; ID Column: 1, Name_En Column: Motasem Essam] -&gt; </w:t>
       </w:r>
       <w:r>
         <w:rPr>
@@ -5327,27 +4943,7 @@
           <w:sz w:val="18"/>
           <w:highlight w:val="lightGray"/>
         </w:rPr>
-        <w:t xml:space="preserve">: Persons Table -&gt; ID Column: 1, </w:t>
-      </w:r>
-      <w:proofErr w:type="spellStart"/>
-      <w:r>
-        <w:rPr>
-          <w:rFonts w:ascii="Arial" w:hAnsi="Arial"/>
-          <w:color w:val="000000"/>
-          <w:sz w:val="18"/>
-          <w:highlight w:val="lightGray"/>
-        </w:rPr>
-        <w:t>Name_En</w:t>
-      </w:r>
-      <w:proofErr w:type="spellEnd"/>
-      <w:r>
-        <w:rPr>
-          <w:rFonts w:ascii="Arial" w:hAnsi="Arial"/>
-          <w:color w:val="000000"/>
-          <w:sz w:val="18"/>
-          <w:highlight w:val="lightGray"/>
-        </w:rPr>
-        <w:t xml:space="preserve"> Column: Motasem Essam] -&gt; </w:t>
+        <w:t xml:space="preserve">: Persons Table -&gt; ID Column: 1, Name_En Column: Motasem Essam] -&gt; </w:t>
       </w:r>
       <w:r>
         <w:rPr>
@@ -5559,27 +5155,7 @@
           <w:sz w:val="18"/>
           <w:highlight w:val="lightGray"/>
         </w:rPr>
-        <w:t xml:space="preserve">: Persons Table -&gt; ID Column: 1, </w:t>
-      </w:r>
-      <w:proofErr w:type="spellStart"/>
-      <w:r>
-        <w:rPr>
-          <w:rFonts w:ascii="Arial" w:hAnsi="Arial"/>
-          <w:color w:val="000000"/>
-          <w:sz w:val="18"/>
-          <w:highlight w:val="lightGray"/>
-        </w:rPr>
-        <w:t>Name_En</w:t>
-      </w:r>
-      <w:proofErr w:type="spellEnd"/>
-      <w:r>
-        <w:rPr>
-          <w:rFonts w:ascii="Arial" w:hAnsi="Arial"/>
-          <w:color w:val="000000"/>
-          <w:sz w:val="18"/>
-          <w:highlight w:val="lightGray"/>
-        </w:rPr>
-        <w:t xml:space="preserve"> Column: Motasem Essam] -&gt; </w:t>
+        <w:t xml:space="preserve">: Persons Table -&gt; ID Column: 1, Name_En Column: Motasem Essam] -&gt; </w:t>
       </w:r>
       <w:r>
         <w:rPr>
@@ -5949,7 +5525,21 @@
         <w:rPr>
           <w:rFonts w:ascii="Roboto Mono" w:hAnsi="Roboto Mono"/>
         </w:rPr>
-        <w:t xml:space="preserve">    &lt;!-- Canvas --&gt;</w:t>
+        <w:t xml:space="preserve">    </w:t>
+      </w:r>
+      <w:proofErr w:type="gramStart"/>
+      <w:r>
+        <w:rPr>
+          <w:rFonts w:ascii="Roboto Mono" w:hAnsi="Roboto Mono"/>
+        </w:rPr>
+        <w:t>&lt;!--</w:t>
+      </w:r>
+      <w:proofErr w:type="gramEnd"/>
+      <w:r>
+        <w:rPr>
+          <w:rFonts w:ascii="Roboto Mono" w:hAnsi="Roboto Mono"/>
+        </w:rPr>
+        <w:t xml:space="preserve"> Canvas --&gt;</w:t>
       </w:r>
     </w:p>
     <w:p>
@@ -5982,21 +5572,7 @@
         <w:rPr>
           <w:rFonts w:ascii="Roboto Mono" w:hAnsi="Roboto Mono"/>
         </w:rPr>
-        <w:t xml:space="preserve">    &lt;canvas id="</w:t>
-      </w:r>
-      <w:proofErr w:type="spellStart"/>
-      <w:r>
-        <w:rPr>
-          <w:rFonts w:ascii="Roboto Mono" w:hAnsi="Roboto Mono"/>
-        </w:rPr>
-        <w:t>myCanvas</w:t>
-      </w:r>
-      <w:proofErr w:type="spellEnd"/>
-      <w:r>
-        <w:rPr>
-          <w:rFonts w:ascii="Roboto Mono" w:hAnsi="Roboto Mono"/>
-        </w:rPr>
-        <w:t xml:space="preserve">" </w:t>
+        <w:t xml:space="preserve">    &lt;canvas id="myCanvas" </w:t>
       </w:r>
     </w:p>
     <w:p>
@@ -6091,69 +5667,41 @@
         </w:rPr>
         <w:t xml:space="preserve">        let c = </w:t>
       </w:r>
-      <w:proofErr w:type="spellStart"/>
+      <w:proofErr w:type="gramStart"/>
       <w:r>
         <w:rPr>
           <w:rFonts w:ascii="Roboto Mono" w:hAnsi="Roboto Mono"/>
         </w:rPr>
         <w:t>document.getElementById</w:t>
       </w:r>
-      <w:proofErr w:type="spellEnd"/>
-      <w:r>
-        <w:rPr>
-          <w:rFonts w:ascii="Roboto Mono" w:hAnsi="Roboto Mono"/>
-        </w:rPr>
-        <w:t>("</w:t>
-      </w:r>
-      <w:proofErr w:type="spellStart"/>
-      <w:r>
-        <w:rPr>
-          <w:rFonts w:ascii="Roboto Mono" w:hAnsi="Roboto Mono"/>
-        </w:rPr>
-        <w:t>myCanvas</w:t>
-      </w:r>
-      <w:proofErr w:type="spellEnd"/>
-      <w:r>
-        <w:rPr>
-          <w:rFonts w:ascii="Roboto Mono" w:hAnsi="Roboto Mono"/>
-        </w:rPr>
-        <w:t>");</w:t>
-      </w:r>
-    </w:p>
-    <w:p>
-      <w:pPr>
-        <w:rPr>
-          <w:rFonts w:ascii="Roboto Mono" w:hAnsi="Roboto Mono"/>
-        </w:rPr>
-      </w:pPr>
-      <w:r>
-        <w:rPr>
-          <w:rFonts w:ascii="Roboto Mono" w:hAnsi="Roboto Mono"/>
-        </w:rPr>
-        <w:t xml:space="preserve">        let </w:t>
-      </w:r>
-      <w:proofErr w:type="spellStart"/>
-      <w:r>
-        <w:rPr>
-          <w:rFonts w:ascii="Roboto Mono" w:hAnsi="Roboto Mono"/>
-        </w:rPr>
-        <w:t>ctx</w:t>
-      </w:r>
-      <w:proofErr w:type="spellEnd"/>
-      <w:r>
-        <w:rPr>
-          <w:rFonts w:ascii="Roboto Mono" w:hAnsi="Roboto Mono"/>
-        </w:rPr>
-        <w:t xml:space="preserve"> = </w:t>
-      </w:r>
-      <w:proofErr w:type="spellStart"/>
+      <w:proofErr w:type="gramEnd"/>
+      <w:r>
+        <w:rPr>
+          <w:rFonts w:ascii="Roboto Mono" w:hAnsi="Roboto Mono"/>
+        </w:rPr>
+        <w:t>("myCanvas");</w:t>
+      </w:r>
+    </w:p>
+    <w:p>
+      <w:pPr>
+        <w:rPr>
+          <w:rFonts w:ascii="Roboto Mono" w:hAnsi="Roboto Mono"/>
+        </w:rPr>
+      </w:pPr>
+      <w:r>
+        <w:rPr>
+          <w:rFonts w:ascii="Roboto Mono" w:hAnsi="Roboto Mono"/>
+        </w:rPr>
+        <w:t xml:space="preserve">        let ctx = </w:t>
+      </w:r>
+      <w:proofErr w:type="gramStart"/>
       <w:r>
         <w:rPr>
           <w:rFonts w:ascii="Roboto Mono" w:hAnsi="Roboto Mono"/>
         </w:rPr>
         <w:t>c.getContext</w:t>
       </w:r>
-      <w:proofErr w:type="spellEnd"/>
+      <w:proofErr w:type="gramEnd"/>
       <w:r>
         <w:rPr>
           <w:rFonts w:ascii="Roboto Mono" w:hAnsi="Roboto Mono"/>
@@ -6180,14 +5728,14 @@
         </w:rPr>
         <w:t xml:space="preserve">        </w:t>
       </w:r>
-      <w:proofErr w:type="spellStart"/>
+      <w:proofErr w:type="gramStart"/>
       <w:r>
         <w:rPr>
           <w:rFonts w:ascii="Roboto Mono" w:hAnsi="Roboto Mono"/>
         </w:rPr>
         <w:t>ctx.fillStyle</w:t>
       </w:r>
-      <w:proofErr w:type="spellEnd"/>
+      <w:proofErr w:type="gramEnd"/>
       <w:r>
         <w:rPr>
           <w:rFonts w:ascii="Roboto Mono" w:hAnsi="Roboto Mono"/>
@@ -6207,14 +5755,14 @@
         </w:rPr>
         <w:t xml:space="preserve">        </w:t>
       </w:r>
-      <w:proofErr w:type="spellStart"/>
+      <w:proofErr w:type="gramStart"/>
       <w:r>
         <w:rPr>
           <w:rFonts w:ascii="Roboto Mono" w:hAnsi="Roboto Mono"/>
         </w:rPr>
         <w:t>ctx.fillRect</w:t>
       </w:r>
-      <w:proofErr w:type="spellEnd"/>
+      <w:proofErr w:type="gramEnd"/>
       <w:r>
         <w:rPr>
           <w:rFonts w:ascii="Roboto Mono" w:hAnsi="Roboto Mono"/>
@@ -6259,7 +5807,21 @@
         <w:rPr>
           <w:rFonts w:ascii="Roboto Mono" w:hAnsi="Roboto Mono"/>
         </w:rPr>
-        <w:t xml:space="preserve">    &lt;!-- SVG --&gt;</w:t>
+        <w:t xml:space="preserve">    </w:t>
+      </w:r>
+      <w:proofErr w:type="gramStart"/>
+      <w:r>
+        <w:rPr>
+          <w:rFonts w:ascii="Roboto Mono" w:hAnsi="Roboto Mono"/>
+        </w:rPr>
+        <w:t>&lt;!--</w:t>
+      </w:r>
+      <w:proofErr w:type="gramEnd"/>
+      <w:r>
+        <w:rPr>
+          <w:rFonts w:ascii="Roboto Mono" w:hAnsi="Roboto Mono"/>
+        </w:rPr>
+        <w:t xml:space="preserve"> SVG --&gt;</w:t>
       </w:r>
     </w:p>
     <w:p>
@@ -6292,21 +5854,7 @@
         <w:rPr>
           <w:rFonts w:ascii="Roboto Mono" w:hAnsi="Roboto Mono"/>
         </w:rPr>
-        <w:t xml:space="preserve">    &lt;</w:t>
-      </w:r>
-      <w:proofErr w:type="spellStart"/>
-      <w:r>
-        <w:rPr>
-          <w:rFonts w:ascii="Roboto Mono" w:hAnsi="Roboto Mono"/>
-        </w:rPr>
-        <w:t>svg</w:t>
-      </w:r>
-      <w:proofErr w:type="spellEnd"/>
-      <w:r>
-        <w:rPr>
-          <w:rFonts w:ascii="Roboto Mono" w:hAnsi="Roboto Mono"/>
-        </w:rPr>
-        <w:t xml:space="preserve"> width="200" height="100"&gt;</w:t>
+        <w:t xml:space="preserve">    &lt;svg width="200" height="100"&gt;</w:t>
       </w:r>
     </w:p>
     <w:p>
@@ -6399,21 +5947,7 @@
           <w:rFonts w:ascii="Roboto Mono" w:hAnsi="Roboto Mono"/>
         </w:rPr>
         <w:lastRenderedPageBreak/>
-        <w:t xml:space="preserve">    &lt;/</w:t>
-      </w:r>
-      <w:proofErr w:type="spellStart"/>
-      <w:r>
-        <w:rPr>
-          <w:rFonts w:ascii="Roboto Mono" w:hAnsi="Roboto Mono"/>
-        </w:rPr>
-        <w:t>svg</w:t>
-      </w:r>
-      <w:proofErr w:type="spellEnd"/>
-      <w:r>
-        <w:rPr>
-          <w:rFonts w:ascii="Roboto Mono" w:hAnsi="Roboto Mono"/>
-        </w:rPr>
-        <w:t>&gt;</w:t>
+        <w:t xml:space="preserve">    &lt;/svg&gt;</w:t>
       </w:r>
     </w:p>
     <w:p>
@@ -6480,7 +6014,6 @@
         </w:rPr>
         <w:t xml:space="preserve"># Source: </w:t>
       </w:r>
-      <w:proofErr w:type="spellStart"/>
       <w:r>
         <w:rPr>
           <w:rFonts w:ascii="Arial" w:eastAsia="Arial" w:hAnsi="Arial" w:cs="Arial"/>
@@ -6491,7 +6024,6 @@
         </w:rPr>
         <w:t>ScreenShot</w:t>
       </w:r>
-      <w:proofErr w:type="spellEnd"/>
       <w:r>
         <w:rPr>
           <w:rFonts w:ascii="Arial" w:hAnsi="Arial"/>
@@ -6532,25 +6064,7 @@
           <w:sz w:val="18"/>
           <w:highlight w:val="lightGray"/>
         </w:rPr>
-        <w:t xml:space="preserve"> [Persons Table -&gt; ID Column: 1, </w:t>
-      </w:r>
-      <w:proofErr w:type="spellStart"/>
-      <w:r>
-        <w:rPr>
-          <w:rFonts w:ascii="Arial" w:hAnsi="Arial"/>
-          <w:sz w:val="18"/>
-          <w:highlight w:val="lightGray"/>
-        </w:rPr>
-        <w:t>Name_En</w:t>
-      </w:r>
-      <w:proofErr w:type="spellEnd"/>
-      <w:r>
-        <w:rPr>
-          <w:rFonts w:ascii="Arial" w:hAnsi="Arial"/>
-          <w:sz w:val="18"/>
-          <w:highlight w:val="lightGray"/>
-        </w:rPr>
-        <w:t xml:space="preserve"> Column: Motasem Essam] -&gt; </w:t>
+        <w:t xml:space="preserve"> [Persons Table -&gt; ID Column: 1, Name_En Column: Motasem Essam] -&gt; </w:t>
       </w:r>
       <w:r>
         <w:rPr>
@@ -6567,25 +6081,7 @@
           <w:sz w:val="18"/>
           <w:highlight w:val="lightGray"/>
         </w:rPr>
-        <w:t xml:space="preserve"> [Automation Table -&gt; ID Column: 16, </w:t>
-      </w:r>
-      <w:proofErr w:type="spellStart"/>
-      <w:r>
-        <w:rPr>
-          <w:rFonts w:ascii="Arial" w:hAnsi="Arial"/>
-          <w:sz w:val="18"/>
-          <w:highlight w:val="lightGray"/>
-        </w:rPr>
-        <w:t>Name_En</w:t>
-      </w:r>
-      <w:proofErr w:type="spellEnd"/>
-      <w:r>
-        <w:rPr>
-          <w:rFonts w:ascii="Arial" w:hAnsi="Arial"/>
-          <w:sz w:val="18"/>
-          <w:highlight w:val="lightGray"/>
-        </w:rPr>
-        <w:t xml:space="preserve"> Column: Screen Capture] -&gt; </w:t>
+        <w:t xml:space="preserve"> [Automation Table -&gt; ID Column: 16, Name_En Column: Screen Capture] -&gt; </w:t>
       </w:r>
       <w:r>
         <w:rPr>
@@ -6822,7 +6318,21 @@
         <w:rPr>
           <w:rFonts w:ascii="Roboto Mono" w:hAnsi="Roboto Mono"/>
         </w:rPr>
-        <w:t>    &lt;!-- Canvas --&gt;</w:t>
+        <w:t xml:space="preserve">    </w:t>
+      </w:r>
+      <w:proofErr w:type="gramStart"/>
+      <w:r>
+        <w:rPr>
+          <w:rFonts w:ascii="Roboto Mono" w:hAnsi="Roboto Mono"/>
+        </w:rPr>
+        <w:t>&lt;!--</w:t>
+      </w:r>
+      <w:proofErr w:type="gramEnd"/>
+      <w:r>
+        <w:rPr>
+          <w:rFonts w:ascii="Roboto Mono" w:hAnsi="Roboto Mono"/>
+        </w:rPr>
+        <w:t xml:space="preserve"> Canvas --&gt;</w:t>
       </w:r>
     </w:p>
     <w:p>
@@ -6855,21 +6365,7 @@
         <w:rPr>
           <w:rFonts w:ascii="Roboto Mono" w:hAnsi="Roboto Mono"/>
         </w:rPr>
-        <w:t>    &lt;canvas id="</w:t>
-      </w:r>
-      <w:proofErr w:type="spellStart"/>
-      <w:r>
-        <w:rPr>
-          <w:rFonts w:ascii="Roboto Mono" w:hAnsi="Roboto Mono"/>
-        </w:rPr>
-        <w:t>myCanvas</w:t>
-      </w:r>
-      <w:proofErr w:type="spellEnd"/>
-      <w:r>
-        <w:rPr>
-          <w:rFonts w:ascii="Roboto Mono" w:hAnsi="Roboto Mono"/>
-        </w:rPr>
-        <w:t xml:space="preserve">" </w:t>
+        <w:t xml:space="preserve">    &lt;canvas id="myCanvas" </w:t>
       </w:r>
     </w:p>
     <w:p>
@@ -6963,69 +6459,41 @@
         </w:rPr>
         <w:t xml:space="preserve">        let c = </w:t>
       </w:r>
-      <w:proofErr w:type="spellStart"/>
+      <w:proofErr w:type="gramStart"/>
       <w:r>
         <w:rPr>
           <w:rFonts w:ascii="Roboto Mono" w:hAnsi="Roboto Mono"/>
         </w:rPr>
         <w:t>document.getElementById</w:t>
       </w:r>
-      <w:proofErr w:type="spellEnd"/>
-      <w:r>
-        <w:rPr>
-          <w:rFonts w:ascii="Roboto Mono" w:hAnsi="Roboto Mono"/>
-        </w:rPr>
-        <w:t>("</w:t>
-      </w:r>
-      <w:proofErr w:type="spellStart"/>
-      <w:r>
-        <w:rPr>
-          <w:rFonts w:ascii="Roboto Mono" w:hAnsi="Roboto Mono"/>
-        </w:rPr>
-        <w:t>myCanvas</w:t>
-      </w:r>
-      <w:proofErr w:type="spellEnd"/>
-      <w:r>
-        <w:rPr>
-          <w:rFonts w:ascii="Roboto Mono" w:hAnsi="Roboto Mono"/>
-        </w:rPr>
-        <w:t>");</w:t>
-      </w:r>
-    </w:p>
-    <w:p>
-      <w:pPr>
-        <w:rPr>
-          <w:rFonts w:ascii="Roboto Mono" w:hAnsi="Roboto Mono"/>
-        </w:rPr>
-      </w:pPr>
-      <w:r>
-        <w:rPr>
-          <w:rFonts w:ascii="Roboto Mono" w:hAnsi="Roboto Mono"/>
-        </w:rPr>
-        <w:t xml:space="preserve">        let </w:t>
-      </w:r>
-      <w:proofErr w:type="spellStart"/>
-      <w:r>
-        <w:rPr>
-          <w:rFonts w:ascii="Roboto Mono" w:hAnsi="Roboto Mono"/>
-        </w:rPr>
-        <w:t>ctx</w:t>
-      </w:r>
-      <w:proofErr w:type="spellEnd"/>
-      <w:r>
-        <w:rPr>
-          <w:rFonts w:ascii="Roboto Mono" w:hAnsi="Roboto Mono"/>
-        </w:rPr>
-        <w:t xml:space="preserve"> = </w:t>
-      </w:r>
-      <w:proofErr w:type="spellStart"/>
+      <w:proofErr w:type="gramEnd"/>
+      <w:r>
+        <w:rPr>
+          <w:rFonts w:ascii="Roboto Mono" w:hAnsi="Roboto Mono"/>
+        </w:rPr>
+        <w:t>("myCanvas");</w:t>
+      </w:r>
+    </w:p>
+    <w:p>
+      <w:pPr>
+        <w:rPr>
+          <w:rFonts w:ascii="Roboto Mono" w:hAnsi="Roboto Mono"/>
+        </w:rPr>
+      </w:pPr>
+      <w:r>
+        <w:rPr>
+          <w:rFonts w:ascii="Roboto Mono" w:hAnsi="Roboto Mono"/>
+        </w:rPr>
+        <w:t xml:space="preserve">        let ctx = </w:t>
+      </w:r>
+      <w:proofErr w:type="gramStart"/>
       <w:r>
         <w:rPr>
           <w:rFonts w:ascii="Roboto Mono" w:hAnsi="Roboto Mono"/>
         </w:rPr>
         <w:t>c.getContext</w:t>
       </w:r>
-      <w:proofErr w:type="spellEnd"/>
+      <w:proofErr w:type="gramEnd"/>
       <w:r>
         <w:rPr>
           <w:rFonts w:ascii="Roboto Mono" w:hAnsi="Roboto Mono"/>
@@ -7053,14 +6521,14 @@
         <w:lastRenderedPageBreak/>
         <w:t xml:space="preserve">        </w:t>
       </w:r>
-      <w:proofErr w:type="spellStart"/>
+      <w:proofErr w:type="gramStart"/>
       <w:r>
         <w:rPr>
           <w:rFonts w:ascii="Roboto Mono" w:hAnsi="Roboto Mono"/>
         </w:rPr>
         <w:t>ctx.fillStyle</w:t>
       </w:r>
-      <w:proofErr w:type="spellEnd"/>
+      <w:proofErr w:type="gramEnd"/>
       <w:r>
         <w:rPr>
           <w:rFonts w:ascii="Roboto Mono" w:hAnsi="Roboto Mono"/>
@@ -7080,14 +6548,14 @@
         </w:rPr>
         <w:t xml:space="preserve">        </w:t>
       </w:r>
-      <w:proofErr w:type="spellStart"/>
+      <w:proofErr w:type="gramStart"/>
       <w:r>
         <w:rPr>
           <w:rFonts w:ascii="Roboto Mono" w:hAnsi="Roboto Mono"/>
         </w:rPr>
         <w:t>ctx.fillRect</w:t>
       </w:r>
-      <w:proofErr w:type="spellEnd"/>
+      <w:proofErr w:type="gramEnd"/>
       <w:r>
         <w:rPr>
           <w:rFonts w:ascii="Roboto Mono" w:hAnsi="Roboto Mono"/>
@@ -7132,7 +6600,21 @@
         <w:rPr>
           <w:rFonts w:ascii="Roboto Mono" w:hAnsi="Roboto Mono"/>
         </w:rPr>
-        <w:t>    &lt;!-- SVG --&gt;</w:t>
+        <w:t xml:space="preserve">    </w:t>
+      </w:r>
+      <w:proofErr w:type="gramStart"/>
+      <w:r>
+        <w:rPr>
+          <w:rFonts w:ascii="Roboto Mono" w:hAnsi="Roboto Mono"/>
+        </w:rPr>
+        <w:t>&lt;!--</w:t>
+      </w:r>
+      <w:proofErr w:type="gramEnd"/>
+      <w:r>
+        <w:rPr>
+          <w:rFonts w:ascii="Roboto Mono" w:hAnsi="Roboto Mono"/>
+        </w:rPr>
+        <w:t xml:space="preserve"> SVG --&gt;</w:t>
       </w:r>
     </w:p>
     <w:p>
@@ -7165,21 +6647,7 @@
         <w:rPr>
           <w:rFonts w:ascii="Roboto Mono" w:hAnsi="Roboto Mono"/>
         </w:rPr>
-        <w:t>    &lt;</w:t>
-      </w:r>
-      <w:proofErr w:type="spellStart"/>
-      <w:r>
-        <w:rPr>
-          <w:rFonts w:ascii="Roboto Mono" w:hAnsi="Roboto Mono"/>
-        </w:rPr>
-        <w:t>svg</w:t>
-      </w:r>
-      <w:proofErr w:type="spellEnd"/>
-      <w:r>
-        <w:rPr>
-          <w:rFonts w:ascii="Roboto Mono" w:hAnsi="Roboto Mono"/>
-        </w:rPr>
-        <w:t xml:space="preserve"> width="200" height="100"&gt;</w:t>
+        <w:t>    &lt;svg width="200" height="100"&gt;</w:t>
       </w:r>
     </w:p>
     <w:p>
@@ -7271,21 +6739,7 @@
         <w:rPr>
           <w:rFonts w:ascii="Roboto Mono" w:hAnsi="Roboto Mono"/>
         </w:rPr>
-        <w:t>    &lt;/</w:t>
-      </w:r>
-      <w:proofErr w:type="spellStart"/>
-      <w:r>
-        <w:rPr>
-          <w:rFonts w:ascii="Roboto Mono" w:hAnsi="Roboto Mono"/>
-        </w:rPr>
-        <w:t>svg</w:t>
-      </w:r>
-      <w:proofErr w:type="spellEnd"/>
-      <w:r>
-        <w:rPr>
-          <w:rFonts w:ascii="Roboto Mono" w:hAnsi="Roboto Mono"/>
-        </w:rPr>
-        <w:t>&gt;</w:t>
+        <w:t>    &lt;/svg&gt;</w:t>
       </w:r>
     </w:p>
     <w:p>
@@ -7436,27 +6890,7 @@
           <w:sz w:val="18"/>
           <w:highlight w:val="lightGray"/>
         </w:rPr>
-        <w:t xml:space="preserve">: Persons Table -&gt; ID Column: 1, </w:t>
-      </w:r>
-      <w:proofErr w:type="spellStart"/>
-      <w:r>
-        <w:rPr>
-          <w:rFonts w:ascii="Arial" w:hAnsi="Arial"/>
-          <w:color w:val="000000"/>
-          <w:sz w:val="18"/>
-          <w:highlight w:val="lightGray"/>
-        </w:rPr>
-        <w:t>Name_En</w:t>
-      </w:r>
-      <w:proofErr w:type="spellEnd"/>
-      <w:r>
-        <w:rPr>
-          <w:rFonts w:ascii="Arial" w:hAnsi="Arial"/>
-          <w:color w:val="000000"/>
-          <w:sz w:val="18"/>
-          <w:highlight w:val="lightGray"/>
-        </w:rPr>
-        <w:t xml:space="preserve"> Column: Motasem Essam] -&gt; </w:t>
+        <w:t xml:space="preserve">: Persons Table -&gt; ID Column: 1, Name_En Column: Motasem Essam] -&gt; </w:t>
       </w:r>
       <w:r>
         <w:rPr>
@@ -7766,27 +7200,7 @@
           <w:sz w:val="18"/>
           <w:highlight w:val="lightGray"/>
         </w:rPr>
-        <w:t xml:space="preserve">: Persons Table -&gt; ID Column: 1, </w:t>
-      </w:r>
-      <w:proofErr w:type="spellStart"/>
-      <w:r>
-        <w:rPr>
-          <w:rFonts w:ascii="Arial" w:hAnsi="Arial"/>
-          <w:color w:val="000000"/>
-          <w:sz w:val="18"/>
-          <w:highlight w:val="lightGray"/>
-        </w:rPr>
-        <w:t>Name_En</w:t>
-      </w:r>
-      <w:proofErr w:type="spellEnd"/>
-      <w:r>
-        <w:rPr>
-          <w:rFonts w:ascii="Arial" w:hAnsi="Arial"/>
-          <w:color w:val="000000"/>
-          <w:sz w:val="18"/>
-          <w:highlight w:val="lightGray"/>
-        </w:rPr>
-        <w:t xml:space="preserve"> Column: Motasem Essam] -&gt; </w:t>
+        <w:t xml:space="preserve">: Persons Table -&gt; ID Column: 1, Name_En Column: Motasem Essam] -&gt; </w:t>
       </w:r>
       <w:r>
         <w:rPr>
@@ -8028,27 +7442,7 @@
           <w:sz w:val="18"/>
           <w:highlight w:val="lightGray"/>
         </w:rPr>
-        <w:t xml:space="preserve">: Persons Table -&gt; ID Column: 1, </w:t>
-      </w:r>
-      <w:proofErr w:type="spellStart"/>
-      <w:r>
-        <w:rPr>
-          <w:rFonts w:ascii="Arial" w:hAnsi="Arial"/>
-          <w:color w:val="000000"/>
-          <w:sz w:val="18"/>
-          <w:highlight w:val="lightGray"/>
-        </w:rPr>
-        <w:t>Name_En</w:t>
-      </w:r>
-      <w:proofErr w:type="spellEnd"/>
-      <w:r>
-        <w:rPr>
-          <w:rFonts w:ascii="Arial" w:hAnsi="Arial"/>
-          <w:color w:val="000000"/>
-          <w:sz w:val="18"/>
-          <w:highlight w:val="lightGray"/>
-        </w:rPr>
-        <w:t xml:space="preserve"> Column: Motasem Essam] -&gt; </w:t>
+        <w:t xml:space="preserve">: Persons Table -&gt; ID Column: 1, Name_En Column: Motasem Essam] -&gt; </w:t>
       </w:r>
       <w:r>
         <w:rPr>
@@ -8248,19 +7642,19 @@
                 <w:rFonts w:ascii="Roboto Mono" w:hAnsi="Roboto Mono"/>
               </w:rPr>
             </w:pPr>
-            <w:proofErr w:type="spellStart"/>
+            <w:proofErr w:type="gramStart"/>
             <w:r>
               <w:rPr>
                 <w:rFonts w:ascii="Roboto Mono" w:hAnsi="Roboto Mono"/>
               </w:rPr>
-              <w:t>moveTo</w:t>
+              <w:t>moveTo(</w:t>
             </w:r>
-            <w:proofErr w:type="spellEnd"/>
+            <w:proofErr w:type="gramEnd"/>
             <w:r>
               <w:rPr>
                 <w:rFonts w:ascii="Roboto Mono" w:hAnsi="Roboto Mono"/>
               </w:rPr>
-              <w:t>()</w:t>
+              <w:t>)</w:t>
             </w:r>
           </w:p>
         </w:tc>
@@ -8301,19 +7695,19 @@
                 <w:rFonts w:ascii="Roboto Mono" w:hAnsi="Roboto Mono"/>
               </w:rPr>
             </w:pPr>
-            <w:proofErr w:type="spellStart"/>
+            <w:proofErr w:type="gramStart"/>
             <w:r>
               <w:rPr>
                 <w:rFonts w:ascii="Roboto Mono" w:hAnsi="Roboto Mono"/>
               </w:rPr>
-              <w:t>lineTo</w:t>
+              <w:t>lineTo(</w:t>
             </w:r>
-            <w:proofErr w:type="spellEnd"/>
+            <w:proofErr w:type="gramEnd"/>
             <w:r>
               <w:rPr>
                 <w:rFonts w:ascii="Roboto Mono" w:hAnsi="Roboto Mono"/>
               </w:rPr>
-              <w:t>()</w:t>
+              <w:t>)</w:t>
             </w:r>
           </w:p>
         </w:tc>
@@ -8354,11 +7748,19 @@
                 <w:rFonts w:ascii="Roboto Mono" w:hAnsi="Roboto Mono"/>
               </w:rPr>
             </w:pPr>
+            <w:proofErr w:type="gramStart"/>
             <w:r>
               <w:rPr>
                 <w:rFonts w:ascii="Roboto Mono" w:hAnsi="Roboto Mono"/>
               </w:rPr>
-              <w:t>arc()</w:t>
+              <w:t>arc(</w:t>
+            </w:r>
+            <w:proofErr w:type="gramEnd"/>
+            <w:r>
+              <w:rPr>
+                <w:rFonts w:ascii="Roboto Mono" w:hAnsi="Roboto Mono"/>
+              </w:rPr>
+              <w:t>)</w:t>
             </w:r>
           </w:p>
         </w:tc>
@@ -8399,19 +7801,19 @@
                 <w:rFonts w:ascii="Roboto Mono" w:hAnsi="Roboto Mono"/>
               </w:rPr>
             </w:pPr>
-            <w:proofErr w:type="spellStart"/>
+            <w:proofErr w:type="gramStart"/>
             <w:r>
               <w:rPr>
                 <w:rFonts w:ascii="Roboto Mono" w:hAnsi="Roboto Mono"/>
               </w:rPr>
-              <w:t>fillText</w:t>
+              <w:t>fillText(</w:t>
             </w:r>
-            <w:proofErr w:type="spellEnd"/>
+            <w:proofErr w:type="gramEnd"/>
             <w:r>
               <w:rPr>
                 <w:rFonts w:ascii="Roboto Mono" w:hAnsi="Roboto Mono"/>
               </w:rPr>
-              <w:t>()</w:t>
+              <w:t>)</w:t>
             </w:r>
           </w:p>
         </w:tc>
@@ -8452,19 +7854,19 @@
                 <w:rFonts w:ascii="Roboto Mono" w:hAnsi="Roboto Mono"/>
               </w:rPr>
             </w:pPr>
-            <w:proofErr w:type="spellStart"/>
+            <w:proofErr w:type="gramStart"/>
             <w:r>
               <w:rPr>
                 <w:rFonts w:ascii="Roboto Mono" w:hAnsi="Roboto Mono"/>
               </w:rPr>
-              <w:t>strokeText</w:t>
+              <w:t>strokeText(</w:t>
             </w:r>
-            <w:proofErr w:type="spellEnd"/>
+            <w:proofErr w:type="gramEnd"/>
             <w:r>
               <w:rPr>
                 <w:rFonts w:ascii="Roboto Mono" w:hAnsi="Roboto Mono"/>
               </w:rPr>
-              <w:t>()</w:t>
+              <w:t>)</w:t>
             </w:r>
           </w:p>
         </w:tc>
@@ -8505,19 +7907,19 @@
                 <w:rFonts w:ascii="Roboto Mono" w:hAnsi="Roboto Mono"/>
               </w:rPr>
             </w:pPr>
-            <w:proofErr w:type="spellStart"/>
+            <w:proofErr w:type="gramStart"/>
             <w:r>
               <w:rPr>
                 <w:rFonts w:ascii="Roboto Mono" w:hAnsi="Roboto Mono"/>
               </w:rPr>
-              <w:t>createLinearGradient</w:t>
+              <w:t>createLinearGradient(</w:t>
             </w:r>
-            <w:proofErr w:type="spellEnd"/>
+            <w:proofErr w:type="gramEnd"/>
             <w:r>
               <w:rPr>
                 <w:rFonts w:ascii="Roboto Mono" w:hAnsi="Roboto Mono"/>
               </w:rPr>
-              <w:t>()</w:t>
+              <w:t>)</w:t>
             </w:r>
           </w:p>
         </w:tc>
@@ -8558,19 +7960,19 @@
                 <w:rFonts w:ascii="Roboto Mono" w:hAnsi="Roboto Mono"/>
               </w:rPr>
             </w:pPr>
-            <w:proofErr w:type="spellStart"/>
+            <w:proofErr w:type="gramStart"/>
             <w:r>
               <w:rPr>
                 <w:rFonts w:ascii="Roboto Mono" w:hAnsi="Roboto Mono"/>
               </w:rPr>
-              <w:t>createRadialGradient</w:t>
+              <w:t>createRadialGradient(</w:t>
             </w:r>
-            <w:proofErr w:type="spellEnd"/>
+            <w:proofErr w:type="gramEnd"/>
             <w:r>
               <w:rPr>
                 <w:rFonts w:ascii="Roboto Mono" w:hAnsi="Roboto Mono"/>
               </w:rPr>
-              <w:t>()</w:t>
+              <w:t>)</w:t>
             </w:r>
           </w:p>
         </w:tc>
@@ -8611,19 +8013,19 @@
                 <w:rFonts w:ascii="Roboto Mono" w:hAnsi="Roboto Mono"/>
               </w:rPr>
             </w:pPr>
-            <w:proofErr w:type="spellStart"/>
+            <w:proofErr w:type="gramStart"/>
             <w:r>
               <w:rPr>
                 <w:rFonts w:ascii="Roboto Mono" w:hAnsi="Roboto Mono"/>
               </w:rPr>
-              <w:t>drawImage</w:t>
+              <w:t>drawImage(</w:t>
             </w:r>
-            <w:proofErr w:type="spellEnd"/>
+            <w:proofErr w:type="gramEnd"/>
             <w:r>
               <w:rPr>
                 <w:rFonts w:ascii="Roboto Mono" w:hAnsi="Roboto Mono"/>
               </w:rPr>
-              <w:t>()</w:t>
+              <w:t>)</w:t>
             </w:r>
           </w:p>
         </w:tc>
@@ -8699,27 +8101,7 @@
           <w:sz w:val="18"/>
           <w:highlight w:val="lightGray"/>
         </w:rPr>
-        <w:t xml:space="preserve">: Persons Table -&gt; ID Column: 1, </w:t>
-      </w:r>
-      <w:proofErr w:type="spellStart"/>
-      <w:r>
-        <w:rPr>
-          <w:rFonts w:ascii="Arial" w:hAnsi="Arial"/>
-          <w:color w:val="000000"/>
-          <w:sz w:val="18"/>
-          <w:highlight w:val="lightGray"/>
-        </w:rPr>
-        <w:t>Name_En</w:t>
-      </w:r>
-      <w:proofErr w:type="spellEnd"/>
-      <w:r>
-        <w:rPr>
-          <w:rFonts w:ascii="Arial" w:hAnsi="Arial"/>
-          <w:color w:val="000000"/>
-          <w:sz w:val="18"/>
-          <w:highlight w:val="lightGray"/>
-        </w:rPr>
-        <w:t xml:space="preserve"> Column: Motasem Essam] -&gt; </w:t>
+        <w:t xml:space="preserve">: Persons Table -&gt; ID Column: 1, Name_En Column: Motasem Essam] -&gt; </w:t>
       </w:r>
       <w:r>
         <w:rPr>
@@ -8914,21 +8296,7 @@
         <w:rPr>
           <w:rFonts w:ascii="Roboto Mono" w:hAnsi="Roboto Mono"/>
         </w:rPr>
-        <w:t>&lt;canvas id="</w:t>
-      </w:r>
-      <w:proofErr w:type="spellStart"/>
-      <w:r>
-        <w:rPr>
-          <w:rFonts w:ascii="Roboto Mono" w:hAnsi="Roboto Mono"/>
-        </w:rPr>
-        <w:t>myCanvas</w:t>
-      </w:r>
-      <w:proofErr w:type="spellEnd"/>
-      <w:r>
-        <w:rPr>
-          <w:rFonts w:ascii="Roboto Mono" w:hAnsi="Roboto Mono"/>
-        </w:rPr>
-        <w:t>"</w:t>
+        <w:t>&lt;canvas id="myCanvas"</w:t>
       </w:r>
       <w:r>
         <w:rPr>
@@ -8977,63 +8345,35 @@
         <w:br/>
         <w:t xml:space="preserve">let c = </w:t>
       </w:r>
-      <w:proofErr w:type="spellStart"/>
+      <w:proofErr w:type="gramStart"/>
       <w:r>
         <w:rPr>
           <w:rFonts w:ascii="Roboto Mono" w:hAnsi="Roboto Mono"/>
         </w:rPr>
         <w:t>document.getElementById</w:t>
       </w:r>
-      <w:proofErr w:type="spellEnd"/>
-      <w:r>
-        <w:rPr>
-          <w:rFonts w:ascii="Roboto Mono" w:hAnsi="Roboto Mono"/>
-        </w:rPr>
-        <w:t>("</w:t>
-      </w:r>
-      <w:proofErr w:type="spellStart"/>
-      <w:r>
-        <w:rPr>
-          <w:rFonts w:ascii="Roboto Mono" w:hAnsi="Roboto Mono"/>
-        </w:rPr>
-        <w:t>myCanvas</w:t>
-      </w:r>
-      <w:proofErr w:type="spellEnd"/>
-      <w:r>
-        <w:rPr>
-          <w:rFonts w:ascii="Roboto Mono" w:hAnsi="Roboto Mono"/>
-        </w:rPr>
-        <w:t>");</w:t>
-      </w:r>
-      <w:r>
-        <w:rPr>
-          <w:rFonts w:ascii="Roboto Mono" w:hAnsi="Roboto Mono"/>
-        </w:rPr>
-        <w:br/>
-        <w:t xml:space="preserve">let </w:t>
-      </w:r>
-      <w:proofErr w:type="spellStart"/>
-      <w:r>
-        <w:rPr>
-          <w:rFonts w:ascii="Roboto Mono" w:hAnsi="Roboto Mono"/>
-        </w:rPr>
-        <w:t>ctx</w:t>
-      </w:r>
-      <w:proofErr w:type="spellEnd"/>
-      <w:r>
-        <w:rPr>
-          <w:rFonts w:ascii="Roboto Mono" w:hAnsi="Roboto Mono"/>
-        </w:rPr>
-        <w:t xml:space="preserve"> = </w:t>
-      </w:r>
-      <w:proofErr w:type="spellStart"/>
+      <w:proofErr w:type="gramEnd"/>
+      <w:r>
+        <w:rPr>
+          <w:rFonts w:ascii="Roboto Mono" w:hAnsi="Roboto Mono"/>
+        </w:rPr>
+        <w:t>("myCanvas");</w:t>
+      </w:r>
+      <w:r>
+        <w:rPr>
+          <w:rFonts w:ascii="Roboto Mono" w:hAnsi="Roboto Mono"/>
+        </w:rPr>
+        <w:br/>
+        <w:t xml:space="preserve">let ctx = </w:t>
+      </w:r>
+      <w:proofErr w:type="gramStart"/>
       <w:r>
         <w:rPr>
           <w:rFonts w:ascii="Roboto Mono" w:hAnsi="Roboto Mono"/>
         </w:rPr>
         <w:t>c.getContext</w:t>
       </w:r>
-      <w:proofErr w:type="spellEnd"/>
+      <w:proofErr w:type="gramEnd"/>
       <w:r>
         <w:rPr>
           <w:rFonts w:ascii="Roboto Mono" w:hAnsi="Roboto Mono"/>
@@ -9052,14 +8392,14 @@
         </w:rPr>
         <w:br/>
       </w:r>
-      <w:proofErr w:type="spellStart"/>
+      <w:proofErr w:type="gramStart"/>
       <w:r>
         <w:rPr>
           <w:rFonts w:ascii="Roboto Mono" w:hAnsi="Roboto Mono"/>
         </w:rPr>
         <w:t>ctx.moveTo</w:t>
       </w:r>
-      <w:proofErr w:type="spellEnd"/>
+      <w:proofErr w:type="gramEnd"/>
       <w:r>
         <w:rPr>
           <w:rFonts w:ascii="Roboto Mono" w:hAnsi="Roboto Mono"/>
@@ -9072,14 +8412,14 @@
         </w:rPr>
         <w:br/>
       </w:r>
-      <w:proofErr w:type="spellStart"/>
+      <w:proofErr w:type="gramStart"/>
       <w:r>
         <w:rPr>
           <w:rFonts w:ascii="Roboto Mono" w:hAnsi="Roboto Mono"/>
         </w:rPr>
         <w:t>ctx.lineTo</w:t>
       </w:r>
-      <w:proofErr w:type="spellEnd"/>
+      <w:proofErr w:type="gramEnd"/>
       <w:r>
         <w:rPr>
           <w:rFonts w:ascii="Roboto Mono" w:hAnsi="Roboto Mono"/>
@@ -9098,14 +8438,14 @@
         </w:rPr>
         <w:br/>
       </w:r>
-      <w:proofErr w:type="spellStart"/>
+      <w:proofErr w:type="gramStart"/>
       <w:r>
         <w:rPr>
           <w:rFonts w:ascii="Roboto Mono" w:hAnsi="Roboto Mono"/>
         </w:rPr>
         <w:t>ctx.stroke</w:t>
       </w:r>
-      <w:proofErr w:type="spellEnd"/>
+      <w:proofErr w:type="gramEnd"/>
       <w:r>
         <w:rPr>
           <w:rFonts w:ascii="Roboto Mono" w:hAnsi="Roboto Mono"/>
@@ -9177,27 +8517,7 @@
           <w:sz w:val="18"/>
           <w:highlight w:val="lightGray"/>
         </w:rPr>
-        <w:t xml:space="preserve">: Persons Table -&gt; ID Column: 1, </w:t>
-      </w:r>
-      <w:proofErr w:type="spellStart"/>
-      <w:r>
-        <w:rPr>
-          <w:rFonts w:ascii="Arial" w:hAnsi="Arial"/>
-          <w:color w:val="000000"/>
-          <w:sz w:val="18"/>
-          <w:highlight w:val="lightGray"/>
-        </w:rPr>
-        <w:t>Name_En</w:t>
-      </w:r>
-      <w:proofErr w:type="spellEnd"/>
-      <w:r>
-        <w:rPr>
-          <w:rFonts w:ascii="Arial" w:hAnsi="Arial"/>
-          <w:color w:val="000000"/>
-          <w:sz w:val="18"/>
-          <w:highlight w:val="lightGray"/>
-        </w:rPr>
-        <w:t xml:space="preserve"> Column: Motasem Essam] -&gt; </w:t>
+        <w:t xml:space="preserve">: Persons Table -&gt; ID Column: 1, Name_En Column: Motasem Essam] -&gt; </w:t>
       </w:r>
       <w:r>
         <w:rPr>
@@ -9291,7 +8611,21 @@
         <w:rPr>
           <w:rFonts w:ascii="Roboto Mono" w:hAnsi="Roboto Mono"/>
         </w:rPr>
-        <w:t>Draws a circle using arc().</w:t>
+        <w:t xml:space="preserve">Draws a circle using </w:t>
+      </w:r>
+      <w:proofErr w:type="gramStart"/>
+      <w:r>
+        <w:rPr>
+          <w:rFonts w:ascii="Roboto Mono" w:hAnsi="Roboto Mono"/>
+        </w:rPr>
+        <w:t>arc(</w:t>
+      </w:r>
+      <w:proofErr w:type="gramEnd"/>
+      <w:r>
+        <w:rPr>
+          <w:rFonts w:ascii="Roboto Mono" w:hAnsi="Roboto Mono"/>
+        </w:rPr>
+        <w:t>).</w:t>
       </w:r>
     </w:p>
     <w:p>
@@ -9391,21 +8725,7 @@
         <w:rPr>
           <w:rFonts w:ascii="Roboto Mono" w:hAnsi="Roboto Mono"/>
         </w:rPr>
-        <w:t>&lt;canvas id="</w:t>
-      </w:r>
-      <w:proofErr w:type="spellStart"/>
-      <w:r>
-        <w:rPr>
-          <w:rFonts w:ascii="Roboto Mono" w:hAnsi="Roboto Mono"/>
-        </w:rPr>
-        <w:t>myCanvas</w:t>
-      </w:r>
-      <w:proofErr w:type="spellEnd"/>
-      <w:r>
-        <w:rPr>
-          <w:rFonts w:ascii="Roboto Mono" w:hAnsi="Roboto Mono"/>
-        </w:rPr>
-        <w:t>"</w:t>
+        <w:t>&lt;canvas id="myCanvas"</w:t>
       </w:r>
       <w:r>
         <w:rPr>
@@ -9454,63 +8774,35 @@
         <w:br/>
         <w:t xml:space="preserve">let c = </w:t>
       </w:r>
-      <w:proofErr w:type="spellStart"/>
+      <w:proofErr w:type="gramStart"/>
       <w:r>
         <w:rPr>
           <w:rFonts w:ascii="Roboto Mono" w:hAnsi="Roboto Mono"/>
         </w:rPr>
         <w:t>document.getElementById</w:t>
       </w:r>
-      <w:proofErr w:type="spellEnd"/>
-      <w:r>
-        <w:rPr>
-          <w:rFonts w:ascii="Roboto Mono" w:hAnsi="Roboto Mono"/>
-        </w:rPr>
-        <w:t>("</w:t>
-      </w:r>
-      <w:proofErr w:type="spellStart"/>
-      <w:r>
-        <w:rPr>
-          <w:rFonts w:ascii="Roboto Mono" w:hAnsi="Roboto Mono"/>
-        </w:rPr>
-        <w:t>myCanvas</w:t>
-      </w:r>
-      <w:proofErr w:type="spellEnd"/>
-      <w:r>
-        <w:rPr>
-          <w:rFonts w:ascii="Roboto Mono" w:hAnsi="Roboto Mono"/>
-        </w:rPr>
-        <w:t>");</w:t>
-      </w:r>
-      <w:r>
-        <w:rPr>
-          <w:rFonts w:ascii="Roboto Mono" w:hAnsi="Roboto Mono"/>
-        </w:rPr>
-        <w:br/>
-        <w:t xml:space="preserve">let </w:t>
-      </w:r>
-      <w:proofErr w:type="spellStart"/>
-      <w:r>
-        <w:rPr>
-          <w:rFonts w:ascii="Roboto Mono" w:hAnsi="Roboto Mono"/>
-        </w:rPr>
-        <w:t>ctx</w:t>
-      </w:r>
-      <w:proofErr w:type="spellEnd"/>
-      <w:r>
-        <w:rPr>
-          <w:rFonts w:ascii="Roboto Mono" w:hAnsi="Roboto Mono"/>
-        </w:rPr>
-        <w:t xml:space="preserve"> = </w:t>
-      </w:r>
-      <w:proofErr w:type="spellStart"/>
+      <w:proofErr w:type="gramEnd"/>
+      <w:r>
+        <w:rPr>
+          <w:rFonts w:ascii="Roboto Mono" w:hAnsi="Roboto Mono"/>
+        </w:rPr>
+        <w:t>("myCanvas");</w:t>
+      </w:r>
+      <w:r>
+        <w:rPr>
+          <w:rFonts w:ascii="Roboto Mono" w:hAnsi="Roboto Mono"/>
+        </w:rPr>
+        <w:br/>
+        <w:t xml:space="preserve">let ctx = </w:t>
+      </w:r>
+      <w:proofErr w:type="gramStart"/>
       <w:r>
         <w:rPr>
           <w:rFonts w:ascii="Roboto Mono" w:hAnsi="Roboto Mono"/>
         </w:rPr>
         <w:t>c.getContext</w:t>
       </w:r>
-      <w:proofErr w:type="spellEnd"/>
+      <w:proofErr w:type="gramEnd"/>
       <w:r>
         <w:rPr>
           <w:rFonts w:ascii="Roboto Mono" w:hAnsi="Roboto Mono"/>
@@ -9529,14 +8821,14 @@
         </w:rPr>
         <w:br/>
       </w:r>
-      <w:proofErr w:type="spellStart"/>
+      <w:proofErr w:type="gramStart"/>
       <w:r>
         <w:rPr>
           <w:rFonts w:ascii="Roboto Mono" w:hAnsi="Roboto Mono"/>
         </w:rPr>
         <w:t>ctx.beginPath</w:t>
       </w:r>
-      <w:proofErr w:type="spellEnd"/>
+      <w:proofErr w:type="gramEnd"/>
       <w:r>
         <w:rPr>
           <w:rFonts w:ascii="Roboto Mono" w:hAnsi="Roboto Mono"/>
@@ -9554,35 +8846,34 @@
           <w:rFonts w:ascii="Roboto Mono" w:hAnsi="Roboto Mono"/>
         </w:rPr>
         <w:br/>
-        <w:t xml:space="preserve">ctx.arc(100, 100, 50, 0, 2 * </w:t>
-      </w:r>
-      <w:proofErr w:type="spellStart"/>
-      <w:r>
-        <w:rPr>
-          <w:rFonts w:ascii="Roboto Mono" w:hAnsi="Roboto Mono"/>
-        </w:rPr>
-        <w:t>Math.PI</w:t>
-      </w:r>
-      <w:proofErr w:type="spellEnd"/>
-      <w:r>
-        <w:rPr>
-          <w:rFonts w:ascii="Roboto Mono" w:hAnsi="Roboto Mono"/>
-        </w:rPr>
-        <w:t>);</w:t>
-      </w:r>
-      <w:r>
-        <w:rPr>
-          <w:rFonts w:ascii="Roboto Mono" w:hAnsi="Roboto Mono"/>
-        </w:rPr>
-        <w:br/>
-      </w:r>
-      <w:r>
-        <w:rPr>
-          <w:rFonts w:ascii="Roboto Mono" w:hAnsi="Roboto Mono"/>
-        </w:rPr>
-        <w:br/>
-      </w:r>
-      <w:proofErr w:type="spellStart"/>
+      </w:r>
+      <w:proofErr w:type="gramStart"/>
+      <w:r>
+        <w:rPr>
+          <w:rFonts w:ascii="Roboto Mono" w:hAnsi="Roboto Mono"/>
+        </w:rPr>
+        <w:t>ctx.arc(</w:t>
+      </w:r>
+      <w:proofErr w:type="gramEnd"/>
+      <w:r>
+        <w:rPr>
+          <w:rFonts w:ascii="Roboto Mono" w:hAnsi="Roboto Mono"/>
+        </w:rPr>
+        <w:t>100, 100, 50, 0, 2 * Math.PI);</w:t>
+      </w:r>
+      <w:r>
+        <w:rPr>
+          <w:rFonts w:ascii="Roboto Mono" w:hAnsi="Roboto Mono"/>
+        </w:rPr>
+        <w:br/>
+      </w:r>
+      <w:r>
+        <w:rPr>
+          <w:rFonts w:ascii="Roboto Mono" w:hAnsi="Roboto Mono"/>
+        </w:rPr>
+        <w:br/>
+      </w:r>
+      <w:proofErr w:type="gramStart"/>
       <w:r>
         <w:rPr>
           <w:rFonts w:ascii="Roboto Mono" w:hAnsi="Roboto Mono"/>
@@ -9590,7 +8881,7 @@
         <w:lastRenderedPageBreak/>
         <w:t>ctx.stroke</w:t>
       </w:r>
-      <w:proofErr w:type="spellEnd"/>
+      <w:proofErr w:type="gramEnd"/>
       <w:r>
         <w:rPr>
           <w:rFonts w:ascii="Roboto Mono" w:hAnsi="Roboto Mono"/>
@@ -9661,27 +8952,7 @@
           <w:sz w:val="18"/>
           <w:highlight w:val="lightGray"/>
         </w:rPr>
-        <w:t xml:space="preserve">: Persons Table -&gt; ID Column: 1, </w:t>
-      </w:r>
-      <w:proofErr w:type="spellStart"/>
-      <w:r>
-        <w:rPr>
-          <w:rFonts w:ascii="Arial" w:hAnsi="Arial"/>
-          <w:color w:val="000000"/>
-          <w:sz w:val="18"/>
-          <w:highlight w:val="lightGray"/>
-        </w:rPr>
-        <w:t>Name_En</w:t>
-      </w:r>
-      <w:proofErr w:type="spellEnd"/>
-      <w:r>
-        <w:rPr>
-          <w:rFonts w:ascii="Arial" w:hAnsi="Arial"/>
-          <w:color w:val="000000"/>
-          <w:sz w:val="18"/>
-          <w:highlight w:val="lightGray"/>
-        </w:rPr>
-        <w:t xml:space="preserve"> Column: Motasem Essam] -&gt; </w:t>
+        <w:t xml:space="preserve">: Persons Table -&gt; ID Column: 1, Name_En Column: Motasem Essam] -&gt; </w:t>
       </w:r>
       <w:r>
         <w:rPr>
@@ -9875,21 +9146,7 @@
         <w:rPr>
           <w:rFonts w:ascii="Roboto Mono" w:hAnsi="Roboto Mono"/>
         </w:rPr>
-        <w:t>&lt;canvas id="</w:t>
-      </w:r>
-      <w:proofErr w:type="spellStart"/>
-      <w:r>
-        <w:rPr>
-          <w:rFonts w:ascii="Roboto Mono" w:hAnsi="Roboto Mono"/>
-        </w:rPr>
-        <w:t>myCanvas</w:t>
-      </w:r>
-      <w:proofErr w:type="spellEnd"/>
-      <w:r>
-        <w:rPr>
-          <w:rFonts w:ascii="Roboto Mono" w:hAnsi="Roboto Mono"/>
-        </w:rPr>
-        <w:t>"</w:t>
+        <w:t>&lt;canvas id="myCanvas"</w:t>
       </w:r>
       <w:r>
         <w:rPr>
@@ -9938,63 +9195,35 @@
         <w:br/>
         <w:t xml:space="preserve">let c = </w:t>
       </w:r>
-      <w:proofErr w:type="spellStart"/>
+      <w:proofErr w:type="gramStart"/>
       <w:r>
         <w:rPr>
           <w:rFonts w:ascii="Roboto Mono" w:hAnsi="Roboto Mono"/>
         </w:rPr>
         <w:t>document.getElementById</w:t>
       </w:r>
-      <w:proofErr w:type="spellEnd"/>
-      <w:r>
-        <w:rPr>
-          <w:rFonts w:ascii="Roboto Mono" w:hAnsi="Roboto Mono"/>
-        </w:rPr>
-        <w:t>("</w:t>
-      </w:r>
-      <w:proofErr w:type="spellStart"/>
-      <w:r>
-        <w:rPr>
-          <w:rFonts w:ascii="Roboto Mono" w:hAnsi="Roboto Mono"/>
-        </w:rPr>
-        <w:t>myCanvas</w:t>
-      </w:r>
-      <w:proofErr w:type="spellEnd"/>
-      <w:r>
-        <w:rPr>
-          <w:rFonts w:ascii="Roboto Mono" w:hAnsi="Roboto Mono"/>
-        </w:rPr>
-        <w:t>");</w:t>
-      </w:r>
-      <w:r>
-        <w:rPr>
-          <w:rFonts w:ascii="Roboto Mono" w:hAnsi="Roboto Mono"/>
-        </w:rPr>
-        <w:br/>
-        <w:t xml:space="preserve">let </w:t>
-      </w:r>
-      <w:proofErr w:type="spellStart"/>
-      <w:r>
-        <w:rPr>
-          <w:rFonts w:ascii="Roboto Mono" w:hAnsi="Roboto Mono"/>
-        </w:rPr>
-        <w:t>ctx</w:t>
-      </w:r>
-      <w:proofErr w:type="spellEnd"/>
-      <w:r>
-        <w:rPr>
-          <w:rFonts w:ascii="Roboto Mono" w:hAnsi="Roboto Mono"/>
-        </w:rPr>
-        <w:t xml:space="preserve"> = </w:t>
-      </w:r>
-      <w:proofErr w:type="spellStart"/>
+      <w:proofErr w:type="gramEnd"/>
+      <w:r>
+        <w:rPr>
+          <w:rFonts w:ascii="Roboto Mono" w:hAnsi="Roboto Mono"/>
+        </w:rPr>
+        <w:t>("myCanvas");</w:t>
+      </w:r>
+      <w:r>
+        <w:rPr>
+          <w:rFonts w:ascii="Roboto Mono" w:hAnsi="Roboto Mono"/>
+        </w:rPr>
+        <w:br/>
+        <w:t xml:space="preserve">let ctx = </w:t>
+      </w:r>
+      <w:proofErr w:type="gramStart"/>
       <w:r>
         <w:rPr>
           <w:rFonts w:ascii="Roboto Mono" w:hAnsi="Roboto Mono"/>
         </w:rPr>
         <w:t>c.getContext</w:t>
       </w:r>
-      <w:proofErr w:type="spellEnd"/>
+      <w:proofErr w:type="gramEnd"/>
       <w:r>
         <w:rPr>
           <w:rFonts w:ascii="Roboto Mono" w:hAnsi="Roboto Mono"/>
@@ -10013,41 +9242,33 @@
         </w:rPr>
         <w:br/>
       </w:r>
-      <w:proofErr w:type="spellStart"/>
       <w:r>
         <w:rPr>
           <w:rFonts w:ascii="Roboto Mono" w:hAnsi="Roboto Mono"/>
         </w:rPr>
         <w:lastRenderedPageBreak/>
-        <w:t>ctx.font</w:t>
-      </w:r>
-      <w:proofErr w:type="spellEnd"/>
-      <w:r>
-        <w:rPr>
-          <w:rFonts w:ascii="Roboto Mono" w:hAnsi="Roboto Mono"/>
-        </w:rPr>
-        <w:t xml:space="preserve"> = "30px Arial";</w:t>
-      </w:r>
-      <w:r>
-        <w:rPr>
-          <w:rFonts w:ascii="Roboto Mono" w:hAnsi="Roboto Mono"/>
-        </w:rPr>
-        <w:br/>
-      </w:r>
-      <w:r>
-        <w:rPr>
-          <w:rFonts w:ascii="Roboto Mono" w:hAnsi="Roboto Mono"/>
-        </w:rPr>
-        <w:br/>
-      </w:r>
-      <w:proofErr w:type="spellStart"/>
+        <w:t>ctx.font = "30px Arial";</w:t>
+      </w:r>
+      <w:r>
+        <w:rPr>
+          <w:rFonts w:ascii="Roboto Mono" w:hAnsi="Roboto Mono"/>
+        </w:rPr>
+        <w:br/>
+      </w:r>
+      <w:r>
+        <w:rPr>
+          <w:rFonts w:ascii="Roboto Mono" w:hAnsi="Roboto Mono"/>
+        </w:rPr>
+        <w:br/>
+      </w:r>
+      <w:proofErr w:type="gramStart"/>
       <w:r>
         <w:rPr>
           <w:rFonts w:ascii="Roboto Mono" w:hAnsi="Roboto Mono"/>
         </w:rPr>
         <w:t>ctx.fillText</w:t>
       </w:r>
-      <w:proofErr w:type="spellEnd"/>
+      <w:proofErr w:type="gramEnd"/>
       <w:r>
         <w:rPr>
           <w:rFonts w:ascii="Roboto Mono" w:hAnsi="Roboto Mono"/>
@@ -10118,27 +9339,7 @@
           <w:sz w:val="18"/>
           <w:highlight w:val="lightGray"/>
         </w:rPr>
-        <w:t xml:space="preserve">: Persons Table -&gt; ID Column: 1, </w:t>
-      </w:r>
-      <w:proofErr w:type="spellStart"/>
-      <w:r>
-        <w:rPr>
-          <w:rFonts w:ascii="Arial" w:hAnsi="Arial"/>
-          <w:color w:val="000000"/>
-          <w:sz w:val="18"/>
-          <w:highlight w:val="lightGray"/>
-        </w:rPr>
-        <w:t>Name_En</w:t>
-      </w:r>
-      <w:proofErr w:type="spellEnd"/>
-      <w:r>
-        <w:rPr>
-          <w:rFonts w:ascii="Arial" w:hAnsi="Arial"/>
-          <w:color w:val="000000"/>
-          <w:sz w:val="18"/>
-          <w:highlight w:val="lightGray"/>
-        </w:rPr>
-        <w:t xml:space="preserve"> Column: Motasem Essam] -&gt; </w:t>
+        <w:t xml:space="preserve">: Persons Table -&gt; ID Column: 1, Name_En Column: Motasem Essam] -&gt; </w:t>
       </w:r>
       <w:r>
         <w:rPr>
@@ -10332,21 +9533,7 @@
         <w:rPr>
           <w:rFonts w:ascii="Roboto Mono" w:hAnsi="Roboto Mono"/>
         </w:rPr>
-        <w:t>&lt;canvas id="</w:t>
-      </w:r>
-      <w:proofErr w:type="spellStart"/>
-      <w:r>
-        <w:rPr>
-          <w:rFonts w:ascii="Roboto Mono" w:hAnsi="Roboto Mono"/>
-        </w:rPr>
-        <w:t>myCanvas</w:t>
-      </w:r>
-      <w:proofErr w:type="spellEnd"/>
-      <w:r>
-        <w:rPr>
-          <w:rFonts w:ascii="Roboto Mono" w:hAnsi="Roboto Mono"/>
-        </w:rPr>
-        <w:t>"</w:t>
+        <w:t>&lt;canvas id="myCanvas"</w:t>
       </w:r>
       <w:r>
         <w:rPr>
@@ -10395,33 +9582,19 @@
         <w:br/>
         <w:t xml:space="preserve">let c = </w:t>
       </w:r>
-      <w:proofErr w:type="spellStart"/>
+      <w:proofErr w:type="gramStart"/>
       <w:r>
         <w:rPr>
           <w:rFonts w:ascii="Roboto Mono" w:hAnsi="Roboto Mono"/>
         </w:rPr>
         <w:t>document.getElementById</w:t>
       </w:r>
-      <w:proofErr w:type="spellEnd"/>
-      <w:r>
-        <w:rPr>
-          <w:rFonts w:ascii="Roboto Mono" w:hAnsi="Roboto Mono"/>
-        </w:rPr>
-        <w:t>("</w:t>
-      </w:r>
-      <w:proofErr w:type="spellStart"/>
-      <w:r>
-        <w:rPr>
-          <w:rFonts w:ascii="Roboto Mono" w:hAnsi="Roboto Mono"/>
-        </w:rPr>
-        <w:t>myCanvas</w:t>
-      </w:r>
-      <w:proofErr w:type="spellEnd"/>
-      <w:r>
-        <w:rPr>
-          <w:rFonts w:ascii="Roboto Mono" w:hAnsi="Roboto Mono"/>
-        </w:rPr>
-        <w:t>");</w:t>
+      <w:proofErr w:type="gramEnd"/>
+      <w:r>
+        <w:rPr>
+          <w:rFonts w:ascii="Roboto Mono" w:hAnsi="Roboto Mono"/>
+        </w:rPr>
+        <w:t>("myCanvas");</w:t>
       </w:r>
       <w:r>
         <w:rPr>
@@ -10434,30 +9607,16 @@
           <w:rFonts w:ascii="Roboto Mono" w:hAnsi="Roboto Mono"/>
         </w:rPr>
         <w:lastRenderedPageBreak/>
-        <w:t xml:space="preserve">let </w:t>
-      </w:r>
-      <w:proofErr w:type="spellStart"/>
-      <w:r>
-        <w:rPr>
-          <w:rFonts w:ascii="Roboto Mono" w:hAnsi="Roboto Mono"/>
-        </w:rPr>
-        <w:t>ctx</w:t>
-      </w:r>
-      <w:proofErr w:type="spellEnd"/>
-      <w:r>
-        <w:rPr>
-          <w:rFonts w:ascii="Roboto Mono" w:hAnsi="Roboto Mono"/>
-        </w:rPr>
-        <w:t xml:space="preserve"> = </w:t>
-      </w:r>
-      <w:proofErr w:type="spellStart"/>
+        <w:t xml:space="preserve">let ctx = </w:t>
+      </w:r>
+      <w:proofErr w:type="gramStart"/>
       <w:r>
         <w:rPr>
           <w:rFonts w:ascii="Roboto Mono" w:hAnsi="Roboto Mono"/>
         </w:rPr>
         <w:t>c.getContext</w:t>
       </w:r>
-      <w:proofErr w:type="spellEnd"/>
+      <w:proofErr w:type="gramEnd"/>
       <w:r>
         <w:rPr>
           <w:rFonts w:ascii="Roboto Mono" w:hAnsi="Roboto Mono"/>
@@ -10475,41 +9634,28 @@
           <w:rFonts w:ascii="Roboto Mono" w:hAnsi="Roboto Mono"/>
         </w:rPr>
         <w:br/>
-      </w:r>
-      <w:proofErr w:type="spellStart"/>
-      <w:r>
-        <w:rPr>
-          <w:rFonts w:ascii="Roboto Mono" w:hAnsi="Roboto Mono"/>
-        </w:rPr>
-        <w:t>ctx.font</w:t>
-      </w:r>
-      <w:proofErr w:type="spellEnd"/>
-      <w:r>
-        <w:rPr>
-          <w:rFonts w:ascii="Roboto Mono" w:hAnsi="Roboto Mono"/>
-        </w:rPr>
-        <w:t xml:space="preserve"> = "30px Arial";</w:t>
-      </w:r>
-      <w:r>
-        <w:rPr>
-          <w:rFonts w:ascii="Roboto Mono" w:hAnsi="Roboto Mono"/>
-        </w:rPr>
-        <w:br/>
-      </w:r>
-      <w:r>
-        <w:rPr>
-          <w:rFonts w:ascii="Roboto Mono" w:hAnsi="Roboto Mono"/>
-        </w:rPr>
-        <w:br/>
-      </w:r>
-      <w:proofErr w:type="spellStart"/>
+        <w:t>ctx.font = "30px Arial";</w:t>
+      </w:r>
+      <w:r>
+        <w:rPr>
+          <w:rFonts w:ascii="Roboto Mono" w:hAnsi="Roboto Mono"/>
+        </w:rPr>
+        <w:br/>
+      </w:r>
+      <w:r>
+        <w:rPr>
+          <w:rFonts w:ascii="Roboto Mono" w:hAnsi="Roboto Mono"/>
+        </w:rPr>
+        <w:br/>
+      </w:r>
+      <w:proofErr w:type="gramStart"/>
       <w:r>
         <w:rPr>
           <w:rFonts w:ascii="Roboto Mono" w:hAnsi="Roboto Mono"/>
         </w:rPr>
         <w:t>ctx.strokeText</w:t>
       </w:r>
-      <w:proofErr w:type="spellEnd"/>
+      <w:proofErr w:type="gramEnd"/>
       <w:r>
         <w:rPr>
           <w:rFonts w:ascii="Roboto Mono" w:hAnsi="Roboto Mono"/>
@@ -10580,27 +9726,7 @@
           <w:sz w:val="18"/>
           <w:highlight w:val="lightGray"/>
         </w:rPr>
-        <w:t xml:space="preserve">: Persons Table -&gt; ID Column: 1, </w:t>
-      </w:r>
-      <w:proofErr w:type="spellStart"/>
-      <w:r>
-        <w:rPr>
-          <w:rFonts w:ascii="Arial" w:hAnsi="Arial"/>
-          <w:color w:val="000000"/>
-          <w:sz w:val="18"/>
-          <w:highlight w:val="lightGray"/>
-        </w:rPr>
-        <w:t>Name_En</w:t>
-      </w:r>
-      <w:proofErr w:type="spellEnd"/>
-      <w:r>
-        <w:rPr>
-          <w:rFonts w:ascii="Arial" w:hAnsi="Arial"/>
-          <w:color w:val="000000"/>
-          <w:sz w:val="18"/>
-          <w:highlight w:val="lightGray"/>
-        </w:rPr>
-        <w:t xml:space="preserve"> Column: Motasem Essam] -&gt; </w:t>
+        <w:t xml:space="preserve">: Persons Table -&gt; ID Column: 1, Name_En Column: Motasem Essam] -&gt; </w:t>
       </w:r>
       <w:r>
         <w:rPr>
@@ -10794,21 +9920,7 @@
         <w:rPr>
           <w:rFonts w:ascii="Roboto Mono" w:hAnsi="Roboto Mono"/>
         </w:rPr>
-        <w:t>&lt;canvas id="</w:t>
-      </w:r>
-      <w:proofErr w:type="spellStart"/>
-      <w:r>
-        <w:rPr>
-          <w:rFonts w:ascii="Roboto Mono" w:hAnsi="Roboto Mono"/>
-        </w:rPr>
-        <w:t>myCanvas</w:t>
-      </w:r>
-      <w:proofErr w:type="spellEnd"/>
-      <w:r>
-        <w:rPr>
-          <w:rFonts w:ascii="Roboto Mono" w:hAnsi="Roboto Mono"/>
-        </w:rPr>
-        <w:t>"</w:t>
+        <w:t>&lt;canvas id="myCanvas"</w:t>
       </w:r>
       <w:r>
         <w:rPr>
@@ -10861,223 +9973,73 @@
           <w:rFonts w:ascii="Roboto Mono" w:hAnsi="Roboto Mono"/>
         </w:rPr>
         <w:br/>
-        <w:t xml:space="preserve">let c = </w:t>
-      </w:r>
-      <w:proofErr w:type="spellStart"/>
-      <w:r>
-        <w:rPr>
-          <w:rFonts w:ascii="Roboto Mono" w:hAnsi="Roboto Mono"/>
-        </w:rPr>
-        <w:t>document.getElementById</w:t>
-      </w:r>
-      <w:proofErr w:type="spellEnd"/>
-      <w:r>
-        <w:rPr>
-          <w:rFonts w:ascii="Roboto Mono" w:hAnsi="Roboto Mono"/>
-        </w:rPr>
-        <w:t>("</w:t>
-      </w:r>
-      <w:proofErr w:type="spellStart"/>
-      <w:r>
-        <w:rPr>
-          <w:rFonts w:ascii="Roboto Mono" w:hAnsi="Roboto Mono"/>
-        </w:rPr>
-        <w:t>myCanvas</w:t>
-      </w:r>
-      <w:proofErr w:type="spellEnd"/>
-      <w:r>
-        <w:rPr>
-          <w:rFonts w:ascii="Roboto Mono" w:hAnsi="Roboto Mono"/>
-        </w:rPr>
-        <w:t>");</w:t>
-      </w:r>
-      <w:r>
-        <w:rPr>
-          <w:rFonts w:ascii="Roboto Mono" w:hAnsi="Roboto Mono"/>
-        </w:rPr>
-        <w:br/>
-        <w:t xml:space="preserve">let </w:t>
-      </w:r>
-      <w:proofErr w:type="spellStart"/>
-      <w:r>
-        <w:rPr>
-          <w:rFonts w:ascii="Roboto Mono" w:hAnsi="Roboto Mono"/>
-        </w:rPr>
-        <w:t>ctx</w:t>
-      </w:r>
-      <w:proofErr w:type="spellEnd"/>
-      <w:r>
-        <w:rPr>
-          <w:rFonts w:ascii="Roboto Mono" w:hAnsi="Roboto Mono"/>
-        </w:rPr>
-        <w:t xml:space="preserve"> = </w:t>
-      </w:r>
-      <w:proofErr w:type="spellStart"/>
-      <w:r>
-        <w:rPr>
-          <w:rFonts w:ascii="Roboto Mono" w:hAnsi="Roboto Mono"/>
-        </w:rPr>
-        <w:t>c.getContext</w:t>
-      </w:r>
-      <w:proofErr w:type="spellEnd"/>
-      <w:r>
-        <w:rPr>
-          <w:rFonts w:ascii="Roboto Mono" w:hAnsi="Roboto Mono"/>
-        </w:rPr>
-        <w:t>("2d");</w:t>
-      </w:r>
-      <w:r>
-        <w:rPr>
-          <w:rFonts w:ascii="Roboto Mono" w:hAnsi="Roboto Mono"/>
-        </w:rPr>
-        <w:br/>
-      </w:r>
-      <w:r>
-        <w:rPr>
-          <w:rFonts w:ascii="Roboto Mono" w:hAnsi="Roboto Mono"/>
-        </w:rPr>
-        <w:br/>
-        <w:t xml:space="preserve">let </w:t>
-      </w:r>
-      <w:proofErr w:type="spellStart"/>
-      <w:r>
-        <w:rPr>
-          <w:rFonts w:ascii="Roboto Mono" w:hAnsi="Roboto Mono"/>
-        </w:rPr>
-        <w:t>grd</w:t>
-      </w:r>
-      <w:proofErr w:type="spellEnd"/>
-      <w:r>
-        <w:rPr>
-          <w:rFonts w:ascii="Roboto Mono" w:hAnsi="Roboto Mono"/>
-        </w:rPr>
-        <w:t xml:space="preserve"> = </w:t>
-      </w:r>
-      <w:proofErr w:type="spellStart"/>
-      <w:r>
-        <w:rPr>
-          <w:rFonts w:ascii="Roboto Mono" w:hAnsi="Roboto Mono"/>
-        </w:rPr>
-        <w:t>ctx.createLinearGradient</w:t>
-      </w:r>
-      <w:proofErr w:type="spellEnd"/>
-      <w:r>
-        <w:rPr>
-          <w:rFonts w:ascii="Roboto Mono" w:hAnsi="Roboto Mono"/>
-        </w:rPr>
-        <w:t>(0, 0, 300, 0);</w:t>
-      </w:r>
-      <w:r>
-        <w:rPr>
-          <w:rFonts w:ascii="Roboto Mono" w:hAnsi="Roboto Mono"/>
-        </w:rPr>
-        <w:br/>
-      </w:r>
-      <w:r>
-        <w:rPr>
-          <w:rFonts w:ascii="Roboto Mono" w:hAnsi="Roboto Mono"/>
-        </w:rPr>
-        <w:br/>
-      </w:r>
-      <w:proofErr w:type="spellStart"/>
-      <w:r>
-        <w:rPr>
-          <w:rFonts w:ascii="Roboto Mono" w:hAnsi="Roboto Mono"/>
-        </w:rPr>
-        <w:t>grd.addColorStop</w:t>
-      </w:r>
-      <w:proofErr w:type="spellEnd"/>
-      <w:r>
-        <w:rPr>
-          <w:rFonts w:ascii="Roboto Mono" w:hAnsi="Roboto Mono"/>
-        </w:rPr>
-        <w:t>(0, "red");</w:t>
-      </w:r>
-      <w:r>
-        <w:rPr>
-          <w:rFonts w:ascii="Roboto Mono" w:hAnsi="Roboto Mono"/>
-        </w:rPr>
-        <w:br/>
-      </w:r>
-      <w:proofErr w:type="spellStart"/>
-      <w:r>
-        <w:rPr>
-          <w:rFonts w:ascii="Roboto Mono" w:hAnsi="Roboto Mono"/>
-        </w:rPr>
-        <w:t>grd.addColorStop</w:t>
-      </w:r>
-      <w:proofErr w:type="spellEnd"/>
-      <w:r>
-        <w:rPr>
-          <w:rFonts w:ascii="Roboto Mono" w:hAnsi="Roboto Mono"/>
-        </w:rPr>
-        <w:t>(1, "blue");</w:t>
-      </w:r>
-      <w:r>
-        <w:rPr>
-          <w:rFonts w:ascii="Roboto Mono" w:hAnsi="Roboto Mono"/>
-        </w:rPr>
-        <w:br/>
-      </w:r>
-      <w:r>
-        <w:rPr>
-          <w:rFonts w:ascii="Roboto Mono" w:hAnsi="Roboto Mono"/>
-        </w:rPr>
-        <w:br/>
-      </w:r>
-      <w:proofErr w:type="spellStart"/>
-      <w:r>
-        <w:rPr>
-          <w:rFonts w:ascii="Roboto Mono" w:hAnsi="Roboto Mono"/>
-        </w:rPr>
-        <w:t>ctx.fillStyle</w:t>
-      </w:r>
-      <w:proofErr w:type="spellEnd"/>
-      <w:r>
-        <w:rPr>
-          <w:rFonts w:ascii="Roboto Mono" w:hAnsi="Roboto Mono"/>
-        </w:rPr>
-        <w:t xml:space="preserve"> = </w:t>
-      </w:r>
-      <w:proofErr w:type="spellStart"/>
-      <w:r>
-        <w:rPr>
-          <w:rFonts w:ascii="Roboto Mono" w:hAnsi="Roboto Mono"/>
-        </w:rPr>
-        <w:t>grd</w:t>
-      </w:r>
-      <w:proofErr w:type="spellEnd"/>
-      <w:r>
-        <w:rPr>
-          <w:rFonts w:ascii="Roboto Mono" w:hAnsi="Roboto Mono"/>
-        </w:rPr>
-        <w:t>;</w:t>
-      </w:r>
-      <w:r>
-        <w:rPr>
-          <w:rFonts w:ascii="Roboto Mono" w:hAnsi="Roboto Mono"/>
-        </w:rPr>
-        <w:br/>
-      </w:r>
-      <w:r>
-        <w:rPr>
-          <w:rFonts w:ascii="Roboto Mono" w:hAnsi="Roboto Mono"/>
-        </w:rPr>
-        <w:br/>
-      </w:r>
-      <w:proofErr w:type="spellStart"/>
-      <w:r>
-        <w:rPr>
-          <w:rFonts w:ascii="Roboto Mono" w:hAnsi="Roboto Mono"/>
-        </w:rPr>
-        <w:t>ctx.fillRect</w:t>
-      </w:r>
-      <w:proofErr w:type="spellEnd"/>
-      <w:r>
-        <w:rPr>
-          <w:rFonts w:ascii="Roboto Mono" w:hAnsi="Roboto Mono"/>
-        </w:rPr>
-        <w:t>(10, 10, 280, 80);</w:t>
+        <w:t>let c = document.getElementById("myCanvas");</w:t>
+      </w:r>
+      <w:r>
+        <w:rPr>
+          <w:rFonts w:ascii="Roboto Mono" w:hAnsi="Roboto Mono"/>
+        </w:rPr>
+        <w:br/>
+        <w:t>let ctx = c.getContext("2d");</w:t>
+      </w:r>
+      <w:r>
+        <w:rPr>
+          <w:rFonts w:ascii="Roboto Mono" w:hAnsi="Roboto Mono"/>
+        </w:rPr>
+        <w:br/>
+      </w:r>
+      <w:r>
+        <w:rPr>
+          <w:rFonts w:ascii="Roboto Mono" w:hAnsi="Roboto Mono"/>
+        </w:rPr>
+        <w:br/>
+        <w:t>let grd = ctx.createLinearGradient(0, 0, 300, 0);</w:t>
+      </w:r>
+      <w:r>
+        <w:rPr>
+          <w:rFonts w:ascii="Roboto Mono" w:hAnsi="Roboto Mono"/>
+        </w:rPr>
+        <w:br/>
+      </w:r>
+      <w:r>
+        <w:rPr>
+          <w:rFonts w:ascii="Roboto Mono" w:hAnsi="Roboto Mono"/>
+        </w:rPr>
+        <w:br/>
+        <w:t>grd.addColorStop(0, "red");</w:t>
+      </w:r>
+      <w:r>
+        <w:rPr>
+          <w:rFonts w:ascii="Roboto Mono" w:hAnsi="Roboto Mono"/>
+        </w:rPr>
+        <w:br/>
+        <w:t>grd.addColorStop(1, "blue");</w:t>
+      </w:r>
+      <w:r>
+        <w:rPr>
+          <w:rFonts w:ascii="Roboto Mono" w:hAnsi="Roboto Mono"/>
+        </w:rPr>
+        <w:br/>
+      </w:r>
+      <w:r>
+        <w:rPr>
+          <w:rFonts w:ascii="Roboto Mono" w:hAnsi="Roboto Mono"/>
+        </w:rPr>
+        <w:br/>
+        <w:t>ctx.fillStyle = grd;</w:t>
+      </w:r>
+      <w:r>
+        <w:rPr>
+          <w:rFonts w:ascii="Roboto Mono" w:hAnsi="Roboto Mono"/>
+        </w:rPr>
+        <w:br/>
+      </w:r>
+      <w:r>
+        <w:rPr>
+          <w:rFonts w:ascii="Roboto Mono" w:hAnsi="Roboto Mono"/>
+        </w:rPr>
+        <w:br/>
+        <w:t>ctx.fillRect(10, 10, 280, 80);</w:t>
       </w:r>
       <w:r>
         <w:rPr>
@@ -11143,27 +10105,7 @@
           <w:sz w:val="18"/>
           <w:highlight w:val="lightGray"/>
         </w:rPr>
-        <w:t xml:space="preserve">: Persons Table -&gt; ID Column: 1, </w:t>
-      </w:r>
-      <w:proofErr w:type="spellStart"/>
-      <w:r>
-        <w:rPr>
-          <w:rFonts w:ascii="Arial" w:hAnsi="Arial"/>
-          <w:color w:val="000000"/>
-          <w:sz w:val="18"/>
-          <w:highlight w:val="lightGray"/>
-        </w:rPr>
-        <w:t>Name_En</w:t>
-      </w:r>
-      <w:proofErr w:type="spellEnd"/>
-      <w:r>
-        <w:rPr>
-          <w:rFonts w:ascii="Arial" w:hAnsi="Arial"/>
-          <w:color w:val="000000"/>
-          <w:sz w:val="18"/>
-          <w:highlight w:val="lightGray"/>
-        </w:rPr>
-        <w:t xml:space="preserve"> Column: Motasem Essam] -&gt; </w:t>
+        <w:t xml:space="preserve">: Persons Table -&gt; ID Column: 1, Name_En Column: Motasem Essam] -&gt; </w:t>
       </w:r>
       <w:r>
         <w:rPr>
@@ -11420,21 +10362,7 @@
         <w:rPr>
           <w:rFonts w:ascii="Roboto Mono" w:hAnsi="Roboto Mono"/>
         </w:rPr>
-        <w:t>&lt;canvas id="</w:t>
-      </w:r>
-      <w:proofErr w:type="spellStart"/>
-      <w:r>
-        <w:rPr>
-          <w:rFonts w:ascii="Roboto Mono" w:hAnsi="Roboto Mono"/>
-        </w:rPr>
-        <w:t>myCanvas</w:t>
-      </w:r>
-      <w:proofErr w:type="spellEnd"/>
-      <w:r>
-        <w:rPr>
-          <w:rFonts w:ascii="Roboto Mono" w:hAnsi="Roboto Mono"/>
-        </w:rPr>
-        <w:t>"</w:t>
+        <w:t>&lt;canvas id="myCanvas"</w:t>
       </w:r>
       <w:r>
         <w:rPr>
@@ -11481,111 +10409,27 @@
           <w:rFonts w:ascii="Roboto Mono" w:hAnsi="Roboto Mono"/>
         </w:rPr>
         <w:br/>
-        <w:t xml:space="preserve">let c = </w:t>
-      </w:r>
-      <w:proofErr w:type="spellStart"/>
-      <w:r>
-        <w:rPr>
-          <w:rFonts w:ascii="Roboto Mono" w:hAnsi="Roboto Mono"/>
-        </w:rPr>
-        <w:t>document.getElementById</w:t>
-      </w:r>
-      <w:proofErr w:type="spellEnd"/>
-      <w:r>
-        <w:rPr>
-          <w:rFonts w:ascii="Roboto Mono" w:hAnsi="Roboto Mono"/>
-        </w:rPr>
-        <w:t>("</w:t>
-      </w:r>
-      <w:proofErr w:type="spellStart"/>
-      <w:r>
-        <w:rPr>
-          <w:rFonts w:ascii="Roboto Mono" w:hAnsi="Roboto Mono"/>
-        </w:rPr>
-        <w:t>myCanvas</w:t>
-      </w:r>
-      <w:proofErr w:type="spellEnd"/>
-      <w:r>
-        <w:rPr>
-          <w:rFonts w:ascii="Roboto Mono" w:hAnsi="Roboto Mono"/>
-        </w:rPr>
-        <w:t>");</w:t>
-      </w:r>
-      <w:r>
-        <w:rPr>
-          <w:rFonts w:ascii="Roboto Mono" w:hAnsi="Roboto Mono"/>
-        </w:rPr>
-        <w:br/>
-        <w:t xml:space="preserve">let </w:t>
-      </w:r>
-      <w:proofErr w:type="spellStart"/>
-      <w:r>
-        <w:rPr>
-          <w:rFonts w:ascii="Roboto Mono" w:hAnsi="Roboto Mono"/>
-        </w:rPr>
-        <w:t>ctx</w:t>
-      </w:r>
-      <w:proofErr w:type="spellEnd"/>
-      <w:r>
-        <w:rPr>
-          <w:rFonts w:ascii="Roboto Mono" w:hAnsi="Roboto Mono"/>
-        </w:rPr>
-        <w:t xml:space="preserve"> = </w:t>
-      </w:r>
-      <w:proofErr w:type="spellStart"/>
-      <w:r>
-        <w:rPr>
-          <w:rFonts w:ascii="Roboto Mono" w:hAnsi="Roboto Mono"/>
-        </w:rPr>
-        <w:t>c.getContext</w:t>
-      </w:r>
-      <w:proofErr w:type="spellEnd"/>
-      <w:r>
-        <w:rPr>
-          <w:rFonts w:ascii="Roboto Mono" w:hAnsi="Roboto Mono"/>
-        </w:rPr>
-        <w:t>("2d");</w:t>
-      </w:r>
-      <w:r>
-        <w:rPr>
-          <w:rFonts w:ascii="Roboto Mono" w:hAnsi="Roboto Mono"/>
-        </w:rPr>
-        <w:br/>
-      </w:r>
-      <w:r>
-        <w:rPr>
-          <w:rFonts w:ascii="Roboto Mono" w:hAnsi="Roboto Mono"/>
-        </w:rPr>
-        <w:br/>
-        <w:t xml:space="preserve">let </w:t>
-      </w:r>
-      <w:proofErr w:type="spellStart"/>
-      <w:r>
-        <w:rPr>
-          <w:rFonts w:ascii="Roboto Mono" w:hAnsi="Roboto Mono"/>
-        </w:rPr>
-        <w:t>grd</w:t>
-      </w:r>
-      <w:proofErr w:type="spellEnd"/>
-      <w:r>
-        <w:rPr>
-          <w:rFonts w:ascii="Roboto Mono" w:hAnsi="Roboto Mono"/>
-        </w:rPr>
-        <w:t xml:space="preserve"> = </w:t>
-      </w:r>
-      <w:proofErr w:type="spellStart"/>
-      <w:r>
-        <w:rPr>
-          <w:rFonts w:ascii="Roboto Mono" w:hAnsi="Roboto Mono"/>
-        </w:rPr>
-        <w:t>ctx.createRadialGradient</w:t>
-      </w:r>
-      <w:proofErr w:type="spellEnd"/>
-      <w:r>
-        <w:rPr>
-          <w:rFonts w:ascii="Roboto Mono" w:hAnsi="Roboto Mono"/>
-        </w:rPr>
-        <w:t>(</w:t>
+        <w:t>let c = document.getElementById("myCanvas");</w:t>
+      </w:r>
+      <w:r>
+        <w:rPr>
+          <w:rFonts w:ascii="Roboto Mono" w:hAnsi="Roboto Mono"/>
+        </w:rPr>
+        <w:br/>
+        <w:t>let ctx = c.getContext("2d");</w:t>
+      </w:r>
+      <w:r>
+        <w:rPr>
+          <w:rFonts w:ascii="Roboto Mono" w:hAnsi="Roboto Mono"/>
+        </w:rPr>
+        <w:br/>
+      </w:r>
+      <w:r>
+        <w:rPr>
+          <w:rFonts w:ascii="Roboto Mono" w:hAnsi="Roboto Mono"/>
+        </w:rPr>
+        <w:br/>
+        <w:t>let grd = ctx.createRadialGradient(</w:t>
       </w:r>
       <w:r>
         <w:rPr>
@@ -11619,107 +10463,46 @@
           <w:rFonts w:ascii="Roboto Mono" w:hAnsi="Roboto Mono"/>
         </w:rPr>
         <w:br/>
-      </w:r>
-      <w:proofErr w:type="spellStart"/>
-      <w:r>
-        <w:rPr>
-          <w:rFonts w:ascii="Roboto Mono" w:hAnsi="Roboto Mono"/>
-        </w:rPr>
-        <w:t>grd.addColorStop</w:t>
-      </w:r>
-      <w:proofErr w:type="spellEnd"/>
-      <w:r>
-        <w:rPr>
-          <w:rFonts w:ascii="Roboto Mono" w:hAnsi="Roboto Mono"/>
-        </w:rPr>
-        <w:t>(0, "yellow");</w:t>
-      </w:r>
-      <w:r>
-        <w:rPr>
-          <w:rFonts w:ascii="Roboto Mono" w:hAnsi="Roboto Mono"/>
-        </w:rPr>
-        <w:br/>
-      </w:r>
-      <w:proofErr w:type="spellStart"/>
+        <w:t>grd.addColorStop(0, "yellow");</w:t>
+      </w:r>
+      <w:r>
+        <w:rPr>
+          <w:rFonts w:ascii="Roboto Mono" w:hAnsi="Roboto Mono"/>
+        </w:rPr>
+        <w:br/>
+      </w:r>
       <w:r>
         <w:rPr>
           <w:rFonts w:ascii="Roboto Mono" w:hAnsi="Roboto Mono"/>
         </w:rPr>
         <w:lastRenderedPageBreak/>
-        <w:t>grd.addColorStop</w:t>
-      </w:r>
-      <w:proofErr w:type="spellEnd"/>
-      <w:r>
-        <w:rPr>
-          <w:rFonts w:ascii="Roboto Mono" w:hAnsi="Roboto Mono"/>
-        </w:rPr>
-        <w:t>(1, "green");</w:t>
-      </w:r>
-      <w:r>
-        <w:rPr>
-          <w:rFonts w:ascii="Roboto Mono" w:hAnsi="Roboto Mono"/>
-        </w:rPr>
-        <w:br/>
-      </w:r>
-      <w:r>
-        <w:rPr>
-          <w:rFonts w:ascii="Roboto Mono" w:hAnsi="Roboto Mono"/>
-        </w:rPr>
-        <w:br/>
-      </w:r>
-      <w:proofErr w:type="spellStart"/>
-      <w:r>
-        <w:rPr>
-          <w:rFonts w:ascii="Roboto Mono" w:hAnsi="Roboto Mono"/>
-        </w:rPr>
-        <w:t>ctx.fillStyle</w:t>
-      </w:r>
-      <w:proofErr w:type="spellEnd"/>
-      <w:r>
-        <w:rPr>
-          <w:rFonts w:ascii="Roboto Mono" w:hAnsi="Roboto Mono"/>
-        </w:rPr>
-        <w:t xml:space="preserve"> = </w:t>
-      </w:r>
-      <w:proofErr w:type="spellStart"/>
-      <w:r>
-        <w:rPr>
-          <w:rFonts w:ascii="Roboto Mono" w:hAnsi="Roboto Mono"/>
-        </w:rPr>
-        <w:t>grd</w:t>
-      </w:r>
-      <w:proofErr w:type="spellEnd"/>
-      <w:r>
-        <w:rPr>
-          <w:rFonts w:ascii="Roboto Mono" w:hAnsi="Roboto Mono"/>
-        </w:rPr>
-        <w:t>;</w:t>
-      </w:r>
-      <w:r>
-        <w:rPr>
-          <w:rFonts w:ascii="Roboto Mono" w:hAnsi="Roboto Mono"/>
-        </w:rPr>
-        <w:br/>
-      </w:r>
-      <w:r>
-        <w:rPr>
-          <w:rFonts w:ascii="Roboto Mono" w:hAnsi="Roboto Mono"/>
-        </w:rPr>
-        <w:br/>
-      </w:r>
-      <w:proofErr w:type="spellStart"/>
-      <w:r>
-        <w:rPr>
-          <w:rFonts w:ascii="Roboto Mono" w:hAnsi="Roboto Mono"/>
-        </w:rPr>
-        <w:t>ctx.fillRect</w:t>
-      </w:r>
-      <w:proofErr w:type="spellEnd"/>
-      <w:r>
-        <w:rPr>
-          <w:rFonts w:ascii="Roboto Mono" w:hAnsi="Roboto Mono"/>
-        </w:rPr>
-        <w:t>(0, 0, 300, 200);</w:t>
+        <w:t>grd.addColorStop(1, "green");</w:t>
+      </w:r>
+      <w:r>
+        <w:rPr>
+          <w:rFonts w:ascii="Roboto Mono" w:hAnsi="Roboto Mono"/>
+        </w:rPr>
+        <w:br/>
+      </w:r>
+      <w:r>
+        <w:rPr>
+          <w:rFonts w:ascii="Roboto Mono" w:hAnsi="Roboto Mono"/>
+        </w:rPr>
+        <w:br/>
+        <w:t>ctx.fillStyle = grd;</w:t>
+      </w:r>
+      <w:r>
+        <w:rPr>
+          <w:rFonts w:ascii="Roboto Mono" w:hAnsi="Roboto Mono"/>
+        </w:rPr>
+        <w:br/>
+      </w:r>
+      <w:r>
+        <w:rPr>
+          <w:rFonts w:ascii="Roboto Mono" w:hAnsi="Roboto Mono"/>
+        </w:rPr>
+        <w:br/>
+        <w:t>ctx.fillRect(0, 0, 300, 200);</w:t>
       </w:r>
       <w:r>
         <w:rPr>
@@ -11785,27 +10568,7 @@
           <w:sz w:val="18"/>
           <w:highlight w:val="lightGray"/>
         </w:rPr>
-        <w:t xml:space="preserve">: Persons Table -&gt; ID Column: 1, </w:t>
-      </w:r>
-      <w:proofErr w:type="spellStart"/>
-      <w:r>
-        <w:rPr>
-          <w:rFonts w:ascii="Arial" w:hAnsi="Arial"/>
-          <w:color w:val="000000"/>
-          <w:sz w:val="18"/>
-          <w:highlight w:val="lightGray"/>
-        </w:rPr>
-        <w:t>Name_En</w:t>
-      </w:r>
-      <w:proofErr w:type="spellEnd"/>
-      <w:r>
-        <w:rPr>
-          <w:rFonts w:ascii="Arial" w:hAnsi="Arial"/>
-          <w:color w:val="000000"/>
-          <w:sz w:val="18"/>
-          <w:highlight w:val="lightGray"/>
-        </w:rPr>
-        <w:t xml:space="preserve"> Column: Motasem Essam] -&gt; </w:t>
+        <w:t xml:space="preserve">: Persons Table -&gt; ID Column: 1, Name_En Column: Motasem Essam] -&gt; </w:t>
       </w:r>
       <w:r>
         <w:rPr>
@@ -11999,21 +10762,7 @@
         <w:rPr>
           <w:rFonts w:ascii="Roboto Mono" w:hAnsi="Roboto Mono"/>
         </w:rPr>
-        <w:t>&lt;canvas id="</w:t>
-      </w:r>
-      <w:proofErr w:type="spellStart"/>
-      <w:r>
-        <w:rPr>
-          <w:rFonts w:ascii="Roboto Mono" w:hAnsi="Roboto Mono"/>
-        </w:rPr>
-        <w:t>myCanvas</w:t>
-      </w:r>
-      <w:proofErr w:type="spellEnd"/>
-      <w:r>
-        <w:rPr>
-          <w:rFonts w:ascii="Roboto Mono" w:hAnsi="Roboto Mono"/>
-        </w:rPr>
-        <w:t>"</w:t>
+        <w:t>&lt;canvas id="myCanvas"</w:t>
       </w:r>
       <w:r>
         <w:rPr>
@@ -12048,42 +10797,14 @@
         </w:rPr>
         <w:lastRenderedPageBreak/>
         <w:br/>
-        <w:t>&lt;</w:t>
-      </w:r>
-      <w:proofErr w:type="spellStart"/>
-      <w:r>
-        <w:rPr>
-          <w:rFonts w:ascii="Roboto Mono" w:hAnsi="Roboto Mono"/>
-        </w:rPr>
-        <w:t>img</w:t>
-      </w:r>
-      <w:proofErr w:type="spellEnd"/>
-      <w:r>
-        <w:rPr>
-          <w:rFonts w:ascii="Roboto Mono" w:hAnsi="Roboto Mono"/>
-        </w:rPr>
-        <w:t xml:space="preserve"> id="photo"</w:t>
-      </w:r>
-      <w:r>
-        <w:rPr>
-          <w:rFonts w:ascii="Roboto Mono" w:hAnsi="Roboto Mono"/>
-        </w:rPr>
-        <w:br/>
-        <w:t xml:space="preserve">     </w:t>
-      </w:r>
-      <w:proofErr w:type="spellStart"/>
-      <w:r>
-        <w:rPr>
-          <w:rFonts w:ascii="Roboto Mono" w:hAnsi="Roboto Mono"/>
-        </w:rPr>
-        <w:t>src</w:t>
-      </w:r>
-      <w:proofErr w:type="spellEnd"/>
-      <w:r>
-        <w:rPr>
-          <w:rFonts w:ascii="Roboto Mono" w:hAnsi="Roboto Mono"/>
-        </w:rPr>
-        <w:t>="photo.jpg"</w:t>
+        <w:t>&lt;img id="photo"</w:t>
+      </w:r>
+      <w:r>
+        <w:rPr>
+          <w:rFonts w:ascii="Roboto Mono" w:hAnsi="Roboto Mono"/>
+        </w:rPr>
+        <w:br/>
+        <w:t xml:space="preserve">     src="photo.jpg"</w:t>
       </w:r>
       <w:r>
         <w:rPr>
@@ -12118,63 +10839,35 @@
         <w:br/>
         <w:t xml:space="preserve">let c = </w:t>
       </w:r>
-      <w:proofErr w:type="spellStart"/>
+      <w:proofErr w:type="gramStart"/>
       <w:r>
         <w:rPr>
           <w:rFonts w:ascii="Roboto Mono" w:hAnsi="Roboto Mono"/>
         </w:rPr>
         <w:t>document.getElementById</w:t>
       </w:r>
-      <w:proofErr w:type="spellEnd"/>
-      <w:r>
-        <w:rPr>
-          <w:rFonts w:ascii="Roboto Mono" w:hAnsi="Roboto Mono"/>
-        </w:rPr>
-        <w:t>("</w:t>
-      </w:r>
-      <w:proofErr w:type="spellStart"/>
-      <w:r>
-        <w:rPr>
-          <w:rFonts w:ascii="Roboto Mono" w:hAnsi="Roboto Mono"/>
-        </w:rPr>
-        <w:t>myCanvas</w:t>
-      </w:r>
-      <w:proofErr w:type="spellEnd"/>
-      <w:r>
-        <w:rPr>
-          <w:rFonts w:ascii="Roboto Mono" w:hAnsi="Roboto Mono"/>
-        </w:rPr>
-        <w:t>");</w:t>
-      </w:r>
-      <w:r>
-        <w:rPr>
-          <w:rFonts w:ascii="Roboto Mono" w:hAnsi="Roboto Mono"/>
-        </w:rPr>
-        <w:br/>
-        <w:t xml:space="preserve">let </w:t>
-      </w:r>
-      <w:proofErr w:type="spellStart"/>
-      <w:r>
-        <w:rPr>
-          <w:rFonts w:ascii="Roboto Mono" w:hAnsi="Roboto Mono"/>
-        </w:rPr>
-        <w:t>ctx</w:t>
-      </w:r>
-      <w:proofErr w:type="spellEnd"/>
-      <w:r>
-        <w:rPr>
-          <w:rFonts w:ascii="Roboto Mono" w:hAnsi="Roboto Mono"/>
-        </w:rPr>
-        <w:t xml:space="preserve"> = </w:t>
-      </w:r>
-      <w:proofErr w:type="spellStart"/>
+      <w:proofErr w:type="gramEnd"/>
+      <w:r>
+        <w:rPr>
+          <w:rFonts w:ascii="Roboto Mono" w:hAnsi="Roboto Mono"/>
+        </w:rPr>
+        <w:t>("myCanvas");</w:t>
+      </w:r>
+      <w:r>
+        <w:rPr>
+          <w:rFonts w:ascii="Roboto Mono" w:hAnsi="Roboto Mono"/>
+        </w:rPr>
+        <w:br/>
+        <w:t xml:space="preserve">let ctx = </w:t>
+      </w:r>
+      <w:proofErr w:type="gramStart"/>
       <w:r>
         <w:rPr>
           <w:rFonts w:ascii="Roboto Mono" w:hAnsi="Roboto Mono"/>
         </w:rPr>
         <w:t>c.getContext</w:t>
       </w:r>
-      <w:proofErr w:type="spellEnd"/>
+      <w:proofErr w:type="gramEnd"/>
       <w:r>
         <w:rPr>
           <w:rFonts w:ascii="Roboto Mono" w:hAnsi="Roboto Mono"/>
@@ -12192,30 +10885,16 @@
           <w:rFonts w:ascii="Roboto Mono" w:hAnsi="Roboto Mono"/>
         </w:rPr>
         <w:br/>
-        <w:t xml:space="preserve">let </w:t>
-      </w:r>
-      <w:proofErr w:type="spellStart"/>
-      <w:r>
-        <w:rPr>
-          <w:rFonts w:ascii="Roboto Mono" w:hAnsi="Roboto Mono"/>
-        </w:rPr>
-        <w:t>img</w:t>
-      </w:r>
-      <w:proofErr w:type="spellEnd"/>
-      <w:r>
-        <w:rPr>
-          <w:rFonts w:ascii="Roboto Mono" w:hAnsi="Roboto Mono"/>
-        </w:rPr>
-        <w:t xml:space="preserve"> = </w:t>
-      </w:r>
-      <w:proofErr w:type="spellStart"/>
+        <w:t xml:space="preserve">let img = </w:t>
+      </w:r>
+      <w:proofErr w:type="gramStart"/>
       <w:r>
         <w:rPr>
           <w:rFonts w:ascii="Roboto Mono" w:hAnsi="Roboto Mono"/>
         </w:rPr>
         <w:t>document.getElementById</w:t>
       </w:r>
-      <w:proofErr w:type="spellEnd"/>
+      <w:proofErr w:type="gramEnd"/>
       <w:r>
         <w:rPr>
           <w:rFonts w:ascii="Roboto Mono" w:hAnsi="Roboto Mono"/>
@@ -12234,33 +10913,19 @@
         </w:rPr>
         <w:br/>
       </w:r>
-      <w:proofErr w:type="spellStart"/>
+      <w:proofErr w:type="gramStart"/>
       <w:r>
         <w:rPr>
           <w:rFonts w:ascii="Roboto Mono" w:hAnsi="Roboto Mono"/>
         </w:rPr>
         <w:t>ctx.drawImage</w:t>
       </w:r>
-      <w:proofErr w:type="spellEnd"/>
-      <w:r>
-        <w:rPr>
-          <w:rFonts w:ascii="Roboto Mono" w:hAnsi="Roboto Mono"/>
-        </w:rPr>
-        <w:t>(</w:t>
-      </w:r>
-      <w:proofErr w:type="spellStart"/>
-      <w:r>
-        <w:rPr>
-          <w:rFonts w:ascii="Roboto Mono" w:hAnsi="Roboto Mono"/>
-        </w:rPr>
-        <w:t>img</w:t>
-      </w:r>
-      <w:proofErr w:type="spellEnd"/>
-      <w:r>
-        <w:rPr>
-          <w:rFonts w:ascii="Roboto Mono" w:hAnsi="Roboto Mono"/>
-        </w:rPr>
-        <w:t>, 20, 20, 200, 150);</w:t>
+      <w:proofErr w:type="gramEnd"/>
+      <w:r>
+        <w:rPr>
+          <w:rFonts w:ascii="Roboto Mono" w:hAnsi="Roboto Mono"/>
+        </w:rPr>
+        <w:t>(img, 20, 20, 200, 150);</w:t>
       </w:r>
       <w:r>
         <w:rPr>
@@ -12331,27 +10996,7 @@
           <w:sz w:val="18"/>
           <w:highlight w:val="lightGray"/>
         </w:rPr>
-        <w:t xml:space="preserve">: Persons Table -&gt; ID Column: 1, </w:t>
-      </w:r>
-      <w:proofErr w:type="spellStart"/>
-      <w:r>
-        <w:rPr>
-          <w:rFonts w:ascii="Arial" w:hAnsi="Arial"/>
-          <w:color w:val="000000"/>
-          <w:sz w:val="18"/>
-          <w:highlight w:val="lightGray"/>
-        </w:rPr>
-        <w:t>Name_En</w:t>
-      </w:r>
-      <w:proofErr w:type="spellEnd"/>
-      <w:r>
-        <w:rPr>
-          <w:rFonts w:ascii="Arial" w:hAnsi="Arial"/>
-          <w:color w:val="000000"/>
-          <w:sz w:val="18"/>
-          <w:highlight w:val="lightGray"/>
-        </w:rPr>
-        <w:t xml:space="preserve"> Column: Motasem Essam] -&gt; </w:t>
+        <w:t xml:space="preserve">: Persons Table -&gt; ID Column: 1, Name_En Column: Motasem Essam] -&gt; </w:t>
       </w:r>
       <w:r>
         <w:rPr>
@@ -12741,21 +11386,7 @@
           <w:rFonts w:ascii="Roboto Mono" w:hAnsi="Roboto Mono"/>
         </w:rPr>
         <w:br/>
-        <w:t xml:space="preserve">    &lt;canvas id="</w:t>
-      </w:r>
-      <w:proofErr w:type="spellStart"/>
-      <w:r>
-        <w:rPr>
-          <w:rFonts w:ascii="Roboto Mono" w:hAnsi="Roboto Mono"/>
-        </w:rPr>
-        <w:t>myCanvas</w:t>
-      </w:r>
-      <w:proofErr w:type="spellEnd"/>
-      <w:r>
-        <w:rPr>
-          <w:rFonts w:ascii="Roboto Mono" w:hAnsi="Roboto Mono"/>
-        </w:rPr>
-        <w:t>"</w:t>
+        <w:t xml:space="preserve">    &lt;canvas id="myCanvas"</w:t>
       </w:r>
       <w:r>
         <w:rPr>
@@ -12796,42 +11427,14 @@
           <w:rFonts w:ascii="Roboto Mono" w:hAnsi="Roboto Mono"/>
         </w:rPr>
         <w:br/>
-        <w:t xml:space="preserve">    &lt;</w:t>
-      </w:r>
-      <w:proofErr w:type="spellStart"/>
-      <w:r>
-        <w:rPr>
-          <w:rFonts w:ascii="Roboto Mono" w:hAnsi="Roboto Mono"/>
-        </w:rPr>
-        <w:t>img</w:t>
-      </w:r>
-      <w:proofErr w:type="spellEnd"/>
-      <w:r>
-        <w:rPr>
-          <w:rFonts w:ascii="Roboto Mono" w:hAnsi="Roboto Mono"/>
-        </w:rPr>
-        <w:t xml:space="preserve"> id="photo"</w:t>
-      </w:r>
-      <w:r>
-        <w:rPr>
-          <w:rFonts w:ascii="Roboto Mono" w:hAnsi="Roboto Mono"/>
-        </w:rPr>
-        <w:br/>
-        <w:t xml:space="preserve">         </w:t>
-      </w:r>
-      <w:proofErr w:type="spellStart"/>
-      <w:r>
-        <w:rPr>
-          <w:rFonts w:ascii="Roboto Mono" w:hAnsi="Roboto Mono"/>
-        </w:rPr>
-        <w:t>src</w:t>
-      </w:r>
-      <w:proofErr w:type="spellEnd"/>
-      <w:r>
-        <w:rPr>
-          <w:rFonts w:ascii="Roboto Mono" w:hAnsi="Roboto Mono"/>
-        </w:rPr>
-        <w:t>="photo.jpg"</w:t>
+        <w:t xml:space="preserve">    &lt;img id="photo"</w:t>
+      </w:r>
+      <w:r>
+        <w:rPr>
+          <w:rFonts w:ascii="Roboto Mono" w:hAnsi="Roboto Mono"/>
+        </w:rPr>
+        <w:br/>
+        <w:t xml:space="preserve">         src="photo.jpg"</w:t>
       </w:r>
       <w:r>
         <w:rPr>
@@ -12864,70 +11467,14 @@
           <w:rFonts w:ascii="Roboto Mono" w:hAnsi="Roboto Mono"/>
         </w:rPr>
         <w:br/>
-        <w:t xml:space="preserve">        let c = </w:t>
-      </w:r>
-      <w:proofErr w:type="spellStart"/>
-      <w:r>
-        <w:rPr>
-          <w:rFonts w:ascii="Roboto Mono" w:hAnsi="Roboto Mono"/>
-        </w:rPr>
-        <w:t>document.getElementById</w:t>
-      </w:r>
-      <w:proofErr w:type="spellEnd"/>
-      <w:r>
-        <w:rPr>
-          <w:rFonts w:ascii="Roboto Mono" w:hAnsi="Roboto Mono"/>
-        </w:rPr>
-        <w:t>("</w:t>
-      </w:r>
-      <w:proofErr w:type="spellStart"/>
-      <w:r>
-        <w:rPr>
-          <w:rFonts w:ascii="Roboto Mono" w:hAnsi="Roboto Mono"/>
-        </w:rPr>
-        <w:t>myCanvas</w:t>
-      </w:r>
-      <w:proofErr w:type="spellEnd"/>
-      <w:r>
-        <w:rPr>
-          <w:rFonts w:ascii="Roboto Mono" w:hAnsi="Roboto Mono"/>
-        </w:rPr>
-        <w:t>");</w:t>
-      </w:r>
-      <w:r>
-        <w:rPr>
-          <w:rFonts w:ascii="Roboto Mono" w:hAnsi="Roboto Mono"/>
-        </w:rPr>
-        <w:br/>
-        <w:t xml:space="preserve">        let </w:t>
-      </w:r>
-      <w:proofErr w:type="spellStart"/>
-      <w:r>
-        <w:rPr>
-          <w:rFonts w:ascii="Roboto Mono" w:hAnsi="Roboto Mono"/>
-        </w:rPr>
-        <w:t>ctx</w:t>
-      </w:r>
-      <w:proofErr w:type="spellEnd"/>
-      <w:r>
-        <w:rPr>
-          <w:rFonts w:ascii="Roboto Mono" w:hAnsi="Roboto Mono"/>
-        </w:rPr>
-        <w:t xml:space="preserve"> = </w:t>
-      </w:r>
-      <w:proofErr w:type="spellStart"/>
-      <w:r>
-        <w:rPr>
-          <w:rFonts w:ascii="Roboto Mono" w:hAnsi="Roboto Mono"/>
-        </w:rPr>
-        <w:t>c.getContext</w:t>
-      </w:r>
-      <w:proofErr w:type="spellEnd"/>
-      <w:r>
-        <w:rPr>
-          <w:rFonts w:ascii="Roboto Mono" w:hAnsi="Roboto Mono"/>
-        </w:rPr>
-        <w:t>("2d");</w:t>
+        <w:t xml:space="preserve">        let c = document.getElementById("myCanvas");</w:t>
+      </w:r>
+      <w:r>
+        <w:rPr>
+          <w:rFonts w:ascii="Roboto Mono" w:hAnsi="Roboto Mono"/>
+        </w:rPr>
+        <w:br/>
+        <w:t xml:space="preserve">        let ctx = c.getContext("2d");</w:t>
       </w:r>
       <w:r>
         <w:rPr>
@@ -12947,63 +11494,21 @@
           <w:rFonts w:ascii="Roboto Mono" w:hAnsi="Roboto Mono"/>
         </w:rPr>
         <w:br/>
-        <w:t xml:space="preserve">        </w:t>
-      </w:r>
-      <w:proofErr w:type="spellStart"/>
-      <w:r>
-        <w:rPr>
-          <w:rFonts w:ascii="Roboto Mono" w:hAnsi="Roboto Mono"/>
-        </w:rPr>
-        <w:t>ctx.moveTo</w:t>
-      </w:r>
-      <w:proofErr w:type="spellEnd"/>
-      <w:r>
-        <w:rPr>
-          <w:rFonts w:ascii="Roboto Mono" w:hAnsi="Roboto Mono"/>
-        </w:rPr>
-        <w:t>(20, 20);</w:t>
-      </w:r>
-      <w:r>
-        <w:rPr>
-          <w:rFonts w:ascii="Roboto Mono" w:hAnsi="Roboto Mono"/>
-        </w:rPr>
-        <w:br/>
-        <w:t xml:space="preserve">        </w:t>
-      </w:r>
-      <w:proofErr w:type="spellStart"/>
-      <w:r>
-        <w:rPr>
-          <w:rFonts w:ascii="Roboto Mono" w:hAnsi="Roboto Mono"/>
-        </w:rPr>
-        <w:t>ctx.lineTo</w:t>
-      </w:r>
-      <w:proofErr w:type="spellEnd"/>
-      <w:r>
-        <w:rPr>
-          <w:rFonts w:ascii="Roboto Mono" w:hAnsi="Roboto Mono"/>
-        </w:rPr>
-        <w:t>(200, 20);</w:t>
-      </w:r>
-      <w:r>
-        <w:rPr>
-          <w:rFonts w:ascii="Roboto Mono" w:hAnsi="Roboto Mono"/>
-        </w:rPr>
-        <w:br/>
-        <w:t xml:space="preserve">        </w:t>
-      </w:r>
-      <w:proofErr w:type="spellStart"/>
-      <w:r>
-        <w:rPr>
-          <w:rFonts w:ascii="Roboto Mono" w:hAnsi="Roboto Mono"/>
-        </w:rPr>
-        <w:t>ctx.stroke</w:t>
-      </w:r>
-      <w:proofErr w:type="spellEnd"/>
-      <w:r>
-        <w:rPr>
-          <w:rFonts w:ascii="Roboto Mono" w:hAnsi="Roboto Mono"/>
-        </w:rPr>
-        <w:t>();</w:t>
+        <w:t xml:space="preserve">        ctx.moveTo(20, 20);</w:t>
+      </w:r>
+      <w:r>
+        <w:rPr>
+          <w:rFonts w:ascii="Roboto Mono" w:hAnsi="Roboto Mono"/>
+        </w:rPr>
+        <w:br/>
+        <w:t xml:space="preserve">        ctx.lineTo(200, 20);</w:t>
+      </w:r>
+      <w:r>
+        <w:rPr>
+          <w:rFonts w:ascii="Roboto Mono" w:hAnsi="Roboto Mono"/>
+        </w:rPr>
+        <w:br/>
+        <w:t xml:space="preserve">        ctx.stroke();</w:t>
       </w:r>
       <w:r>
         <w:rPr>
@@ -13023,63 +11528,21 @@
           <w:rFonts w:ascii="Roboto Mono" w:hAnsi="Roboto Mono"/>
         </w:rPr>
         <w:br/>
-        <w:t xml:space="preserve">        </w:t>
-      </w:r>
-      <w:proofErr w:type="spellStart"/>
-      <w:r>
-        <w:rPr>
-          <w:rFonts w:ascii="Roboto Mono" w:hAnsi="Roboto Mono"/>
-        </w:rPr>
-        <w:t>ctx.beginPath</w:t>
-      </w:r>
-      <w:proofErr w:type="spellEnd"/>
-      <w:r>
-        <w:rPr>
-          <w:rFonts w:ascii="Roboto Mono" w:hAnsi="Roboto Mono"/>
-        </w:rPr>
-        <w:t>();</w:t>
-      </w:r>
-      <w:r>
-        <w:rPr>
-          <w:rFonts w:ascii="Roboto Mono" w:hAnsi="Roboto Mono"/>
-        </w:rPr>
-        <w:br/>
-        <w:t xml:space="preserve">        ctx.arc(100, 100, 40, 0, 2 * </w:t>
-      </w:r>
-      <w:proofErr w:type="spellStart"/>
-      <w:r>
-        <w:rPr>
-          <w:rFonts w:ascii="Roboto Mono" w:hAnsi="Roboto Mono"/>
-        </w:rPr>
-        <w:t>Math.PI</w:t>
-      </w:r>
-      <w:proofErr w:type="spellEnd"/>
-      <w:r>
-        <w:rPr>
-          <w:rFonts w:ascii="Roboto Mono" w:hAnsi="Roboto Mono"/>
-        </w:rPr>
-        <w:t>);</w:t>
-      </w:r>
-      <w:r>
-        <w:rPr>
-          <w:rFonts w:ascii="Roboto Mono" w:hAnsi="Roboto Mono"/>
-        </w:rPr>
-        <w:br/>
-        <w:t xml:space="preserve">        </w:t>
-      </w:r>
-      <w:proofErr w:type="spellStart"/>
-      <w:r>
-        <w:rPr>
-          <w:rFonts w:ascii="Roboto Mono" w:hAnsi="Roboto Mono"/>
-        </w:rPr>
-        <w:t>ctx.stroke</w:t>
-      </w:r>
-      <w:proofErr w:type="spellEnd"/>
-      <w:r>
-        <w:rPr>
-          <w:rFonts w:ascii="Roboto Mono" w:hAnsi="Roboto Mono"/>
-        </w:rPr>
-        <w:t>();</w:t>
+        <w:t xml:space="preserve">        ctx.beginPath();</w:t>
+      </w:r>
+      <w:r>
+        <w:rPr>
+          <w:rFonts w:ascii="Roboto Mono" w:hAnsi="Roboto Mono"/>
+        </w:rPr>
+        <w:br/>
+        <w:t xml:space="preserve">        ctx.arc(100, 100, 40, 0, 2 * Math.PI);</w:t>
+      </w:r>
+      <w:r>
+        <w:rPr>
+          <w:rFonts w:ascii="Roboto Mono" w:hAnsi="Roboto Mono"/>
+        </w:rPr>
+        <w:br/>
+        <w:t xml:space="preserve">        ctx.stroke();</w:t>
       </w:r>
       <w:r>
         <w:rPr>
@@ -13099,42 +11562,14 @@
           <w:rFonts w:ascii="Roboto Mono" w:hAnsi="Roboto Mono"/>
         </w:rPr>
         <w:br/>
-        <w:t xml:space="preserve">        </w:t>
-      </w:r>
-      <w:proofErr w:type="spellStart"/>
-      <w:r>
-        <w:rPr>
-          <w:rFonts w:ascii="Roboto Mono" w:hAnsi="Roboto Mono"/>
-        </w:rPr>
-        <w:t>ctx.font</w:t>
-      </w:r>
-      <w:proofErr w:type="spellEnd"/>
-      <w:r>
-        <w:rPr>
-          <w:rFonts w:ascii="Roboto Mono" w:hAnsi="Roboto Mono"/>
-        </w:rPr>
-        <w:t xml:space="preserve"> = "30px Arial";</w:t>
-      </w:r>
-      <w:r>
-        <w:rPr>
-          <w:rFonts w:ascii="Roboto Mono" w:hAnsi="Roboto Mono"/>
-        </w:rPr>
-        <w:br/>
-        <w:t xml:space="preserve">        </w:t>
-      </w:r>
-      <w:proofErr w:type="spellStart"/>
-      <w:r>
-        <w:rPr>
-          <w:rFonts w:ascii="Roboto Mono" w:hAnsi="Roboto Mono"/>
-        </w:rPr>
-        <w:t>ctx.fillText</w:t>
-      </w:r>
-      <w:proofErr w:type="spellEnd"/>
-      <w:r>
-        <w:rPr>
-          <w:rFonts w:ascii="Roboto Mono" w:hAnsi="Roboto Mono"/>
-        </w:rPr>
-        <w:t>("Hello", 20, 200);</w:t>
+        <w:t xml:space="preserve">        ctx.font = "30px Arial";</w:t>
+      </w:r>
+      <w:r>
+        <w:rPr>
+          <w:rFonts w:ascii="Roboto Mono" w:hAnsi="Roboto Mono"/>
+        </w:rPr>
+        <w:br/>
+        <w:t xml:space="preserve">        ctx.fillText("Hello", 20, 200);</w:t>
       </w:r>
       <w:r>
         <w:rPr>
@@ -13154,21 +11589,7 @@
           <w:rFonts w:ascii="Roboto Mono" w:hAnsi="Roboto Mono"/>
         </w:rPr>
         <w:br/>
-        <w:t xml:space="preserve">        </w:t>
-      </w:r>
-      <w:proofErr w:type="spellStart"/>
-      <w:r>
-        <w:rPr>
-          <w:rFonts w:ascii="Roboto Mono" w:hAnsi="Roboto Mono"/>
-        </w:rPr>
-        <w:t>ctx.strokeText</w:t>
-      </w:r>
-      <w:proofErr w:type="spellEnd"/>
-      <w:r>
-        <w:rPr>
-          <w:rFonts w:ascii="Roboto Mono" w:hAnsi="Roboto Mono"/>
-        </w:rPr>
-        <w:t>("Canvas", 20, 250);</w:t>
+        <w:t xml:space="preserve">        ctx.strokeText("Canvas", 20, 250);</w:t>
       </w:r>
       <w:r>
         <w:rPr>
@@ -13189,21 +11610,7 @@
           <w:rFonts w:ascii="Roboto Mono" w:hAnsi="Roboto Mono"/>
         </w:rPr>
         <w:br/>
-        <w:t xml:space="preserve">        let grd1 = </w:t>
-      </w:r>
-      <w:proofErr w:type="spellStart"/>
-      <w:r>
-        <w:rPr>
-          <w:rFonts w:ascii="Roboto Mono" w:hAnsi="Roboto Mono"/>
-        </w:rPr>
-        <w:t>ctx.createLinearGradient</w:t>
-      </w:r>
-      <w:proofErr w:type="spellEnd"/>
-      <w:r>
-        <w:rPr>
-          <w:rFonts w:ascii="Roboto Mono" w:hAnsi="Roboto Mono"/>
-        </w:rPr>
-        <w:t>(0, 0, 200, 0);</w:t>
+        <w:t xml:space="preserve">        let grd1 = ctx.createLinearGradient(0, 0, 200, 0);</w:t>
       </w:r>
       <w:r>
         <w:rPr>
@@ -13236,48 +11643,20 @@
           <w:rFonts w:ascii="Roboto Mono" w:hAnsi="Roboto Mono"/>
         </w:rPr>
         <w:br/>
-        <w:t xml:space="preserve">        </w:t>
-      </w:r>
-      <w:proofErr w:type="spellStart"/>
-      <w:r>
-        <w:rPr>
-          <w:rFonts w:ascii="Roboto Mono" w:hAnsi="Roboto Mono"/>
-        </w:rPr>
-        <w:t>ctx.fillStyle</w:t>
-      </w:r>
-      <w:proofErr w:type="spellEnd"/>
-      <w:r>
-        <w:rPr>
-          <w:rFonts w:ascii="Roboto Mono" w:hAnsi="Roboto Mono"/>
-        </w:rPr>
-        <w:t xml:space="preserve"> = grd1;</w:t>
-      </w:r>
-      <w:r>
-        <w:rPr>
-          <w:rFonts w:ascii="Roboto Mono" w:hAnsi="Roboto Mono"/>
-        </w:rPr>
-        <w:br/>
-      </w:r>
-      <w:r>
-        <w:rPr>
-          <w:rFonts w:ascii="Roboto Mono" w:hAnsi="Roboto Mono"/>
-        </w:rPr>
-        <w:br/>
-        <w:t xml:space="preserve">        </w:t>
-      </w:r>
-      <w:proofErr w:type="spellStart"/>
-      <w:r>
-        <w:rPr>
-          <w:rFonts w:ascii="Roboto Mono" w:hAnsi="Roboto Mono"/>
-        </w:rPr>
-        <w:t>ctx.fillRect</w:t>
-      </w:r>
-      <w:proofErr w:type="spellEnd"/>
-      <w:r>
-        <w:rPr>
-          <w:rFonts w:ascii="Roboto Mono" w:hAnsi="Roboto Mono"/>
-        </w:rPr>
-        <w:t>(20, 280, 200, 50);</w:t>
+        <w:t xml:space="preserve">        ctx.fillStyle = grd1;</w:t>
+      </w:r>
+      <w:r>
+        <w:rPr>
+          <w:rFonts w:ascii="Roboto Mono" w:hAnsi="Roboto Mono"/>
+        </w:rPr>
+        <w:br/>
+      </w:r>
+      <w:r>
+        <w:rPr>
+          <w:rFonts w:ascii="Roboto Mono" w:hAnsi="Roboto Mono"/>
+        </w:rPr>
+        <w:br/>
+        <w:t xml:space="preserve">        ctx.fillRect(20, 280, 200, 50);</w:t>
       </w:r>
       <w:r>
         <w:rPr>
@@ -13297,21 +11676,7 @@
           <w:rFonts w:ascii="Roboto Mono" w:hAnsi="Roboto Mono"/>
         </w:rPr>
         <w:br/>
-        <w:t xml:space="preserve">        let grd2 = </w:t>
-      </w:r>
-      <w:proofErr w:type="spellStart"/>
-      <w:r>
-        <w:rPr>
-          <w:rFonts w:ascii="Roboto Mono" w:hAnsi="Roboto Mono"/>
-        </w:rPr>
-        <w:t>ctx.createRadialGradient</w:t>
-      </w:r>
-      <w:proofErr w:type="spellEnd"/>
-      <w:r>
-        <w:rPr>
-          <w:rFonts w:ascii="Roboto Mono" w:hAnsi="Roboto Mono"/>
-        </w:rPr>
-        <w:t>(</w:t>
+        <w:t xml:space="preserve">        let grd2 = ctx.createRadialGradient(</w:t>
       </w:r>
       <w:r>
         <w:rPr>
@@ -13365,48 +11730,20 @@
           <w:rFonts w:ascii="Roboto Mono" w:hAnsi="Roboto Mono"/>
         </w:rPr>
         <w:br/>
-        <w:t xml:space="preserve">        </w:t>
-      </w:r>
-      <w:proofErr w:type="spellStart"/>
-      <w:r>
-        <w:rPr>
-          <w:rFonts w:ascii="Roboto Mono" w:hAnsi="Roboto Mono"/>
-        </w:rPr>
-        <w:t>ctx.fillStyle</w:t>
-      </w:r>
-      <w:proofErr w:type="spellEnd"/>
-      <w:r>
-        <w:rPr>
-          <w:rFonts w:ascii="Roboto Mono" w:hAnsi="Roboto Mono"/>
-        </w:rPr>
-        <w:t xml:space="preserve"> = grd2;</w:t>
-      </w:r>
-      <w:r>
-        <w:rPr>
-          <w:rFonts w:ascii="Roboto Mono" w:hAnsi="Roboto Mono"/>
-        </w:rPr>
-        <w:br/>
-      </w:r>
-      <w:r>
-        <w:rPr>
-          <w:rFonts w:ascii="Roboto Mono" w:hAnsi="Roboto Mono"/>
-        </w:rPr>
-        <w:br/>
-        <w:t xml:space="preserve">        </w:t>
-      </w:r>
-      <w:proofErr w:type="spellStart"/>
-      <w:r>
-        <w:rPr>
-          <w:rFonts w:ascii="Roboto Mono" w:hAnsi="Roboto Mono"/>
-        </w:rPr>
-        <w:t>ctx.fillRect</w:t>
-      </w:r>
-      <w:proofErr w:type="spellEnd"/>
-      <w:r>
-        <w:rPr>
-          <w:rFonts w:ascii="Roboto Mono" w:hAnsi="Roboto Mono"/>
-        </w:rPr>
-        <w:t>(300, 70, 200, 150);</w:t>
+        <w:t xml:space="preserve">        ctx.fillStyle = grd2;</w:t>
+      </w:r>
+      <w:r>
+        <w:rPr>
+          <w:rFonts w:ascii="Roboto Mono" w:hAnsi="Roboto Mono"/>
+        </w:rPr>
+        <w:br/>
+      </w:r>
+      <w:r>
+        <w:rPr>
+          <w:rFonts w:ascii="Roboto Mono" w:hAnsi="Roboto Mono"/>
+        </w:rPr>
+        <w:br/>
+        <w:t xml:space="preserve">        ctx.fillRect(300, 70, 200, 150);</w:t>
       </w:r>
       <w:r>
         <w:rPr>
@@ -13426,103 +11763,33 @@
           <w:rFonts w:ascii="Roboto Mono" w:hAnsi="Roboto Mono"/>
         </w:rPr>
         <w:br/>
-        <w:t xml:space="preserve">        let </w:t>
-      </w:r>
-      <w:proofErr w:type="spellStart"/>
-      <w:r>
-        <w:rPr>
-          <w:rFonts w:ascii="Roboto Mono" w:hAnsi="Roboto Mono"/>
-        </w:rPr>
-        <w:t>img</w:t>
-      </w:r>
-      <w:proofErr w:type="spellEnd"/>
-      <w:r>
-        <w:rPr>
-          <w:rFonts w:ascii="Roboto Mono" w:hAnsi="Roboto Mono"/>
-        </w:rPr>
-        <w:t xml:space="preserve"> = </w:t>
-      </w:r>
-      <w:proofErr w:type="spellStart"/>
-      <w:r>
-        <w:rPr>
-          <w:rFonts w:ascii="Roboto Mono" w:hAnsi="Roboto Mono"/>
-        </w:rPr>
-        <w:t>document.getElementById</w:t>
-      </w:r>
-      <w:proofErr w:type="spellEnd"/>
-      <w:r>
-        <w:rPr>
-          <w:rFonts w:ascii="Roboto Mono" w:hAnsi="Roboto Mono"/>
-        </w:rPr>
-        <w:t>("photo");</w:t>
-      </w:r>
-      <w:r>
-        <w:rPr>
-          <w:rFonts w:ascii="Roboto Mono" w:hAnsi="Roboto Mono"/>
-        </w:rPr>
-        <w:br/>
-      </w:r>
-      <w:r>
-        <w:rPr>
-          <w:rFonts w:ascii="Roboto Mono" w:hAnsi="Roboto Mono"/>
-        </w:rPr>
-        <w:br/>
-        <w:t xml:space="preserve">        </w:t>
-      </w:r>
-      <w:proofErr w:type="spellStart"/>
-      <w:r>
-        <w:rPr>
-          <w:rFonts w:ascii="Roboto Mono" w:hAnsi="Roboto Mono"/>
-        </w:rPr>
-        <w:t>img.onload</w:t>
-      </w:r>
-      <w:proofErr w:type="spellEnd"/>
-      <w:r>
-        <w:rPr>
-          <w:rFonts w:ascii="Roboto Mono" w:hAnsi="Roboto Mono"/>
-        </w:rPr>
-        <w:t xml:space="preserve"> = function () {</w:t>
-      </w:r>
-      <w:r>
-        <w:rPr>
-          <w:rFonts w:ascii="Roboto Mono" w:hAnsi="Roboto Mono"/>
-        </w:rPr>
-        <w:br/>
-      </w:r>
-      <w:r>
-        <w:rPr>
-          <w:rFonts w:ascii="Roboto Mono" w:hAnsi="Roboto Mono"/>
-        </w:rPr>
-        <w:br/>
-        <w:t xml:space="preserve">            </w:t>
-      </w:r>
-      <w:proofErr w:type="spellStart"/>
-      <w:r>
-        <w:rPr>
-          <w:rFonts w:ascii="Roboto Mono" w:hAnsi="Roboto Mono"/>
-        </w:rPr>
-        <w:t>ctx.drawImage</w:t>
-      </w:r>
-      <w:proofErr w:type="spellEnd"/>
-      <w:r>
-        <w:rPr>
-          <w:rFonts w:ascii="Roboto Mono" w:hAnsi="Roboto Mono"/>
-        </w:rPr>
-        <w:t>(</w:t>
-      </w:r>
-      <w:proofErr w:type="spellStart"/>
-      <w:r>
-        <w:rPr>
-          <w:rFonts w:ascii="Roboto Mono" w:hAnsi="Roboto Mono"/>
-        </w:rPr>
-        <w:t>img</w:t>
-      </w:r>
-      <w:proofErr w:type="spellEnd"/>
-      <w:r>
-        <w:rPr>
-          <w:rFonts w:ascii="Roboto Mono" w:hAnsi="Roboto Mono"/>
-        </w:rPr>
-        <w:t>, 300, 300, 200, 150);</w:t>
+        <w:t xml:space="preserve">        let img = document.getElementById("photo");</w:t>
+      </w:r>
+      <w:r>
+        <w:rPr>
+          <w:rFonts w:ascii="Roboto Mono" w:hAnsi="Roboto Mono"/>
+        </w:rPr>
+        <w:br/>
+      </w:r>
+      <w:r>
+        <w:rPr>
+          <w:rFonts w:ascii="Roboto Mono" w:hAnsi="Roboto Mono"/>
+        </w:rPr>
+        <w:br/>
+        <w:t xml:space="preserve">        img.onload = function () {</w:t>
+      </w:r>
+      <w:r>
+        <w:rPr>
+          <w:rFonts w:ascii="Roboto Mono" w:hAnsi="Roboto Mono"/>
+        </w:rPr>
+        <w:br/>
+      </w:r>
+      <w:r>
+        <w:rPr>
+          <w:rFonts w:ascii="Roboto Mono" w:hAnsi="Roboto Mono"/>
+        </w:rPr>
+        <w:br/>
+        <w:t xml:space="preserve">            ctx.drawImage(img, 300, 300, 200, 150);</w:t>
       </w:r>
       <w:r>
         <w:rPr>
@@ -13607,7 +11874,6 @@
         </w:rPr>
         <w:t xml:space="preserve"># Source: </w:t>
       </w:r>
-      <w:proofErr w:type="spellStart"/>
       <w:r>
         <w:rPr>
           <w:rFonts w:ascii="Arial" w:eastAsia="Arial" w:hAnsi="Arial" w:cs="Arial"/>
@@ -13618,7 +11884,6 @@
         </w:rPr>
         <w:t>ScreenShot</w:t>
       </w:r>
-      <w:proofErr w:type="spellEnd"/>
       <w:r>
         <w:rPr>
           <w:rFonts w:ascii="Arial" w:hAnsi="Arial"/>
@@ -13659,25 +11924,7 @@
           <w:sz w:val="18"/>
           <w:highlight w:val="lightGray"/>
         </w:rPr>
-        <w:t xml:space="preserve"> [Persons Table -&gt; ID Column: 1, </w:t>
-      </w:r>
-      <w:proofErr w:type="spellStart"/>
-      <w:r>
-        <w:rPr>
-          <w:rFonts w:ascii="Arial" w:hAnsi="Arial"/>
-          <w:sz w:val="18"/>
-          <w:highlight w:val="lightGray"/>
-        </w:rPr>
-        <w:t>Name_En</w:t>
-      </w:r>
-      <w:proofErr w:type="spellEnd"/>
-      <w:r>
-        <w:rPr>
-          <w:rFonts w:ascii="Arial" w:hAnsi="Arial"/>
-          <w:sz w:val="18"/>
-          <w:highlight w:val="lightGray"/>
-        </w:rPr>
-        <w:t xml:space="preserve"> Column: Motasem Essam] -&gt; </w:t>
+        <w:t xml:space="preserve"> [Persons Table -&gt; ID Column: 1, Name_En Column: Motasem Essam] -&gt; </w:t>
       </w:r>
       <w:r>
         <w:rPr>
@@ -13694,25 +11941,7 @@
           <w:sz w:val="18"/>
           <w:highlight w:val="lightGray"/>
         </w:rPr>
-        <w:t xml:space="preserve"> [Automation Table -&gt; ID Column: 16, </w:t>
-      </w:r>
-      <w:proofErr w:type="spellStart"/>
-      <w:r>
-        <w:rPr>
-          <w:rFonts w:ascii="Arial" w:hAnsi="Arial"/>
-          <w:sz w:val="18"/>
-          <w:highlight w:val="lightGray"/>
-        </w:rPr>
-        <w:t>Name_En</w:t>
-      </w:r>
-      <w:proofErr w:type="spellEnd"/>
-      <w:r>
-        <w:rPr>
-          <w:rFonts w:ascii="Arial" w:hAnsi="Arial"/>
-          <w:sz w:val="18"/>
-          <w:highlight w:val="lightGray"/>
-        </w:rPr>
-        <w:t xml:space="preserve"> Column: Screen Capture] -&gt; </w:t>
+        <w:t xml:space="preserve"> [Automation Table -&gt; ID Column: 16, Name_En Column: Screen Capture] -&gt; </w:t>
       </w:r>
       <w:r>
         <w:rPr>
@@ -13762,15 +11991,1291 @@
     <w:p>
       <w:pPr>
         <w:rPr>
-          <w:rFonts w:ascii="Roboto Mono" w:hAnsi="Roboto Mono"/>
+          <w:rFonts w:ascii="Arial" w:hAnsi="Arial"/>
+          <w:sz w:val="18"/>
         </w:rPr>
       </w:pPr>
       <w:r>
         <w:rPr>
           <w:noProof/>
         </w:rPr>
+        <w:lastRenderedPageBreak/>
         <w:drawing>
-          <wp:inline distT="0" distB="0" distL="0" distR="0" wp14:anchorId="0238EF9C" wp14:editId="4939543C">
+          <wp:inline distT="0" distB="0" distL="0" distR="0" wp14:anchorId="13387279" wp14:editId="63448302">
+            <wp:extent cx="3646805" cy="8229600"/>
+            <wp:effectExtent l="0" t="0" r="0" b="0"/>
+            <wp:docPr id="838556846" name="Picture 1"/>
+            <wp:cNvGraphicFramePr>
+              <a:graphicFrameLocks xmlns:a="http://schemas.openxmlformats.org/drawingml/2006/main" noChangeAspect="1"/>
+            </wp:cNvGraphicFramePr>
+            <a:graphic xmlns:a="http://schemas.openxmlformats.org/drawingml/2006/main">
+              <a:graphicData uri="http://schemas.openxmlformats.org/drawingml/2006/picture">
+                <pic:pic xmlns:pic="http://schemas.openxmlformats.org/drawingml/2006/picture">
+                  <pic:nvPicPr>
+                    <pic:cNvPr id="0" name="Picture 50"/>
+                    <pic:cNvPicPr>
+                      <a:picLocks noChangeAspect="1" noChangeArrowheads="1"/>
+                    </pic:cNvPicPr>
+                  </pic:nvPicPr>
+                  <pic:blipFill>
+                    <a:blip r:embed="rId35">
+                      <a:extLst>
+                        <a:ext uri="{28A0092B-C50C-407E-A947-70E740481C1C}">
+                          <a14:useLocalDpi xmlns:a14="http://schemas.microsoft.com/office/drawing/2010/main" val="0"/>
+                        </a:ext>
+                      </a:extLst>
+                    </a:blip>
+                    <a:srcRect/>
+                    <a:stretch>
+                      <a:fillRect/>
+                    </a:stretch>
+                  </pic:blipFill>
+                  <pic:spPr bwMode="auto">
+                    <a:xfrm>
+                      <a:off x="0" y="0"/>
+                      <a:ext cx="3646805" cy="8229600"/>
+                    </a:xfrm>
+                    <a:prstGeom prst="rect">
+                      <a:avLst/>
+                    </a:prstGeom>
+                    <a:noFill/>
+                    <a:ln>
+                      <a:noFill/>
+                    </a:ln>
+                  </pic:spPr>
+                </pic:pic>
+              </a:graphicData>
+            </a:graphic>
+          </wp:inline>
+        </w:drawing>
+      </w:r>
+    </w:p>
+    <w:p>
+      <w:pPr>
+        <w:rPr>
+          <w:rFonts w:ascii="Arial" w:hAnsi="Arial"/>
+          <w:sz w:val="18"/>
+        </w:rPr>
+      </w:pPr>
+      <w:r>
+        <w:rPr>
+          <w:noProof/>
+        </w:rPr>
+        <w:lastRenderedPageBreak/>
+        <w:drawing>
+          <wp:inline distT="0" distB="0" distL="0" distR="0" wp14:anchorId="06A22292" wp14:editId="36D93B2D">
+            <wp:extent cx="3683000" cy="2895600"/>
+            <wp:effectExtent l="0" t="0" r="0" b="0"/>
+            <wp:docPr id="537571293" name="Picture 2"/>
+            <wp:cNvGraphicFramePr>
+              <a:graphicFrameLocks xmlns:a="http://schemas.openxmlformats.org/drawingml/2006/main" noChangeAspect="1"/>
+            </wp:cNvGraphicFramePr>
+            <a:graphic xmlns:a="http://schemas.openxmlformats.org/drawingml/2006/main">
+              <a:graphicData uri="http://schemas.openxmlformats.org/drawingml/2006/picture">
+                <pic:pic xmlns:pic="http://schemas.openxmlformats.org/drawingml/2006/picture">
+                  <pic:nvPicPr>
+                    <pic:cNvPr id="0" name="Picture 52"/>
+                    <pic:cNvPicPr>
+                      <a:picLocks noChangeAspect="1" noChangeArrowheads="1"/>
+                    </pic:cNvPicPr>
+                  </pic:nvPicPr>
+                  <pic:blipFill>
+                    <a:blip r:embed="rId36">
+                      <a:extLst>
+                        <a:ext uri="{28A0092B-C50C-407E-A947-70E740481C1C}">
+                          <a14:useLocalDpi xmlns:a14="http://schemas.microsoft.com/office/drawing/2010/main" val="0"/>
+                        </a:ext>
+                      </a:extLst>
+                    </a:blip>
+                    <a:srcRect/>
+                    <a:stretch>
+                      <a:fillRect/>
+                    </a:stretch>
+                  </pic:blipFill>
+                  <pic:spPr bwMode="auto">
+                    <a:xfrm>
+                      <a:off x="0" y="0"/>
+                      <a:ext cx="3683000" cy="2895600"/>
+                    </a:xfrm>
+                    <a:prstGeom prst="rect">
+                      <a:avLst/>
+                    </a:prstGeom>
+                    <a:noFill/>
+                    <a:ln>
+                      <a:noFill/>
+                    </a:ln>
+                  </pic:spPr>
+                </pic:pic>
+              </a:graphicData>
+            </a:graphic>
+          </wp:inline>
+        </w:drawing>
+      </w:r>
+    </w:p>
+    <w:p>
+      <w:pPr>
+        <w:rPr>
+          <w:rFonts w:ascii="Roboto Mono" w:hAnsi="Roboto Mono"/>
+        </w:rPr>
+      </w:pPr>
+      <w:r>
+        <w:rPr>
+          <w:rFonts w:ascii="Roboto Mono" w:hAnsi="Roboto Mono"/>
+        </w:rPr>
+        <w:t>&lt;!DOCTYPE html&gt;</w:t>
+      </w:r>
+    </w:p>
+    <w:p>
+      <w:pPr>
+        <w:rPr>
+          <w:rFonts w:ascii="Roboto Mono" w:hAnsi="Roboto Mono"/>
+        </w:rPr>
+      </w:pPr>
+      <w:r>
+        <w:rPr>
+          <w:rFonts w:ascii="Roboto Mono" w:hAnsi="Roboto Mono"/>
+        </w:rPr>
+        <w:t>&lt;html&gt;</w:t>
+      </w:r>
+    </w:p>
+    <w:p>
+      <w:pPr>
+        <w:rPr>
+          <w:rFonts w:ascii="Roboto Mono" w:hAnsi="Roboto Mono"/>
+        </w:rPr>
+      </w:pPr>
+    </w:p>
+    <w:p>
+      <w:pPr>
+        <w:rPr>
+          <w:rFonts w:ascii="Roboto Mono" w:hAnsi="Roboto Mono"/>
+        </w:rPr>
+      </w:pPr>
+      <w:r>
+        <w:rPr>
+          <w:rFonts w:ascii="Roboto Mono" w:hAnsi="Roboto Mono"/>
+        </w:rPr>
+        <w:t>&lt;head&gt;</w:t>
+      </w:r>
+    </w:p>
+    <w:p>
+      <w:pPr>
+        <w:rPr>
+          <w:rFonts w:ascii="Roboto Mono" w:hAnsi="Roboto Mono"/>
+        </w:rPr>
+      </w:pPr>
+      <w:r>
+        <w:rPr>
+          <w:rFonts w:ascii="Roboto Mono" w:hAnsi="Roboto Mono"/>
+        </w:rPr>
+        <w:t>    &lt;title&gt;HTML Canvas Graphics&lt;/title&gt;</w:t>
+      </w:r>
+    </w:p>
+    <w:p>
+      <w:pPr>
+        <w:rPr>
+          <w:rFonts w:ascii="Roboto Mono" w:hAnsi="Roboto Mono"/>
+        </w:rPr>
+      </w:pPr>
+      <w:r>
+        <w:rPr>
+          <w:rFonts w:ascii="Roboto Mono" w:hAnsi="Roboto Mono"/>
+        </w:rPr>
+        <w:t>&lt;/head&gt;</w:t>
+      </w:r>
+    </w:p>
+    <w:p>
+      <w:pPr>
+        <w:rPr>
+          <w:rFonts w:ascii="Roboto Mono" w:hAnsi="Roboto Mono"/>
+        </w:rPr>
+      </w:pPr>
+    </w:p>
+    <w:p>
+      <w:pPr>
+        <w:rPr>
+          <w:rFonts w:ascii="Roboto Mono" w:hAnsi="Roboto Mono"/>
+        </w:rPr>
+      </w:pPr>
+      <w:r>
+        <w:rPr>
+          <w:rFonts w:ascii="Roboto Mono" w:hAnsi="Roboto Mono"/>
+        </w:rPr>
+        <w:t>&lt;body&gt;</w:t>
+      </w:r>
+    </w:p>
+    <w:p>
+      <w:pPr>
+        <w:rPr>
+          <w:rFonts w:ascii="Roboto Mono" w:hAnsi="Roboto Mono"/>
+        </w:rPr>
+      </w:pPr>
+    </w:p>
+    <w:p>
+      <w:pPr>
+        <w:rPr>
+          <w:rFonts w:ascii="Roboto Mono" w:hAnsi="Roboto Mono"/>
+        </w:rPr>
+      </w:pPr>
+      <w:r>
+        <w:rPr>
+          <w:rFonts w:ascii="Roboto Mono" w:hAnsi="Roboto Mono"/>
+        </w:rPr>
+        <w:t>    &lt;h1&gt;HTML Canvas Graphics&lt;/h1&gt;</w:t>
+      </w:r>
+    </w:p>
+    <w:p>
+      <w:pPr>
+        <w:rPr>
+          <w:rFonts w:ascii="Roboto Mono" w:hAnsi="Roboto Mono"/>
+        </w:rPr>
+      </w:pPr>
+    </w:p>
+    <w:p>
+      <w:pPr>
+        <w:rPr>
+          <w:rFonts w:ascii="Roboto Mono" w:hAnsi="Roboto Mono"/>
+        </w:rPr>
+      </w:pPr>
+      <w:r>
+        <w:rPr>
+          <w:rFonts w:ascii="Roboto Mono" w:hAnsi="Roboto Mono"/>
+        </w:rPr>
+        <w:t>    &lt;canvas id="myCanvas"</w:t>
+      </w:r>
+    </w:p>
+    <w:p>
+      <w:pPr>
+        <w:rPr>
+          <w:rFonts w:ascii="Roboto Mono" w:hAnsi="Roboto Mono"/>
+        </w:rPr>
+      </w:pPr>
+      <w:r>
+        <w:rPr>
+          <w:rFonts w:ascii="Roboto Mono" w:hAnsi="Roboto Mono"/>
+        </w:rPr>
+        <w:t>            width="600"</w:t>
+      </w:r>
+    </w:p>
+    <w:p>
+      <w:pPr>
+        <w:rPr>
+          <w:rFonts w:ascii="Roboto Mono" w:hAnsi="Roboto Mono"/>
+        </w:rPr>
+      </w:pPr>
+      <w:r>
+        <w:rPr>
+          <w:rFonts w:ascii="Roboto Mono" w:hAnsi="Roboto Mono"/>
+        </w:rPr>
+        <w:t>            height="500"</w:t>
+      </w:r>
+    </w:p>
+    <w:p>
+      <w:pPr>
+        <w:rPr>
+          <w:rFonts w:ascii="Roboto Mono" w:hAnsi="Roboto Mono"/>
+        </w:rPr>
+      </w:pPr>
+      <w:r>
+        <w:rPr>
+          <w:rFonts w:ascii="Roboto Mono" w:hAnsi="Roboto Mono"/>
+        </w:rPr>
+        <w:t>            style="border:1px solid black;"&gt;</w:t>
+      </w:r>
+    </w:p>
+    <w:p>
+      <w:pPr>
+        <w:rPr>
+          <w:rFonts w:ascii="Roboto Mono" w:hAnsi="Roboto Mono"/>
+        </w:rPr>
+      </w:pPr>
+      <w:r>
+        <w:rPr>
+          <w:rFonts w:ascii="Roboto Mono" w:hAnsi="Roboto Mono"/>
+        </w:rPr>
+        <w:lastRenderedPageBreak/>
+        <w:t>    &lt;/canvas&gt;</w:t>
+      </w:r>
+    </w:p>
+    <w:p>
+      <w:pPr>
+        <w:rPr>
+          <w:rFonts w:ascii="Roboto Mono" w:hAnsi="Roboto Mono"/>
+        </w:rPr>
+      </w:pPr>
+    </w:p>
+    <w:p>
+      <w:pPr>
+        <w:rPr>
+          <w:rFonts w:ascii="Roboto Mono" w:hAnsi="Roboto Mono"/>
+        </w:rPr>
+      </w:pPr>
+      <w:r>
+        <w:rPr>
+          <w:rFonts w:ascii="Roboto Mono" w:hAnsi="Roboto Mono"/>
+        </w:rPr>
+        <w:t>    &lt;img id="photo"</w:t>
+      </w:r>
+    </w:p>
+    <w:p>
+      <w:pPr>
+        <w:rPr>
+          <w:rFonts w:ascii="Roboto Mono" w:hAnsi="Roboto Mono"/>
+        </w:rPr>
+      </w:pPr>
+      <w:r>
+        <w:rPr>
+          <w:rFonts w:ascii="Roboto Mono" w:hAnsi="Roboto Mono"/>
+        </w:rPr>
+        <w:t>         src="photo.jpg"</w:t>
+      </w:r>
+    </w:p>
+    <w:p>
+      <w:pPr>
+        <w:rPr>
+          <w:rFonts w:ascii="Roboto Mono" w:hAnsi="Roboto Mono"/>
+        </w:rPr>
+      </w:pPr>
+      <w:r>
+        <w:rPr>
+          <w:rFonts w:ascii="Roboto Mono" w:hAnsi="Roboto Mono"/>
+        </w:rPr>
+        <w:t>         hidden&gt;</w:t>
+      </w:r>
+    </w:p>
+    <w:p>
+      <w:pPr>
+        <w:rPr>
+          <w:rFonts w:ascii="Roboto Mono" w:hAnsi="Roboto Mono"/>
+        </w:rPr>
+      </w:pPr>
+    </w:p>
+    <w:p>
+      <w:pPr>
+        <w:rPr>
+          <w:rFonts w:ascii="Roboto Mono" w:hAnsi="Roboto Mono"/>
+        </w:rPr>
+      </w:pPr>
+      <w:r>
+        <w:rPr>
+          <w:rFonts w:ascii="Roboto Mono" w:hAnsi="Roboto Mono"/>
+        </w:rPr>
+        <w:t>    &lt;script&gt;</w:t>
+      </w:r>
+    </w:p>
+    <w:p>
+      <w:pPr>
+        <w:rPr>
+          <w:rFonts w:ascii="Roboto Mono" w:hAnsi="Roboto Mono"/>
+        </w:rPr>
+      </w:pPr>
+    </w:p>
+    <w:p>
+      <w:pPr>
+        <w:rPr>
+          <w:rFonts w:ascii="Roboto Mono" w:hAnsi="Roboto Mono"/>
+        </w:rPr>
+      </w:pPr>
+      <w:r>
+        <w:rPr>
+          <w:rFonts w:ascii="Roboto Mono" w:hAnsi="Roboto Mono"/>
+        </w:rPr>
+        <w:t xml:space="preserve">        let c = </w:t>
+      </w:r>
+      <w:proofErr w:type="gramStart"/>
+      <w:r>
+        <w:rPr>
+          <w:rFonts w:ascii="Roboto Mono" w:hAnsi="Roboto Mono"/>
+        </w:rPr>
+        <w:t>document.getElementById</w:t>
+      </w:r>
+      <w:proofErr w:type="gramEnd"/>
+      <w:r>
+        <w:rPr>
+          <w:rFonts w:ascii="Roboto Mono" w:hAnsi="Roboto Mono"/>
+        </w:rPr>
+        <w:t>("myCanvas");</w:t>
+      </w:r>
+    </w:p>
+    <w:p>
+      <w:pPr>
+        <w:rPr>
+          <w:rFonts w:ascii="Roboto Mono" w:hAnsi="Roboto Mono"/>
+        </w:rPr>
+      </w:pPr>
+      <w:r>
+        <w:rPr>
+          <w:rFonts w:ascii="Roboto Mono" w:hAnsi="Roboto Mono"/>
+        </w:rPr>
+        <w:t xml:space="preserve">        let ctx = </w:t>
+      </w:r>
+      <w:proofErr w:type="gramStart"/>
+      <w:r>
+        <w:rPr>
+          <w:rFonts w:ascii="Roboto Mono" w:hAnsi="Roboto Mono"/>
+        </w:rPr>
+        <w:t>c.getContext</w:t>
+      </w:r>
+      <w:proofErr w:type="gramEnd"/>
+      <w:r>
+        <w:rPr>
+          <w:rFonts w:ascii="Roboto Mono" w:hAnsi="Roboto Mono"/>
+        </w:rPr>
+        <w:t>("2d");</w:t>
+      </w:r>
+    </w:p>
+    <w:p>
+      <w:pPr>
+        <w:rPr>
+          <w:rFonts w:ascii="Roboto Mono" w:hAnsi="Roboto Mono"/>
+        </w:rPr>
+      </w:pPr>
+    </w:p>
+    <w:p>
+      <w:pPr>
+        <w:rPr>
+          <w:rFonts w:ascii="Roboto Mono" w:hAnsi="Roboto Mono"/>
+        </w:rPr>
+      </w:pPr>
+      <w:r>
+        <w:rPr>
+          <w:rFonts w:ascii="Roboto Mono" w:hAnsi="Roboto Mono"/>
+        </w:rPr>
+        <w:t>        /* Draw Line */</w:t>
+      </w:r>
+    </w:p>
+    <w:p>
+      <w:pPr>
+        <w:rPr>
+          <w:rFonts w:ascii="Roboto Mono" w:hAnsi="Roboto Mono"/>
+        </w:rPr>
+      </w:pPr>
+      <w:r>
+        <w:rPr>
+          <w:rFonts w:ascii="Roboto Mono" w:hAnsi="Roboto Mono"/>
+        </w:rPr>
+        <w:t xml:space="preserve">        </w:t>
+      </w:r>
+      <w:proofErr w:type="gramStart"/>
+      <w:r>
+        <w:rPr>
+          <w:rFonts w:ascii="Roboto Mono" w:hAnsi="Roboto Mono"/>
+        </w:rPr>
+        <w:t>ctx.moveTo</w:t>
+      </w:r>
+      <w:proofErr w:type="gramEnd"/>
+      <w:r>
+        <w:rPr>
+          <w:rFonts w:ascii="Roboto Mono" w:hAnsi="Roboto Mono"/>
+        </w:rPr>
+        <w:t>(20, 20);</w:t>
+      </w:r>
+    </w:p>
+    <w:p>
+      <w:pPr>
+        <w:rPr>
+          <w:rFonts w:ascii="Roboto Mono" w:hAnsi="Roboto Mono"/>
+        </w:rPr>
+      </w:pPr>
+      <w:r>
+        <w:rPr>
+          <w:rFonts w:ascii="Roboto Mono" w:hAnsi="Roboto Mono"/>
+        </w:rPr>
+        <w:t xml:space="preserve">        </w:t>
+      </w:r>
+      <w:proofErr w:type="gramStart"/>
+      <w:r>
+        <w:rPr>
+          <w:rFonts w:ascii="Roboto Mono" w:hAnsi="Roboto Mono"/>
+        </w:rPr>
+        <w:t>ctx.lineTo</w:t>
+      </w:r>
+      <w:proofErr w:type="gramEnd"/>
+      <w:r>
+        <w:rPr>
+          <w:rFonts w:ascii="Roboto Mono" w:hAnsi="Roboto Mono"/>
+        </w:rPr>
+        <w:t>(200, 20);</w:t>
+      </w:r>
+    </w:p>
+    <w:p>
+      <w:pPr>
+        <w:rPr>
+          <w:rFonts w:ascii="Roboto Mono" w:hAnsi="Roboto Mono"/>
+        </w:rPr>
+      </w:pPr>
+      <w:r>
+        <w:rPr>
+          <w:rFonts w:ascii="Roboto Mono" w:hAnsi="Roboto Mono"/>
+        </w:rPr>
+        <w:t xml:space="preserve">        </w:t>
+      </w:r>
+      <w:proofErr w:type="gramStart"/>
+      <w:r>
+        <w:rPr>
+          <w:rFonts w:ascii="Roboto Mono" w:hAnsi="Roboto Mono"/>
+        </w:rPr>
+        <w:t>ctx.stroke</w:t>
+      </w:r>
+      <w:proofErr w:type="gramEnd"/>
+      <w:r>
+        <w:rPr>
+          <w:rFonts w:ascii="Roboto Mono" w:hAnsi="Roboto Mono"/>
+        </w:rPr>
+        <w:t>();</w:t>
+      </w:r>
+    </w:p>
+    <w:p>
+      <w:pPr>
+        <w:rPr>
+          <w:rFonts w:ascii="Roboto Mono" w:hAnsi="Roboto Mono"/>
+        </w:rPr>
+      </w:pPr>
+    </w:p>
+    <w:p>
+      <w:pPr>
+        <w:rPr>
+          <w:rFonts w:ascii="Roboto Mono" w:hAnsi="Roboto Mono"/>
+        </w:rPr>
+      </w:pPr>
+      <w:r>
+        <w:rPr>
+          <w:rFonts w:ascii="Roboto Mono" w:hAnsi="Roboto Mono"/>
+        </w:rPr>
+        <w:t>        /* Draw Circle */</w:t>
+      </w:r>
+    </w:p>
+    <w:p>
+      <w:pPr>
+        <w:rPr>
+          <w:rFonts w:ascii="Roboto Mono" w:hAnsi="Roboto Mono"/>
+        </w:rPr>
+      </w:pPr>
+      <w:r>
+        <w:rPr>
+          <w:rFonts w:ascii="Roboto Mono" w:hAnsi="Roboto Mono"/>
+        </w:rPr>
+        <w:t xml:space="preserve">        </w:t>
+      </w:r>
+      <w:proofErr w:type="gramStart"/>
+      <w:r>
+        <w:rPr>
+          <w:rFonts w:ascii="Roboto Mono" w:hAnsi="Roboto Mono"/>
+        </w:rPr>
+        <w:t>ctx.beginPath</w:t>
+      </w:r>
+      <w:proofErr w:type="gramEnd"/>
+      <w:r>
+        <w:rPr>
+          <w:rFonts w:ascii="Roboto Mono" w:hAnsi="Roboto Mono"/>
+        </w:rPr>
+        <w:t>();</w:t>
+      </w:r>
+    </w:p>
+    <w:p>
+      <w:pPr>
+        <w:rPr>
+          <w:rFonts w:ascii="Roboto Mono" w:hAnsi="Roboto Mono"/>
+        </w:rPr>
+      </w:pPr>
+      <w:r>
+        <w:rPr>
+          <w:rFonts w:ascii="Roboto Mono" w:hAnsi="Roboto Mono"/>
+        </w:rPr>
+        <w:t xml:space="preserve">        </w:t>
+      </w:r>
+      <w:proofErr w:type="gramStart"/>
+      <w:r>
+        <w:rPr>
+          <w:rFonts w:ascii="Roboto Mono" w:hAnsi="Roboto Mono"/>
+        </w:rPr>
+        <w:t>ctx.arc(</w:t>
+      </w:r>
+      <w:proofErr w:type="gramEnd"/>
+      <w:r>
+        <w:rPr>
+          <w:rFonts w:ascii="Roboto Mono" w:hAnsi="Roboto Mono"/>
+        </w:rPr>
+        <w:t>100, 100, 40, 0, 2 * Math.PI);</w:t>
+      </w:r>
+    </w:p>
+    <w:p>
+      <w:pPr>
+        <w:rPr>
+          <w:rFonts w:ascii="Roboto Mono" w:hAnsi="Roboto Mono"/>
+        </w:rPr>
+      </w:pPr>
+      <w:r>
+        <w:rPr>
+          <w:rFonts w:ascii="Roboto Mono" w:hAnsi="Roboto Mono"/>
+        </w:rPr>
+        <w:t xml:space="preserve">        </w:t>
+      </w:r>
+      <w:proofErr w:type="gramStart"/>
+      <w:r>
+        <w:rPr>
+          <w:rFonts w:ascii="Roboto Mono" w:hAnsi="Roboto Mono"/>
+        </w:rPr>
+        <w:t>ctx.stroke</w:t>
+      </w:r>
+      <w:proofErr w:type="gramEnd"/>
+      <w:r>
+        <w:rPr>
+          <w:rFonts w:ascii="Roboto Mono" w:hAnsi="Roboto Mono"/>
+        </w:rPr>
+        <w:t>();</w:t>
+      </w:r>
+    </w:p>
+    <w:p>
+      <w:pPr>
+        <w:rPr>
+          <w:rFonts w:ascii="Roboto Mono" w:hAnsi="Roboto Mono"/>
+        </w:rPr>
+      </w:pPr>
+    </w:p>
+    <w:p>
+      <w:pPr>
+        <w:rPr>
+          <w:rFonts w:ascii="Roboto Mono" w:hAnsi="Roboto Mono"/>
+        </w:rPr>
+      </w:pPr>
+      <w:r>
+        <w:rPr>
+          <w:rFonts w:ascii="Roboto Mono" w:hAnsi="Roboto Mono"/>
+        </w:rPr>
+        <w:t>        /* Draw Text */</w:t>
+      </w:r>
+    </w:p>
+    <w:p>
+      <w:pPr>
+        <w:rPr>
+          <w:rFonts w:ascii="Roboto Mono" w:hAnsi="Roboto Mono"/>
+        </w:rPr>
+      </w:pPr>
+      <w:r>
+        <w:rPr>
+          <w:rFonts w:ascii="Roboto Mono" w:hAnsi="Roboto Mono"/>
+        </w:rPr>
+        <w:t>        ctx.font = "30px Arial";</w:t>
+      </w:r>
+    </w:p>
+    <w:p>
+      <w:pPr>
+        <w:rPr>
+          <w:rFonts w:ascii="Roboto Mono" w:hAnsi="Roboto Mono"/>
+        </w:rPr>
+      </w:pPr>
+      <w:r>
+        <w:rPr>
+          <w:rFonts w:ascii="Roboto Mono" w:hAnsi="Roboto Mono"/>
+        </w:rPr>
+        <w:t xml:space="preserve">        </w:t>
+      </w:r>
+      <w:proofErr w:type="gramStart"/>
+      <w:r>
+        <w:rPr>
+          <w:rFonts w:ascii="Roboto Mono" w:hAnsi="Roboto Mono"/>
+        </w:rPr>
+        <w:t>ctx.fillText</w:t>
+      </w:r>
+      <w:proofErr w:type="gramEnd"/>
+      <w:r>
+        <w:rPr>
+          <w:rFonts w:ascii="Roboto Mono" w:hAnsi="Roboto Mono"/>
+        </w:rPr>
+        <w:t>("Hello", 20, 200);</w:t>
+      </w:r>
+    </w:p>
+    <w:p>
+      <w:pPr>
+        <w:rPr>
+          <w:rFonts w:ascii="Roboto Mono" w:hAnsi="Roboto Mono"/>
+        </w:rPr>
+      </w:pPr>
+    </w:p>
+    <w:p>
+      <w:pPr>
+        <w:rPr>
+          <w:rFonts w:ascii="Roboto Mono" w:hAnsi="Roboto Mono"/>
+        </w:rPr>
+      </w:pPr>
+      <w:r>
+        <w:rPr>
+          <w:rFonts w:ascii="Roboto Mono" w:hAnsi="Roboto Mono"/>
+        </w:rPr>
+        <w:lastRenderedPageBreak/>
+        <w:t>        /* Stroke Text */</w:t>
+      </w:r>
+    </w:p>
+    <w:p>
+      <w:pPr>
+        <w:rPr>
+          <w:rFonts w:ascii="Roboto Mono" w:hAnsi="Roboto Mono"/>
+        </w:rPr>
+      </w:pPr>
+      <w:r>
+        <w:rPr>
+          <w:rFonts w:ascii="Roboto Mono" w:hAnsi="Roboto Mono"/>
+        </w:rPr>
+        <w:t xml:space="preserve">        </w:t>
+      </w:r>
+      <w:proofErr w:type="gramStart"/>
+      <w:r>
+        <w:rPr>
+          <w:rFonts w:ascii="Roboto Mono" w:hAnsi="Roboto Mono"/>
+        </w:rPr>
+        <w:t>ctx.strokeText</w:t>
+      </w:r>
+      <w:proofErr w:type="gramEnd"/>
+      <w:r>
+        <w:rPr>
+          <w:rFonts w:ascii="Roboto Mono" w:hAnsi="Roboto Mono"/>
+        </w:rPr>
+        <w:t>("Canvas", 20, 250);</w:t>
+      </w:r>
+    </w:p>
+    <w:p>
+      <w:pPr>
+        <w:rPr>
+          <w:rFonts w:ascii="Roboto Mono" w:hAnsi="Roboto Mono"/>
+        </w:rPr>
+      </w:pPr>
+    </w:p>
+    <w:p>
+      <w:pPr>
+        <w:rPr>
+          <w:rFonts w:ascii="Roboto Mono" w:hAnsi="Roboto Mono"/>
+        </w:rPr>
+      </w:pPr>
+      <w:r>
+        <w:rPr>
+          <w:rFonts w:ascii="Roboto Mono" w:hAnsi="Roboto Mono"/>
+        </w:rPr>
+        <w:t>        /* Linear Gradient */</w:t>
+      </w:r>
+    </w:p>
+    <w:p>
+      <w:pPr>
+        <w:rPr>
+          <w:rFonts w:ascii="Roboto Mono" w:hAnsi="Roboto Mono"/>
+        </w:rPr>
+      </w:pPr>
+      <w:r>
+        <w:rPr>
+          <w:rFonts w:ascii="Roboto Mono" w:hAnsi="Roboto Mono"/>
+        </w:rPr>
+        <w:t xml:space="preserve">        let grd1 = </w:t>
+      </w:r>
+      <w:proofErr w:type="gramStart"/>
+      <w:r>
+        <w:rPr>
+          <w:rFonts w:ascii="Roboto Mono" w:hAnsi="Roboto Mono"/>
+        </w:rPr>
+        <w:t>ctx.createLinearGradient</w:t>
+      </w:r>
+      <w:proofErr w:type="gramEnd"/>
+      <w:r>
+        <w:rPr>
+          <w:rFonts w:ascii="Roboto Mono" w:hAnsi="Roboto Mono"/>
+        </w:rPr>
+        <w:t>(0, 0, 200, 0);</w:t>
+      </w:r>
+    </w:p>
+    <w:p>
+      <w:pPr>
+        <w:rPr>
+          <w:rFonts w:ascii="Roboto Mono" w:hAnsi="Roboto Mono"/>
+        </w:rPr>
+      </w:pPr>
+    </w:p>
+    <w:p>
+      <w:pPr>
+        <w:rPr>
+          <w:rFonts w:ascii="Roboto Mono" w:hAnsi="Roboto Mono"/>
+        </w:rPr>
+      </w:pPr>
+      <w:r>
+        <w:rPr>
+          <w:rFonts w:ascii="Roboto Mono" w:hAnsi="Roboto Mono"/>
+        </w:rPr>
+        <w:t>        grd1.addColorStop(0, "red");</w:t>
+      </w:r>
+    </w:p>
+    <w:p>
+      <w:pPr>
+        <w:rPr>
+          <w:rFonts w:ascii="Roboto Mono" w:hAnsi="Roboto Mono"/>
+        </w:rPr>
+      </w:pPr>
+      <w:r>
+        <w:rPr>
+          <w:rFonts w:ascii="Roboto Mono" w:hAnsi="Roboto Mono"/>
+        </w:rPr>
+        <w:t>        grd1.addColorStop(1, "blue");</w:t>
+      </w:r>
+    </w:p>
+    <w:p>
+      <w:pPr>
+        <w:rPr>
+          <w:rFonts w:ascii="Roboto Mono" w:hAnsi="Roboto Mono"/>
+        </w:rPr>
+      </w:pPr>
+    </w:p>
+    <w:p>
+      <w:pPr>
+        <w:rPr>
+          <w:rFonts w:ascii="Roboto Mono" w:hAnsi="Roboto Mono"/>
+        </w:rPr>
+      </w:pPr>
+      <w:r>
+        <w:rPr>
+          <w:rFonts w:ascii="Roboto Mono" w:hAnsi="Roboto Mono"/>
+        </w:rPr>
+        <w:t xml:space="preserve">        </w:t>
+      </w:r>
+      <w:proofErr w:type="gramStart"/>
+      <w:r>
+        <w:rPr>
+          <w:rFonts w:ascii="Roboto Mono" w:hAnsi="Roboto Mono"/>
+        </w:rPr>
+        <w:t>ctx.fillStyle</w:t>
+      </w:r>
+      <w:proofErr w:type="gramEnd"/>
+      <w:r>
+        <w:rPr>
+          <w:rFonts w:ascii="Roboto Mono" w:hAnsi="Roboto Mono"/>
+        </w:rPr>
+        <w:t xml:space="preserve"> = grd1;</w:t>
+      </w:r>
+    </w:p>
+    <w:p>
+      <w:pPr>
+        <w:rPr>
+          <w:rFonts w:ascii="Roboto Mono" w:hAnsi="Roboto Mono"/>
+        </w:rPr>
+      </w:pPr>
+    </w:p>
+    <w:p>
+      <w:pPr>
+        <w:rPr>
+          <w:rFonts w:ascii="Roboto Mono" w:hAnsi="Roboto Mono"/>
+        </w:rPr>
+      </w:pPr>
+      <w:r>
+        <w:rPr>
+          <w:rFonts w:ascii="Roboto Mono" w:hAnsi="Roboto Mono"/>
+        </w:rPr>
+        <w:t xml:space="preserve">        </w:t>
+      </w:r>
+      <w:proofErr w:type="gramStart"/>
+      <w:r>
+        <w:rPr>
+          <w:rFonts w:ascii="Roboto Mono" w:hAnsi="Roboto Mono"/>
+        </w:rPr>
+        <w:t>ctx.fillRect</w:t>
+      </w:r>
+      <w:proofErr w:type="gramEnd"/>
+      <w:r>
+        <w:rPr>
+          <w:rFonts w:ascii="Roboto Mono" w:hAnsi="Roboto Mono"/>
+        </w:rPr>
+        <w:t>(20, 280, 200, 50);</w:t>
+      </w:r>
+    </w:p>
+    <w:p>
+      <w:pPr>
+        <w:rPr>
+          <w:rFonts w:ascii="Roboto Mono" w:hAnsi="Roboto Mono"/>
+        </w:rPr>
+      </w:pPr>
+    </w:p>
+    <w:p>
+      <w:pPr>
+        <w:rPr>
+          <w:rFonts w:ascii="Roboto Mono" w:hAnsi="Roboto Mono"/>
+        </w:rPr>
+      </w:pPr>
+      <w:r>
+        <w:rPr>
+          <w:rFonts w:ascii="Roboto Mono" w:hAnsi="Roboto Mono"/>
+        </w:rPr>
+        <w:t>        /* Circular Gradient */</w:t>
+      </w:r>
+    </w:p>
+    <w:p>
+      <w:pPr>
+        <w:rPr>
+          <w:rFonts w:ascii="Roboto Mono" w:hAnsi="Roboto Mono"/>
+        </w:rPr>
+      </w:pPr>
+      <w:r>
+        <w:rPr>
+          <w:rFonts w:ascii="Roboto Mono" w:hAnsi="Roboto Mono"/>
+        </w:rPr>
+        <w:t xml:space="preserve">        let grd2 = </w:t>
+      </w:r>
+      <w:proofErr w:type="gramStart"/>
+      <w:r>
+        <w:rPr>
+          <w:rFonts w:ascii="Roboto Mono" w:hAnsi="Roboto Mono"/>
+        </w:rPr>
+        <w:t>ctx.createRadialGradient</w:t>
+      </w:r>
+      <w:proofErr w:type="gramEnd"/>
+      <w:r>
+        <w:rPr>
+          <w:rFonts w:ascii="Roboto Mono" w:hAnsi="Roboto Mono"/>
+        </w:rPr>
+        <w:t>(</w:t>
+      </w:r>
+    </w:p>
+    <w:p>
+      <w:pPr>
+        <w:rPr>
+          <w:rFonts w:ascii="Roboto Mono" w:hAnsi="Roboto Mono"/>
+        </w:rPr>
+      </w:pPr>
+      <w:r>
+        <w:rPr>
+          <w:rFonts w:ascii="Roboto Mono" w:hAnsi="Roboto Mono"/>
+        </w:rPr>
+        <w:t>            400, 150, 10,</w:t>
+      </w:r>
+    </w:p>
+    <w:p>
+      <w:pPr>
+        <w:rPr>
+          <w:rFonts w:ascii="Roboto Mono" w:hAnsi="Roboto Mono"/>
+        </w:rPr>
+      </w:pPr>
+      <w:r>
+        <w:rPr>
+          <w:rFonts w:ascii="Roboto Mono" w:hAnsi="Roboto Mono"/>
+        </w:rPr>
+        <w:t>            400, 150, 80</w:t>
+      </w:r>
+    </w:p>
+    <w:p>
+      <w:pPr>
+        <w:rPr>
+          <w:rFonts w:ascii="Roboto Mono" w:hAnsi="Roboto Mono"/>
+        </w:rPr>
+      </w:pPr>
+      <w:r>
+        <w:rPr>
+          <w:rFonts w:ascii="Roboto Mono" w:hAnsi="Roboto Mono"/>
+        </w:rPr>
+        <w:t>        );</w:t>
+      </w:r>
+    </w:p>
+    <w:p>
+      <w:pPr>
+        <w:rPr>
+          <w:rFonts w:ascii="Roboto Mono" w:hAnsi="Roboto Mono"/>
+        </w:rPr>
+      </w:pPr>
+    </w:p>
+    <w:p>
+      <w:pPr>
+        <w:rPr>
+          <w:rFonts w:ascii="Roboto Mono" w:hAnsi="Roboto Mono"/>
+        </w:rPr>
+      </w:pPr>
+      <w:r>
+        <w:rPr>
+          <w:rFonts w:ascii="Roboto Mono" w:hAnsi="Roboto Mono"/>
+        </w:rPr>
+        <w:t>        grd2.addColorStop(0, "yellow");</w:t>
+      </w:r>
+    </w:p>
+    <w:p>
+      <w:pPr>
+        <w:rPr>
+          <w:rFonts w:ascii="Roboto Mono" w:hAnsi="Roboto Mono"/>
+        </w:rPr>
+      </w:pPr>
+      <w:r>
+        <w:rPr>
+          <w:rFonts w:ascii="Roboto Mono" w:hAnsi="Roboto Mono"/>
+        </w:rPr>
+        <w:t>        grd2.addColorStop(1, "green");</w:t>
+      </w:r>
+    </w:p>
+    <w:p>
+      <w:pPr>
+        <w:rPr>
+          <w:rFonts w:ascii="Roboto Mono" w:hAnsi="Roboto Mono"/>
+        </w:rPr>
+      </w:pPr>
+    </w:p>
+    <w:p>
+      <w:pPr>
+        <w:rPr>
+          <w:rFonts w:ascii="Roboto Mono" w:hAnsi="Roboto Mono"/>
+        </w:rPr>
+      </w:pPr>
+      <w:r>
+        <w:rPr>
+          <w:rFonts w:ascii="Roboto Mono" w:hAnsi="Roboto Mono"/>
+        </w:rPr>
+        <w:t xml:space="preserve">        </w:t>
+      </w:r>
+      <w:proofErr w:type="gramStart"/>
+      <w:r>
+        <w:rPr>
+          <w:rFonts w:ascii="Roboto Mono" w:hAnsi="Roboto Mono"/>
+        </w:rPr>
+        <w:t>ctx.fillStyle</w:t>
+      </w:r>
+      <w:proofErr w:type="gramEnd"/>
+      <w:r>
+        <w:rPr>
+          <w:rFonts w:ascii="Roboto Mono" w:hAnsi="Roboto Mono"/>
+        </w:rPr>
+        <w:t xml:space="preserve"> = grd2;</w:t>
+      </w:r>
+    </w:p>
+    <w:p>
+      <w:pPr>
+        <w:rPr>
+          <w:rFonts w:ascii="Roboto Mono" w:hAnsi="Roboto Mono"/>
+        </w:rPr>
+      </w:pPr>
+    </w:p>
+    <w:p>
+      <w:pPr>
+        <w:rPr>
+          <w:rFonts w:ascii="Roboto Mono" w:hAnsi="Roboto Mono"/>
+        </w:rPr>
+      </w:pPr>
+      <w:r>
+        <w:rPr>
+          <w:rFonts w:ascii="Roboto Mono" w:hAnsi="Roboto Mono"/>
+        </w:rPr>
+        <w:t xml:space="preserve">        </w:t>
+      </w:r>
+      <w:proofErr w:type="gramStart"/>
+      <w:r>
+        <w:rPr>
+          <w:rFonts w:ascii="Roboto Mono" w:hAnsi="Roboto Mono"/>
+        </w:rPr>
+        <w:t>ctx.fillRect</w:t>
+      </w:r>
+      <w:proofErr w:type="gramEnd"/>
+      <w:r>
+        <w:rPr>
+          <w:rFonts w:ascii="Roboto Mono" w:hAnsi="Roboto Mono"/>
+        </w:rPr>
+        <w:t>(300, 70, 200, 150);</w:t>
+      </w:r>
+    </w:p>
+    <w:p>
+      <w:pPr>
+        <w:rPr>
+          <w:rFonts w:ascii="Roboto Mono" w:hAnsi="Roboto Mono"/>
+        </w:rPr>
+      </w:pPr>
+    </w:p>
+    <w:p>
+      <w:pPr>
+        <w:rPr>
+          <w:rFonts w:ascii="Roboto Mono" w:hAnsi="Roboto Mono"/>
+        </w:rPr>
+      </w:pPr>
+      <w:r>
+        <w:rPr>
+          <w:rFonts w:ascii="Roboto Mono" w:hAnsi="Roboto Mono"/>
+        </w:rPr>
+        <w:t>        /* Draw Image */</w:t>
+      </w:r>
+    </w:p>
+    <w:p>
+      <w:pPr>
+        <w:rPr>
+          <w:rFonts w:ascii="Roboto Mono" w:hAnsi="Roboto Mono"/>
+        </w:rPr>
+      </w:pPr>
+      <w:r>
+        <w:rPr>
+          <w:rFonts w:ascii="Roboto Mono" w:hAnsi="Roboto Mono"/>
+        </w:rPr>
+        <w:t xml:space="preserve">        let img = </w:t>
+      </w:r>
+      <w:proofErr w:type="gramStart"/>
+      <w:r>
+        <w:rPr>
+          <w:rFonts w:ascii="Roboto Mono" w:hAnsi="Roboto Mono"/>
+        </w:rPr>
+        <w:t>document.getElementById</w:t>
+      </w:r>
+      <w:proofErr w:type="gramEnd"/>
+      <w:r>
+        <w:rPr>
+          <w:rFonts w:ascii="Roboto Mono" w:hAnsi="Roboto Mono"/>
+        </w:rPr>
+        <w:t>("photo");</w:t>
+      </w:r>
+    </w:p>
+    <w:p>
+      <w:pPr>
+        <w:rPr>
+          <w:rFonts w:ascii="Roboto Mono" w:hAnsi="Roboto Mono"/>
+        </w:rPr>
+      </w:pPr>
+    </w:p>
+    <w:p>
+      <w:pPr>
+        <w:rPr>
+          <w:rFonts w:ascii="Roboto Mono" w:hAnsi="Roboto Mono"/>
+        </w:rPr>
+      </w:pPr>
+      <w:r>
+        <w:rPr>
+          <w:rFonts w:ascii="Roboto Mono" w:hAnsi="Roboto Mono"/>
+        </w:rPr>
+        <w:t xml:space="preserve">        </w:t>
+      </w:r>
+      <w:proofErr w:type="gramStart"/>
+      <w:r>
+        <w:rPr>
+          <w:rFonts w:ascii="Roboto Mono" w:hAnsi="Roboto Mono"/>
+        </w:rPr>
+        <w:t>img.onload</w:t>
+      </w:r>
+      <w:proofErr w:type="gramEnd"/>
+      <w:r>
+        <w:rPr>
+          <w:rFonts w:ascii="Roboto Mono" w:hAnsi="Roboto Mono"/>
+        </w:rPr>
+        <w:t xml:space="preserve"> = function () {</w:t>
+      </w:r>
+    </w:p>
+    <w:p>
+      <w:pPr>
+        <w:rPr>
+          <w:rFonts w:ascii="Roboto Mono" w:hAnsi="Roboto Mono"/>
+        </w:rPr>
+      </w:pPr>
+    </w:p>
+    <w:p>
+      <w:pPr>
+        <w:rPr>
+          <w:rFonts w:ascii="Roboto Mono" w:hAnsi="Roboto Mono"/>
+        </w:rPr>
+      </w:pPr>
+      <w:r>
+        <w:rPr>
+          <w:rFonts w:ascii="Roboto Mono" w:hAnsi="Roboto Mono"/>
+        </w:rPr>
+        <w:t xml:space="preserve">            </w:t>
+      </w:r>
+      <w:proofErr w:type="gramStart"/>
+      <w:r>
+        <w:rPr>
+          <w:rFonts w:ascii="Roboto Mono" w:hAnsi="Roboto Mono"/>
+        </w:rPr>
+        <w:t>ctx.drawImage</w:t>
+      </w:r>
+      <w:proofErr w:type="gramEnd"/>
+      <w:r>
+        <w:rPr>
+          <w:rFonts w:ascii="Roboto Mono" w:hAnsi="Roboto Mono"/>
+        </w:rPr>
+        <w:t>(img, 300, 300, 200, 150);</w:t>
+      </w:r>
+    </w:p>
+    <w:p>
+      <w:pPr>
+        <w:rPr>
+          <w:rFonts w:ascii="Roboto Mono" w:hAnsi="Roboto Mono"/>
+        </w:rPr>
+      </w:pPr>
+    </w:p>
+    <w:p>
+      <w:pPr>
+        <w:rPr>
+          <w:rFonts w:ascii="Roboto Mono" w:hAnsi="Roboto Mono"/>
+        </w:rPr>
+      </w:pPr>
+      <w:r>
+        <w:rPr>
+          <w:rFonts w:ascii="Roboto Mono" w:hAnsi="Roboto Mono"/>
+        </w:rPr>
+        <w:t>        };</w:t>
+      </w:r>
+    </w:p>
+    <w:p>
+      <w:pPr>
+        <w:rPr>
+          <w:rFonts w:ascii="Roboto Mono" w:hAnsi="Roboto Mono"/>
+        </w:rPr>
+      </w:pPr>
+    </w:p>
+    <w:p>
+      <w:pPr>
+        <w:rPr>
+          <w:rFonts w:ascii="Roboto Mono" w:hAnsi="Roboto Mono"/>
+        </w:rPr>
+      </w:pPr>
+      <w:r>
+        <w:rPr>
+          <w:rFonts w:ascii="Roboto Mono" w:hAnsi="Roboto Mono"/>
+        </w:rPr>
+        <w:t>    &lt;/script&gt;</w:t>
+      </w:r>
+    </w:p>
+    <w:p>
+      <w:pPr>
+        <w:rPr>
+          <w:rFonts w:ascii="Roboto Mono" w:hAnsi="Roboto Mono"/>
+        </w:rPr>
+      </w:pPr>
+    </w:p>
+    <w:p>
+      <w:pPr>
+        <w:rPr>
+          <w:rFonts w:ascii="Roboto Mono" w:hAnsi="Roboto Mono"/>
+        </w:rPr>
+      </w:pPr>
+      <w:r>
+        <w:rPr>
+          <w:rFonts w:ascii="Roboto Mono" w:hAnsi="Roboto Mono"/>
+        </w:rPr>
+        <w:t>&lt;/body&gt;</w:t>
+      </w:r>
+    </w:p>
+    <w:p>
+      <w:pPr>
+        <w:rPr>
+          <w:rFonts w:ascii="Roboto Mono" w:hAnsi="Roboto Mono"/>
+        </w:rPr>
+      </w:pPr>
+    </w:p>
+    <w:p>
+      <w:pPr>
+        <w:rPr>
+          <w:rFonts w:ascii="Roboto Mono" w:hAnsi="Roboto Mono"/>
+        </w:rPr>
+      </w:pPr>
+      <w:r>
+        <w:rPr>
+          <w:rFonts w:ascii="Roboto Mono" w:hAnsi="Roboto Mono"/>
+        </w:rPr>
+        <w:t>&lt;/html&gt;</w:t>
+      </w:r>
+    </w:p>
+    <w:p>
+      <w:pPr>
+        <w:rPr>
+          <w:rFonts w:ascii="Roboto Mono" w:hAnsi="Roboto Mono"/>
+        </w:rPr>
+      </w:pPr>
+      <w:r>
+        <w:rPr>
+          <w:noProof/>
+        </w:rPr>
+        <w:drawing>
+          <wp:inline distT="0" distB="0" distL="0" distR="0" wp14:anchorId="0238EF9C" wp14:editId="068614C7">
             <wp:extent cx="5943600" cy="3178175"/>
             <wp:effectExtent l="0" t="0" r="0" b="3175"/>
             <wp:docPr id="540194930" name="Picture 21"/>
@@ -13787,7 +13292,7 @@
                     </pic:cNvPicPr>
                   </pic:nvPicPr>
                   <pic:blipFill>
-                    <a:blip r:embed="rId35" cstate="print">
+                    <a:blip r:embed="rId37" cstate="print">
                       <a:extLst>
                         <a:ext uri="{28A0092B-C50C-407E-A947-70E740481C1C}">
                           <a14:useLocalDpi xmlns:a14="http://schemas.microsoft.com/office/drawing/2010/main" val="0"/>
@@ -13829,6 +13334,7 @@
         <w:rPr>
           <w:rFonts w:ascii="Roboto Mono" w:hAnsi="Roboto Mono"/>
         </w:rPr>
+        <w:lastRenderedPageBreak/>
         <w:pict w14:anchorId="06935A78">
           <v:rect id="_x0000_i1052" style="width:0;height:1.5pt" o:hralign="center" o:hrstd="t" o:hr="t" fillcolor="#a0a0a0" stroked="f"/>
         </w:pict>
@@ -13866,27 +13372,7 @@
           <w:sz w:val="18"/>
           <w:highlight w:val="lightGray"/>
         </w:rPr>
-        <w:t xml:space="preserve">: Persons Table -&gt; ID Column: 1, </w:t>
-      </w:r>
-      <w:proofErr w:type="spellStart"/>
-      <w:r>
-        <w:rPr>
-          <w:rFonts w:ascii="Arial" w:hAnsi="Arial"/>
-          <w:color w:val="000000"/>
-          <w:sz w:val="18"/>
-          <w:highlight w:val="lightGray"/>
-        </w:rPr>
-        <w:t>Name_En</w:t>
-      </w:r>
-      <w:proofErr w:type="spellEnd"/>
-      <w:r>
-        <w:rPr>
-          <w:rFonts w:ascii="Arial" w:hAnsi="Arial"/>
-          <w:color w:val="000000"/>
-          <w:sz w:val="18"/>
-          <w:highlight w:val="lightGray"/>
-        </w:rPr>
-        <w:t xml:space="preserve"> Column: Motasem Essam] -&gt; </w:t>
+        <w:t xml:space="preserve">: Persons Table -&gt; ID Column: 1, Name_En Column: Motasem Essam] -&gt; </w:t>
       </w:r>
       <w:r>
         <w:rPr>
@@ -13956,7 +13442,6 @@
           <w:rFonts w:ascii="Roboto Mono" w:hAnsi="Roboto Mono"/>
           <w:noProof/>
         </w:rPr>
-        <w:lastRenderedPageBreak/>
         <w:drawing>
           <wp:inline distT="0" distB="0" distL="0" distR="0" wp14:anchorId="5E0267E3" wp14:editId="24111984">
             <wp:extent cx="5943600" cy="3346450"/>
@@ -13975,7 +13460,7 @@
                     </pic:cNvPicPr>
                   </pic:nvPicPr>
                   <pic:blipFill>
-                    <a:blip r:embed="rId36">
+                    <a:blip r:embed="rId38">
                       <a:extLst>
                         <a:ext uri="{28A0092B-C50C-407E-A947-70E740481C1C}">
                           <a14:useLocalDpi xmlns:a14="http://schemas.microsoft.com/office/drawing/2010/main" val="0"/>
@@ -14036,7 +13521,7 @@
                     </pic:cNvPicPr>
                   </pic:nvPicPr>
                   <pic:blipFill>
-                    <a:blip r:embed="rId37">
+                    <a:blip r:embed="rId39">
                       <a:extLst>
                         <a:ext uri="{28A0092B-C50C-407E-A947-70E740481C1C}">
                           <a14:useLocalDpi xmlns:a14="http://schemas.microsoft.com/office/drawing/2010/main" val="0"/>
@@ -14098,7 +13583,7 @@
                     </pic:cNvPicPr>
                   </pic:nvPicPr>
                   <pic:blipFill>
-                    <a:blip r:embed="rId38">
+                    <a:blip r:embed="rId40">
                       <a:extLst>
                         <a:ext uri="{28A0092B-C50C-407E-A947-70E740481C1C}">
                           <a14:useLocalDpi xmlns:a14="http://schemas.microsoft.com/office/drawing/2010/main" val="0"/>
@@ -14158,7 +13643,7 @@
                     </pic:cNvPicPr>
                   </pic:nvPicPr>
                   <pic:blipFill>
-                    <a:blip r:embed="rId39">
+                    <a:blip r:embed="rId41">
                       <a:extLst>
                         <a:ext uri="{28A0092B-C50C-407E-A947-70E740481C1C}">
                           <a14:useLocalDpi xmlns:a14="http://schemas.microsoft.com/office/drawing/2010/main" val="0"/>
@@ -14277,19 +13762,19 @@
                 <w:rFonts w:ascii="Roboto Mono" w:hAnsi="Roboto Mono"/>
               </w:rPr>
             </w:pPr>
-            <w:proofErr w:type="spellStart"/>
+            <w:proofErr w:type="gramStart"/>
             <w:r>
               <w:rPr>
                 <w:rFonts w:ascii="Roboto Mono" w:hAnsi="Roboto Mono"/>
               </w:rPr>
-              <w:t>lineTo</w:t>
+              <w:t>lineTo(</w:t>
             </w:r>
-            <w:proofErr w:type="spellEnd"/>
+            <w:proofErr w:type="gramEnd"/>
             <w:r>
               <w:rPr>
                 <w:rFonts w:ascii="Roboto Mono" w:hAnsi="Roboto Mono"/>
               </w:rPr>
-              <w:t>()</w:t>
+              <w:t>)</w:t>
             </w:r>
           </w:p>
         </w:tc>
@@ -14330,11 +13815,19 @@
                 <w:rFonts w:ascii="Roboto Mono" w:hAnsi="Roboto Mono"/>
               </w:rPr>
             </w:pPr>
+            <w:proofErr w:type="gramStart"/>
             <w:r>
               <w:rPr>
                 <w:rFonts w:ascii="Roboto Mono" w:hAnsi="Roboto Mono"/>
               </w:rPr>
-              <w:t>arc()</w:t>
+              <w:t>arc(</w:t>
+            </w:r>
+            <w:proofErr w:type="gramEnd"/>
+            <w:r>
+              <w:rPr>
+                <w:rFonts w:ascii="Roboto Mono" w:hAnsi="Roboto Mono"/>
+              </w:rPr>
+              <w:t>)</w:t>
             </w:r>
           </w:p>
         </w:tc>
@@ -14375,19 +13868,19 @@
                 <w:rFonts w:ascii="Roboto Mono" w:hAnsi="Roboto Mono"/>
               </w:rPr>
             </w:pPr>
-            <w:proofErr w:type="spellStart"/>
+            <w:proofErr w:type="gramStart"/>
             <w:r>
               <w:rPr>
                 <w:rFonts w:ascii="Roboto Mono" w:hAnsi="Roboto Mono"/>
               </w:rPr>
-              <w:t>fillText</w:t>
+              <w:t>fillText(</w:t>
             </w:r>
-            <w:proofErr w:type="spellEnd"/>
+            <w:proofErr w:type="gramEnd"/>
             <w:r>
               <w:rPr>
                 <w:rFonts w:ascii="Roboto Mono" w:hAnsi="Roboto Mono"/>
               </w:rPr>
-              <w:t>()</w:t>
+              <w:t>)</w:t>
             </w:r>
           </w:p>
         </w:tc>
@@ -14428,19 +13921,19 @@
                 <w:rFonts w:ascii="Roboto Mono" w:hAnsi="Roboto Mono"/>
               </w:rPr>
             </w:pPr>
-            <w:proofErr w:type="spellStart"/>
+            <w:proofErr w:type="gramStart"/>
             <w:r>
               <w:rPr>
                 <w:rFonts w:ascii="Roboto Mono" w:hAnsi="Roboto Mono"/>
               </w:rPr>
-              <w:t>strokeText</w:t>
+              <w:t>strokeText(</w:t>
             </w:r>
-            <w:proofErr w:type="spellEnd"/>
+            <w:proofErr w:type="gramEnd"/>
             <w:r>
               <w:rPr>
                 <w:rFonts w:ascii="Roboto Mono" w:hAnsi="Roboto Mono"/>
               </w:rPr>
-              <w:t>()</w:t>
+              <w:t>)</w:t>
             </w:r>
           </w:p>
         </w:tc>
@@ -14481,19 +13974,19 @@
                 <w:rFonts w:ascii="Roboto Mono" w:hAnsi="Roboto Mono"/>
               </w:rPr>
             </w:pPr>
-            <w:proofErr w:type="spellStart"/>
+            <w:proofErr w:type="gramStart"/>
             <w:r>
               <w:rPr>
                 <w:rFonts w:ascii="Roboto Mono" w:hAnsi="Roboto Mono"/>
               </w:rPr>
-              <w:t>createLinearGradient</w:t>
+              <w:t>createLinearGradient(</w:t>
             </w:r>
-            <w:proofErr w:type="spellEnd"/>
+            <w:proofErr w:type="gramEnd"/>
             <w:r>
               <w:rPr>
                 <w:rFonts w:ascii="Roboto Mono" w:hAnsi="Roboto Mono"/>
               </w:rPr>
-              <w:t>()</w:t>
+              <w:t>)</w:t>
             </w:r>
           </w:p>
         </w:tc>
@@ -14534,19 +14027,19 @@
                 <w:rFonts w:ascii="Roboto Mono" w:hAnsi="Roboto Mono"/>
               </w:rPr>
             </w:pPr>
-            <w:proofErr w:type="spellStart"/>
+            <w:proofErr w:type="gramStart"/>
             <w:r>
               <w:rPr>
                 <w:rFonts w:ascii="Roboto Mono" w:hAnsi="Roboto Mono"/>
               </w:rPr>
-              <w:t>createRadialGradient</w:t>
+              <w:t>createRadialGradient(</w:t>
             </w:r>
-            <w:proofErr w:type="spellEnd"/>
+            <w:proofErr w:type="gramEnd"/>
             <w:r>
               <w:rPr>
                 <w:rFonts w:ascii="Roboto Mono" w:hAnsi="Roboto Mono"/>
               </w:rPr>
-              <w:t>()</w:t>
+              <w:t>)</w:t>
             </w:r>
           </w:p>
         </w:tc>
@@ -14587,19 +14080,19 @@
                 <w:rFonts w:ascii="Roboto Mono" w:hAnsi="Roboto Mono"/>
               </w:rPr>
             </w:pPr>
-            <w:proofErr w:type="spellStart"/>
+            <w:proofErr w:type="gramStart"/>
             <w:r>
               <w:rPr>
                 <w:rFonts w:ascii="Roboto Mono" w:hAnsi="Roboto Mono"/>
               </w:rPr>
-              <w:t>drawImage</w:t>
+              <w:t>drawImage(</w:t>
             </w:r>
-            <w:proofErr w:type="spellEnd"/>
+            <w:proofErr w:type="gramEnd"/>
             <w:r>
               <w:rPr>
                 <w:rFonts w:ascii="Roboto Mono" w:hAnsi="Roboto Mono"/>
               </w:rPr>
-              <w:t>()</w:t>
+              <w:t>)</w:t>
             </w:r>
           </w:p>
         </w:tc>
@@ -14686,27 +14179,7 @@
           <w:sz w:val="18"/>
           <w:highlight w:val="lightGray"/>
         </w:rPr>
-        <w:t xml:space="preserve">: Persons Table -&gt; ID Column: 1, </w:t>
-      </w:r>
-      <w:proofErr w:type="spellStart"/>
-      <w:r>
-        <w:rPr>
-          <w:rFonts w:ascii="Arial" w:hAnsi="Arial"/>
-          <w:color w:val="000000"/>
-          <w:sz w:val="18"/>
-          <w:highlight w:val="lightGray"/>
-        </w:rPr>
-        <w:t>Name_En</w:t>
-      </w:r>
-      <w:proofErr w:type="spellEnd"/>
-      <w:r>
-        <w:rPr>
-          <w:rFonts w:ascii="Arial" w:hAnsi="Arial"/>
-          <w:color w:val="000000"/>
-          <w:sz w:val="18"/>
-          <w:highlight w:val="lightGray"/>
-        </w:rPr>
-        <w:t xml:space="preserve"> Column: Motasem Essam] -&gt; </w:t>
+        <w:t xml:space="preserve">: Persons Table -&gt; ID Column: 1, Name_En Column: Motasem Essam] -&gt; </w:t>
       </w:r>
       <w:r>
         <w:rPr>
@@ -14812,13 +14285,13 @@
       <w:r>
         <w:t xml:space="preserve"> Use </w:t>
       </w:r>
-      <w:proofErr w:type="spellStart"/>
-      <w:r>
-        <w:t>beginPath</w:t>
-      </w:r>
-      <w:proofErr w:type="spellEnd"/>
-      <w:r>
-        <w:t>() for new shapes</w:t>
+      <w:proofErr w:type="gramStart"/>
+      <w:r>
+        <w:t>beginPath(</w:t>
+      </w:r>
+      <w:proofErr w:type="gramEnd"/>
+      <w:r>
+        <w:t>) for new shapes</w:t>
       </w:r>
     </w:p>
     <w:p>
@@ -14839,27 +14312,7 @@
           <w:sz w:val="18"/>
           <w:highlight w:val="lightGray"/>
         </w:rPr>
-        <w:t xml:space="preserve">: Persons Table -&gt; ID Column: 1, </w:t>
-      </w:r>
-      <w:proofErr w:type="spellStart"/>
-      <w:r>
-        <w:rPr>
-          <w:rFonts w:ascii="Arial" w:hAnsi="Arial"/>
-          <w:color w:val="000000"/>
-          <w:sz w:val="18"/>
-          <w:highlight w:val="lightGray"/>
-        </w:rPr>
-        <w:t>Name_En</w:t>
-      </w:r>
-      <w:proofErr w:type="spellEnd"/>
-      <w:r>
-        <w:rPr>
-          <w:rFonts w:ascii="Arial" w:hAnsi="Arial"/>
-          <w:color w:val="000000"/>
-          <w:sz w:val="18"/>
-          <w:highlight w:val="lightGray"/>
-        </w:rPr>
-        <w:t xml:space="preserve"> Column: Motasem Essam] -&gt; </w:t>
+        <w:t xml:space="preserve">: Persons Table -&gt; ID Column: 1, Name_En Column: Motasem Essam] -&gt; </w:t>
       </w:r>
       <w:r>
         <w:rPr>
@@ -14984,27 +14437,7 @@
           <w:sz w:val="18"/>
           <w:highlight w:val="lightGray"/>
         </w:rPr>
-        <w:t xml:space="preserve">: Persons Table -&gt; ID Column: 1, </w:t>
-      </w:r>
-      <w:proofErr w:type="spellStart"/>
-      <w:r>
-        <w:rPr>
-          <w:rFonts w:ascii="Arial" w:hAnsi="Arial"/>
-          <w:color w:val="000000"/>
-          <w:sz w:val="18"/>
-          <w:highlight w:val="lightGray"/>
-        </w:rPr>
-        <w:t>Name_En</w:t>
-      </w:r>
-      <w:proofErr w:type="spellEnd"/>
-      <w:r>
-        <w:rPr>
-          <w:rFonts w:ascii="Arial" w:hAnsi="Arial"/>
-          <w:color w:val="000000"/>
-          <w:sz w:val="18"/>
-          <w:highlight w:val="lightGray"/>
-        </w:rPr>
-        <w:t xml:space="preserve"> Column: Motasem Essam] -&gt; </w:t>
+        <w:t xml:space="preserve">: Persons Table -&gt; ID Column: 1, Name_En Column: Motasem Essam] -&gt; </w:t>
       </w:r>
       <w:r>
         <w:rPr>
@@ -15130,27 +14563,7 @@
           <w:sz w:val="18"/>
           <w:highlight w:val="lightGray"/>
         </w:rPr>
-        <w:t xml:space="preserve">: Persons Table -&gt; ID Column: 1, </w:t>
-      </w:r>
-      <w:proofErr w:type="spellStart"/>
-      <w:r>
-        <w:rPr>
-          <w:rFonts w:ascii="Arial" w:hAnsi="Arial"/>
-          <w:color w:val="000000"/>
-          <w:sz w:val="18"/>
-          <w:highlight w:val="lightGray"/>
-        </w:rPr>
-        <w:t>Name_En</w:t>
-      </w:r>
-      <w:proofErr w:type="spellEnd"/>
-      <w:r>
-        <w:rPr>
-          <w:rFonts w:ascii="Arial" w:hAnsi="Arial"/>
-          <w:color w:val="000000"/>
-          <w:sz w:val="18"/>
-          <w:highlight w:val="lightGray"/>
-        </w:rPr>
-        <w:t xml:space="preserve"> Column: Motasem Essam] -&gt; </w:t>
+        <w:t xml:space="preserve">: Persons Table -&gt; ID Column: 1, Name_En Column: Motasem Essam] -&gt; </w:t>
       </w:r>
       <w:r>
         <w:rPr>
@@ -15275,27 +14688,7 @@
           <w:sz w:val="18"/>
           <w:highlight w:val="lightGray"/>
         </w:rPr>
-        <w:t xml:space="preserve">: Persons Table -&gt; ID Column: 1, </w:t>
-      </w:r>
-      <w:proofErr w:type="spellStart"/>
-      <w:r>
-        <w:rPr>
-          <w:rFonts w:ascii="Arial" w:hAnsi="Arial"/>
-          <w:color w:val="000000"/>
-          <w:sz w:val="18"/>
-          <w:highlight w:val="lightGray"/>
-        </w:rPr>
-        <w:t>Name_En</w:t>
-      </w:r>
-      <w:proofErr w:type="spellEnd"/>
-      <w:r>
-        <w:rPr>
-          <w:rFonts w:ascii="Arial" w:hAnsi="Arial"/>
-          <w:color w:val="000000"/>
-          <w:sz w:val="18"/>
-          <w:highlight w:val="lightGray"/>
-        </w:rPr>
-        <w:t xml:space="preserve"> Column: Motasem Essam] -&gt; </w:t>
+        <w:t xml:space="preserve">: Persons Table -&gt; ID Column: 1, Name_En Column: Motasem Essam] -&gt; </w:t>
       </w:r>
       <w:r>
         <w:rPr>
@@ -15415,27 +14808,7 @@
           <w:sz w:val="18"/>
           <w:highlight w:val="lightGray"/>
         </w:rPr>
-        <w:t xml:space="preserve">: Persons Table -&gt; ID Column: 1, </w:t>
-      </w:r>
-      <w:proofErr w:type="spellStart"/>
-      <w:r>
-        <w:rPr>
-          <w:rFonts w:ascii="Arial" w:hAnsi="Arial"/>
-          <w:color w:val="000000"/>
-          <w:sz w:val="18"/>
-          <w:highlight w:val="lightGray"/>
-        </w:rPr>
-        <w:t>Name_En</w:t>
-      </w:r>
-      <w:proofErr w:type="spellEnd"/>
-      <w:r>
-        <w:rPr>
-          <w:rFonts w:ascii="Arial" w:hAnsi="Arial"/>
-          <w:color w:val="000000"/>
-          <w:sz w:val="18"/>
-          <w:highlight w:val="lightGray"/>
-        </w:rPr>
-        <w:t xml:space="preserve"> Column: Motasem Essam] -&gt; </w:t>
+        <w:t xml:space="preserve">: Persons Table -&gt; ID Column: 1, Name_En Column: Motasem Essam] -&gt; </w:t>
       </w:r>
       <w:r>
         <w:rPr>
@@ -15656,27 +15029,7 @@
           <w:sz w:val="18"/>
           <w:highlight w:val="lightGray"/>
         </w:rPr>
-        <w:t xml:space="preserve">: Persons Table -&gt; ID Column: 1, </w:t>
-      </w:r>
-      <w:proofErr w:type="spellStart"/>
-      <w:r>
-        <w:rPr>
-          <w:rFonts w:ascii="Arial" w:hAnsi="Arial"/>
-          <w:color w:val="000000"/>
-          <w:sz w:val="18"/>
-          <w:highlight w:val="lightGray"/>
-        </w:rPr>
-        <w:t>Name_En</w:t>
-      </w:r>
-      <w:proofErr w:type="spellEnd"/>
-      <w:r>
-        <w:rPr>
-          <w:rFonts w:ascii="Arial" w:hAnsi="Arial"/>
-          <w:color w:val="000000"/>
-          <w:sz w:val="18"/>
-          <w:highlight w:val="lightGray"/>
-        </w:rPr>
-        <w:t xml:space="preserve"> Column: Motasem Essam] -&gt; </w:t>
+        <w:t xml:space="preserve">: Persons Table -&gt; ID Column: 1, Name_En Column: Motasem Essam] -&gt; </w:t>
       </w:r>
       <w:r>
         <w:rPr>
@@ -15759,7 +15112,7 @@
                     </pic:cNvPicPr>
                   </pic:nvPicPr>
                   <pic:blipFill>
-                    <a:blip r:embed="rId40">
+                    <a:blip r:embed="rId42">
                       <a:extLst>
                         <a:ext uri="{28A0092B-C50C-407E-A947-70E740481C1C}">
                           <a14:useLocalDpi xmlns:a14="http://schemas.microsoft.com/office/drawing/2010/main" val="0"/>
@@ -15926,21 +15279,7 @@
               <w:rPr>
                 <w:rFonts w:ascii="Roboto Mono" w:hAnsi="Roboto Mono"/>
               </w:rPr>
-              <w:t>&lt;</w:t>
-            </w:r>
-            <w:proofErr w:type="spellStart"/>
-            <w:r>
-              <w:rPr>
-                <w:rFonts w:ascii="Roboto Mono" w:hAnsi="Roboto Mono"/>
-              </w:rPr>
-              <w:t>rect</w:t>
-            </w:r>
-            <w:proofErr w:type="spellEnd"/>
-            <w:r>
-              <w:rPr>
-                <w:rFonts w:ascii="Roboto Mono" w:hAnsi="Roboto Mono"/>
-              </w:rPr>
-              <w:t>&gt;</w:t>
+              <w:t>&lt;rect&gt;</w:t>
             </w:r>
           </w:p>
         </w:tc>
@@ -16120,21 +15459,7 @@
               <w:rPr>
                 <w:rFonts w:ascii="Roboto Mono" w:hAnsi="Roboto Mono"/>
               </w:rPr>
-              <w:t>&lt;</w:t>
-            </w:r>
-            <w:proofErr w:type="spellStart"/>
-            <w:r>
-              <w:rPr>
-                <w:rFonts w:ascii="Roboto Mono" w:hAnsi="Roboto Mono"/>
-              </w:rPr>
-              <w:t>linearGradient</w:t>
-            </w:r>
-            <w:proofErr w:type="spellEnd"/>
-            <w:r>
-              <w:rPr>
-                <w:rFonts w:ascii="Roboto Mono" w:hAnsi="Roboto Mono"/>
-              </w:rPr>
-              <w:t>&gt;</w:t>
+              <w:t>&lt;linearGradient&gt;</w:t>
             </w:r>
           </w:p>
         </w:tc>
@@ -16179,21 +15504,7 @@
               <w:rPr>
                 <w:rFonts w:ascii="Roboto Mono" w:hAnsi="Roboto Mono"/>
               </w:rPr>
-              <w:t>&lt;</w:t>
-            </w:r>
-            <w:proofErr w:type="spellStart"/>
-            <w:r>
-              <w:rPr>
-                <w:rFonts w:ascii="Roboto Mono" w:hAnsi="Roboto Mono"/>
-              </w:rPr>
-              <w:t>radialGradient</w:t>
-            </w:r>
-            <w:proofErr w:type="spellEnd"/>
-            <w:r>
-              <w:rPr>
-                <w:rFonts w:ascii="Roboto Mono" w:hAnsi="Roboto Mono"/>
-              </w:rPr>
-              <w:t>&gt;</w:t>
+              <w:t>&lt;radialGradient&gt;</w:t>
             </w:r>
           </w:p>
         </w:tc>
@@ -16269,27 +15580,7 @@
           <w:sz w:val="18"/>
           <w:highlight w:val="lightGray"/>
         </w:rPr>
-        <w:t xml:space="preserve">: Persons Table -&gt; ID Column: 1, </w:t>
-      </w:r>
-      <w:proofErr w:type="spellStart"/>
-      <w:r>
-        <w:rPr>
-          <w:rFonts w:ascii="Arial" w:hAnsi="Arial"/>
-          <w:color w:val="000000"/>
-          <w:sz w:val="18"/>
-          <w:highlight w:val="lightGray"/>
-        </w:rPr>
-        <w:t>Name_En</w:t>
-      </w:r>
-      <w:proofErr w:type="spellEnd"/>
-      <w:r>
-        <w:rPr>
-          <w:rFonts w:ascii="Arial" w:hAnsi="Arial"/>
-          <w:color w:val="000000"/>
-          <w:sz w:val="18"/>
-          <w:highlight w:val="lightGray"/>
-        </w:rPr>
-        <w:t xml:space="preserve"> Column: Motasem Essam] -&gt; </w:t>
+        <w:t xml:space="preserve">: Persons Table -&gt; ID Column: 1, Name_En Column: Motasem Essam] -&gt; </w:t>
       </w:r>
       <w:r>
         <w:rPr>
@@ -16440,7 +15731,7 @@
                     </pic:cNvPicPr>
                   </pic:nvPicPr>
                   <pic:blipFill>
-                    <a:blip r:embed="rId41">
+                    <a:blip r:embed="rId43">
                       <a:extLst>
                         <a:ext uri="{28A0092B-C50C-407E-A947-70E740481C1C}">
                           <a14:useLocalDpi xmlns:a14="http://schemas.microsoft.com/office/drawing/2010/main" val="0"/>
@@ -16482,21 +15773,7 @@
         <w:rPr>
           <w:rFonts w:ascii="Roboto Mono" w:hAnsi="Roboto Mono"/>
         </w:rPr>
-        <w:t>&lt;</w:t>
-      </w:r>
-      <w:proofErr w:type="spellStart"/>
-      <w:r>
-        <w:rPr>
-          <w:rFonts w:ascii="Roboto Mono" w:hAnsi="Roboto Mono"/>
-        </w:rPr>
-        <w:t>svg</w:t>
-      </w:r>
-      <w:proofErr w:type="spellEnd"/>
-      <w:r>
-        <w:rPr>
-          <w:rFonts w:ascii="Roboto Mono" w:hAnsi="Roboto Mono"/>
-        </w:rPr>
-        <w:t xml:space="preserve"> width="200"</w:t>
+        <w:t>&lt;svg width="200"</w:t>
       </w:r>
     </w:p>
     <w:p>
@@ -16601,21 +15878,7 @@
         <w:rPr>
           <w:rFonts w:ascii="Roboto Mono" w:hAnsi="Roboto Mono"/>
         </w:rPr>
-        <w:t>&lt;/</w:t>
-      </w:r>
-      <w:proofErr w:type="spellStart"/>
-      <w:r>
-        <w:rPr>
-          <w:rFonts w:ascii="Roboto Mono" w:hAnsi="Roboto Mono"/>
-        </w:rPr>
-        <w:t>svg</w:t>
-      </w:r>
-      <w:proofErr w:type="spellEnd"/>
-      <w:r>
-        <w:rPr>
-          <w:rFonts w:ascii="Roboto Mono" w:hAnsi="Roboto Mono"/>
-        </w:rPr>
-        <w:t>&gt;</w:t>
+        <w:t>&lt;/svg&gt;</w:t>
       </w:r>
     </w:p>
     <w:p>
@@ -16668,27 +15931,7 @@
           <w:sz w:val="18"/>
           <w:highlight w:val="lightGray"/>
         </w:rPr>
-        <w:t xml:space="preserve">: Persons Table -&gt; ID Column: 1, </w:t>
-      </w:r>
-      <w:proofErr w:type="spellStart"/>
-      <w:r>
-        <w:rPr>
-          <w:rFonts w:ascii="Arial" w:hAnsi="Arial"/>
-          <w:color w:val="000000"/>
-          <w:sz w:val="18"/>
-          <w:highlight w:val="lightGray"/>
-        </w:rPr>
-        <w:t>Name_En</w:t>
-      </w:r>
-      <w:proofErr w:type="spellEnd"/>
-      <w:r>
-        <w:rPr>
-          <w:rFonts w:ascii="Arial" w:hAnsi="Arial"/>
-          <w:color w:val="000000"/>
-          <w:sz w:val="18"/>
-          <w:highlight w:val="lightGray"/>
-        </w:rPr>
-        <w:t xml:space="preserve"> Column: Motasem Essam] -&gt; </w:t>
+        <w:t xml:space="preserve">: Persons Table -&gt; ID Column: 1, Name_En Column: Motasem Essam] -&gt; </w:t>
       </w:r>
       <w:r>
         <w:rPr>
@@ -16839,7 +16082,7 @@
                     </pic:cNvPicPr>
                   </pic:nvPicPr>
                   <pic:blipFill>
-                    <a:blip r:embed="rId42">
+                    <a:blip r:embed="rId44">
                       <a:extLst>
                         <a:ext uri="{28A0092B-C50C-407E-A947-70E740481C1C}">
                           <a14:useLocalDpi xmlns:a14="http://schemas.microsoft.com/office/drawing/2010/main" val="0"/>
@@ -16881,21 +16124,7 @@
         <w:rPr>
           <w:rFonts w:ascii="Roboto Mono" w:hAnsi="Roboto Mono"/>
         </w:rPr>
-        <w:t>&lt;</w:t>
-      </w:r>
-      <w:proofErr w:type="spellStart"/>
-      <w:r>
-        <w:rPr>
-          <w:rFonts w:ascii="Roboto Mono" w:hAnsi="Roboto Mono"/>
-        </w:rPr>
-        <w:t>svg</w:t>
-      </w:r>
-      <w:proofErr w:type="spellEnd"/>
-      <w:r>
-        <w:rPr>
-          <w:rFonts w:ascii="Roboto Mono" w:hAnsi="Roboto Mono"/>
-        </w:rPr>
-        <w:t xml:space="preserve"> width="300"</w:t>
+        <w:t>&lt;svg width="300"</w:t>
       </w:r>
     </w:p>
     <w:p>
@@ -16928,21 +16157,7 @@
         <w:rPr>
           <w:rFonts w:ascii="Roboto Mono" w:hAnsi="Roboto Mono"/>
         </w:rPr>
-        <w:t xml:space="preserve">    &lt;</w:t>
-      </w:r>
-      <w:proofErr w:type="spellStart"/>
-      <w:r>
-        <w:rPr>
-          <w:rFonts w:ascii="Roboto Mono" w:hAnsi="Roboto Mono"/>
-        </w:rPr>
-        <w:t>rect</w:t>
-      </w:r>
-      <w:proofErr w:type="spellEnd"/>
-      <w:r>
-        <w:rPr>
-          <w:rFonts w:ascii="Roboto Mono" w:hAnsi="Roboto Mono"/>
-        </w:rPr>
-        <w:t xml:space="preserve"> width="200"</w:t>
+        <w:t xml:space="preserve">    &lt;rect width="200"</w:t>
       </w:r>
     </w:p>
     <w:p>
@@ -16981,55 +16196,27 @@
         <w:rPr>
           <w:rFonts w:ascii="Roboto Mono" w:hAnsi="Roboto Mono"/>
         </w:rPr>
-        <w:t xml:space="preserve">    &lt;/</w:t>
-      </w:r>
-      <w:proofErr w:type="spellStart"/>
-      <w:r>
-        <w:rPr>
-          <w:rFonts w:ascii="Roboto Mono" w:hAnsi="Roboto Mono"/>
-        </w:rPr>
-        <w:t>rect</w:t>
-      </w:r>
-      <w:proofErr w:type="spellEnd"/>
-      <w:r>
-        <w:rPr>
-          <w:rFonts w:ascii="Roboto Mono" w:hAnsi="Roboto Mono"/>
-        </w:rPr>
-        <w:t>&gt;</w:t>
-      </w:r>
-    </w:p>
-    <w:p>
-      <w:pPr>
-        <w:rPr>
-          <w:rFonts w:ascii="Roboto Mono" w:hAnsi="Roboto Mono"/>
-        </w:rPr>
-      </w:pPr>
-    </w:p>
-    <w:p>
-      <w:pPr>
-        <w:rPr>
-          <w:rFonts w:ascii="Roboto Mono" w:hAnsi="Roboto Mono"/>
-        </w:rPr>
-      </w:pPr>
-      <w:r>
-        <w:rPr>
-          <w:rFonts w:ascii="Roboto Mono" w:hAnsi="Roboto Mono"/>
-        </w:rPr>
-        <w:t>&lt;/</w:t>
-      </w:r>
-      <w:proofErr w:type="spellStart"/>
-      <w:r>
-        <w:rPr>
-          <w:rFonts w:ascii="Roboto Mono" w:hAnsi="Roboto Mono"/>
-        </w:rPr>
-        <w:t>svg</w:t>
-      </w:r>
-      <w:proofErr w:type="spellEnd"/>
-      <w:r>
-        <w:rPr>
-          <w:rFonts w:ascii="Roboto Mono" w:hAnsi="Roboto Mono"/>
-        </w:rPr>
-        <w:t>&gt;</w:t>
+        <w:t xml:space="preserve">    &lt;/rect&gt;</w:t>
+      </w:r>
+    </w:p>
+    <w:p>
+      <w:pPr>
+        <w:rPr>
+          <w:rFonts w:ascii="Roboto Mono" w:hAnsi="Roboto Mono"/>
+        </w:rPr>
+      </w:pPr>
+    </w:p>
+    <w:p>
+      <w:pPr>
+        <w:rPr>
+          <w:rFonts w:ascii="Roboto Mono" w:hAnsi="Roboto Mono"/>
+        </w:rPr>
+      </w:pPr>
+      <w:r>
+        <w:rPr>
+          <w:rFonts w:ascii="Roboto Mono" w:hAnsi="Roboto Mono"/>
+        </w:rPr>
+        <w:t>&lt;/svg&gt;</w:t>
       </w:r>
     </w:p>
     <w:p>
@@ -17082,27 +16269,7 @@
           <w:sz w:val="18"/>
           <w:highlight w:val="lightGray"/>
         </w:rPr>
-        <w:t xml:space="preserve">: Persons Table -&gt; ID Column: 1, </w:t>
-      </w:r>
-      <w:proofErr w:type="spellStart"/>
-      <w:r>
-        <w:rPr>
-          <w:rFonts w:ascii="Arial" w:hAnsi="Arial"/>
-          <w:color w:val="000000"/>
-          <w:sz w:val="18"/>
-          <w:highlight w:val="lightGray"/>
-        </w:rPr>
-        <w:t>Name_En</w:t>
-      </w:r>
-      <w:proofErr w:type="spellEnd"/>
-      <w:r>
-        <w:rPr>
-          <w:rFonts w:ascii="Arial" w:hAnsi="Arial"/>
-          <w:color w:val="000000"/>
-          <w:sz w:val="18"/>
-          <w:highlight w:val="lightGray"/>
-        </w:rPr>
-        <w:t xml:space="preserve"> Column: Motasem Essam] -&gt; </w:t>
+        <w:t xml:space="preserve">: Persons Table -&gt; ID Column: 1, Name_En Column: Motasem Essam] -&gt; </w:t>
       </w:r>
       <w:r>
         <w:rPr>
@@ -17287,7 +16454,7 @@
                     </pic:cNvPicPr>
                   </pic:nvPicPr>
                   <pic:blipFill>
-                    <a:blip r:embed="rId43">
+                    <a:blip r:embed="rId45">
                       <a:extLst>
                         <a:ext uri="{28A0092B-C50C-407E-A947-70E740481C1C}">
                           <a14:useLocalDpi xmlns:a14="http://schemas.microsoft.com/office/drawing/2010/main" val="0"/>
@@ -17329,21 +16496,7 @@
         <w:rPr>
           <w:rFonts w:ascii="Roboto Mono" w:hAnsi="Roboto Mono"/>
         </w:rPr>
-        <w:t>&lt;</w:t>
-      </w:r>
-      <w:proofErr w:type="spellStart"/>
-      <w:r>
-        <w:rPr>
-          <w:rFonts w:ascii="Roboto Mono" w:hAnsi="Roboto Mono"/>
-        </w:rPr>
-        <w:t>svg</w:t>
-      </w:r>
-      <w:proofErr w:type="spellEnd"/>
-      <w:r>
-        <w:rPr>
-          <w:rFonts w:ascii="Roboto Mono" w:hAnsi="Roboto Mono"/>
-        </w:rPr>
-        <w:t xml:space="preserve"> width="300"</w:t>
+        <w:t>&lt;svg width="300"</w:t>
       </w:r>
     </w:p>
     <w:p>
@@ -17376,21 +16529,7 @@
         <w:rPr>
           <w:rFonts w:ascii="Roboto Mono" w:hAnsi="Roboto Mono"/>
         </w:rPr>
-        <w:t xml:space="preserve">    &lt;</w:t>
-      </w:r>
-      <w:proofErr w:type="spellStart"/>
-      <w:r>
-        <w:rPr>
-          <w:rFonts w:ascii="Roboto Mono" w:hAnsi="Roboto Mono"/>
-        </w:rPr>
-        <w:t>rect</w:t>
-      </w:r>
-      <w:proofErr w:type="spellEnd"/>
-      <w:r>
-        <w:rPr>
-          <w:rFonts w:ascii="Roboto Mono" w:hAnsi="Roboto Mono"/>
-        </w:rPr>
-        <w:t xml:space="preserve"> width="200"</w:t>
+        <w:t xml:space="preserve">    &lt;rect width="200"</w:t>
       </w:r>
     </w:p>
     <w:p>
@@ -17416,48 +16555,20 @@
         <w:rPr>
           <w:rFonts w:ascii="Roboto Mono" w:hAnsi="Roboto Mono"/>
         </w:rPr>
-        <w:t xml:space="preserve">          </w:t>
-      </w:r>
-      <w:proofErr w:type="spellStart"/>
-      <w:r>
-        <w:rPr>
-          <w:rFonts w:ascii="Roboto Mono" w:hAnsi="Roboto Mono"/>
-        </w:rPr>
-        <w:t>rx</w:t>
-      </w:r>
-      <w:proofErr w:type="spellEnd"/>
-      <w:r>
-        <w:rPr>
-          <w:rFonts w:ascii="Roboto Mono" w:hAnsi="Roboto Mono"/>
-        </w:rPr>
-        <w:t>="20"</w:t>
-      </w:r>
-    </w:p>
-    <w:p>
-      <w:pPr>
-        <w:rPr>
-          <w:rFonts w:ascii="Roboto Mono" w:hAnsi="Roboto Mono"/>
-        </w:rPr>
-      </w:pPr>
-      <w:r>
-        <w:rPr>
-          <w:rFonts w:ascii="Roboto Mono" w:hAnsi="Roboto Mono"/>
-        </w:rPr>
-        <w:t xml:space="preserve">          </w:t>
-      </w:r>
-      <w:proofErr w:type="spellStart"/>
-      <w:r>
-        <w:rPr>
-          <w:rFonts w:ascii="Roboto Mono" w:hAnsi="Roboto Mono"/>
-        </w:rPr>
-        <w:t>ry</w:t>
-      </w:r>
-      <w:proofErr w:type="spellEnd"/>
-      <w:r>
-        <w:rPr>
-          <w:rFonts w:ascii="Roboto Mono" w:hAnsi="Roboto Mono"/>
-        </w:rPr>
-        <w:t>="20"</w:t>
+        <w:t xml:space="preserve">          rx="20"</w:t>
+      </w:r>
+    </w:p>
+    <w:p>
+      <w:pPr>
+        <w:rPr>
+          <w:rFonts w:ascii="Roboto Mono" w:hAnsi="Roboto Mono"/>
+        </w:rPr>
+      </w:pPr>
+      <w:r>
+        <w:rPr>
+          <w:rFonts w:ascii="Roboto Mono" w:hAnsi="Roboto Mono"/>
+        </w:rPr>
+        <w:t xml:space="preserve">          ry="20"</w:t>
       </w:r>
     </w:p>
     <w:p>
@@ -17496,55 +16607,27 @@
         <w:rPr>
           <w:rFonts w:ascii="Roboto Mono" w:hAnsi="Roboto Mono"/>
         </w:rPr>
-        <w:t xml:space="preserve">    &lt;/</w:t>
-      </w:r>
-      <w:proofErr w:type="spellStart"/>
-      <w:r>
-        <w:rPr>
-          <w:rFonts w:ascii="Roboto Mono" w:hAnsi="Roboto Mono"/>
-        </w:rPr>
-        <w:t>rect</w:t>
-      </w:r>
-      <w:proofErr w:type="spellEnd"/>
-      <w:r>
-        <w:rPr>
-          <w:rFonts w:ascii="Roboto Mono" w:hAnsi="Roboto Mono"/>
-        </w:rPr>
-        <w:t>&gt;</w:t>
-      </w:r>
-    </w:p>
-    <w:p>
-      <w:pPr>
-        <w:rPr>
-          <w:rFonts w:ascii="Roboto Mono" w:hAnsi="Roboto Mono"/>
-        </w:rPr>
-      </w:pPr>
-    </w:p>
-    <w:p>
-      <w:pPr>
-        <w:rPr>
-          <w:rFonts w:ascii="Roboto Mono" w:hAnsi="Roboto Mono"/>
-        </w:rPr>
-      </w:pPr>
-      <w:r>
-        <w:rPr>
-          <w:rFonts w:ascii="Roboto Mono" w:hAnsi="Roboto Mono"/>
-        </w:rPr>
-        <w:t>&lt;/</w:t>
-      </w:r>
-      <w:proofErr w:type="spellStart"/>
-      <w:r>
-        <w:rPr>
-          <w:rFonts w:ascii="Roboto Mono" w:hAnsi="Roboto Mono"/>
-        </w:rPr>
-        <w:t>svg</w:t>
-      </w:r>
-      <w:proofErr w:type="spellEnd"/>
-      <w:r>
-        <w:rPr>
-          <w:rFonts w:ascii="Roboto Mono" w:hAnsi="Roboto Mono"/>
-        </w:rPr>
-        <w:t>&gt;</w:t>
+        <w:t xml:space="preserve">    &lt;/rect&gt;</w:t>
+      </w:r>
+    </w:p>
+    <w:p>
+      <w:pPr>
+        <w:rPr>
+          <w:rFonts w:ascii="Roboto Mono" w:hAnsi="Roboto Mono"/>
+        </w:rPr>
+      </w:pPr>
+    </w:p>
+    <w:p>
+      <w:pPr>
+        <w:rPr>
+          <w:rFonts w:ascii="Roboto Mono" w:hAnsi="Roboto Mono"/>
+        </w:rPr>
+      </w:pPr>
+      <w:r>
+        <w:rPr>
+          <w:rFonts w:ascii="Roboto Mono" w:hAnsi="Roboto Mono"/>
+        </w:rPr>
+        <w:t>&lt;/svg&gt;</w:t>
       </w:r>
     </w:p>
     <w:p>
@@ -17597,27 +16680,7 @@
           <w:sz w:val="18"/>
           <w:highlight w:val="lightGray"/>
         </w:rPr>
-        <w:t xml:space="preserve">: Persons Table -&gt; ID Column: 1, </w:t>
-      </w:r>
-      <w:proofErr w:type="spellStart"/>
-      <w:r>
-        <w:rPr>
-          <w:rFonts w:ascii="Arial" w:hAnsi="Arial"/>
-          <w:color w:val="000000"/>
-          <w:sz w:val="18"/>
-          <w:highlight w:val="lightGray"/>
-        </w:rPr>
-        <w:t>Name_En</w:t>
-      </w:r>
-      <w:proofErr w:type="spellEnd"/>
-      <w:r>
-        <w:rPr>
-          <w:rFonts w:ascii="Arial" w:hAnsi="Arial"/>
-          <w:color w:val="000000"/>
-          <w:sz w:val="18"/>
-          <w:highlight w:val="lightGray"/>
-        </w:rPr>
-        <w:t xml:space="preserve"> Column: Motasem Essam] -&gt; </w:t>
+        <w:t xml:space="preserve">: Persons Table -&gt; ID Column: 1, Name_En Column: Motasem Essam] -&gt; </w:t>
       </w:r>
       <w:r>
         <w:rPr>
@@ -17768,7 +16831,7 @@
                     </pic:cNvPicPr>
                   </pic:nvPicPr>
                   <pic:blipFill>
-                    <a:blip r:embed="rId44">
+                    <a:blip r:embed="rId46">
                       <a:extLst>
                         <a:ext uri="{28A0092B-C50C-407E-A947-70E740481C1C}">
                           <a14:useLocalDpi xmlns:a14="http://schemas.microsoft.com/office/drawing/2010/main" val="0"/>
@@ -17810,21 +16873,7 @@
         <w:rPr>
           <w:rFonts w:ascii="Roboto Mono" w:hAnsi="Roboto Mono"/>
         </w:rPr>
-        <w:t>&lt;</w:t>
-      </w:r>
-      <w:proofErr w:type="spellStart"/>
-      <w:r>
-        <w:rPr>
-          <w:rFonts w:ascii="Roboto Mono" w:hAnsi="Roboto Mono"/>
-        </w:rPr>
-        <w:t>svg</w:t>
-      </w:r>
-      <w:proofErr w:type="spellEnd"/>
-      <w:r>
-        <w:rPr>
-          <w:rFonts w:ascii="Roboto Mono" w:hAnsi="Roboto Mono"/>
-        </w:rPr>
-        <w:t xml:space="preserve"> width="300"</w:t>
+        <w:t>&lt;svg width="300"</w:t>
       </w:r>
     </w:p>
     <w:p>
@@ -18034,21 +17083,7 @@
         <w:rPr>
           <w:rFonts w:ascii="Roboto Mono" w:hAnsi="Roboto Mono"/>
         </w:rPr>
-        <w:t>&lt;/</w:t>
-      </w:r>
-      <w:proofErr w:type="spellStart"/>
-      <w:r>
-        <w:rPr>
-          <w:rFonts w:ascii="Roboto Mono" w:hAnsi="Roboto Mono"/>
-        </w:rPr>
-        <w:t>svg</w:t>
-      </w:r>
-      <w:proofErr w:type="spellEnd"/>
-      <w:r>
-        <w:rPr>
-          <w:rFonts w:ascii="Roboto Mono" w:hAnsi="Roboto Mono"/>
-        </w:rPr>
-        <w:t>&gt;</w:t>
+        <w:t>&lt;/svg&gt;</w:t>
       </w:r>
     </w:p>
     <w:p>
@@ -18101,27 +17136,7 @@
           <w:sz w:val="18"/>
           <w:highlight w:val="lightGray"/>
         </w:rPr>
-        <w:t xml:space="preserve">: Persons Table -&gt; ID Column: 1, </w:t>
-      </w:r>
-      <w:proofErr w:type="spellStart"/>
-      <w:r>
-        <w:rPr>
-          <w:rFonts w:ascii="Arial" w:hAnsi="Arial"/>
-          <w:color w:val="000000"/>
-          <w:sz w:val="18"/>
-          <w:highlight w:val="lightGray"/>
-        </w:rPr>
-        <w:t>Name_En</w:t>
-      </w:r>
-      <w:proofErr w:type="spellEnd"/>
-      <w:r>
-        <w:rPr>
-          <w:rFonts w:ascii="Arial" w:hAnsi="Arial"/>
-          <w:color w:val="000000"/>
-          <w:sz w:val="18"/>
-          <w:highlight w:val="lightGray"/>
-        </w:rPr>
-        <w:t xml:space="preserve"> Column: Motasem Essam] -&gt; </w:t>
+        <w:t xml:space="preserve">: Persons Table -&gt; ID Column: 1, Name_En Column: Motasem Essam] -&gt; </w:t>
       </w:r>
       <w:r>
         <w:rPr>
@@ -18305,7 +17320,7 @@
                     </pic:cNvPicPr>
                   </pic:nvPicPr>
                   <pic:blipFill>
-                    <a:blip r:embed="rId45">
+                    <a:blip r:embed="rId47">
                       <a:extLst>
                         <a:ext uri="{28A0092B-C50C-407E-A947-70E740481C1C}">
                           <a14:useLocalDpi xmlns:a14="http://schemas.microsoft.com/office/drawing/2010/main" val="0"/>
@@ -18366,7 +17381,7 @@
                     </pic:cNvPicPr>
                   </pic:nvPicPr>
                   <pic:blipFill>
-                    <a:blip r:embed="rId46">
+                    <a:blip r:embed="rId48">
                       <a:extLst>
                         <a:ext uri="{28A0092B-C50C-407E-A947-70E740481C1C}">
                           <a14:useLocalDpi xmlns:a14="http://schemas.microsoft.com/office/drawing/2010/main" val="0"/>
@@ -18408,21 +17423,7 @@
         <w:rPr>
           <w:rFonts w:ascii="Roboto Mono" w:hAnsi="Roboto Mono"/>
         </w:rPr>
-        <w:t>&lt;</w:t>
-      </w:r>
-      <w:proofErr w:type="spellStart"/>
-      <w:r>
-        <w:rPr>
-          <w:rFonts w:ascii="Roboto Mono" w:hAnsi="Roboto Mono"/>
-        </w:rPr>
-        <w:t>svg</w:t>
-      </w:r>
-      <w:proofErr w:type="spellEnd"/>
-      <w:r>
-        <w:rPr>
-          <w:rFonts w:ascii="Roboto Mono" w:hAnsi="Roboto Mono"/>
-        </w:rPr>
-        <w:t xml:space="preserve"> width="500"</w:t>
+        <w:t>&lt;svg width="500"</w:t>
       </w:r>
     </w:p>
     <w:p>
@@ -18455,55 +17456,27 @@
         <w:rPr>
           <w:rFonts w:ascii="Roboto Mono" w:hAnsi="Roboto Mono"/>
         </w:rPr>
-        <w:t xml:space="preserve">    &lt;</w:t>
-      </w:r>
-      <w:proofErr w:type="spellStart"/>
-      <w:r>
-        <w:rPr>
-          <w:rFonts w:ascii="Roboto Mono" w:hAnsi="Roboto Mono"/>
-        </w:rPr>
-        <w:t>defs</w:t>
-      </w:r>
-      <w:proofErr w:type="spellEnd"/>
-      <w:r>
-        <w:rPr>
-          <w:rFonts w:ascii="Roboto Mono" w:hAnsi="Roboto Mono"/>
-        </w:rPr>
-        <w:t>&gt;</w:t>
-      </w:r>
-    </w:p>
-    <w:p>
-      <w:pPr>
-        <w:rPr>
-          <w:rFonts w:ascii="Roboto Mono" w:hAnsi="Roboto Mono"/>
-        </w:rPr>
-      </w:pPr>
-    </w:p>
-    <w:p>
-      <w:pPr>
-        <w:rPr>
-          <w:rFonts w:ascii="Roboto Mono" w:hAnsi="Roboto Mono"/>
-        </w:rPr>
-      </w:pPr>
-      <w:r>
-        <w:rPr>
-          <w:rFonts w:ascii="Roboto Mono" w:hAnsi="Roboto Mono"/>
-        </w:rPr>
-        <w:t xml:space="preserve">        &lt;</w:t>
-      </w:r>
-      <w:proofErr w:type="spellStart"/>
-      <w:r>
-        <w:rPr>
-          <w:rFonts w:ascii="Roboto Mono" w:hAnsi="Roboto Mono"/>
-        </w:rPr>
-        <w:t>linearGradient</w:t>
-      </w:r>
-      <w:proofErr w:type="spellEnd"/>
-      <w:r>
-        <w:rPr>
-          <w:rFonts w:ascii="Roboto Mono" w:hAnsi="Roboto Mono"/>
-        </w:rPr>
-        <w:t xml:space="preserve"> id="grad1"&gt;</w:t>
+        <w:t xml:space="preserve">    &lt;defs&gt;</w:t>
+      </w:r>
+    </w:p>
+    <w:p>
+      <w:pPr>
+        <w:rPr>
+          <w:rFonts w:ascii="Roboto Mono" w:hAnsi="Roboto Mono"/>
+        </w:rPr>
+      </w:pPr>
+    </w:p>
+    <w:p>
+      <w:pPr>
+        <w:rPr>
+          <w:rFonts w:ascii="Roboto Mono" w:hAnsi="Roboto Mono"/>
+        </w:rPr>
+      </w:pPr>
+      <w:r>
+        <w:rPr>
+          <w:rFonts w:ascii="Roboto Mono" w:hAnsi="Roboto Mono"/>
+        </w:rPr>
+        <w:t xml:space="preserve">        &lt;linearGradient id="grad1"&gt;</w:t>
       </w:r>
     </w:p>
     <w:p>
@@ -18629,55 +17602,27 @@
         <w:rPr>
           <w:rFonts w:ascii="Roboto Mono" w:hAnsi="Roboto Mono"/>
         </w:rPr>
-        <w:t xml:space="preserve">        &lt;/</w:t>
-      </w:r>
-      <w:proofErr w:type="spellStart"/>
-      <w:r>
-        <w:rPr>
-          <w:rFonts w:ascii="Roboto Mono" w:hAnsi="Roboto Mono"/>
-        </w:rPr>
-        <w:t>linearGradient</w:t>
-      </w:r>
-      <w:proofErr w:type="spellEnd"/>
-      <w:r>
-        <w:rPr>
-          <w:rFonts w:ascii="Roboto Mono" w:hAnsi="Roboto Mono"/>
-        </w:rPr>
-        <w:t>&gt;</w:t>
-      </w:r>
-    </w:p>
-    <w:p>
-      <w:pPr>
-        <w:rPr>
-          <w:rFonts w:ascii="Roboto Mono" w:hAnsi="Roboto Mono"/>
-        </w:rPr>
-      </w:pPr>
-    </w:p>
-    <w:p>
-      <w:pPr>
-        <w:rPr>
-          <w:rFonts w:ascii="Roboto Mono" w:hAnsi="Roboto Mono"/>
-        </w:rPr>
-      </w:pPr>
-      <w:r>
-        <w:rPr>
-          <w:rFonts w:ascii="Roboto Mono" w:hAnsi="Roboto Mono"/>
-        </w:rPr>
-        <w:t xml:space="preserve">    &lt;/</w:t>
-      </w:r>
-      <w:proofErr w:type="spellStart"/>
-      <w:r>
-        <w:rPr>
-          <w:rFonts w:ascii="Roboto Mono" w:hAnsi="Roboto Mono"/>
-        </w:rPr>
-        <w:t>defs</w:t>
-      </w:r>
-      <w:proofErr w:type="spellEnd"/>
-      <w:r>
-        <w:rPr>
-          <w:rFonts w:ascii="Roboto Mono" w:hAnsi="Roboto Mono"/>
-        </w:rPr>
-        <w:t>&gt;</w:t>
+        <w:t xml:space="preserve">        &lt;/linearGradient&gt;</w:t>
+      </w:r>
+    </w:p>
+    <w:p>
+      <w:pPr>
+        <w:rPr>
+          <w:rFonts w:ascii="Roboto Mono" w:hAnsi="Roboto Mono"/>
+        </w:rPr>
+      </w:pPr>
+    </w:p>
+    <w:p>
+      <w:pPr>
+        <w:rPr>
+          <w:rFonts w:ascii="Roboto Mono" w:hAnsi="Roboto Mono"/>
+        </w:rPr>
+      </w:pPr>
+      <w:r>
+        <w:rPr>
+          <w:rFonts w:ascii="Roboto Mono" w:hAnsi="Roboto Mono"/>
+        </w:rPr>
+        <w:t xml:space="preserve">    &lt;/defs&gt;</w:t>
       </w:r>
     </w:p>
     <w:p>
@@ -18723,75 +17668,33 @@
         <w:rPr>
           <w:rFonts w:ascii="Roboto Mono" w:hAnsi="Roboto Mono"/>
         </w:rPr>
-        <w:t xml:space="preserve">             </w:t>
-      </w:r>
-      <w:proofErr w:type="spellStart"/>
-      <w:r>
-        <w:rPr>
-          <w:rFonts w:ascii="Roboto Mono" w:hAnsi="Roboto Mono"/>
-        </w:rPr>
-        <w:t>rx</w:t>
-      </w:r>
-      <w:proofErr w:type="spellEnd"/>
-      <w:r>
-        <w:rPr>
-          <w:rFonts w:ascii="Roboto Mono" w:hAnsi="Roboto Mono"/>
-        </w:rPr>
-        <w:t>="220"</w:t>
-      </w:r>
-    </w:p>
-    <w:p>
-      <w:pPr>
-        <w:rPr>
-          <w:rFonts w:ascii="Roboto Mono" w:hAnsi="Roboto Mono"/>
-        </w:rPr>
-      </w:pPr>
-      <w:r>
-        <w:rPr>
-          <w:rFonts w:ascii="Roboto Mono" w:hAnsi="Roboto Mono"/>
-        </w:rPr>
-        <w:t xml:space="preserve">             </w:t>
-      </w:r>
-      <w:proofErr w:type="spellStart"/>
-      <w:r>
-        <w:rPr>
-          <w:rFonts w:ascii="Roboto Mono" w:hAnsi="Roboto Mono"/>
-        </w:rPr>
-        <w:t>ry</w:t>
-      </w:r>
-      <w:proofErr w:type="spellEnd"/>
-      <w:r>
-        <w:rPr>
-          <w:rFonts w:ascii="Roboto Mono" w:hAnsi="Roboto Mono"/>
-        </w:rPr>
-        <w:t>="70"</w:t>
-      </w:r>
-    </w:p>
-    <w:p>
-      <w:pPr>
-        <w:rPr>
-          <w:rFonts w:ascii="Roboto Mono" w:hAnsi="Roboto Mono"/>
-        </w:rPr>
-      </w:pPr>
-      <w:r>
-        <w:rPr>
-          <w:rFonts w:ascii="Roboto Mono" w:hAnsi="Roboto Mono"/>
-        </w:rPr>
-        <w:t xml:space="preserve">             fill="</w:t>
-      </w:r>
-      <w:proofErr w:type="spellStart"/>
-      <w:r>
-        <w:rPr>
-          <w:rFonts w:ascii="Roboto Mono" w:hAnsi="Roboto Mono"/>
-        </w:rPr>
-        <w:t>url</w:t>
-      </w:r>
-      <w:proofErr w:type="spellEnd"/>
-      <w:r>
-        <w:rPr>
-          <w:rFonts w:ascii="Roboto Mono" w:hAnsi="Roboto Mono"/>
-        </w:rPr>
-        <w:t>(#grad1)"&gt;</w:t>
+        <w:t xml:space="preserve">             rx="220"</w:t>
+      </w:r>
+    </w:p>
+    <w:p>
+      <w:pPr>
+        <w:rPr>
+          <w:rFonts w:ascii="Roboto Mono" w:hAnsi="Roboto Mono"/>
+        </w:rPr>
+      </w:pPr>
+      <w:r>
+        <w:rPr>
+          <w:rFonts w:ascii="Roboto Mono" w:hAnsi="Roboto Mono"/>
+        </w:rPr>
+        <w:t xml:space="preserve">             ry="70"</w:t>
+      </w:r>
+    </w:p>
+    <w:p>
+      <w:pPr>
+        <w:rPr>
+          <w:rFonts w:ascii="Roboto Mono" w:hAnsi="Roboto Mono"/>
+        </w:rPr>
+      </w:pPr>
+      <w:r>
+        <w:rPr>
+          <w:rFonts w:ascii="Roboto Mono" w:hAnsi="Roboto Mono"/>
+        </w:rPr>
+        <w:t xml:space="preserve">             fill="url(#grad1)"&gt;</w:t>
       </w:r>
     </w:p>
     <w:p>
@@ -18923,21 +17826,7 @@
         <w:rPr>
           <w:rFonts w:ascii="Roboto Mono" w:hAnsi="Roboto Mono"/>
         </w:rPr>
-        <w:t>&lt;/</w:t>
-      </w:r>
-      <w:proofErr w:type="spellStart"/>
-      <w:r>
-        <w:rPr>
-          <w:rFonts w:ascii="Roboto Mono" w:hAnsi="Roboto Mono"/>
-        </w:rPr>
-        <w:t>svg</w:t>
-      </w:r>
-      <w:proofErr w:type="spellEnd"/>
-      <w:r>
-        <w:rPr>
-          <w:rFonts w:ascii="Roboto Mono" w:hAnsi="Roboto Mono"/>
-        </w:rPr>
-        <w:t>&gt;</w:t>
+        <w:t>&lt;/svg&gt;</w:t>
       </w:r>
     </w:p>
     <w:p>
@@ -18996,27 +17885,7 @@
           <w:sz w:val="18"/>
           <w:highlight w:val="lightGray"/>
         </w:rPr>
-        <w:t xml:space="preserve">: Persons Table -&gt; ID Column: 1, </w:t>
-      </w:r>
-      <w:proofErr w:type="spellStart"/>
-      <w:r>
-        <w:rPr>
-          <w:rFonts w:ascii="Arial" w:hAnsi="Arial"/>
-          <w:color w:val="000000"/>
-          <w:sz w:val="18"/>
-          <w:highlight w:val="lightGray"/>
-        </w:rPr>
-        <w:t>Name_En</w:t>
-      </w:r>
-      <w:proofErr w:type="spellEnd"/>
-      <w:r>
-        <w:rPr>
-          <w:rFonts w:ascii="Arial" w:hAnsi="Arial"/>
-          <w:color w:val="000000"/>
-          <w:sz w:val="18"/>
-          <w:highlight w:val="lightGray"/>
-        </w:rPr>
-        <w:t xml:space="preserve"> Column: Motasem Essam] -&gt; </w:t>
+        <w:t xml:space="preserve">: Persons Table -&gt; ID Column: 1, Name_En Column: Motasem Essam] -&gt; </w:t>
       </w:r>
       <w:r>
         <w:rPr>
@@ -19103,7 +17972,7 @@
                     </pic:cNvPicPr>
                   </pic:nvPicPr>
                   <pic:blipFill>
-                    <a:blip r:embed="rId47">
+                    <a:blip r:embed="rId49">
                       <a:extLst>
                         <a:ext uri="{28A0092B-C50C-407E-A947-70E740481C1C}">
                           <a14:useLocalDpi xmlns:a14="http://schemas.microsoft.com/office/drawing/2010/main" val="0"/>
@@ -19163,7 +18032,7 @@
                     </pic:cNvPicPr>
                   </pic:nvPicPr>
                   <pic:blipFill>
-                    <a:blip r:embed="rId48">
+                    <a:blip r:embed="rId50">
                       <a:extLst>
                         <a:ext uri="{28A0092B-C50C-407E-A947-70E740481C1C}">
                           <a14:useLocalDpi xmlns:a14="http://schemas.microsoft.com/office/drawing/2010/main" val="0"/>
@@ -19224,7 +18093,7 @@
                     </pic:cNvPicPr>
                   </pic:nvPicPr>
                   <pic:blipFill>
-                    <a:blip r:embed="rId49">
+                    <a:blip r:embed="rId51">
                       <a:extLst>
                         <a:ext uri="{28A0092B-C50C-407E-A947-70E740481C1C}">
                           <a14:useLocalDpi xmlns:a14="http://schemas.microsoft.com/office/drawing/2010/main" val="0"/>
@@ -19284,7 +18153,7 @@
                     </pic:cNvPicPr>
                   </pic:nvPicPr>
                   <pic:blipFill>
-                    <a:blip r:embed="rId50">
+                    <a:blip r:embed="rId52">
                       <a:extLst>
                         <a:ext uri="{28A0092B-C50C-407E-A947-70E740481C1C}">
                           <a14:useLocalDpi xmlns:a14="http://schemas.microsoft.com/office/drawing/2010/main" val="0"/>
@@ -19345,7 +18214,7 @@
                     </pic:cNvPicPr>
                   </pic:nvPicPr>
                   <pic:blipFill>
-                    <a:blip r:embed="rId51">
+                    <a:blip r:embed="rId53">
                       <a:extLst>
                         <a:ext uri="{28A0092B-C50C-407E-A947-70E740481C1C}">
                           <a14:useLocalDpi xmlns:a14="http://schemas.microsoft.com/office/drawing/2010/main" val="0"/>
@@ -19405,7 +18274,7 @@
                     </pic:cNvPicPr>
                   </pic:nvPicPr>
                   <pic:blipFill>
-                    <a:blip r:embed="rId52">
+                    <a:blip r:embed="rId54">
                       <a:extLst>
                         <a:ext uri="{28A0092B-C50C-407E-A947-70E740481C1C}">
                           <a14:useLocalDpi xmlns:a14="http://schemas.microsoft.com/office/drawing/2010/main" val="0"/>
@@ -19541,21 +18410,7 @@
           <w:rFonts w:ascii="Roboto Mono" w:hAnsi="Roboto Mono"/>
         </w:rPr>
         <w:br/>
-        <w:t xml:space="preserve">    &lt;</w:t>
-      </w:r>
-      <w:proofErr w:type="spellStart"/>
-      <w:r>
-        <w:rPr>
-          <w:rFonts w:ascii="Roboto Mono" w:hAnsi="Roboto Mono"/>
-        </w:rPr>
-        <w:t>svg</w:t>
-      </w:r>
-      <w:proofErr w:type="spellEnd"/>
-      <w:r>
-        <w:rPr>
-          <w:rFonts w:ascii="Roboto Mono" w:hAnsi="Roboto Mono"/>
-        </w:rPr>
-        <w:t xml:space="preserve"> width="200"</w:t>
+        <w:t xml:space="preserve">    &lt;svg width="200"</w:t>
       </w:r>
       <w:r>
         <w:rPr>
@@ -19616,21 +18471,7 @@
           <w:rFonts w:ascii="Roboto Mono" w:hAnsi="Roboto Mono"/>
         </w:rPr>
         <w:br/>
-        <w:t xml:space="preserve">    &lt;/</w:t>
-      </w:r>
-      <w:proofErr w:type="spellStart"/>
-      <w:r>
-        <w:rPr>
-          <w:rFonts w:ascii="Roboto Mono" w:hAnsi="Roboto Mono"/>
-        </w:rPr>
-        <w:t>svg</w:t>
-      </w:r>
-      <w:proofErr w:type="spellEnd"/>
-      <w:r>
-        <w:rPr>
-          <w:rFonts w:ascii="Roboto Mono" w:hAnsi="Roboto Mono"/>
-        </w:rPr>
-        <w:t>&gt;</w:t>
+        <w:t xml:space="preserve">    &lt;/svg&gt;</w:t>
       </w:r>
       <w:r>
         <w:rPr>
@@ -19663,21 +18504,7 @@
           <w:rFonts w:ascii="Roboto Mono" w:hAnsi="Roboto Mono"/>
         </w:rPr>
         <w:br/>
-        <w:t xml:space="preserve">    &lt;</w:t>
-      </w:r>
-      <w:proofErr w:type="spellStart"/>
-      <w:r>
-        <w:rPr>
-          <w:rFonts w:ascii="Roboto Mono" w:hAnsi="Roboto Mono"/>
-        </w:rPr>
-        <w:t>svg</w:t>
-      </w:r>
-      <w:proofErr w:type="spellEnd"/>
-      <w:r>
-        <w:rPr>
-          <w:rFonts w:ascii="Roboto Mono" w:hAnsi="Roboto Mono"/>
-        </w:rPr>
-        <w:t xml:space="preserve"> width="300"</w:t>
+        <w:t xml:space="preserve">    &lt;svg width="300"</w:t>
       </w:r>
       <w:r>
         <w:rPr>
@@ -19697,21 +18524,7 @@
           <w:rFonts w:ascii="Roboto Mono" w:hAnsi="Roboto Mono"/>
         </w:rPr>
         <w:br/>
-        <w:t xml:space="preserve">        &lt;</w:t>
-      </w:r>
-      <w:proofErr w:type="spellStart"/>
-      <w:r>
-        <w:rPr>
-          <w:rFonts w:ascii="Roboto Mono" w:hAnsi="Roboto Mono"/>
-        </w:rPr>
-        <w:t>rect</w:t>
-      </w:r>
-      <w:proofErr w:type="spellEnd"/>
-      <w:r>
-        <w:rPr>
-          <w:rFonts w:ascii="Roboto Mono" w:hAnsi="Roboto Mono"/>
-        </w:rPr>
-        <w:t xml:space="preserve"> width="200"</w:t>
+        <w:t xml:space="preserve">        &lt;rect width="200"</w:t>
       </w:r>
       <w:r>
         <w:rPr>
@@ -19732,48 +18545,20 @@
           <w:rFonts w:ascii="Roboto Mono" w:hAnsi="Roboto Mono"/>
         </w:rPr>
         <w:br/>
-        <w:t xml:space="preserve">        &lt;/</w:t>
-      </w:r>
-      <w:proofErr w:type="spellStart"/>
-      <w:r>
-        <w:rPr>
-          <w:rFonts w:ascii="Roboto Mono" w:hAnsi="Roboto Mono"/>
-        </w:rPr>
-        <w:t>rect</w:t>
-      </w:r>
-      <w:proofErr w:type="spellEnd"/>
-      <w:r>
-        <w:rPr>
-          <w:rFonts w:ascii="Roboto Mono" w:hAnsi="Roboto Mono"/>
-        </w:rPr>
-        <w:t>&gt;</w:t>
-      </w:r>
-      <w:r>
-        <w:rPr>
-          <w:rFonts w:ascii="Roboto Mono" w:hAnsi="Roboto Mono"/>
-        </w:rPr>
-        <w:br/>
-      </w:r>
-      <w:r>
-        <w:rPr>
-          <w:rFonts w:ascii="Roboto Mono" w:hAnsi="Roboto Mono"/>
-        </w:rPr>
-        <w:br/>
-        <w:t xml:space="preserve">    &lt;/</w:t>
-      </w:r>
-      <w:proofErr w:type="spellStart"/>
-      <w:r>
-        <w:rPr>
-          <w:rFonts w:ascii="Roboto Mono" w:hAnsi="Roboto Mono"/>
-        </w:rPr>
-        <w:t>svg</w:t>
-      </w:r>
-      <w:proofErr w:type="spellEnd"/>
-      <w:r>
-        <w:rPr>
-          <w:rFonts w:ascii="Roboto Mono" w:hAnsi="Roboto Mono"/>
-        </w:rPr>
-        <w:t>&gt;</w:t>
+        <w:t xml:space="preserve">        &lt;/rect&gt;</w:t>
+      </w:r>
+      <w:r>
+        <w:rPr>
+          <w:rFonts w:ascii="Roboto Mono" w:hAnsi="Roboto Mono"/>
+        </w:rPr>
+        <w:br/>
+      </w:r>
+      <w:r>
+        <w:rPr>
+          <w:rFonts w:ascii="Roboto Mono" w:hAnsi="Roboto Mono"/>
+        </w:rPr>
+        <w:br/>
+        <w:t xml:space="preserve">    &lt;/svg&gt;</w:t>
       </w:r>
       <w:r>
         <w:rPr>
@@ -19807,21 +18592,7 @@
           <w:rFonts w:ascii="Roboto Mono" w:hAnsi="Roboto Mono"/>
         </w:rPr>
         <w:br/>
-        <w:t xml:space="preserve">    &lt;</w:t>
-      </w:r>
-      <w:proofErr w:type="spellStart"/>
-      <w:r>
-        <w:rPr>
-          <w:rFonts w:ascii="Roboto Mono" w:hAnsi="Roboto Mono"/>
-        </w:rPr>
-        <w:t>svg</w:t>
-      </w:r>
-      <w:proofErr w:type="spellEnd"/>
-      <w:r>
-        <w:rPr>
-          <w:rFonts w:ascii="Roboto Mono" w:hAnsi="Roboto Mono"/>
-        </w:rPr>
-        <w:t xml:space="preserve"> width="300"</w:t>
+        <w:t xml:space="preserve">    &lt;svg width="300"</w:t>
       </w:r>
       <w:r>
         <w:rPr>
@@ -19841,21 +18612,7 @@
           <w:rFonts w:ascii="Roboto Mono" w:hAnsi="Roboto Mono"/>
         </w:rPr>
         <w:br/>
-        <w:t xml:space="preserve">        &lt;</w:t>
-      </w:r>
-      <w:proofErr w:type="spellStart"/>
-      <w:r>
-        <w:rPr>
-          <w:rFonts w:ascii="Roboto Mono" w:hAnsi="Roboto Mono"/>
-        </w:rPr>
-        <w:t>rect</w:t>
-      </w:r>
-      <w:proofErr w:type="spellEnd"/>
-      <w:r>
-        <w:rPr>
-          <w:rFonts w:ascii="Roboto Mono" w:hAnsi="Roboto Mono"/>
-        </w:rPr>
-        <w:t xml:space="preserve"> width="200"</w:t>
+        <w:t xml:space="preserve">        &lt;rect width="200"</w:t>
       </w:r>
       <w:r>
         <w:rPr>
@@ -19869,42 +18626,14 @@
           <w:rFonts w:ascii="Roboto Mono" w:hAnsi="Roboto Mono"/>
         </w:rPr>
         <w:br/>
-        <w:t xml:space="preserve">              </w:t>
-      </w:r>
-      <w:proofErr w:type="spellStart"/>
-      <w:r>
-        <w:rPr>
-          <w:rFonts w:ascii="Roboto Mono" w:hAnsi="Roboto Mono"/>
-        </w:rPr>
-        <w:t>rx</w:t>
-      </w:r>
-      <w:proofErr w:type="spellEnd"/>
-      <w:r>
-        <w:rPr>
-          <w:rFonts w:ascii="Roboto Mono" w:hAnsi="Roboto Mono"/>
-        </w:rPr>
-        <w:t>="20"</w:t>
-      </w:r>
-      <w:r>
-        <w:rPr>
-          <w:rFonts w:ascii="Roboto Mono" w:hAnsi="Roboto Mono"/>
-        </w:rPr>
-        <w:br/>
-        <w:t xml:space="preserve">              </w:t>
-      </w:r>
-      <w:proofErr w:type="spellStart"/>
-      <w:r>
-        <w:rPr>
-          <w:rFonts w:ascii="Roboto Mono" w:hAnsi="Roboto Mono"/>
-        </w:rPr>
-        <w:t>ry</w:t>
-      </w:r>
-      <w:proofErr w:type="spellEnd"/>
-      <w:r>
-        <w:rPr>
-          <w:rFonts w:ascii="Roboto Mono" w:hAnsi="Roboto Mono"/>
-        </w:rPr>
-        <w:t>="20"</w:t>
+        <w:t xml:space="preserve">              rx="20"</w:t>
+      </w:r>
+      <w:r>
+        <w:rPr>
+          <w:rFonts w:ascii="Roboto Mono" w:hAnsi="Roboto Mono"/>
+        </w:rPr>
+        <w:br/>
+        <w:t xml:space="preserve">              ry="20"</w:t>
       </w:r>
       <w:r>
         <w:rPr>
@@ -19925,48 +18654,20 @@
           <w:rFonts w:ascii="Roboto Mono" w:hAnsi="Roboto Mono"/>
         </w:rPr>
         <w:br/>
-        <w:t xml:space="preserve">        &lt;/</w:t>
-      </w:r>
-      <w:proofErr w:type="spellStart"/>
-      <w:r>
-        <w:rPr>
-          <w:rFonts w:ascii="Roboto Mono" w:hAnsi="Roboto Mono"/>
-        </w:rPr>
-        <w:t>rect</w:t>
-      </w:r>
-      <w:proofErr w:type="spellEnd"/>
-      <w:r>
-        <w:rPr>
-          <w:rFonts w:ascii="Roboto Mono" w:hAnsi="Roboto Mono"/>
-        </w:rPr>
-        <w:t>&gt;</w:t>
-      </w:r>
-      <w:r>
-        <w:rPr>
-          <w:rFonts w:ascii="Roboto Mono" w:hAnsi="Roboto Mono"/>
-        </w:rPr>
-        <w:br/>
-      </w:r>
-      <w:r>
-        <w:rPr>
-          <w:rFonts w:ascii="Roboto Mono" w:hAnsi="Roboto Mono"/>
-        </w:rPr>
-        <w:br/>
-        <w:t xml:space="preserve">    &lt;/</w:t>
-      </w:r>
-      <w:proofErr w:type="spellStart"/>
-      <w:r>
-        <w:rPr>
-          <w:rFonts w:ascii="Roboto Mono" w:hAnsi="Roboto Mono"/>
-        </w:rPr>
-        <w:t>svg</w:t>
-      </w:r>
-      <w:proofErr w:type="spellEnd"/>
-      <w:r>
-        <w:rPr>
-          <w:rFonts w:ascii="Roboto Mono" w:hAnsi="Roboto Mono"/>
-        </w:rPr>
-        <w:t>&gt;</w:t>
+        <w:t xml:space="preserve">        &lt;/rect&gt;</w:t>
+      </w:r>
+      <w:r>
+        <w:rPr>
+          <w:rFonts w:ascii="Roboto Mono" w:hAnsi="Roboto Mono"/>
+        </w:rPr>
+        <w:br/>
+      </w:r>
+      <w:r>
+        <w:rPr>
+          <w:rFonts w:ascii="Roboto Mono" w:hAnsi="Roboto Mono"/>
+        </w:rPr>
+        <w:br/>
+        <w:t xml:space="preserve">    &lt;/svg&gt;</w:t>
       </w:r>
       <w:r>
         <w:rPr>
@@ -19999,21 +18700,7 @@
           <w:rFonts w:ascii="Roboto Mono" w:hAnsi="Roboto Mono"/>
         </w:rPr>
         <w:br/>
-        <w:t xml:space="preserve">    &lt;</w:t>
-      </w:r>
-      <w:proofErr w:type="spellStart"/>
-      <w:r>
-        <w:rPr>
-          <w:rFonts w:ascii="Roboto Mono" w:hAnsi="Roboto Mono"/>
-        </w:rPr>
-        <w:t>svg</w:t>
-      </w:r>
-      <w:proofErr w:type="spellEnd"/>
-      <w:r>
-        <w:rPr>
-          <w:rFonts w:ascii="Roboto Mono" w:hAnsi="Roboto Mono"/>
-        </w:rPr>
-        <w:t xml:space="preserve"> width="250"</w:t>
+        <w:t xml:space="preserve">    &lt;svg width="250"</w:t>
       </w:r>
       <w:r>
         <w:rPr>
@@ -20136,21 +18823,7 @@
           <w:rFonts w:ascii="Roboto Mono" w:hAnsi="Roboto Mono"/>
         </w:rPr>
         <w:br/>
-        <w:t xml:space="preserve">    &lt;/</w:t>
-      </w:r>
-      <w:proofErr w:type="spellStart"/>
-      <w:r>
-        <w:rPr>
-          <w:rFonts w:ascii="Roboto Mono" w:hAnsi="Roboto Mono"/>
-        </w:rPr>
-        <w:t>svg</w:t>
-      </w:r>
-      <w:proofErr w:type="spellEnd"/>
-      <w:r>
-        <w:rPr>
-          <w:rFonts w:ascii="Roboto Mono" w:hAnsi="Roboto Mono"/>
-        </w:rPr>
-        <w:t>&gt;</w:t>
+        <w:t xml:space="preserve">    &lt;/svg&gt;</w:t>
       </w:r>
       <w:r>
         <w:rPr>
@@ -20183,21 +18856,7 @@
           <w:rFonts w:ascii="Roboto Mono" w:hAnsi="Roboto Mono"/>
         </w:rPr>
         <w:br/>
-        <w:t xml:space="preserve">    &lt;</w:t>
-      </w:r>
-      <w:proofErr w:type="spellStart"/>
-      <w:r>
-        <w:rPr>
-          <w:rFonts w:ascii="Roboto Mono" w:hAnsi="Roboto Mono"/>
-        </w:rPr>
-        <w:t>svg</w:t>
-      </w:r>
-      <w:proofErr w:type="spellEnd"/>
-      <w:r>
-        <w:rPr>
-          <w:rFonts w:ascii="Roboto Mono" w:hAnsi="Roboto Mono"/>
-        </w:rPr>
-        <w:t xml:space="preserve"> width="500"</w:t>
+        <w:t xml:space="preserve">    &lt;svg width="500"</w:t>
       </w:r>
       <w:r>
         <w:rPr>
@@ -20217,48 +18876,20 @@
           <w:rFonts w:ascii="Roboto Mono" w:hAnsi="Roboto Mono"/>
         </w:rPr>
         <w:br/>
-        <w:t xml:space="preserve">        &lt;</w:t>
-      </w:r>
-      <w:proofErr w:type="spellStart"/>
-      <w:r>
-        <w:rPr>
-          <w:rFonts w:ascii="Roboto Mono" w:hAnsi="Roboto Mono"/>
-        </w:rPr>
-        <w:t>defs</w:t>
-      </w:r>
-      <w:proofErr w:type="spellEnd"/>
-      <w:r>
-        <w:rPr>
-          <w:rFonts w:ascii="Roboto Mono" w:hAnsi="Roboto Mono"/>
-        </w:rPr>
-        <w:t>&gt;</w:t>
-      </w:r>
-      <w:r>
-        <w:rPr>
-          <w:rFonts w:ascii="Roboto Mono" w:hAnsi="Roboto Mono"/>
-        </w:rPr>
-        <w:br/>
-      </w:r>
-      <w:r>
-        <w:rPr>
-          <w:rFonts w:ascii="Roboto Mono" w:hAnsi="Roboto Mono"/>
-        </w:rPr>
-        <w:br/>
-        <w:t xml:space="preserve">            &lt;</w:t>
-      </w:r>
-      <w:proofErr w:type="spellStart"/>
-      <w:r>
-        <w:rPr>
-          <w:rFonts w:ascii="Roboto Mono" w:hAnsi="Roboto Mono"/>
-        </w:rPr>
-        <w:t>linearGradient</w:t>
-      </w:r>
-      <w:proofErr w:type="spellEnd"/>
-      <w:r>
-        <w:rPr>
-          <w:rFonts w:ascii="Roboto Mono" w:hAnsi="Roboto Mono"/>
-        </w:rPr>
-        <w:t xml:space="preserve"> id="grad1"&gt;</w:t>
+        <w:t xml:space="preserve">        &lt;defs&gt;</w:t>
+      </w:r>
+      <w:r>
+        <w:rPr>
+          <w:rFonts w:ascii="Roboto Mono" w:hAnsi="Roboto Mono"/>
+        </w:rPr>
+        <w:br/>
+      </w:r>
+      <w:r>
+        <w:rPr>
+          <w:rFonts w:ascii="Roboto Mono" w:hAnsi="Roboto Mono"/>
+        </w:rPr>
+        <w:br/>
+        <w:t xml:space="preserve">            &lt;linearGradient id="grad1"&gt;</w:t>
       </w:r>
       <w:r>
         <w:rPr>
@@ -20325,48 +18956,20 @@
           <w:rFonts w:ascii="Roboto Mono" w:hAnsi="Roboto Mono"/>
         </w:rPr>
         <w:br/>
-        <w:t xml:space="preserve">            &lt;/</w:t>
-      </w:r>
-      <w:proofErr w:type="spellStart"/>
-      <w:r>
-        <w:rPr>
-          <w:rFonts w:ascii="Roboto Mono" w:hAnsi="Roboto Mono"/>
-        </w:rPr>
-        <w:t>linearGradient</w:t>
-      </w:r>
-      <w:proofErr w:type="spellEnd"/>
-      <w:r>
-        <w:rPr>
-          <w:rFonts w:ascii="Roboto Mono" w:hAnsi="Roboto Mono"/>
-        </w:rPr>
-        <w:t>&gt;</w:t>
-      </w:r>
-      <w:r>
-        <w:rPr>
-          <w:rFonts w:ascii="Roboto Mono" w:hAnsi="Roboto Mono"/>
-        </w:rPr>
-        <w:br/>
-      </w:r>
-      <w:r>
-        <w:rPr>
-          <w:rFonts w:ascii="Roboto Mono" w:hAnsi="Roboto Mono"/>
-        </w:rPr>
-        <w:br/>
-        <w:t xml:space="preserve">        &lt;/</w:t>
-      </w:r>
-      <w:proofErr w:type="spellStart"/>
-      <w:r>
-        <w:rPr>
-          <w:rFonts w:ascii="Roboto Mono" w:hAnsi="Roboto Mono"/>
-        </w:rPr>
-        <w:t>defs</w:t>
-      </w:r>
-      <w:proofErr w:type="spellEnd"/>
-      <w:r>
-        <w:rPr>
-          <w:rFonts w:ascii="Roboto Mono" w:hAnsi="Roboto Mono"/>
-        </w:rPr>
-        <w:t>&gt;</w:t>
+        <w:t xml:space="preserve">            &lt;/linearGradient&gt;</w:t>
+      </w:r>
+      <w:r>
+        <w:rPr>
+          <w:rFonts w:ascii="Roboto Mono" w:hAnsi="Roboto Mono"/>
+        </w:rPr>
+        <w:br/>
+      </w:r>
+      <w:r>
+        <w:rPr>
+          <w:rFonts w:ascii="Roboto Mono" w:hAnsi="Roboto Mono"/>
+        </w:rPr>
+        <w:br/>
+        <w:t xml:space="preserve">        &lt;/defs&gt;</w:t>
       </w:r>
       <w:r>
         <w:rPr>
@@ -20393,63 +18996,21 @@
           <w:rFonts w:ascii="Roboto Mono" w:hAnsi="Roboto Mono"/>
         </w:rPr>
         <w:br/>
-        <w:t xml:space="preserve">                 </w:t>
-      </w:r>
-      <w:proofErr w:type="spellStart"/>
-      <w:r>
-        <w:rPr>
-          <w:rFonts w:ascii="Roboto Mono" w:hAnsi="Roboto Mono"/>
-        </w:rPr>
-        <w:t>rx</w:t>
-      </w:r>
-      <w:proofErr w:type="spellEnd"/>
-      <w:r>
-        <w:rPr>
-          <w:rFonts w:ascii="Roboto Mono" w:hAnsi="Roboto Mono"/>
-        </w:rPr>
-        <w:t>="220"</w:t>
-      </w:r>
-      <w:r>
-        <w:rPr>
-          <w:rFonts w:ascii="Roboto Mono" w:hAnsi="Roboto Mono"/>
-        </w:rPr>
-        <w:br/>
-        <w:t xml:space="preserve">                 </w:t>
-      </w:r>
-      <w:proofErr w:type="spellStart"/>
-      <w:r>
-        <w:rPr>
-          <w:rFonts w:ascii="Roboto Mono" w:hAnsi="Roboto Mono"/>
-        </w:rPr>
-        <w:t>ry</w:t>
-      </w:r>
-      <w:proofErr w:type="spellEnd"/>
-      <w:r>
-        <w:rPr>
-          <w:rFonts w:ascii="Roboto Mono" w:hAnsi="Roboto Mono"/>
-        </w:rPr>
-        <w:t>="70"</w:t>
-      </w:r>
-      <w:r>
-        <w:rPr>
-          <w:rFonts w:ascii="Roboto Mono" w:hAnsi="Roboto Mono"/>
-        </w:rPr>
-        <w:br/>
-        <w:t xml:space="preserve">                 fill="</w:t>
-      </w:r>
-      <w:proofErr w:type="spellStart"/>
-      <w:r>
-        <w:rPr>
-          <w:rFonts w:ascii="Roboto Mono" w:hAnsi="Roboto Mono"/>
-        </w:rPr>
-        <w:t>url</w:t>
-      </w:r>
-      <w:proofErr w:type="spellEnd"/>
-      <w:r>
-        <w:rPr>
-          <w:rFonts w:ascii="Roboto Mono" w:hAnsi="Roboto Mono"/>
-        </w:rPr>
-        <w:t>(#grad1)"&gt;</w:t>
+        <w:t xml:space="preserve">                 rx="220"</w:t>
+      </w:r>
+      <w:r>
+        <w:rPr>
+          <w:rFonts w:ascii="Roboto Mono" w:hAnsi="Roboto Mono"/>
+        </w:rPr>
+        <w:br/>
+        <w:t xml:space="preserve">                 ry="70"</w:t>
+      </w:r>
+      <w:r>
+        <w:rPr>
+          <w:rFonts w:ascii="Roboto Mono" w:hAnsi="Roboto Mono"/>
+        </w:rPr>
+        <w:br/>
+        <w:t xml:space="preserve">                 fill="url(#grad1)"&gt;</w:t>
       </w:r>
       <w:r>
         <w:rPr>
@@ -20535,21 +19096,7 @@
           <w:rFonts w:ascii="Roboto Mono" w:hAnsi="Roboto Mono"/>
         </w:rPr>
         <w:br/>
-        <w:t xml:space="preserve">    &lt;/</w:t>
-      </w:r>
-      <w:proofErr w:type="spellStart"/>
-      <w:r>
-        <w:rPr>
-          <w:rFonts w:ascii="Roboto Mono" w:hAnsi="Roboto Mono"/>
-        </w:rPr>
-        <w:t>svg</w:t>
-      </w:r>
-      <w:proofErr w:type="spellEnd"/>
-      <w:r>
-        <w:rPr>
-          <w:rFonts w:ascii="Roboto Mono" w:hAnsi="Roboto Mono"/>
-        </w:rPr>
-        <w:t>&gt;</w:t>
+        <w:t xml:space="preserve">    &lt;/svg&gt;</w:t>
       </w:r>
       <w:r>
         <w:rPr>
@@ -20602,7 +19149,6 @@
         </w:rPr>
         <w:t xml:space="preserve"># Source: </w:t>
       </w:r>
-      <w:proofErr w:type="spellStart"/>
       <w:r>
         <w:rPr>
           <w:rFonts w:ascii="Arial" w:eastAsia="Arial" w:hAnsi="Arial" w:cs="Arial"/>
@@ -20613,7 +19159,6 @@
         </w:rPr>
         <w:t>ScreenShot</w:t>
       </w:r>
-      <w:proofErr w:type="spellEnd"/>
       <w:r>
         <w:rPr>
           <w:rFonts w:ascii="Arial" w:hAnsi="Arial"/>
@@ -20654,25 +19199,7 @@
           <w:sz w:val="18"/>
           <w:highlight w:val="lightGray"/>
         </w:rPr>
-        <w:t xml:space="preserve"> [Persons Table -&gt; ID Column: 1, </w:t>
-      </w:r>
-      <w:proofErr w:type="spellStart"/>
-      <w:r>
-        <w:rPr>
-          <w:rFonts w:ascii="Arial" w:hAnsi="Arial"/>
-          <w:sz w:val="18"/>
-          <w:highlight w:val="lightGray"/>
-        </w:rPr>
-        <w:t>Name_En</w:t>
-      </w:r>
-      <w:proofErr w:type="spellEnd"/>
-      <w:r>
-        <w:rPr>
-          <w:rFonts w:ascii="Arial" w:hAnsi="Arial"/>
-          <w:sz w:val="18"/>
-          <w:highlight w:val="lightGray"/>
-        </w:rPr>
-        <w:t xml:space="preserve"> Column: Motasem Essam] -&gt; </w:t>
+        <w:t xml:space="preserve"> [Persons Table -&gt; ID Column: 1, Name_En Column: Motasem Essam] -&gt; </w:t>
       </w:r>
       <w:r>
         <w:rPr>
@@ -20689,25 +19216,7 @@
           <w:sz w:val="18"/>
           <w:highlight w:val="lightGray"/>
         </w:rPr>
-        <w:t xml:space="preserve"> [Automation Table -&gt; ID Column: 16, </w:t>
-      </w:r>
-      <w:proofErr w:type="spellStart"/>
-      <w:r>
-        <w:rPr>
-          <w:rFonts w:ascii="Arial" w:hAnsi="Arial"/>
-          <w:sz w:val="18"/>
-          <w:highlight w:val="lightGray"/>
-        </w:rPr>
-        <w:t>Name_En</w:t>
-      </w:r>
-      <w:proofErr w:type="spellEnd"/>
-      <w:r>
-        <w:rPr>
-          <w:rFonts w:ascii="Arial" w:hAnsi="Arial"/>
-          <w:sz w:val="18"/>
-          <w:highlight w:val="lightGray"/>
-        </w:rPr>
-        <w:t xml:space="preserve"> Column: Screen Capture] -&gt; </w:t>
+        <w:t xml:space="preserve"> [Automation Table -&gt; ID Column: 16, Name_En Column: Screen Capture] -&gt; </w:t>
       </w:r>
       <w:r>
         <w:rPr>
@@ -20790,7 +19299,7 @@
                     </pic:cNvPicPr>
                   </pic:nvPicPr>
                   <pic:blipFill>
-                    <a:blip r:embed="rId53">
+                    <a:blip r:embed="rId55">
                       <a:extLst>
                         <a:ext uri="{28A0092B-C50C-407E-A947-70E740481C1C}">
                           <a14:useLocalDpi xmlns:a14="http://schemas.microsoft.com/office/drawing/2010/main" val="0"/>
@@ -20851,7 +19360,7 @@
                     </pic:cNvPicPr>
                   </pic:nvPicPr>
                   <pic:blipFill>
-                    <a:blip r:embed="rId54">
+                    <a:blip r:embed="rId56">
                       <a:extLst>
                         <a:ext uri="{28A0092B-C50C-407E-A947-70E740481C1C}">
                           <a14:useLocalDpi xmlns:a14="http://schemas.microsoft.com/office/drawing/2010/main" val="0"/>
@@ -20912,7 +19421,7 @@
                     </pic:cNvPicPr>
                   </pic:nvPicPr>
                   <pic:blipFill>
-                    <a:blip r:embed="rId55">
+                    <a:blip r:embed="rId57">
                       <a:extLst>
                         <a:ext uri="{28A0092B-C50C-407E-A947-70E740481C1C}">
                           <a14:useLocalDpi xmlns:a14="http://schemas.microsoft.com/office/drawing/2010/main" val="0"/>
@@ -21073,7 +19582,21 @@
         <w:rPr>
           <w:rFonts w:ascii="Roboto Mono" w:hAnsi="Roboto Mono"/>
         </w:rPr>
-        <w:t xml:space="preserve">    &lt;!-- Circle --&gt;</w:t>
+        <w:t xml:space="preserve">    </w:t>
+      </w:r>
+      <w:proofErr w:type="gramStart"/>
+      <w:r>
+        <w:rPr>
+          <w:rFonts w:ascii="Roboto Mono" w:hAnsi="Roboto Mono"/>
+        </w:rPr>
+        <w:t>&lt;!--</w:t>
+      </w:r>
+      <w:proofErr w:type="gramEnd"/>
+      <w:r>
+        <w:rPr>
+          <w:rFonts w:ascii="Roboto Mono" w:hAnsi="Roboto Mono"/>
+        </w:rPr>
+        <w:t xml:space="preserve"> Circle --&gt;</w:t>
       </w:r>
     </w:p>
     <w:p>
@@ -21106,21 +19629,7 @@
         <w:rPr>
           <w:rFonts w:ascii="Roboto Mono" w:hAnsi="Roboto Mono"/>
         </w:rPr>
-        <w:t xml:space="preserve">    &lt;</w:t>
-      </w:r>
-      <w:proofErr w:type="spellStart"/>
-      <w:r>
-        <w:rPr>
-          <w:rFonts w:ascii="Roboto Mono" w:hAnsi="Roboto Mono"/>
-        </w:rPr>
-        <w:t>svg</w:t>
-      </w:r>
-      <w:proofErr w:type="spellEnd"/>
-      <w:r>
-        <w:rPr>
-          <w:rFonts w:ascii="Roboto Mono" w:hAnsi="Roboto Mono"/>
-        </w:rPr>
-        <w:t xml:space="preserve"> width="200"</w:t>
+        <w:t xml:space="preserve">    &lt;svg width="200"</w:t>
       </w:r>
     </w:p>
     <w:p>
@@ -21225,41 +19734,41 @@
         <w:rPr>
           <w:rFonts w:ascii="Roboto Mono" w:hAnsi="Roboto Mono"/>
         </w:rPr>
-        <w:t xml:space="preserve">    &lt;/</w:t>
-      </w:r>
-      <w:proofErr w:type="spellStart"/>
-      <w:r>
-        <w:rPr>
-          <w:rFonts w:ascii="Roboto Mono" w:hAnsi="Roboto Mono"/>
-        </w:rPr>
-        <w:t>svg</w:t>
-      </w:r>
-      <w:proofErr w:type="spellEnd"/>
-      <w:r>
-        <w:rPr>
-          <w:rFonts w:ascii="Roboto Mono" w:hAnsi="Roboto Mono"/>
-        </w:rPr>
-        <w:t>&gt;</w:t>
-      </w:r>
-    </w:p>
-    <w:p>
-      <w:pPr>
-        <w:rPr>
-          <w:rFonts w:ascii="Roboto Mono" w:hAnsi="Roboto Mono"/>
-        </w:rPr>
-      </w:pPr>
-    </w:p>
-    <w:p>
-      <w:pPr>
-        <w:rPr>
-          <w:rFonts w:ascii="Roboto Mono" w:hAnsi="Roboto Mono"/>
-        </w:rPr>
-      </w:pPr>
-      <w:r>
-        <w:rPr>
-          <w:rFonts w:ascii="Roboto Mono" w:hAnsi="Roboto Mono"/>
-        </w:rPr>
-        <w:t xml:space="preserve">    &lt;!-- Rectangle --&gt;</w:t>
+        <w:t xml:space="preserve">    &lt;/svg&gt;</w:t>
+      </w:r>
+    </w:p>
+    <w:p>
+      <w:pPr>
+        <w:rPr>
+          <w:rFonts w:ascii="Roboto Mono" w:hAnsi="Roboto Mono"/>
+        </w:rPr>
+      </w:pPr>
+    </w:p>
+    <w:p>
+      <w:pPr>
+        <w:rPr>
+          <w:rFonts w:ascii="Roboto Mono" w:hAnsi="Roboto Mono"/>
+        </w:rPr>
+      </w:pPr>
+      <w:r>
+        <w:rPr>
+          <w:rFonts w:ascii="Roboto Mono" w:hAnsi="Roboto Mono"/>
+        </w:rPr>
+        <w:t xml:space="preserve">    </w:t>
+      </w:r>
+      <w:proofErr w:type="gramStart"/>
+      <w:r>
+        <w:rPr>
+          <w:rFonts w:ascii="Roboto Mono" w:hAnsi="Roboto Mono"/>
+        </w:rPr>
+        <w:t>&lt;!--</w:t>
+      </w:r>
+      <w:proofErr w:type="gramEnd"/>
+      <w:r>
+        <w:rPr>
+          <w:rFonts w:ascii="Roboto Mono" w:hAnsi="Roboto Mono"/>
+        </w:rPr>
+        <w:t xml:space="preserve"> Rectangle --&gt;</w:t>
       </w:r>
     </w:p>
     <w:p>
@@ -21292,21 +19801,7 @@
         <w:rPr>
           <w:rFonts w:ascii="Roboto Mono" w:hAnsi="Roboto Mono"/>
         </w:rPr>
-        <w:t xml:space="preserve">    &lt;</w:t>
-      </w:r>
-      <w:proofErr w:type="spellStart"/>
-      <w:r>
-        <w:rPr>
-          <w:rFonts w:ascii="Roboto Mono" w:hAnsi="Roboto Mono"/>
-        </w:rPr>
-        <w:t>svg</w:t>
-      </w:r>
-      <w:proofErr w:type="spellEnd"/>
-      <w:r>
-        <w:rPr>
-          <w:rFonts w:ascii="Roboto Mono" w:hAnsi="Roboto Mono"/>
-        </w:rPr>
-        <w:t xml:space="preserve"> width="300"</w:t>
+        <w:t xml:space="preserve">    &lt;svg width="300"</w:t>
       </w:r>
     </w:p>
     <w:p>
@@ -21340,21 +19835,7 @@
           <w:rFonts w:ascii="Roboto Mono" w:hAnsi="Roboto Mono"/>
         </w:rPr>
         <w:lastRenderedPageBreak/>
-        <w:t xml:space="preserve">        &lt;</w:t>
-      </w:r>
-      <w:proofErr w:type="spellStart"/>
-      <w:r>
-        <w:rPr>
-          <w:rFonts w:ascii="Roboto Mono" w:hAnsi="Roboto Mono"/>
-        </w:rPr>
-        <w:t>rect</w:t>
-      </w:r>
-      <w:proofErr w:type="spellEnd"/>
-      <w:r>
-        <w:rPr>
-          <w:rFonts w:ascii="Roboto Mono" w:hAnsi="Roboto Mono"/>
-        </w:rPr>
-        <w:t xml:space="preserve"> width="200"</w:t>
+        <w:t xml:space="preserve">        &lt;rect width="200"</w:t>
       </w:r>
     </w:p>
     <w:p>
@@ -21393,75 +19874,61 @@
         <w:rPr>
           <w:rFonts w:ascii="Roboto Mono" w:hAnsi="Roboto Mono"/>
         </w:rPr>
-        <w:t xml:space="preserve">        &lt;/</w:t>
-      </w:r>
-      <w:proofErr w:type="spellStart"/>
-      <w:r>
-        <w:rPr>
-          <w:rFonts w:ascii="Roboto Mono" w:hAnsi="Roboto Mono"/>
-        </w:rPr>
-        <w:t>rect</w:t>
-      </w:r>
-      <w:proofErr w:type="spellEnd"/>
-      <w:r>
-        <w:rPr>
-          <w:rFonts w:ascii="Roboto Mono" w:hAnsi="Roboto Mono"/>
-        </w:rPr>
-        <w:t>&gt;</w:t>
-      </w:r>
-    </w:p>
-    <w:p>
-      <w:pPr>
-        <w:rPr>
-          <w:rFonts w:ascii="Roboto Mono" w:hAnsi="Roboto Mono"/>
-        </w:rPr>
-      </w:pPr>
-    </w:p>
-    <w:p>
-      <w:pPr>
-        <w:rPr>
-          <w:rFonts w:ascii="Roboto Mono" w:hAnsi="Roboto Mono"/>
-        </w:rPr>
-      </w:pPr>
-      <w:r>
-        <w:rPr>
-          <w:rFonts w:ascii="Roboto Mono" w:hAnsi="Roboto Mono"/>
-        </w:rPr>
-        <w:t xml:space="preserve">    &lt;/</w:t>
-      </w:r>
-      <w:proofErr w:type="spellStart"/>
-      <w:r>
-        <w:rPr>
-          <w:rFonts w:ascii="Roboto Mono" w:hAnsi="Roboto Mono"/>
-        </w:rPr>
-        <w:t>svg</w:t>
-      </w:r>
-      <w:proofErr w:type="spellEnd"/>
-      <w:r>
-        <w:rPr>
-          <w:rFonts w:ascii="Roboto Mono" w:hAnsi="Roboto Mono"/>
-        </w:rPr>
-        <w:t>&gt;</w:t>
-      </w:r>
-    </w:p>
-    <w:p>
-      <w:pPr>
-        <w:rPr>
-          <w:rFonts w:ascii="Roboto Mono" w:hAnsi="Roboto Mono"/>
-        </w:rPr>
-      </w:pPr>
-    </w:p>
-    <w:p>
-      <w:pPr>
-        <w:rPr>
-          <w:rFonts w:ascii="Roboto Mono" w:hAnsi="Roboto Mono"/>
-        </w:rPr>
-      </w:pPr>
-      <w:r>
-        <w:rPr>
-          <w:rFonts w:ascii="Roboto Mono" w:hAnsi="Roboto Mono"/>
-        </w:rPr>
-        <w:t xml:space="preserve">    &lt;!-- Rounded Rectangle --&gt;</w:t>
+        <w:t xml:space="preserve">        &lt;/rect&gt;</w:t>
+      </w:r>
+    </w:p>
+    <w:p>
+      <w:pPr>
+        <w:rPr>
+          <w:rFonts w:ascii="Roboto Mono" w:hAnsi="Roboto Mono"/>
+        </w:rPr>
+      </w:pPr>
+    </w:p>
+    <w:p>
+      <w:pPr>
+        <w:rPr>
+          <w:rFonts w:ascii="Roboto Mono" w:hAnsi="Roboto Mono"/>
+        </w:rPr>
+      </w:pPr>
+      <w:r>
+        <w:rPr>
+          <w:rFonts w:ascii="Roboto Mono" w:hAnsi="Roboto Mono"/>
+        </w:rPr>
+        <w:t xml:space="preserve">    &lt;/svg&gt;</w:t>
+      </w:r>
+    </w:p>
+    <w:p>
+      <w:pPr>
+        <w:rPr>
+          <w:rFonts w:ascii="Roboto Mono" w:hAnsi="Roboto Mono"/>
+        </w:rPr>
+      </w:pPr>
+    </w:p>
+    <w:p>
+      <w:pPr>
+        <w:rPr>
+          <w:rFonts w:ascii="Roboto Mono" w:hAnsi="Roboto Mono"/>
+        </w:rPr>
+      </w:pPr>
+      <w:r>
+        <w:rPr>
+          <w:rFonts w:ascii="Roboto Mono" w:hAnsi="Roboto Mono"/>
+        </w:rPr>
+        <w:t xml:space="preserve">    </w:t>
+      </w:r>
+      <w:proofErr w:type="gramStart"/>
+      <w:r>
+        <w:rPr>
+          <w:rFonts w:ascii="Roboto Mono" w:hAnsi="Roboto Mono"/>
+        </w:rPr>
+        <w:t>&lt;!--</w:t>
+      </w:r>
+      <w:proofErr w:type="gramEnd"/>
+      <w:r>
+        <w:rPr>
+          <w:rFonts w:ascii="Roboto Mono" w:hAnsi="Roboto Mono"/>
+        </w:rPr>
+        <w:t xml:space="preserve"> Rounded Rectangle --&gt;</w:t>
       </w:r>
     </w:p>
     <w:p>
@@ -21494,21 +19961,7 @@
         <w:rPr>
           <w:rFonts w:ascii="Roboto Mono" w:hAnsi="Roboto Mono"/>
         </w:rPr>
-        <w:t xml:space="preserve">    &lt;</w:t>
-      </w:r>
-      <w:proofErr w:type="spellStart"/>
-      <w:r>
-        <w:rPr>
-          <w:rFonts w:ascii="Roboto Mono" w:hAnsi="Roboto Mono"/>
-        </w:rPr>
-        <w:t>svg</w:t>
-      </w:r>
-      <w:proofErr w:type="spellEnd"/>
-      <w:r>
-        <w:rPr>
-          <w:rFonts w:ascii="Roboto Mono" w:hAnsi="Roboto Mono"/>
-        </w:rPr>
-        <w:t xml:space="preserve"> width="300"</w:t>
+        <w:t xml:space="preserve">    &lt;svg width="300"</w:t>
       </w:r>
     </w:p>
     <w:p>
@@ -21541,21 +19994,7 @@
         <w:rPr>
           <w:rFonts w:ascii="Roboto Mono" w:hAnsi="Roboto Mono"/>
         </w:rPr>
-        <w:t xml:space="preserve">        &lt;</w:t>
-      </w:r>
-      <w:proofErr w:type="spellStart"/>
-      <w:r>
-        <w:rPr>
-          <w:rFonts w:ascii="Roboto Mono" w:hAnsi="Roboto Mono"/>
-        </w:rPr>
-        <w:t>rect</w:t>
-      </w:r>
-      <w:proofErr w:type="spellEnd"/>
-      <w:r>
-        <w:rPr>
-          <w:rFonts w:ascii="Roboto Mono" w:hAnsi="Roboto Mono"/>
-        </w:rPr>
-        <w:t xml:space="preserve"> width="200"</w:t>
+        <w:t xml:space="preserve">        &lt;rect width="200"</w:t>
       </w:r>
     </w:p>
     <w:p>
@@ -21581,48 +20020,20 @@
         <w:rPr>
           <w:rFonts w:ascii="Roboto Mono" w:hAnsi="Roboto Mono"/>
         </w:rPr>
-        <w:t xml:space="preserve">              </w:t>
-      </w:r>
-      <w:proofErr w:type="spellStart"/>
-      <w:r>
-        <w:rPr>
-          <w:rFonts w:ascii="Roboto Mono" w:hAnsi="Roboto Mono"/>
-        </w:rPr>
-        <w:t>rx</w:t>
-      </w:r>
-      <w:proofErr w:type="spellEnd"/>
-      <w:r>
-        <w:rPr>
-          <w:rFonts w:ascii="Roboto Mono" w:hAnsi="Roboto Mono"/>
-        </w:rPr>
-        <w:t>="20"</w:t>
-      </w:r>
-    </w:p>
-    <w:p>
-      <w:pPr>
-        <w:rPr>
-          <w:rFonts w:ascii="Roboto Mono" w:hAnsi="Roboto Mono"/>
-        </w:rPr>
-      </w:pPr>
-      <w:r>
-        <w:rPr>
-          <w:rFonts w:ascii="Roboto Mono" w:hAnsi="Roboto Mono"/>
-        </w:rPr>
-        <w:t xml:space="preserve">              </w:t>
-      </w:r>
-      <w:proofErr w:type="spellStart"/>
-      <w:r>
-        <w:rPr>
-          <w:rFonts w:ascii="Roboto Mono" w:hAnsi="Roboto Mono"/>
-        </w:rPr>
-        <w:t>ry</w:t>
-      </w:r>
-      <w:proofErr w:type="spellEnd"/>
-      <w:r>
-        <w:rPr>
-          <w:rFonts w:ascii="Roboto Mono" w:hAnsi="Roboto Mono"/>
-        </w:rPr>
-        <w:t>="20"</w:t>
+        <w:t xml:space="preserve">              rx="20"</w:t>
+      </w:r>
+    </w:p>
+    <w:p>
+      <w:pPr>
+        <w:rPr>
+          <w:rFonts w:ascii="Roboto Mono" w:hAnsi="Roboto Mono"/>
+        </w:rPr>
+      </w:pPr>
+      <w:r>
+        <w:rPr>
+          <w:rFonts w:ascii="Roboto Mono" w:hAnsi="Roboto Mono"/>
+        </w:rPr>
+        <w:t xml:space="preserve">              ry="20"</w:t>
       </w:r>
     </w:p>
     <w:p>
@@ -21661,75 +20072,61 @@
         <w:rPr>
           <w:rFonts w:ascii="Roboto Mono" w:hAnsi="Roboto Mono"/>
         </w:rPr>
-        <w:t xml:space="preserve">        &lt;/</w:t>
-      </w:r>
-      <w:proofErr w:type="spellStart"/>
-      <w:r>
-        <w:rPr>
-          <w:rFonts w:ascii="Roboto Mono" w:hAnsi="Roboto Mono"/>
-        </w:rPr>
-        <w:t>rect</w:t>
-      </w:r>
-      <w:proofErr w:type="spellEnd"/>
-      <w:r>
-        <w:rPr>
-          <w:rFonts w:ascii="Roboto Mono" w:hAnsi="Roboto Mono"/>
-        </w:rPr>
-        <w:t>&gt;</w:t>
-      </w:r>
-    </w:p>
-    <w:p>
-      <w:pPr>
-        <w:rPr>
-          <w:rFonts w:ascii="Roboto Mono" w:hAnsi="Roboto Mono"/>
-        </w:rPr>
-      </w:pPr>
-    </w:p>
-    <w:p>
-      <w:pPr>
-        <w:rPr>
-          <w:rFonts w:ascii="Roboto Mono" w:hAnsi="Roboto Mono"/>
-        </w:rPr>
-      </w:pPr>
-      <w:r>
-        <w:rPr>
-          <w:rFonts w:ascii="Roboto Mono" w:hAnsi="Roboto Mono"/>
-        </w:rPr>
-        <w:t xml:space="preserve">    &lt;/</w:t>
-      </w:r>
-      <w:proofErr w:type="spellStart"/>
-      <w:r>
-        <w:rPr>
-          <w:rFonts w:ascii="Roboto Mono" w:hAnsi="Roboto Mono"/>
-        </w:rPr>
-        <w:t>svg</w:t>
-      </w:r>
-      <w:proofErr w:type="spellEnd"/>
-      <w:r>
-        <w:rPr>
-          <w:rFonts w:ascii="Roboto Mono" w:hAnsi="Roboto Mono"/>
-        </w:rPr>
-        <w:t>&gt;</w:t>
-      </w:r>
-    </w:p>
-    <w:p>
-      <w:pPr>
-        <w:rPr>
-          <w:rFonts w:ascii="Roboto Mono" w:hAnsi="Roboto Mono"/>
-        </w:rPr>
-      </w:pPr>
-    </w:p>
-    <w:p>
-      <w:pPr>
-        <w:rPr>
-          <w:rFonts w:ascii="Roboto Mono" w:hAnsi="Roboto Mono"/>
-        </w:rPr>
-      </w:pPr>
-      <w:r>
-        <w:rPr>
-          <w:rFonts w:ascii="Roboto Mono" w:hAnsi="Roboto Mono"/>
-        </w:rPr>
-        <w:t xml:space="preserve">    &lt;!-- Star --&gt;</w:t>
+        <w:t xml:space="preserve">        &lt;/rect&gt;</w:t>
+      </w:r>
+    </w:p>
+    <w:p>
+      <w:pPr>
+        <w:rPr>
+          <w:rFonts w:ascii="Roboto Mono" w:hAnsi="Roboto Mono"/>
+        </w:rPr>
+      </w:pPr>
+    </w:p>
+    <w:p>
+      <w:pPr>
+        <w:rPr>
+          <w:rFonts w:ascii="Roboto Mono" w:hAnsi="Roboto Mono"/>
+        </w:rPr>
+      </w:pPr>
+      <w:r>
+        <w:rPr>
+          <w:rFonts w:ascii="Roboto Mono" w:hAnsi="Roboto Mono"/>
+        </w:rPr>
+        <w:t xml:space="preserve">    &lt;/svg&gt;</w:t>
+      </w:r>
+    </w:p>
+    <w:p>
+      <w:pPr>
+        <w:rPr>
+          <w:rFonts w:ascii="Roboto Mono" w:hAnsi="Roboto Mono"/>
+        </w:rPr>
+      </w:pPr>
+    </w:p>
+    <w:p>
+      <w:pPr>
+        <w:rPr>
+          <w:rFonts w:ascii="Roboto Mono" w:hAnsi="Roboto Mono"/>
+        </w:rPr>
+      </w:pPr>
+      <w:r>
+        <w:rPr>
+          <w:rFonts w:ascii="Roboto Mono" w:hAnsi="Roboto Mono"/>
+        </w:rPr>
+        <w:t xml:space="preserve">    </w:t>
+      </w:r>
+      <w:proofErr w:type="gramStart"/>
+      <w:r>
+        <w:rPr>
+          <w:rFonts w:ascii="Roboto Mono" w:hAnsi="Roboto Mono"/>
+        </w:rPr>
+        <w:t>&lt;!--</w:t>
+      </w:r>
+      <w:proofErr w:type="gramEnd"/>
+      <w:r>
+        <w:rPr>
+          <w:rFonts w:ascii="Roboto Mono" w:hAnsi="Roboto Mono"/>
+        </w:rPr>
+        <w:t xml:space="preserve"> Star --&gt;</w:t>
       </w:r>
     </w:p>
     <w:p>
@@ -21762,21 +20159,7 @@
         <w:rPr>
           <w:rFonts w:ascii="Roboto Mono" w:hAnsi="Roboto Mono"/>
         </w:rPr>
-        <w:t xml:space="preserve">    &lt;</w:t>
-      </w:r>
-      <w:proofErr w:type="spellStart"/>
-      <w:r>
-        <w:rPr>
-          <w:rFonts w:ascii="Roboto Mono" w:hAnsi="Roboto Mono"/>
-        </w:rPr>
-        <w:t>svg</w:t>
-      </w:r>
-      <w:proofErr w:type="spellEnd"/>
-      <w:r>
-        <w:rPr>
-          <w:rFonts w:ascii="Roboto Mono" w:hAnsi="Roboto Mono"/>
-        </w:rPr>
-        <w:t xml:space="preserve"> width="250"</w:t>
+        <w:t xml:space="preserve">    &lt;svg width="250"</w:t>
       </w:r>
     </w:p>
     <w:p>
@@ -21985,41 +20368,41 @@
         <w:rPr>
           <w:rFonts w:ascii="Roboto Mono" w:hAnsi="Roboto Mono"/>
         </w:rPr>
-        <w:t xml:space="preserve">    &lt;/</w:t>
-      </w:r>
-      <w:proofErr w:type="spellStart"/>
-      <w:r>
-        <w:rPr>
-          <w:rFonts w:ascii="Roboto Mono" w:hAnsi="Roboto Mono"/>
-        </w:rPr>
-        <w:t>svg</w:t>
-      </w:r>
-      <w:proofErr w:type="spellEnd"/>
-      <w:r>
-        <w:rPr>
-          <w:rFonts w:ascii="Roboto Mono" w:hAnsi="Roboto Mono"/>
-        </w:rPr>
-        <w:t>&gt;</w:t>
-      </w:r>
-    </w:p>
-    <w:p>
-      <w:pPr>
-        <w:rPr>
-          <w:rFonts w:ascii="Roboto Mono" w:hAnsi="Roboto Mono"/>
-        </w:rPr>
-      </w:pPr>
-    </w:p>
-    <w:p>
-      <w:pPr>
-        <w:rPr>
-          <w:rFonts w:ascii="Roboto Mono" w:hAnsi="Roboto Mono"/>
-        </w:rPr>
-      </w:pPr>
-      <w:r>
-        <w:rPr>
-          <w:rFonts w:ascii="Roboto Mono" w:hAnsi="Roboto Mono"/>
-        </w:rPr>
-        <w:t xml:space="preserve">    &lt;!-- Gradient Ellipse --&gt;</w:t>
+        <w:t xml:space="preserve">    &lt;/svg&gt;</w:t>
+      </w:r>
+    </w:p>
+    <w:p>
+      <w:pPr>
+        <w:rPr>
+          <w:rFonts w:ascii="Roboto Mono" w:hAnsi="Roboto Mono"/>
+        </w:rPr>
+      </w:pPr>
+    </w:p>
+    <w:p>
+      <w:pPr>
+        <w:rPr>
+          <w:rFonts w:ascii="Roboto Mono" w:hAnsi="Roboto Mono"/>
+        </w:rPr>
+      </w:pPr>
+      <w:r>
+        <w:rPr>
+          <w:rFonts w:ascii="Roboto Mono" w:hAnsi="Roboto Mono"/>
+        </w:rPr>
+        <w:t xml:space="preserve">    </w:t>
+      </w:r>
+      <w:proofErr w:type="gramStart"/>
+      <w:r>
+        <w:rPr>
+          <w:rFonts w:ascii="Roboto Mono" w:hAnsi="Roboto Mono"/>
+        </w:rPr>
+        <w:t>&lt;!--</w:t>
+      </w:r>
+      <w:proofErr w:type="gramEnd"/>
+      <w:r>
+        <w:rPr>
+          <w:rFonts w:ascii="Roboto Mono" w:hAnsi="Roboto Mono"/>
+        </w:rPr>
+        <w:t xml:space="preserve"> Gradient Ellipse --&gt;</w:t>
       </w:r>
     </w:p>
     <w:p>
@@ -22052,21 +20435,7 @@
         <w:rPr>
           <w:rFonts w:ascii="Roboto Mono" w:hAnsi="Roboto Mono"/>
         </w:rPr>
-        <w:t xml:space="preserve">    &lt;</w:t>
-      </w:r>
-      <w:proofErr w:type="spellStart"/>
-      <w:r>
-        <w:rPr>
-          <w:rFonts w:ascii="Roboto Mono" w:hAnsi="Roboto Mono"/>
-        </w:rPr>
-        <w:t>svg</w:t>
-      </w:r>
-      <w:proofErr w:type="spellEnd"/>
-      <w:r>
-        <w:rPr>
-          <w:rFonts w:ascii="Roboto Mono" w:hAnsi="Roboto Mono"/>
-        </w:rPr>
-        <w:t xml:space="preserve"> width="500"</w:t>
+        <w:t xml:space="preserve">    &lt;svg width="500"</w:t>
       </w:r>
     </w:p>
     <w:p>
@@ -22099,55 +20468,27 @@
         <w:rPr>
           <w:rFonts w:ascii="Roboto Mono" w:hAnsi="Roboto Mono"/>
         </w:rPr>
-        <w:t xml:space="preserve">        &lt;</w:t>
-      </w:r>
-      <w:proofErr w:type="spellStart"/>
-      <w:r>
-        <w:rPr>
-          <w:rFonts w:ascii="Roboto Mono" w:hAnsi="Roboto Mono"/>
-        </w:rPr>
-        <w:t>defs</w:t>
-      </w:r>
-      <w:proofErr w:type="spellEnd"/>
-      <w:r>
-        <w:rPr>
-          <w:rFonts w:ascii="Roboto Mono" w:hAnsi="Roboto Mono"/>
-        </w:rPr>
-        <w:t>&gt;</w:t>
-      </w:r>
-    </w:p>
-    <w:p>
-      <w:pPr>
-        <w:rPr>
-          <w:rFonts w:ascii="Roboto Mono" w:hAnsi="Roboto Mono"/>
-        </w:rPr>
-      </w:pPr>
-    </w:p>
-    <w:p>
-      <w:pPr>
-        <w:rPr>
-          <w:rFonts w:ascii="Roboto Mono" w:hAnsi="Roboto Mono"/>
-        </w:rPr>
-      </w:pPr>
-      <w:r>
-        <w:rPr>
-          <w:rFonts w:ascii="Roboto Mono" w:hAnsi="Roboto Mono"/>
-        </w:rPr>
-        <w:t xml:space="preserve">            &lt;</w:t>
-      </w:r>
-      <w:proofErr w:type="spellStart"/>
-      <w:r>
-        <w:rPr>
-          <w:rFonts w:ascii="Roboto Mono" w:hAnsi="Roboto Mono"/>
-        </w:rPr>
-        <w:t>linearGradient</w:t>
-      </w:r>
-      <w:proofErr w:type="spellEnd"/>
-      <w:r>
-        <w:rPr>
-          <w:rFonts w:ascii="Roboto Mono" w:hAnsi="Roboto Mono"/>
-        </w:rPr>
-        <w:t xml:space="preserve"> id="grad1"&gt;</w:t>
+        <w:t xml:space="preserve">        &lt;defs&gt;</w:t>
+      </w:r>
+    </w:p>
+    <w:p>
+      <w:pPr>
+        <w:rPr>
+          <w:rFonts w:ascii="Roboto Mono" w:hAnsi="Roboto Mono"/>
+        </w:rPr>
+      </w:pPr>
+    </w:p>
+    <w:p>
+      <w:pPr>
+        <w:rPr>
+          <w:rFonts w:ascii="Roboto Mono" w:hAnsi="Roboto Mono"/>
+        </w:rPr>
+      </w:pPr>
+      <w:r>
+        <w:rPr>
+          <w:rFonts w:ascii="Roboto Mono" w:hAnsi="Roboto Mono"/>
+        </w:rPr>
+        <w:t xml:space="preserve">            &lt;linearGradient id="grad1"&gt;</w:t>
       </w:r>
     </w:p>
     <w:p>
@@ -22259,55 +20600,27 @@
         <w:rPr>
           <w:rFonts w:ascii="Roboto Mono" w:hAnsi="Roboto Mono"/>
         </w:rPr>
-        <w:t xml:space="preserve">            &lt;/</w:t>
-      </w:r>
-      <w:proofErr w:type="spellStart"/>
-      <w:r>
-        <w:rPr>
-          <w:rFonts w:ascii="Roboto Mono" w:hAnsi="Roboto Mono"/>
-        </w:rPr>
-        <w:t>linearGradient</w:t>
-      </w:r>
-      <w:proofErr w:type="spellEnd"/>
-      <w:r>
-        <w:rPr>
-          <w:rFonts w:ascii="Roboto Mono" w:hAnsi="Roboto Mono"/>
-        </w:rPr>
-        <w:t>&gt;</w:t>
-      </w:r>
-    </w:p>
-    <w:p>
-      <w:pPr>
-        <w:rPr>
-          <w:rFonts w:ascii="Roboto Mono" w:hAnsi="Roboto Mono"/>
-        </w:rPr>
-      </w:pPr>
-    </w:p>
-    <w:p>
-      <w:pPr>
-        <w:rPr>
-          <w:rFonts w:ascii="Roboto Mono" w:hAnsi="Roboto Mono"/>
-        </w:rPr>
-      </w:pPr>
-      <w:r>
-        <w:rPr>
-          <w:rFonts w:ascii="Roboto Mono" w:hAnsi="Roboto Mono"/>
-        </w:rPr>
-        <w:t xml:space="preserve">        &lt;/</w:t>
-      </w:r>
-      <w:proofErr w:type="spellStart"/>
-      <w:r>
-        <w:rPr>
-          <w:rFonts w:ascii="Roboto Mono" w:hAnsi="Roboto Mono"/>
-        </w:rPr>
-        <w:t>defs</w:t>
-      </w:r>
-      <w:proofErr w:type="spellEnd"/>
-      <w:r>
-        <w:rPr>
-          <w:rFonts w:ascii="Roboto Mono" w:hAnsi="Roboto Mono"/>
-        </w:rPr>
-        <w:t>&gt;</w:t>
+        <w:t xml:space="preserve">            &lt;/linearGradient&gt;</w:t>
+      </w:r>
+    </w:p>
+    <w:p>
+      <w:pPr>
+        <w:rPr>
+          <w:rFonts w:ascii="Roboto Mono" w:hAnsi="Roboto Mono"/>
+        </w:rPr>
+      </w:pPr>
+    </w:p>
+    <w:p>
+      <w:pPr>
+        <w:rPr>
+          <w:rFonts w:ascii="Roboto Mono" w:hAnsi="Roboto Mono"/>
+        </w:rPr>
+      </w:pPr>
+      <w:r>
+        <w:rPr>
+          <w:rFonts w:ascii="Roboto Mono" w:hAnsi="Roboto Mono"/>
+        </w:rPr>
+        <w:t xml:space="preserve">        &lt;/defs&gt;</w:t>
       </w:r>
     </w:p>
     <w:p>
@@ -22353,75 +20666,33 @@
         <w:rPr>
           <w:rFonts w:ascii="Roboto Mono" w:hAnsi="Roboto Mono"/>
         </w:rPr>
-        <w:t xml:space="preserve">                 </w:t>
-      </w:r>
-      <w:proofErr w:type="spellStart"/>
-      <w:r>
-        <w:rPr>
-          <w:rFonts w:ascii="Roboto Mono" w:hAnsi="Roboto Mono"/>
-        </w:rPr>
-        <w:t>rx</w:t>
-      </w:r>
-      <w:proofErr w:type="spellEnd"/>
-      <w:r>
-        <w:rPr>
-          <w:rFonts w:ascii="Roboto Mono" w:hAnsi="Roboto Mono"/>
-        </w:rPr>
-        <w:t>="220"</w:t>
-      </w:r>
-    </w:p>
-    <w:p>
-      <w:pPr>
-        <w:rPr>
-          <w:rFonts w:ascii="Roboto Mono" w:hAnsi="Roboto Mono"/>
-        </w:rPr>
-      </w:pPr>
-      <w:r>
-        <w:rPr>
-          <w:rFonts w:ascii="Roboto Mono" w:hAnsi="Roboto Mono"/>
-        </w:rPr>
-        <w:t xml:space="preserve">                 </w:t>
-      </w:r>
-      <w:proofErr w:type="spellStart"/>
-      <w:r>
-        <w:rPr>
-          <w:rFonts w:ascii="Roboto Mono" w:hAnsi="Roboto Mono"/>
-        </w:rPr>
-        <w:t>ry</w:t>
-      </w:r>
-      <w:proofErr w:type="spellEnd"/>
-      <w:r>
-        <w:rPr>
-          <w:rFonts w:ascii="Roboto Mono" w:hAnsi="Roboto Mono"/>
-        </w:rPr>
-        <w:t>="70"</w:t>
-      </w:r>
-    </w:p>
-    <w:p>
-      <w:pPr>
-        <w:rPr>
-          <w:rFonts w:ascii="Roboto Mono" w:hAnsi="Roboto Mono"/>
-        </w:rPr>
-      </w:pPr>
-      <w:r>
-        <w:rPr>
-          <w:rFonts w:ascii="Roboto Mono" w:hAnsi="Roboto Mono"/>
-        </w:rPr>
-        <w:t xml:space="preserve">                 fill="</w:t>
-      </w:r>
-      <w:proofErr w:type="spellStart"/>
-      <w:r>
-        <w:rPr>
-          <w:rFonts w:ascii="Roboto Mono" w:hAnsi="Roboto Mono"/>
-        </w:rPr>
-        <w:t>url</w:t>
-      </w:r>
-      <w:proofErr w:type="spellEnd"/>
-      <w:r>
-        <w:rPr>
-          <w:rFonts w:ascii="Roboto Mono" w:hAnsi="Roboto Mono"/>
-        </w:rPr>
-        <w:t>(#grad1)"&gt;</w:t>
+        <w:t xml:space="preserve">                 rx="220"</w:t>
+      </w:r>
+    </w:p>
+    <w:p>
+      <w:pPr>
+        <w:rPr>
+          <w:rFonts w:ascii="Roboto Mono" w:hAnsi="Roboto Mono"/>
+        </w:rPr>
+      </w:pPr>
+      <w:r>
+        <w:rPr>
+          <w:rFonts w:ascii="Roboto Mono" w:hAnsi="Roboto Mono"/>
+        </w:rPr>
+        <w:t xml:space="preserve">                 ry="70"</w:t>
+      </w:r>
+    </w:p>
+    <w:p>
+      <w:pPr>
+        <w:rPr>
+          <w:rFonts w:ascii="Roboto Mono" w:hAnsi="Roboto Mono"/>
+        </w:rPr>
+      </w:pPr>
+      <w:r>
+        <w:rPr>
+          <w:rFonts w:ascii="Roboto Mono" w:hAnsi="Roboto Mono"/>
+        </w:rPr>
+        <w:t xml:space="preserve">                 fill="url(#grad1)"&gt;</w:t>
       </w:r>
     </w:p>
     <w:p>
@@ -22554,21 +20825,7 @@
         <w:rPr>
           <w:rFonts w:ascii="Roboto Mono" w:hAnsi="Roboto Mono"/>
         </w:rPr>
-        <w:t xml:space="preserve">    &lt;/</w:t>
-      </w:r>
-      <w:proofErr w:type="spellStart"/>
-      <w:r>
-        <w:rPr>
-          <w:rFonts w:ascii="Roboto Mono" w:hAnsi="Roboto Mono"/>
-        </w:rPr>
-        <w:t>svg</w:t>
-      </w:r>
-      <w:proofErr w:type="spellEnd"/>
-      <w:r>
-        <w:rPr>
-          <w:rFonts w:ascii="Roboto Mono" w:hAnsi="Roboto Mono"/>
-        </w:rPr>
-        <w:t>&gt;</w:t>
+        <w:t xml:space="preserve">    &lt;/svg&gt;</w:t>
       </w:r>
     </w:p>
     <w:p>
@@ -22666,25 +20923,7 @@
           <w:sz w:val="18"/>
           <w:highlight w:val="lightGray"/>
         </w:rPr>
-        <w:t xml:space="preserve"> [Persons Table -&gt; ID Column: 1, </w:t>
-      </w:r>
-      <w:proofErr w:type="spellStart"/>
-      <w:r>
-        <w:rPr>
-          <w:rFonts w:ascii="Arial" w:hAnsi="Arial"/>
-          <w:sz w:val="18"/>
-          <w:highlight w:val="lightGray"/>
-        </w:rPr>
-        <w:t>Name_En</w:t>
-      </w:r>
-      <w:proofErr w:type="spellEnd"/>
-      <w:r>
-        <w:rPr>
-          <w:rFonts w:ascii="Arial" w:hAnsi="Arial"/>
-          <w:sz w:val="18"/>
-          <w:highlight w:val="lightGray"/>
-        </w:rPr>
-        <w:t xml:space="preserve"> Column: Motasem Essam] -&gt; </w:t>
+        <w:t xml:space="preserve"> [Persons Table -&gt; ID Column: 1, Name_En Column: Motasem Essam] -&gt; </w:t>
       </w:r>
       <w:r>
         <w:rPr>
@@ -22701,25 +20940,7 @@
           <w:sz w:val="18"/>
           <w:highlight w:val="lightGray"/>
         </w:rPr>
-        <w:t xml:space="preserve"> [Automation Table -&gt; ID Column: 17, </w:t>
-      </w:r>
-      <w:proofErr w:type="spellStart"/>
-      <w:r>
-        <w:rPr>
-          <w:rFonts w:ascii="Arial" w:hAnsi="Arial"/>
-          <w:sz w:val="18"/>
-          <w:highlight w:val="lightGray"/>
-        </w:rPr>
-        <w:t>Name_En</w:t>
-      </w:r>
-      <w:proofErr w:type="spellEnd"/>
-      <w:r>
-        <w:rPr>
-          <w:rFonts w:ascii="Arial" w:hAnsi="Arial"/>
-          <w:sz w:val="18"/>
-          <w:highlight w:val="lightGray"/>
-        </w:rPr>
-        <w:t xml:space="preserve"> Column: GIF Recorder] -&gt; </w:t>
+        <w:t xml:space="preserve"> [Automation Table -&gt; ID Column: 17, Name_En Column: GIF Recorder] -&gt; </w:t>
       </w:r>
       <w:r>
         <w:rPr>
@@ -22790,255 +21011,6 @@
                 <pic:pic xmlns:pic="http://schemas.openxmlformats.org/drawingml/2006/picture">
                   <pic:nvPicPr>
                     <pic:cNvPr id="0" name="Picture 671"/>
-                    <pic:cNvPicPr>
-                      <a:picLocks noChangeAspect="1" noChangeArrowheads="1"/>
-                    </pic:cNvPicPr>
-                  </pic:nvPicPr>
-                  <pic:blipFill>
-                    <a:blip r:embed="rId56" cstate="print">
-                      <a:extLst>
-                        <a:ext uri="{28A0092B-C50C-407E-A947-70E740481C1C}">
-                          <a14:useLocalDpi xmlns:a14="http://schemas.microsoft.com/office/drawing/2010/main" val="0"/>
-                        </a:ext>
-                      </a:extLst>
-                    </a:blip>
-                    <a:srcRect/>
-                    <a:stretch>
-                      <a:fillRect/>
-                    </a:stretch>
-                  </pic:blipFill>
-                  <pic:spPr bwMode="auto">
-                    <a:xfrm>
-                      <a:off x="0" y="0"/>
-                      <a:ext cx="5943600" cy="3343275"/>
-                    </a:xfrm>
-                    <a:prstGeom prst="rect">
-                      <a:avLst/>
-                    </a:prstGeom>
-                    <a:noFill/>
-                    <a:ln>
-                      <a:noFill/>
-                    </a:ln>
-                  </pic:spPr>
-                </pic:pic>
-              </a:graphicData>
-            </a:graphic>
-          </wp:inline>
-        </w:drawing>
-      </w:r>
-    </w:p>
-    <w:p>
-      <w:pPr>
-        <w:rPr>
-          <w:rFonts w:ascii="Roboto Mono" w:hAnsi="Roboto Mono"/>
-        </w:rPr>
-      </w:pPr>
-      <w:r>
-        <w:rPr>
-          <w:rFonts w:ascii="Roboto Mono" w:hAnsi="Roboto Mono"/>
-        </w:rPr>
-        <w:pict w14:anchorId="45301BEE">
-          <v:rect id="_x0000_i1065" style="width:0;height:1.5pt" o:hralign="center" o:hrstd="t" o:hr="t" fillcolor="#a0a0a0" stroked="f"/>
-        </w:pict>
-      </w:r>
-    </w:p>
-    <w:p>
-      <w:pPr>
-        <w:pStyle w:val="Heading3"/>
-      </w:pPr>
-      <w:r>
-        <w:rPr>
-          <w:rFonts w:ascii="Segoe UI Emoji" w:hAnsi="Segoe UI Emoji" w:cs="Segoe UI Emoji"/>
-        </w:rPr>
-        <w:t>🧪</w:t>
-      </w:r>
-      <w:r>
-        <w:t xml:space="preserve"> What You Can Test</w:t>
-      </w:r>
-    </w:p>
-    <w:p>
-      <w:r>
-        <w:rPr>
-          <w:rFonts w:ascii="Arial" w:hAnsi="Arial"/>
-          <w:b/>
-          <w:color w:val="000000"/>
-          <w:sz w:val="18"/>
-          <w:highlight w:val="lightGray"/>
-        </w:rPr>
-        <w:t># Source: AI Source: Provided by: [Data Path</w:t>
-      </w:r>
-      <w:r>
-        <w:rPr>
-          <w:rFonts w:ascii="Arial" w:hAnsi="Arial"/>
-          <w:color w:val="000000"/>
-          <w:sz w:val="18"/>
-          <w:highlight w:val="lightGray"/>
-        </w:rPr>
-        <w:t xml:space="preserve">: Persons Table -&gt; ID Column: 1, </w:t>
-      </w:r>
-      <w:proofErr w:type="spellStart"/>
-      <w:r>
-        <w:rPr>
-          <w:rFonts w:ascii="Arial" w:hAnsi="Arial"/>
-          <w:color w:val="000000"/>
-          <w:sz w:val="18"/>
-          <w:highlight w:val="lightGray"/>
-        </w:rPr>
-        <w:t>Name_En</w:t>
-      </w:r>
-      <w:proofErr w:type="spellEnd"/>
-      <w:r>
-        <w:rPr>
-          <w:rFonts w:ascii="Arial" w:hAnsi="Arial"/>
-          <w:color w:val="000000"/>
-          <w:sz w:val="18"/>
-          <w:highlight w:val="lightGray"/>
-        </w:rPr>
-        <w:t xml:space="preserve"> Column: Motasem Essam] -&gt; </w:t>
-      </w:r>
-      <w:r>
-        <w:rPr>
-          <w:rFonts w:ascii="Arial" w:hAnsi="Arial"/>
-          <w:b/>
-          <w:color w:val="000000"/>
-          <w:sz w:val="18"/>
-          <w:highlight w:val="lightGray"/>
-        </w:rPr>
-        <w:t>From:</w:t>
-      </w:r>
-      <w:r>
-        <w:rPr>
-          <w:rFonts w:ascii="Arial" w:hAnsi="Arial"/>
-          <w:color w:val="000000"/>
-          <w:sz w:val="18"/>
-          <w:highlight w:val="lightGray"/>
-        </w:rPr>
-        <w:t xml:space="preserve"> [</w:t>
-      </w:r>
-      <w:r>
-        <w:rPr>
-          <w:rFonts w:ascii="Arial" w:eastAsia="Arial" w:hAnsi="Arial" w:cs="Arial"/>
-          <w:color w:val="000000"/>
-          <w:sz w:val="18"/>
-          <w:highlight w:val="lightGray"/>
-        </w:rPr>
-        <w:t>ChatGPT</w:t>
-      </w:r>
-      <w:r>
-        <w:rPr>
-          <w:rFonts w:ascii="Arial" w:hAnsi="Arial"/>
-          <w:color w:val="000000"/>
-          <w:sz w:val="18"/>
-          <w:highlight w:val="lightGray"/>
-        </w:rPr>
-        <w:t xml:space="preserve">] </w:t>
-      </w:r>
-      <w:r>
-        <w:rPr>
-          <w:rFonts w:ascii="Arial" w:hAnsi="Arial"/>
-          <w:b/>
-          <w:color w:val="000000"/>
-          <w:sz w:val="18"/>
-          <w:highlight w:val="lightGray"/>
-        </w:rPr>
-        <w:t>on</w:t>
-      </w:r>
-      <w:r>
-        <w:rPr>
-          <w:rFonts w:ascii="Arial" w:hAnsi="Arial"/>
-          <w:color w:val="000000"/>
-          <w:sz w:val="18"/>
-          <w:highlight w:val="lightGray"/>
-        </w:rPr>
-        <w:t xml:space="preserve"> [5/6/2026]</w:t>
-      </w:r>
-    </w:p>
-    <w:p>
-      <w:pPr>
-        <w:rPr>
-          <w:rFonts w:ascii="Roboto Mono" w:hAnsi="Roboto Mono"/>
-        </w:rPr>
-      </w:pPr>
-      <w:r>
-        <w:rPr>
-          <w:rFonts w:ascii="Roboto Mono" w:hAnsi="Roboto Mono"/>
-          <w:noProof/>
-        </w:rPr>
-        <w:lastRenderedPageBreak/>
-        <w:drawing>
-          <wp:inline distT="0" distB="0" distL="0" distR="0" wp14:anchorId="61AC5C37" wp14:editId="67F2C2BD">
-            <wp:extent cx="5943600" cy="3963670"/>
-            <wp:effectExtent l="0" t="0" r="0" b="0"/>
-            <wp:docPr id="2099321183" name="Picture 40"/>
-            <wp:cNvGraphicFramePr>
-              <a:graphicFrameLocks xmlns:a="http://schemas.openxmlformats.org/drawingml/2006/main" noChangeAspect="1"/>
-            </wp:cNvGraphicFramePr>
-            <a:graphic xmlns:a="http://schemas.openxmlformats.org/drawingml/2006/main">
-              <a:graphicData uri="http://schemas.openxmlformats.org/drawingml/2006/picture">
-                <pic:pic xmlns:pic="http://schemas.openxmlformats.org/drawingml/2006/picture">
-                  <pic:nvPicPr>
-                    <pic:cNvPr id="0" name="Picture 582"/>
-                    <pic:cNvPicPr>
-                      <a:picLocks noChangeAspect="1" noChangeArrowheads="1"/>
-                    </pic:cNvPicPr>
-                  </pic:nvPicPr>
-                  <pic:blipFill>
-                    <a:blip r:embed="rId57">
-                      <a:extLst>
-                        <a:ext uri="{28A0092B-C50C-407E-A947-70E740481C1C}">
-                          <a14:useLocalDpi xmlns:a14="http://schemas.microsoft.com/office/drawing/2010/main" val="0"/>
-                        </a:ext>
-                      </a:extLst>
-                    </a:blip>
-                    <a:srcRect/>
-                    <a:stretch>
-                      <a:fillRect/>
-                    </a:stretch>
-                  </pic:blipFill>
-                  <pic:spPr bwMode="auto">
-                    <a:xfrm>
-                      <a:off x="0" y="0"/>
-                      <a:ext cx="5943600" cy="3963670"/>
-                    </a:xfrm>
-                    <a:prstGeom prst="rect">
-                      <a:avLst/>
-                    </a:prstGeom>
-                    <a:noFill/>
-                    <a:ln>
-                      <a:noFill/>
-                    </a:ln>
-                  </pic:spPr>
-                </pic:pic>
-              </a:graphicData>
-            </a:graphic>
-          </wp:inline>
-        </w:drawing>
-      </w:r>
-    </w:p>
-    <w:p>
-      <w:pPr>
-        <w:rPr>
-          <w:rFonts w:ascii="Roboto Mono" w:hAnsi="Roboto Mono"/>
-        </w:rPr>
-      </w:pPr>
-      <w:r>
-        <w:rPr>
-          <w:rFonts w:ascii="Roboto Mono" w:hAnsi="Roboto Mono"/>
-          <w:noProof/>
-        </w:rPr>
-        <w:drawing>
-          <wp:inline distT="0" distB="0" distL="0" distR="0" wp14:anchorId="2C5A9342" wp14:editId="4647BD63">
-            <wp:extent cx="5943600" cy="3343275"/>
-            <wp:effectExtent l="0" t="0" r="0" b="9525"/>
-            <wp:docPr id="2135797907" name="Picture 39"/>
-            <wp:cNvGraphicFramePr>
-              <a:graphicFrameLocks xmlns:a="http://schemas.openxmlformats.org/drawingml/2006/main" noChangeAspect="1"/>
-            </wp:cNvGraphicFramePr>
-            <a:graphic xmlns:a="http://schemas.openxmlformats.org/drawingml/2006/main">
-              <a:graphicData uri="http://schemas.openxmlformats.org/drawingml/2006/picture">
-                <pic:pic xmlns:pic="http://schemas.openxmlformats.org/drawingml/2006/picture">
-                  <pic:nvPicPr>
-                    <pic:cNvPr id="0" name="Picture 583"/>
                     <pic:cNvPicPr>
                       <a:picLocks noChangeAspect="1" noChangeArrowheads="1"/>
                     </pic:cNvPicPr>
@@ -23085,6 +21057,235 @@
       <w:r>
         <w:rPr>
           <w:rFonts w:ascii="Roboto Mono" w:hAnsi="Roboto Mono"/>
+        </w:rPr>
+        <w:pict w14:anchorId="45301BEE">
+          <v:rect id="_x0000_i1065" style="width:0;height:1.5pt" o:hralign="center" o:hrstd="t" o:hr="t" fillcolor="#a0a0a0" stroked="f"/>
+        </w:pict>
+      </w:r>
+    </w:p>
+    <w:p>
+      <w:pPr>
+        <w:pStyle w:val="Heading3"/>
+      </w:pPr>
+      <w:r>
+        <w:rPr>
+          <w:rFonts w:ascii="Segoe UI Emoji" w:hAnsi="Segoe UI Emoji" w:cs="Segoe UI Emoji"/>
+        </w:rPr>
+        <w:t>🧪</w:t>
+      </w:r>
+      <w:r>
+        <w:t xml:space="preserve"> What You Can Test</w:t>
+      </w:r>
+    </w:p>
+    <w:p>
+      <w:r>
+        <w:rPr>
+          <w:rFonts w:ascii="Arial" w:hAnsi="Arial"/>
+          <w:b/>
+          <w:color w:val="000000"/>
+          <w:sz w:val="18"/>
+          <w:highlight w:val="lightGray"/>
+        </w:rPr>
+        <w:t># Source: AI Source: Provided by: [Data Path</w:t>
+      </w:r>
+      <w:r>
+        <w:rPr>
+          <w:rFonts w:ascii="Arial" w:hAnsi="Arial"/>
+          <w:color w:val="000000"/>
+          <w:sz w:val="18"/>
+          <w:highlight w:val="lightGray"/>
+        </w:rPr>
+        <w:t xml:space="preserve">: Persons Table -&gt; ID Column: 1, Name_En Column: Motasem Essam] -&gt; </w:t>
+      </w:r>
+      <w:r>
+        <w:rPr>
+          <w:rFonts w:ascii="Arial" w:hAnsi="Arial"/>
+          <w:b/>
+          <w:color w:val="000000"/>
+          <w:sz w:val="18"/>
+          <w:highlight w:val="lightGray"/>
+        </w:rPr>
+        <w:t>From:</w:t>
+      </w:r>
+      <w:r>
+        <w:rPr>
+          <w:rFonts w:ascii="Arial" w:hAnsi="Arial"/>
+          <w:color w:val="000000"/>
+          <w:sz w:val="18"/>
+          <w:highlight w:val="lightGray"/>
+        </w:rPr>
+        <w:t xml:space="preserve"> [</w:t>
+      </w:r>
+      <w:r>
+        <w:rPr>
+          <w:rFonts w:ascii="Arial" w:eastAsia="Arial" w:hAnsi="Arial" w:cs="Arial"/>
+          <w:color w:val="000000"/>
+          <w:sz w:val="18"/>
+          <w:highlight w:val="lightGray"/>
+        </w:rPr>
+        <w:t>ChatGPT</w:t>
+      </w:r>
+      <w:r>
+        <w:rPr>
+          <w:rFonts w:ascii="Arial" w:hAnsi="Arial"/>
+          <w:color w:val="000000"/>
+          <w:sz w:val="18"/>
+          <w:highlight w:val="lightGray"/>
+        </w:rPr>
+        <w:t xml:space="preserve">] </w:t>
+      </w:r>
+      <w:r>
+        <w:rPr>
+          <w:rFonts w:ascii="Arial" w:hAnsi="Arial"/>
+          <w:b/>
+          <w:color w:val="000000"/>
+          <w:sz w:val="18"/>
+          <w:highlight w:val="lightGray"/>
+        </w:rPr>
+        <w:t>on</w:t>
+      </w:r>
+      <w:r>
+        <w:rPr>
+          <w:rFonts w:ascii="Arial" w:hAnsi="Arial"/>
+          <w:color w:val="000000"/>
+          <w:sz w:val="18"/>
+          <w:highlight w:val="lightGray"/>
+        </w:rPr>
+        <w:t xml:space="preserve"> [5/6/2026]</w:t>
+      </w:r>
+    </w:p>
+    <w:p>
+      <w:pPr>
+        <w:rPr>
+          <w:rFonts w:ascii="Roboto Mono" w:hAnsi="Roboto Mono"/>
+        </w:rPr>
+      </w:pPr>
+      <w:r>
+        <w:rPr>
+          <w:rFonts w:ascii="Roboto Mono" w:hAnsi="Roboto Mono"/>
+          <w:noProof/>
+        </w:rPr>
+        <w:lastRenderedPageBreak/>
+        <w:drawing>
+          <wp:inline distT="0" distB="0" distL="0" distR="0" wp14:anchorId="61AC5C37" wp14:editId="67F2C2BD">
+            <wp:extent cx="5943600" cy="3963670"/>
+            <wp:effectExtent l="0" t="0" r="0" b="0"/>
+            <wp:docPr id="2099321183" name="Picture 40"/>
+            <wp:cNvGraphicFramePr>
+              <a:graphicFrameLocks xmlns:a="http://schemas.openxmlformats.org/drawingml/2006/main" noChangeAspect="1"/>
+            </wp:cNvGraphicFramePr>
+            <a:graphic xmlns:a="http://schemas.openxmlformats.org/drawingml/2006/main">
+              <a:graphicData uri="http://schemas.openxmlformats.org/drawingml/2006/picture">
+                <pic:pic xmlns:pic="http://schemas.openxmlformats.org/drawingml/2006/picture">
+                  <pic:nvPicPr>
+                    <pic:cNvPr id="0" name="Picture 582"/>
+                    <pic:cNvPicPr>
+                      <a:picLocks noChangeAspect="1" noChangeArrowheads="1"/>
+                    </pic:cNvPicPr>
+                  </pic:nvPicPr>
+                  <pic:blipFill>
+                    <a:blip r:embed="rId59">
+                      <a:extLst>
+                        <a:ext uri="{28A0092B-C50C-407E-A947-70E740481C1C}">
+                          <a14:useLocalDpi xmlns:a14="http://schemas.microsoft.com/office/drawing/2010/main" val="0"/>
+                        </a:ext>
+                      </a:extLst>
+                    </a:blip>
+                    <a:srcRect/>
+                    <a:stretch>
+                      <a:fillRect/>
+                    </a:stretch>
+                  </pic:blipFill>
+                  <pic:spPr bwMode="auto">
+                    <a:xfrm>
+                      <a:off x="0" y="0"/>
+                      <a:ext cx="5943600" cy="3963670"/>
+                    </a:xfrm>
+                    <a:prstGeom prst="rect">
+                      <a:avLst/>
+                    </a:prstGeom>
+                    <a:noFill/>
+                    <a:ln>
+                      <a:noFill/>
+                    </a:ln>
+                  </pic:spPr>
+                </pic:pic>
+              </a:graphicData>
+            </a:graphic>
+          </wp:inline>
+        </w:drawing>
+      </w:r>
+    </w:p>
+    <w:p>
+      <w:pPr>
+        <w:rPr>
+          <w:rFonts w:ascii="Roboto Mono" w:hAnsi="Roboto Mono"/>
+        </w:rPr>
+      </w:pPr>
+      <w:r>
+        <w:rPr>
+          <w:rFonts w:ascii="Roboto Mono" w:hAnsi="Roboto Mono"/>
+          <w:noProof/>
+        </w:rPr>
+        <w:drawing>
+          <wp:inline distT="0" distB="0" distL="0" distR="0" wp14:anchorId="2C5A9342" wp14:editId="2614C995">
+            <wp:extent cx="5943600" cy="3343275"/>
+            <wp:effectExtent l="0" t="0" r="0" b="9525"/>
+            <wp:docPr id="2135797907" name="Picture 39"/>
+            <wp:cNvGraphicFramePr>
+              <a:graphicFrameLocks xmlns:a="http://schemas.openxmlformats.org/drawingml/2006/main" noChangeAspect="1"/>
+            </wp:cNvGraphicFramePr>
+            <a:graphic xmlns:a="http://schemas.openxmlformats.org/drawingml/2006/main">
+              <a:graphicData uri="http://schemas.openxmlformats.org/drawingml/2006/picture">
+                <pic:pic xmlns:pic="http://schemas.openxmlformats.org/drawingml/2006/picture">
+                  <pic:nvPicPr>
+                    <pic:cNvPr id="0" name="Picture 583"/>
+                    <pic:cNvPicPr>
+                      <a:picLocks noChangeAspect="1" noChangeArrowheads="1"/>
+                    </pic:cNvPicPr>
+                  </pic:nvPicPr>
+                  <pic:blipFill>
+                    <a:blip r:embed="rId60" cstate="print">
+                      <a:extLst>
+                        <a:ext uri="{28A0092B-C50C-407E-A947-70E740481C1C}">
+                          <a14:useLocalDpi xmlns:a14="http://schemas.microsoft.com/office/drawing/2010/main" val="0"/>
+                        </a:ext>
+                      </a:extLst>
+                    </a:blip>
+                    <a:srcRect/>
+                    <a:stretch>
+                      <a:fillRect/>
+                    </a:stretch>
+                  </pic:blipFill>
+                  <pic:spPr bwMode="auto">
+                    <a:xfrm>
+                      <a:off x="0" y="0"/>
+                      <a:ext cx="5943600" cy="3343275"/>
+                    </a:xfrm>
+                    <a:prstGeom prst="rect">
+                      <a:avLst/>
+                    </a:prstGeom>
+                    <a:noFill/>
+                    <a:ln>
+                      <a:noFill/>
+                    </a:ln>
+                  </pic:spPr>
+                </pic:pic>
+              </a:graphicData>
+            </a:graphic>
+          </wp:inline>
+        </w:drawing>
+      </w:r>
+    </w:p>
+    <w:p>
+      <w:pPr>
+        <w:rPr>
+          <w:rFonts w:ascii="Roboto Mono" w:hAnsi="Roboto Mono"/>
+        </w:rPr>
+      </w:pPr>
+      <w:r>
+        <w:rPr>
+          <w:rFonts w:ascii="Roboto Mono" w:hAnsi="Roboto Mono"/>
           <w:noProof/>
         </w:rPr>
         <w:lastRenderedPageBreak/>
@@ -23106,7 +21307,7 @@
                     </pic:cNvPicPr>
                   </pic:nvPicPr>
                   <pic:blipFill>
-                    <a:blip r:embed="rId59">
+                    <a:blip r:embed="rId61">
                       <a:extLst>
                         <a:ext uri="{28A0092B-C50C-407E-A947-70E740481C1C}">
                           <a14:useLocalDpi xmlns:a14="http://schemas.microsoft.com/office/drawing/2010/main" val="0"/>
@@ -23166,7 +21367,7 @@
                     </pic:cNvPicPr>
                   </pic:nvPicPr>
                   <pic:blipFill>
-                    <a:blip r:embed="rId60">
+                    <a:blip r:embed="rId62">
                       <a:extLst>
                         <a:ext uri="{28A0092B-C50C-407E-A947-70E740481C1C}">
                           <a14:useLocalDpi xmlns:a14="http://schemas.microsoft.com/office/drawing/2010/main" val="0"/>
@@ -23333,21 +21534,7 @@
               <w:rPr>
                 <w:rFonts w:ascii="Roboto Mono" w:hAnsi="Roboto Mono"/>
               </w:rPr>
-              <w:t>&lt;</w:t>
-            </w:r>
-            <w:proofErr w:type="spellStart"/>
-            <w:r>
-              <w:rPr>
-                <w:rFonts w:ascii="Roboto Mono" w:hAnsi="Roboto Mono"/>
-              </w:rPr>
-              <w:t>rect</w:t>
-            </w:r>
-            <w:proofErr w:type="spellEnd"/>
-            <w:r>
-              <w:rPr>
-                <w:rFonts w:ascii="Roboto Mono" w:hAnsi="Roboto Mono"/>
-              </w:rPr>
-              <w:t>&gt;</w:t>
+              <w:t>&lt;rect&gt;</w:t>
             </w:r>
           </w:p>
         </w:tc>
@@ -23388,28 +21575,12 @@
                 <w:rFonts w:ascii="Roboto Mono" w:hAnsi="Roboto Mono"/>
               </w:rPr>
             </w:pPr>
-            <w:proofErr w:type="spellStart"/>
             <w:r>
               <w:rPr>
                 <w:rFonts w:ascii="Roboto Mono" w:hAnsi="Roboto Mono"/>
               </w:rPr>
-              <w:t>rx</w:t>
+              <w:t>rx / ry</w:t>
             </w:r>
-            <w:proofErr w:type="spellEnd"/>
-            <w:r>
-              <w:rPr>
-                <w:rFonts w:ascii="Roboto Mono" w:hAnsi="Roboto Mono"/>
-              </w:rPr>
-              <w:t xml:space="preserve"> / </w:t>
-            </w:r>
-            <w:proofErr w:type="spellStart"/>
-            <w:r>
-              <w:rPr>
-                <w:rFonts w:ascii="Roboto Mono" w:hAnsi="Roboto Mono"/>
-              </w:rPr>
-              <w:t>ry</w:t>
-            </w:r>
-            <w:proofErr w:type="spellEnd"/>
           </w:p>
         </w:tc>
         <w:tc>
@@ -23589,21 +21760,7 @@
               <w:rPr>
                 <w:rFonts w:ascii="Roboto Mono" w:hAnsi="Roboto Mono"/>
               </w:rPr>
-              <w:t>&lt;</w:t>
-            </w:r>
-            <w:proofErr w:type="spellStart"/>
-            <w:r>
-              <w:rPr>
-                <w:rFonts w:ascii="Roboto Mono" w:hAnsi="Roboto Mono"/>
-              </w:rPr>
-              <w:t>linearGradient</w:t>
-            </w:r>
-            <w:proofErr w:type="spellEnd"/>
-            <w:r>
-              <w:rPr>
-                <w:rFonts w:ascii="Roboto Mono" w:hAnsi="Roboto Mono"/>
-              </w:rPr>
-              <w:t>&gt;</w:t>
+              <w:t>&lt;linearGradient&gt;</w:t>
             </w:r>
           </w:p>
         </w:tc>
@@ -23735,27 +21892,7 @@
           <w:sz w:val="18"/>
           <w:highlight w:val="lightGray"/>
         </w:rPr>
-        <w:t xml:space="preserve">: Persons Table -&gt; ID Column: 1, </w:t>
-      </w:r>
-      <w:proofErr w:type="spellStart"/>
-      <w:r>
-        <w:rPr>
-          <w:rFonts w:ascii="Arial" w:hAnsi="Arial"/>
-          <w:color w:val="000000"/>
-          <w:sz w:val="18"/>
-          <w:highlight w:val="lightGray"/>
-        </w:rPr>
-        <w:t>Name_En</w:t>
-      </w:r>
-      <w:proofErr w:type="spellEnd"/>
-      <w:r>
-        <w:rPr>
-          <w:rFonts w:ascii="Arial" w:hAnsi="Arial"/>
-          <w:color w:val="000000"/>
-          <w:sz w:val="18"/>
-          <w:highlight w:val="lightGray"/>
-        </w:rPr>
-        <w:t xml:space="preserve"> Column: Motasem Essam] -&gt; </w:t>
+        <w:t xml:space="preserve">: Persons Table -&gt; ID Column: 1, Name_En Column: Motasem Essam] -&gt; </w:t>
       </w:r>
       <w:r>
         <w:rPr>
@@ -23880,27 +22017,7 @@
           <w:sz w:val="18"/>
           <w:highlight w:val="lightGray"/>
         </w:rPr>
-        <w:t xml:space="preserve">: Persons Table -&gt; ID Column: 1, </w:t>
-      </w:r>
-      <w:proofErr w:type="spellStart"/>
-      <w:r>
-        <w:rPr>
-          <w:rFonts w:ascii="Arial" w:hAnsi="Arial"/>
-          <w:color w:val="000000"/>
-          <w:sz w:val="18"/>
-          <w:highlight w:val="lightGray"/>
-        </w:rPr>
-        <w:t>Name_En</w:t>
-      </w:r>
-      <w:proofErr w:type="spellEnd"/>
-      <w:r>
-        <w:rPr>
-          <w:rFonts w:ascii="Arial" w:hAnsi="Arial"/>
-          <w:color w:val="000000"/>
-          <w:sz w:val="18"/>
-          <w:highlight w:val="lightGray"/>
-        </w:rPr>
-        <w:t xml:space="preserve"> Column: Motasem Essam] -&gt; </w:t>
+        <w:t xml:space="preserve">: Persons Table -&gt; ID Column: 1, Name_En Column: Motasem Essam] -&gt; </w:t>
       </w:r>
       <w:r>
         <w:rPr>
@@ -24025,27 +22142,7 @@
           <w:sz w:val="18"/>
           <w:highlight w:val="lightGray"/>
         </w:rPr>
-        <w:t xml:space="preserve">: Persons Table -&gt; ID Column: 1, </w:t>
-      </w:r>
-      <w:proofErr w:type="spellStart"/>
-      <w:r>
-        <w:rPr>
-          <w:rFonts w:ascii="Arial" w:hAnsi="Arial"/>
-          <w:color w:val="000000"/>
-          <w:sz w:val="18"/>
-          <w:highlight w:val="lightGray"/>
-        </w:rPr>
-        <w:t>Name_En</w:t>
-      </w:r>
-      <w:proofErr w:type="spellEnd"/>
-      <w:r>
-        <w:rPr>
-          <w:rFonts w:ascii="Arial" w:hAnsi="Arial"/>
-          <w:color w:val="000000"/>
-          <w:sz w:val="18"/>
-          <w:highlight w:val="lightGray"/>
-        </w:rPr>
-        <w:t xml:space="preserve"> Column: Motasem Essam] -&gt; </w:t>
+        <w:t xml:space="preserve">: Persons Table -&gt; ID Column: 1, Name_En Column: Motasem Essam] -&gt; </w:t>
       </w:r>
       <w:r>
         <w:rPr>
@@ -24170,27 +22267,7 @@
           <w:sz w:val="18"/>
           <w:highlight w:val="lightGray"/>
         </w:rPr>
-        <w:t xml:space="preserve">: Persons Table -&gt; ID Column: 1, </w:t>
-      </w:r>
-      <w:proofErr w:type="spellStart"/>
-      <w:r>
-        <w:rPr>
-          <w:rFonts w:ascii="Arial" w:hAnsi="Arial"/>
-          <w:color w:val="000000"/>
-          <w:sz w:val="18"/>
-          <w:highlight w:val="lightGray"/>
-        </w:rPr>
-        <w:t>Name_En</w:t>
-      </w:r>
-      <w:proofErr w:type="spellEnd"/>
-      <w:r>
-        <w:rPr>
-          <w:rFonts w:ascii="Arial" w:hAnsi="Arial"/>
-          <w:color w:val="000000"/>
-          <w:sz w:val="18"/>
-          <w:highlight w:val="lightGray"/>
-        </w:rPr>
-        <w:t xml:space="preserve"> Column: Motasem Essam] -&gt; </w:t>
+        <w:t xml:space="preserve">: Persons Table -&gt; ID Column: 1, Name_En Column: Motasem Essam] -&gt; </w:t>
       </w:r>
       <w:r>
         <w:rPr>
@@ -24316,27 +22393,7 @@
           <w:sz w:val="18"/>
           <w:highlight w:val="lightGray"/>
         </w:rPr>
-        <w:t xml:space="preserve">: Persons Table -&gt; ID Column: 1, </w:t>
-      </w:r>
-      <w:proofErr w:type="spellStart"/>
-      <w:r>
-        <w:rPr>
-          <w:rFonts w:ascii="Arial" w:hAnsi="Arial"/>
-          <w:color w:val="000000"/>
-          <w:sz w:val="18"/>
-          <w:highlight w:val="lightGray"/>
-        </w:rPr>
-        <w:t>Name_En</w:t>
-      </w:r>
-      <w:proofErr w:type="spellEnd"/>
-      <w:r>
-        <w:rPr>
-          <w:rFonts w:ascii="Arial" w:hAnsi="Arial"/>
-          <w:color w:val="000000"/>
-          <w:sz w:val="18"/>
-          <w:highlight w:val="lightGray"/>
-        </w:rPr>
-        <w:t xml:space="preserve"> Column: Motasem Essam] -&gt; </w:t>
+        <w:t xml:space="preserve">: Persons Table -&gt; ID Column: 1, Name_En Column: Motasem Essam] -&gt; </w:t>
       </w:r>
       <w:r>
         <w:rPr>
@@ -24463,27 +22520,7 @@
           <w:sz w:val="18"/>
           <w:highlight w:val="lightGray"/>
         </w:rPr>
-        <w:t xml:space="preserve">: Persons Table -&gt; ID Column: 1, </w:t>
-      </w:r>
-      <w:proofErr w:type="spellStart"/>
-      <w:r>
-        <w:rPr>
-          <w:rFonts w:ascii="Arial" w:hAnsi="Arial"/>
-          <w:color w:val="000000"/>
-          <w:sz w:val="18"/>
-          <w:highlight w:val="lightGray"/>
-        </w:rPr>
-        <w:t>Name_En</w:t>
-      </w:r>
-      <w:proofErr w:type="spellEnd"/>
-      <w:r>
-        <w:rPr>
-          <w:rFonts w:ascii="Arial" w:hAnsi="Arial"/>
-          <w:color w:val="000000"/>
-          <w:sz w:val="18"/>
-          <w:highlight w:val="lightGray"/>
-        </w:rPr>
-        <w:t xml:space="preserve"> Column: Motasem Essam] -&gt; </w:t>
+        <w:t xml:space="preserve">: Persons Table -&gt; ID Column: 1, Name_En Column: Motasem Essam] -&gt; </w:t>
       </w:r>
       <w:r>
         <w:rPr>
@@ -24608,27 +22645,7 @@
           <w:sz w:val="18"/>
           <w:highlight w:val="lightGray"/>
         </w:rPr>
-        <w:t xml:space="preserve">: Persons Table -&gt; ID Column: 1, </w:t>
-      </w:r>
-      <w:proofErr w:type="spellStart"/>
-      <w:r>
-        <w:rPr>
-          <w:rFonts w:ascii="Arial" w:hAnsi="Arial"/>
-          <w:color w:val="000000"/>
-          <w:sz w:val="18"/>
-          <w:highlight w:val="lightGray"/>
-        </w:rPr>
-        <w:t>Name_En</w:t>
-      </w:r>
-      <w:proofErr w:type="spellEnd"/>
-      <w:r>
-        <w:rPr>
-          <w:rFonts w:ascii="Arial" w:hAnsi="Arial"/>
-          <w:color w:val="000000"/>
-          <w:sz w:val="18"/>
-          <w:highlight w:val="lightGray"/>
-        </w:rPr>
-        <w:t xml:space="preserve"> Column: Motasem Essam] -&gt; </w:t>
+        <w:t xml:space="preserve">: Persons Table -&gt; ID Column: 1, Name_En Column: Motasem Essam] -&gt; </w:t>
       </w:r>
       <w:r>
         <w:rPr>
@@ -24753,27 +22770,7 @@
           <w:sz w:val="18"/>
           <w:highlight w:val="lightGray"/>
         </w:rPr>
-        <w:t xml:space="preserve">: Persons Table -&gt; ID Column: 1, </w:t>
-      </w:r>
-      <w:proofErr w:type="spellStart"/>
-      <w:r>
-        <w:rPr>
-          <w:rFonts w:ascii="Arial" w:hAnsi="Arial"/>
-          <w:color w:val="000000"/>
-          <w:sz w:val="18"/>
-          <w:highlight w:val="lightGray"/>
-        </w:rPr>
-        <w:t>Name_En</w:t>
-      </w:r>
-      <w:proofErr w:type="spellEnd"/>
-      <w:r>
-        <w:rPr>
-          <w:rFonts w:ascii="Arial" w:hAnsi="Arial"/>
-          <w:color w:val="000000"/>
-          <w:sz w:val="18"/>
-          <w:highlight w:val="lightGray"/>
-        </w:rPr>
-        <w:t xml:space="preserve"> Column: Motasem Essam] -&gt; </w:t>
+        <w:t xml:space="preserve">: Persons Table -&gt; ID Column: 1, Name_En Column: Motasem Essam] -&gt; </w:t>
       </w:r>
       <w:r>
         <w:rPr>
@@ -24898,27 +22895,7 @@
           <w:sz w:val="18"/>
           <w:highlight w:val="lightGray"/>
         </w:rPr>
-        <w:t xml:space="preserve">: Persons Table -&gt; ID Column: 1, </w:t>
-      </w:r>
-      <w:proofErr w:type="spellStart"/>
-      <w:r>
-        <w:rPr>
-          <w:rFonts w:ascii="Arial" w:hAnsi="Arial"/>
-          <w:color w:val="000000"/>
-          <w:sz w:val="18"/>
-          <w:highlight w:val="lightGray"/>
-        </w:rPr>
-        <w:t>Name_En</w:t>
-      </w:r>
-      <w:proofErr w:type="spellEnd"/>
-      <w:r>
-        <w:rPr>
-          <w:rFonts w:ascii="Arial" w:hAnsi="Arial"/>
-          <w:color w:val="000000"/>
-          <w:sz w:val="18"/>
-          <w:highlight w:val="lightGray"/>
-        </w:rPr>
-        <w:t xml:space="preserve"> Column: Motasem Essam] -&gt; </w:t>
+        <w:t xml:space="preserve">: Persons Table -&gt; ID Column: 1, Name_En Column: Motasem Essam] -&gt; </w:t>
       </w:r>
       <w:r>
         <w:rPr>
@@ -24989,25 +22966,7 @@
           <w:b/>
           <w:bCs/>
         </w:rPr>
-        <w:t>HTML graphics use &lt;canvas&gt; for JavaScript-based drawing and &lt;</w:t>
-      </w:r>
-      <w:proofErr w:type="spellStart"/>
-      <w:r>
-        <w:rPr>
-          <w:rFonts w:ascii="Roboto Mono" w:hAnsi="Roboto Mono"/>
-          <w:b/>
-          <w:bCs/>
-        </w:rPr>
-        <w:t>svg</w:t>
-      </w:r>
-      <w:proofErr w:type="spellEnd"/>
-      <w:r>
-        <w:rPr>
-          <w:rFonts w:ascii="Roboto Mono" w:hAnsi="Roboto Mono"/>
-          <w:b/>
-          <w:bCs/>
-        </w:rPr>
-        <w:t>&gt; for scalable vector graphics.</w:t>
+        <w:t>HTML graphics use &lt;canvas&gt; for JavaScript-based drawing and &lt;svg&gt; for scalable vector graphics.</w:t>
       </w:r>
     </w:p>
     <w:p>
@@ -28070,7 +26029,6 @@
   <w:style w:type="character" w:default="1" w:styleId="DefaultParagraphFont">
     <w:name w:val="Default Paragraph Font"/>
     <w:uiPriority w:val="1"/>
-    <w:semiHidden/>
     <w:unhideWhenUsed/>
   </w:style>
   <w:style w:type="table" w:default="1" w:styleId="TableNormal">

--- a/Knowledge/3-Work knowledge/1-Software Engineering/4-Web Development/2-Frontend/2-Core Technologies/1-HTML/5-My Source/3-HTML Body Elements/13-HTML Graphics Elements.docx
+++ b/Knowledge/3-Work knowledge/1-Software Engineering/4-Web Development/2-Frontend/2-Core Technologies/1-HTML/5-My Source/3-HTML Body Elements/13-HTML Graphics Elements.docx
@@ -971,89 +971,40 @@
           <w:rFonts w:ascii="Roboto Mono" w:hAnsi="Roboto Mono"/>
         </w:rPr>
         <w:br/>
-        <w:t xml:space="preserve">let c = </w:t>
-      </w:r>
-      <w:proofErr w:type="gramStart"/>
-      <w:r>
-        <w:rPr>
-          <w:rFonts w:ascii="Roboto Mono" w:hAnsi="Roboto Mono"/>
-        </w:rPr>
-        <w:t>document.getElementById</w:t>
-      </w:r>
-      <w:proofErr w:type="gramEnd"/>
-      <w:r>
-        <w:rPr>
-          <w:rFonts w:ascii="Roboto Mono" w:hAnsi="Roboto Mono"/>
-        </w:rPr>
-        <w:t>("myCanvas");</w:t>
-      </w:r>
-      <w:r>
-        <w:rPr>
-          <w:rFonts w:ascii="Roboto Mono" w:hAnsi="Roboto Mono"/>
-        </w:rPr>
-        <w:br/>
-        <w:t xml:space="preserve">let ctx = </w:t>
-      </w:r>
-      <w:proofErr w:type="gramStart"/>
-      <w:r>
-        <w:rPr>
-          <w:rFonts w:ascii="Roboto Mono" w:hAnsi="Roboto Mono"/>
-        </w:rPr>
-        <w:t>c.getContext</w:t>
-      </w:r>
-      <w:proofErr w:type="gramEnd"/>
-      <w:r>
-        <w:rPr>
-          <w:rFonts w:ascii="Roboto Mono" w:hAnsi="Roboto Mono"/>
-        </w:rPr>
-        <w:t>("2d");</w:t>
-      </w:r>
-      <w:r>
-        <w:rPr>
-          <w:rFonts w:ascii="Roboto Mono" w:hAnsi="Roboto Mono"/>
-        </w:rPr>
-        <w:br/>
-      </w:r>
-      <w:r>
-        <w:rPr>
-          <w:rFonts w:ascii="Roboto Mono" w:hAnsi="Roboto Mono"/>
-        </w:rPr>
-        <w:br/>
-      </w:r>
-      <w:proofErr w:type="gramStart"/>
+        <w:t>let c = document.getElementById("myCanvas");</w:t>
+      </w:r>
+      <w:r>
+        <w:rPr>
+          <w:rFonts w:ascii="Roboto Mono" w:hAnsi="Roboto Mono"/>
+        </w:rPr>
+        <w:br/>
+        <w:t>let ctx = c.getContext("2d");</w:t>
+      </w:r>
+      <w:r>
+        <w:rPr>
+          <w:rFonts w:ascii="Roboto Mono" w:hAnsi="Roboto Mono"/>
+        </w:rPr>
+        <w:br/>
+      </w:r>
+      <w:r>
+        <w:rPr>
+          <w:rFonts w:ascii="Roboto Mono" w:hAnsi="Roboto Mono"/>
+        </w:rPr>
+        <w:br/>
+      </w:r>
       <w:r>
         <w:rPr>
           <w:rFonts w:ascii="Roboto Mono" w:hAnsi="Roboto Mono"/>
         </w:rPr>
         <w:lastRenderedPageBreak/>
-        <w:t>ctx.fillStyle</w:t>
-      </w:r>
-      <w:proofErr w:type="gramEnd"/>
-      <w:r>
-        <w:rPr>
-          <w:rFonts w:ascii="Roboto Mono" w:hAnsi="Roboto Mono"/>
-        </w:rPr>
-        <w:t xml:space="preserve"> = "blue";</w:t>
-      </w:r>
-      <w:r>
-        <w:rPr>
-          <w:rFonts w:ascii="Roboto Mono" w:hAnsi="Roboto Mono"/>
-        </w:rPr>
-        <w:br/>
-      </w:r>
-      <w:proofErr w:type="gramStart"/>
-      <w:r>
-        <w:rPr>
-          <w:rFonts w:ascii="Roboto Mono" w:hAnsi="Roboto Mono"/>
-        </w:rPr>
-        <w:t>ctx.fillRect</w:t>
-      </w:r>
-      <w:proofErr w:type="gramEnd"/>
-      <w:r>
-        <w:rPr>
-          <w:rFonts w:ascii="Roboto Mono" w:hAnsi="Roboto Mono"/>
-        </w:rPr>
-        <w:t>(20, 20, 150, 50);</w:t>
+        <w:t>ctx.fillStyle = "blue";</w:t>
+      </w:r>
+      <w:r>
+        <w:rPr>
+          <w:rFonts w:ascii="Roboto Mono" w:hAnsi="Roboto Mono"/>
+        </w:rPr>
+        <w:br/>
+        <w:t>ctx.fillRect(20, 20, 150, 50);</w:t>
       </w:r>
       <w:r>
         <w:rPr>
@@ -2376,16 +2327,8 @@
               <w:rPr>
                 <w:rFonts w:ascii="Roboto Mono" w:hAnsi="Roboto Mono"/>
               </w:rPr>
-              <w:t xml:space="preserve">Quality When </w:t>
+              <w:t>Quality When Zooming</w:t>
             </w:r>
-            <w:proofErr w:type="gramStart"/>
-            <w:r>
-              <w:rPr>
-                <w:rFonts w:ascii="Roboto Mono" w:hAnsi="Roboto Mono"/>
-              </w:rPr>
-              <w:t>Zooming</w:t>
-            </w:r>
-            <w:proofErr w:type="gramEnd"/>
           </w:p>
         </w:tc>
         <w:tc>
@@ -5525,21 +5468,7 @@
         <w:rPr>
           <w:rFonts w:ascii="Roboto Mono" w:hAnsi="Roboto Mono"/>
         </w:rPr>
-        <w:t xml:space="preserve">    </w:t>
-      </w:r>
-      <w:proofErr w:type="gramStart"/>
-      <w:r>
-        <w:rPr>
-          <w:rFonts w:ascii="Roboto Mono" w:hAnsi="Roboto Mono"/>
-        </w:rPr>
-        <w:t>&lt;!--</w:t>
-      </w:r>
-      <w:proofErr w:type="gramEnd"/>
-      <w:r>
-        <w:rPr>
-          <w:rFonts w:ascii="Roboto Mono" w:hAnsi="Roboto Mono"/>
-        </w:rPr>
-        <w:t xml:space="preserve"> Canvas --&gt;</w:t>
+        <w:t xml:space="preserve">    &lt;!-- Canvas --&gt;</w:t>
       </w:r>
     </w:p>
     <w:p>
@@ -5665,109 +5594,53 @@
         <w:rPr>
           <w:rFonts w:ascii="Roboto Mono" w:hAnsi="Roboto Mono"/>
         </w:rPr>
-        <w:t xml:space="preserve">        let c = </w:t>
-      </w:r>
-      <w:proofErr w:type="gramStart"/>
-      <w:r>
-        <w:rPr>
-          <w:rFonts w:ascii="Roboto Mono" w:hAnsi="Roboto Mono"/>
-        </w:rPr>
-        <w:t>document.getElementById</w:t>
-      </w:r>
-      <w:proofErr w:type="gramEnd"/>
-      <w:r>
-        <w:rPr>
-          <w:rFonts w:ascii="Roboto Mono" w:hAnsi="Roboto Mono"/>
-        </w:rPr>
-        <w:t>("myCanvas");</w:t>
-      </w:r>
-    </w:p>
-    <w:p>
-      <w:pPr>
-        <w:rPr>
-          <w:rFonts w:ascii="Roboto Mono" w:hAnsi="Roboto Mono"/>
-        </w:rPr>
-      </w:pPr>
-      <w:r>
-        <w:rPr>
-          <w:rFonts w:ascii="Roboto Mono" w:hAnsi="Roboto Mono"/>
-        </w:rPr>
-        <w:t xml:space="preserve">        let ctx = </w:t>
-      </w:r>
-      <w:proofErr w:type="gramStart"/>
-      <w:r>
-        <w:rPr>
-          <w:rFonts w:ascii="Roboto Mono" w:hAnsi="Roboto Mono"/>
-        </w:rPr>
-        <w:t>c.getContext</w:t>
-      </w:r>
-      <w:proofErr w:type="gramEnd"/>
-      <w:r>
-        <w:rPr>
-          <w:rFonts w:ascii="Roboto Mono" w:hAnsi="Roboto Mono"/>
-        </w:rPr>
-        <w:t>("2d");</w:t>
-      </w:r>
-    </w:p>
-    <w:p>
-      <w:pPr>
-        <w:rPr>
-          <w:rFonts w:ascii="Roboto Mono" w:hAnsi="Roboto Mono"/>
-        </w:rPr>
-      </w:pPr>
-    </w:p>
-    <w:p>
-      <w:pPr>
-        <w:rPr>
-          <w:rFonts w:ascii="Roboto Mono" w:hAnsi="Roboto Mono"/>
-        </w:rPr>
-      </w:pPr>
-      <w:r>
-        <w:rPr>
-          <w:rFonts w:ascii="Roboto Mono" w:hAnsi="Roboto Mono"/>
-        </w:rPr>
-        <w:t xml:space="preserve">        </w:t>
-      </w:r>
-      <w:proofErr w:type="gramStart"/>
-      <w:r>
-        <w:rPr>
-          <w:rFonts w:ascii="Roboto Mono" w:hAnsi="Roboto Mono"/>
-        </w:rPr>
-        <w:t>ctx.fillStyle</w:t>
-      </w:r>
-      <w:proofErr w:type="gramEnd"/>
-      <w:r>
-        <w:rPr>
-          <w:rFonts w:ascii="Roboto Mono" w:hAnsi="Roboto Mono"/>
-        </w:rPr>
-        <w:t xml:space="preserve"> = "blue";</w:t>
-      </w:r>
-    </w:p>
-    <w:p>
-      <w:pPr>
-        <w:rPr>
-          <w:rFonts w:ascii="Roboto Mono" w:hAnsi="Roboto Mono"/>
-        </w:rPr>
-      </w:pPr>
-      <w:r>
-        <w:rPr>
-          <w:rFonts w:ascii="Roboto Mono" w:hAnsi="Roboto Mono"/>
-        </w:rPr>
-        <w:t xml:space="preserve">        </w:t>
-      </w:r>
-      <w:proofErr w:type="gramStart"/>
-      <w:r>
-        <w:rPr>
-          <w:rFonts w:ascii="Roboto Mono" w:hAnsi="Roboto Mono"/>
-        </w:rPr>
-        <w:t>ctx.fillRect</w:t>
-      </w:r>
-      <w:proofErr w:type="gramEnd"/>
-      <w:r>
-        <w:rPr>
-          <w:rFonts w:ascii="Roboto Mono" w:hAnsi="Roboto Mono"/>
-        </w:rPr>
-        <w:t>(20, 20, 150, 50);</w:t>
+        <w:t xml:space="preserve">        let c = document.getElementById("myCanvas");</w:t>
+      </w:r>
+    </w:p>
+    <w:p>
+      <w:pPr>
+        <w:rPr>
+          <w:rFonts w:ascii="Roboto Mono" w:hAnsi="Roboto Mono"/>
+        </w:rPr>
+      </w:pPr>
+      <w:r>
+        <w:rPr>
+          <w:rFonts w:ascii="Roboto Mono" w:hAnsi="Roboto Mono"/>
+        </w:rPr>
+        <w:t xml:space="preserve">        let ctx = c.getContext("2d");</w:t>
+      </w:r>
+    </w:p>
+    <w:p>
+      <w:pPr>
+        <w:rPr>
+          <w:rFonts w:ascii="Roboto Mono" w:hAnsi="Roboto Mono"/>
+        </w:rPr>
+      </w:pPr>
+    </w:p>
+    <w:p>
+      <w:pPr>
+        <w:rPr>
+          <w:rFonts w:ascii="Roboto Mono" w:hAnsi="Roboto Mono"/>
+        </w:rPr>
+      </w:pPr>
+      <w:r>
+        <w:rPr>
+          <w:rFonts w:ascii="Roboto Mono" w:hAnsi="Roboto Mono"/>
+        </w:rPr>
+        <w:t xml:space="preserve">        ctx.fillStyle = "blue";</w:t>
+      </w:r>
+    </w:p>
+    <w:p>
+      <w:pPr>
+        <w:rPr>
+          <w:rFonts w:ascii="Roboto Mono" w:hAnsi="Roboto Mono"/>
+        </w:rPr>
+      </w:pPr>
+      <w:r>
+        <w:rPr>
+          <w:rFonts w:ascii="Roboto Mono" w:hAnsi="Roboto Mono"/>
+        </w:rPr>
+        <w:t xml:space="preserve">        ctx.fillRect(20, 20, 150, 50);</w:t>
       </w:r>
     </w:p>
     <w:p>
@@ -5807,21 +5680,7 @@
         <w:rPr>
           <w:rFonts w:ascii="Roboto Mono" w:hAnsi="Roboto Mono"/>
         </w:rPr>
-        <w:t xml:space="preserve">    </w:t>
-      </w:r>
-      <w:proofErr w:type="gramStart"/>
-      <w:r>
-        <w:rPr>
-          <w:rFonts w:ascii="Roboto Mono" w:hAnsi="Roboto Mono"/>
-        </w:rPr>
-        <w:t>&lt;!--</w:t>
-      </w:r>
-      <w:proofErr w:type="gramEnd"/>
-      <w:r>
-        <w:rPr>
-          <w:rFonts w:ascii="Roboto Mono" w:hAnsi="Roboto Mono"/>
-        </w:rPr>
-        <w:t xml:space="preserve"> SVG --&gt;</w:t>
+        <w:t xml:space="preserve">    &lt;!-- SVG --&gt;</w:t>
       </w:r>
     </w:p>
     <w:p>
@@ -6318,21 +6177,7 @@
         <w:rPr>
           <w:rFonts w:ascii="Roboto Mono" w:hAnsi="Roboto Mono"/>
         </w:rPr>
-        <w:t xml:space="preserve">    </w:t>
-      </w:r>
-      <w:proofErr w:type="gramStart"/>
-      <w:r>
-        <w:rPr>
-          <w:rFonts w:ascii="Roboto Mono" w:hAnsi="Roboto Mono"/>
-        </w:rPr>
-        <w:t>&lt;!--</w:t>
-      </w:r>
-      <w:proofErr w:type="gramEnd"/>
-      <w:r>
-        <w:rPr>
-          <w:rFonts w:ascii="Roboto Mono" w:hAnsi="Roboto Mono"/>
-        </w:rPr>
-        <w:t xml:space="preserve"> Canvas --&gt;</w:t>
+        <w:t>    &lt;!-- Canvas --&gt;</w:t>
       </w:r>
     </w:p>
     <w:p>
@@ -6457,48 +6302,20 @@
         <w:rPr>
           <w:rFonts w:ascii="Roboto Mono" w:hAnsi="Roboto Mono"/>
         </w:rPr>
-        <w:t xml:space="preserve">        let c = </w:t>
-      </w:r>
-      <w:proofErr w:type="gramStart"/>
-      <w:r>
-        <w:rPr>
-          <w:rFonts w:ascii="Roboto Mono" w:hAnsi="Roboto Mono"/>
-        </w:rPr>
-        <w:t>document.getElementById</w:t>
-      </w:r>
-      <w:proofErr w:type="gramEnd"/>
-      <w:r>
-        <w:rPr>
-          <w:rFonts w:ascii="Roboto Mono" w:hAnsi="Roboto Mono"/>
-        </w:rPr>
-        <w:t>("myCanvas");</w:t>
-      </w:r>
-    </w:p>
-    <w:p>
-      <w:pPr>
-        <w:rPr>
-          <w:rFonts w:ascii="Roboto Mono" w:hAnsi="Roboto Mono"/>
-        </w:rPr>
-      </w:pPr>
-      <w:r>
-        <w:rPr>
-          <w:rFonts w:ascii="Roboto Mono" w:hAnsi="Roboto Mono"/>
-        </w:rPr>
-        <w:t xml:space="preserve">        let ctx = </w:t>
-      </w:r>
-      <w:proofErr w:type="gramStart"/>
-      <w:r>
-        <w:rPr>
-          <w:rFonts w:ascii="Roboto Mono" w:hAnsi="Roboto Mono"/>
-        </w:rPr>
-        <w:t>c.getContext</w:t>
-      </w:r>
-      <w:proofErr w:type="gramEnd"/>
-      <w:r>
-        <w:rPr>
-          <w:rFonts w:ascii="Roboto Mono" w:hAnsi="Roboto Mono"/>
-        </w:rPr>
-        <w:t>("2d");</w:t>
+        <w:t>        let c = document.getElementById("myCanvas");</w:t>
+      </w:r>
+    </w:p>
+    <w:p>
+      <w:pPr>
+        <w:rPr>
+          <w:rFonts w:ascii="Roboto Mono" w:hAnsi="Roboto Mono"/>
+        </w:rPr>
+      </w:pPr>
+      <w:r>
+        <w:rPr>
+          <w:rFonts w:ascii="Roboto Mono" w:hAnsi="Roboto Mono"/>
+        </w:rPr>
+        <w:t>        let ctx = c.getContext("2d");</w:t>
       </w:r>
     </w:p>
     <w:p>
@@ -6519,48 +6336,20 @@
           <w:rFonts w:ascii="Roboto Mono" w:hAnsi="Roboto Mono"/>
         </w:rPr>
         <w:lastRenderedPageBreak/>
-        <w:t xml:space="preserve">        </w:t>
-      </w:r>
-      <w:proofErr w:type="gramStart"/>
-      <w:r>
-        <w:rPr>
-          <w:rFonts w:ascii="Roboto Mono" w:hAnsi="Roboto Mono"/>
-        </w:rPr>
-        <w:t>ctx.fillStyle</w:t>
-      </w:r>
-      <w:proofErr w:type="gramEnd"/>
-      <w:r>
-        <w:rPr>
-          <w:rFonts w:ascii="Roboto Mono" w:hAnsi="Roboto Mono"/>
-        </w:rPr>
-        <w:t xml:space="preserve"> = "blue";</w:t>
-      </w:r>
-    </w:p>
-    <w:p>
-      <w:pPr>
-        <w:rPr>
-          <w:rFonts w:ascii="Roboto Mono" w:hAnsi="Roboto Mono"/>
-        </w:rPr>
-      </w:pPr>
-      <w:r>
-        <w:rPr>
-          <w:rFonts w:ascii="Roboto Mono" w:hAnsi="Roboto Mono"/>
-        </w:rPr>
-        <w:t xml:space="preserve">        </w:t>
-      </w:r>
-      <w:proofErr w:type="gramStart"/>
-      <w:r>
-        <w:rPr>
-          <w:rFonts w:ascii="Roboto Mono" w:hAnsi="Roboto Mono"/>
-        </w:rPr>
-        <w:t>ctx.fillRect</w:t>
-      </w:r>
-      <w:proofErr w:type="gramEnd"/>
-      <w:r>
-        <w:rPr>
-          <w:rFonts w:ascii="Roboto Mono" w:hAnsi="Roboto Mono"/>
-        </w:rPr>
-        <w:t>(20, 20, 150, 50);</w:t>
+        <w:t>        ctx.fillStyle = "blue";</w:t>
+      </w:r>
+    </w:p>
+    <w:p>
+      <w:pPr>
+        <w:rPr>
+          <w:rFonts w:ascii="Roboto Mono" w:hAnsi="Roboto Mono"/>
+        </w:rPr>
+      </w:pPr>
+      <w:r>
+        <w:rPr>
+          <w:rFonts w:ascii="Roboto Mono" w:hAnsi="Roboto Mono"/>
+        </w:rPr>
+        <w:t>        ctx.fillRect(20, 20, 150, 50);</w:t>
       </w:r>
     </w:p>
     <w:p>
@@ -6600,21 +6389,7 @@
         <w:rPr>
           <w:rFonts w:ascii="Roboto Mono" w:hAnsi="Roboto Mono"/>
         </w:rPr>
-        <w:t xml:space="preserve">    </w:t>
-      </w:r>
-      <w:proofErr w:type="gramStart"/>
-      <w:r>
-        <w:rPr>
-          <w:rFonts w:ascii="Roboto Mono" w:hAnsi="Roboto Mono"/>
-        </w:rPr>
-        <w:t>&lt;!--</w:t>
-      </w:r>
-      <w:proofErr w:type="gramEnd"/>
-      <w:r>
-        <w:rPr>
-          <w:rFonts w:ascii="Roboto Mono" w:hAnsi="Roboto Mono"/>
-        </w:rPr>
-        <w:t xml:space="preserve"> SVG --&gt;</w:t>
+        <w:t>    &lt;!-- SVG --&gt;</w:t>
       </w:r>
     </w:p>
     <w:p>
@@ -7642,19 +7417,11 @@
                 <w:rFonts w:ascii="Roboto Mono" w:hAnsi="Roboto Mono"/>
               </w:rPr>
             </w:pPr>
-            <w:proofErr w:type="gramStart"/>
             <w:r>
               <w:rPr>
                 <w:rFonts w:ascii="Roboto Mono" w:hAnsi="Roboto Mono"/>
               </w:rPr>
-              <w:t>moveTo(</w:t>
-            </w:r>
-            <w:proofErr w:type="gramEnd"/>
-            <w:r>
-              <w:rPr>
-                <w:rFonts w:ascii="Roboto Mono" w:hAnsi="Roboto Mono"/>
-              </w:rPr>
-              <w:t>)</w:t>
+              <w:t>moveTo()</w:t>
             </w:r>
           </w:p>
         </w:tc>
@@ -7695,19 +7462,11 @@
                 <w:rFonts w:ascii="Roboto Mono" w:hAnsi="Roboto Mono"/>
               </w:rPr>
             </w:pPr>
-            <w:proofErr w:type="gramStart"/>
             <w:r>
               <w:rPr>
                 <w:rFonts w:ascii="Roboto Mono" w:hAnsi="Roboto Mono"/>
               </w:rPr>
-              <w:t>lineTo(</w:t>
-            </w:r>
-            <w:proofErr w:type="gramEnd"/>
-            <w:r>
-              <w:rPr>
-                <w:rFonts w:ascii="Roboto Mono" w:hAnsi="Roboto Mono"/>
-              </w:rPr>
-              <w:t>)</w:t>
+              <w:t>lineTo()</w:t>
             </w:r>
           </w:p>
         </w:tc>
@@ -7748,19 +7507,11 @@
                 <w:rFonts w:ascii="Roboto Mono" w:hAnsi="Roboto Mono"/>
               </w:rPr>
             </w:pPr>
-            <w:proofErr w:type="gramStart"/>
             <w:r>
               <w:rPr>
                 <w:rFonts w:ascii="Roboto Mono" w:hAnsi="Roboto Mono"/>
               </w:rPr>
-              <w:t>arc(</w:t>
-            </w:r>
-            <w:proofErr w:type="gramEnd"/>
-            <w:r>
-              <w:rPr>
-                <w:rFonts w:ascii="Roboto Mono" w:hAnsi="Roboto Mono"/>
-              </w:rPr>
-              <w:t>)</w:t>
+              <w:t>arc()</w:t>
             </w:r>
           </w:p>
         </w:tc>
@@ -7801,19 +7552,11 @@
                 <w:rFonts w:ascii="Roboto Mono" w:hAnsi="Roboto Mono"/>
               </w:rPr>
             </w:pPr>
-            <w:proofErr w:type="gramStart"/>
             <w:r>
               <w:rPr>
                 <w:rFonts w:ascii="Roboto Mono" w:hAnsi="Roboto Mono"/>
               </w:rPr>
-              <w:t>fillText(</w:t>
-            </w:r>
-            <w:proofErr w:type="gramEnd"/>
-            <w:r>
-              <w:rPr>
-                <w:rFonts w:ascii="Roboto Mono" w:hAnsi="Roboto Mono"/>
-              </w:rPr>
-              <w:t>)</w:t>
+              <w:t>fillText()</w:t>
             </w:r>
           </w:p>
         </w:tc>
@@ -7854,19 +7597,11 @@
                 <w:rFonts w:ascii="Roboto Mono" w:hAnsi="Roboto Mono"/>
               </w:rPr>
             </w:pPr>
-            <w:proofErr w:type="gramStart"/>
             <w:r>
               <w:rPr>
                 <w:rFonts w:ascii="Roboto Mono" w:hAnsi="Roboto Mono"/>
               </w:rPr>
-              <w:t>strokeText(</w:t>
-            </w:r>
-            <w:proofErr w:type="gramEnd"/>
-            <w:r>
-              <w:rPr>
-                <w:rFonts w:ascii="Roboto Mono" w:hAnsi="Roboto Mono"/>
-              </w:rPr>
-              <w:t>)</w:t>
+              <w:t>strokeText()</w:t>
             </w:r>
           </w:p>
         </w:tc>
@@ -7907,19 +7642,11 @@
                 <w:rFonts w:ascii="Roboto Mono" w:hAnsi="Roboto Mono"/>
               </w:rPr>
             </w:pPr>
-            <w:proofErr w:type="gramStart"/>
             <w:r>
               <w:rPr>
                 <w:rFonts w:ascii="Roboto Mono" w:hAnsi="Roboto Mono"/>
               </w:rPr>
-              <w:t>createLinearGradient(</w:t>
-            </w:r>
-            <w:proofErr w:type="gramEnd"/>
-            <w:r>
-              <w:rPr>
-                <w:rFonts w:ascii="Roboto Mono" w:hAnsi="Roboto Mono"/>
-              </w:rPr>
-              <w:t>)</w:t>
+              <w:t>createLinearGradient()</w:t>
             </w:r>
           </w:p>
         </w:tc>
@@ -7960,19 +7687,11 @@
                 <w:rFonts w:ascii="Roboto Mono" w:hAnsi="Roboto Mono"/>
               </w:rPr>
             </w:pPr>
-            <w:proofErr w:type="gramStart"/>
             <w:r>
               <w:rPr>
                 <w:rFonts w:ascii="Roboto Mono" w:hAnsi="Roboto Mono"/>
               </w:rPr>
-              <w:t>createRadialGradient(</w:t>
-            </w:r>
-            <w:proofErr w:type="gramEnd"/>
-            <w:r>
-              <w:rPr>
-                <w:rFonts w:ascii="Roboto Mono" w:hAnsi="Roboto Mono"/>
-              </w:rPr>
-              <w:t>)</w:t>
+              <w:t>createRadialGradient()</w:t>
             </w:r>
           </w:p>
         </w:tc>
@@ -8013,19 +7732,11 @@
                 <w:rFonts w:ascii="Roboto Mono" w:hAnsi="Roboto Mono"/>
               </w:rPr>
             </w:pPr>
-            <w:proofErr w:type="gramStart"/>
             <w:r>
               <w:rPr>
                 <w:rFonts w:ascii="Roboto Mono" w:hAnsi="Roboto Mono"/>
               </w:rPr>
-              <w:t>drawImage(</w:t>
-            </w:r>
-            <w:proofErr w:type="gramEnd"/>
-            <w:r>
-              <w:rPr>
-                <w:rFonts w:ascii="Roboto Mono" w:hAnsi="Roboto Mono"/>
-              </w:rPr>
-              <w:t>)</w:t>
+              <w:t>drawImage()</w:t>
             </w:r>
           </w:p>
         </w:tc>
@@ -8343,114 +8054,47 @@
           <w:rFonts w:ascii="Roboto Mono" w:hAnsi="Roboto Mono"/>
         </w:rPr>
         <w:br/>
-        <w:t xml:space="preserve">let c = </w:t>
-      </w:r>
-      <w:proofErr w:type="gramStart"/>
-      <w:r>
-        <w:rPr>
-          <w:rFonts w:ascii="Roboto Mono" w:hAnsi="Roboto Mono"/>
-        </w:rPr>
-        <w:t>document.getElementById</w:t>
-      </w:r>
-      <w:proofErr w:type="gramEnd"/>
-      <w:r>
-        <w:rPr>
-          <w:rFonts w:ascii="Roboto Mono" w:hAnsi="Roboto Mono"/>
-        </w:rPr>
-        <w:t>("myCanvas");</w:t>
-      </w:r>
-      <w:r>
-        <w:rPr>
-          <w:rFonts w:ascii="Roboto Mono" w:hAnsi="Roboto Mono"/>
-        </w:rPr>
-        <w:br/>
-        <w:t xml:space="preserve">let ctx = </w:t>
-      </w:r>
-      <w:proofErr w:type="gramStart"/>
-      <w:r>
-        <w:rPr>
-          <w:rFonts w:ascii="Roboto Mono" w:hAnsi="Roboto Mono"/>
-        </w:rPr>
-        <w:t>c.getContext</w:t>
-      </w:r>
-      <w:proofErr w:type="gramEnd"/>
-      <w:r>
-        <w:rPr>
-          <w:rFonts w:ascii="Roboto Mono" w:hAnsi="Roboto Mono"/>
-        </w:rPr>
-        <w:t>("2d");</w:t>
-      </w:r>
-      <w:r>
-        <w:rPr>
-          <w:rFonts w:ascii="Roboto Mono" w:hAnsi="Roboto Mono"/>
-        </w:rPr>
-        <w:br/>
-      </w:r>
-      <w:r>
-        <w:rPr>
-          <w:rFonts w:ascii="Roboto Mono" w:hAnsi="Roboto Mono"/>
-        </w:rPr>
-        <w:br/>
-      </w:r>
-      <w:proofErr w:type="gramStart"/>
-      <w:r>
-        <w:rPr>
-          <w:rFonts w:ascii="Roboto Mono" w:hAnsi="Roboto Mono"/>
-        </w:rPr>
-        <w:t>ctx.moveTo</w:t>
-      </w:r>
-      <w:proofErr w:type="gramEnd"/>
-      <w:r>
-        <w:rPr>
-          <w:rFonts w:ascii="Roboto Mono" w:hAnsi="Roboto Mono"/>
-        </w:rPr>
-        <w:t>(0, 0);</w:t>
-      </w:r>
-      <w:r>
-        <w:rPr>
-          <w:rFonts w:ascii="Roboto Mono" w:hAnsi="Roboto Mono"/>
-        </w:rPr>
-        <w:br/>
-      </w:r>
-      <w:proofErr w:type="gramStart"/>
-      <w:r>
-        <w:rPr>
-          <w:rFonts w:ascii="Roboto Mono" w:hAnsi="Roboto Mono"/>
-        </w:rPr>
-        <w:t>ctx.lineTo</w:t>
-      </w:r>
-      <w:proofErr w:type="gramEnd"/>
-      <w:r>
-        <w:rPr>
-          <w:rFonts w:ascii="Roboto Mono" w:hAnsi="Roboto Mono"/>
-        </w:rPr>
-        <w:t>(200, 100);</w:t>
-      </w:r>
-      <w:r>
-        <w:rPr>
-          <w:rFonts w:ascii="Roboto Mono" w:hAnsi="Roboto Mono"/>
-        </w:rPr>
-        <w:br/>
-      </w:r>
-      <w:r>
-        <w:rPr>
-          <w:rFonts w:ascii="Roboto Mono" w:hAnsi="Roboto Mono"/>
-        </w:rPr>
-        <w:br/>
-      </w:r>
-      <w:proofErr w:type="gramStart"/>
-      <w:r>
-        <w:rPr>
-          <w:rFonts w:ascii="Roboto Mono" w:hAnsi="Roboto Mono"/>
-        </w:rPr>
-        <w:t>ctx.stroke</w:t>
-      </w:r>
-      <w:proofErr w:type="gramEnd"/>
-      <w:r>
-        <w:rPr>
-          <w:rFonts w:ascii="Roboto Mono" w:hAnsi="Roboto Mono"/>
-        </w:rPr>
-        <w:t>();</w:t>
+        <w:t>let c = document.getElementById("myCanvas");</w:t>
+      </w:r>
+      <w:r>
+        <w:rPr>
+          <w:rFonts w:ascii="Roboto Mono" w:hAnsi="Roboto Mono"/>
+        </w:rPr>
+        <w:br/>
+        <w:t>let ctx = c.getContext("2d");</w:t>
+      </w:r>
+      <w:r>
+        <w:rPr>
+          <w:rFonts w:ascii="Roboto Mono" w:hAnsi="Roboto Mono"/>
+        </w:rPr>
+        <w:br/>
+      </w:r>
+      <w:r>
+        <w:rPr>
+          <w:rFonts w:ascii="Roboto Mono" w:hAnsi="Roboto Mono"/>
+        </w:rPr>
+        <w:br/>
+        <w:t>ctx.moveTo(0, 0);</w:t>
+      </w:r>
+      <w:r>
+        <w:rPr>
+          <w:rFonts w:ascii="Roboto Mono" w:hAnsi="Roboto Mono"/>
+        </w:rPr>
+        <w:br/>
+        <w:t>ctx.lineTo(200, 100);</w:t>
+      </w:r>
+      <w:r>
+        <w:rPr>
+          <w:rFonts w:ascii="Roboto Mono" w:hAnsi="Roboto Mono"/>
+        </w:rPr>
+        <w:br/>
+      </w:r>
+      <w:r>
+        <w:rPr>
+          <w:rFonts w:ascii="Roboto Mono" w:hAnsi="Roboto Mono"/>
+        </w:rPr>
+        <w:br/>
+        <w:t>ctx.stroke();</w:t>
       </w:r>
       <w:r>
         <w:rPr>
@@ -8611,21 +8255,7 @@
         <w:rPr>
           <w:rFonts w:ascii="Roboto Mono" w:hAnsi="Roboto Mono"/>
         </w:rPr>
-        <w:t xml:space="preserve">Draws a circle using </w:t>
-      </w:r>
-      <w:proofErr w:type="gramStart"/>
-      <w:r>
-        <w:rPr>
-          <w:rFonts w:ascii="Roboto Mono" w:hAnsi="Roboto Mono"/>
-        </w:rPr>
-        <w:t>arc(</w:t>
-      </w:r>
-      <w:proofErr w:type="gramEnd"/>
-      <w:r>
-        <w:rPr>
-          <w:rFonts w:ascii="Roboto Mono" w:hAnsi="Roboto Mono"/>
-        </w:rPr>
-        <w:t>).</w:t>
+        <w:t>Draws a circle using arc().</w:t>
       </w:r>
     </w:p>
     <w:p>
@@ -8772,121 +8402,59 @@
           <w:rFonts w:ascii="Roboto Mono" w:hAnsi="Roboto Mono"/>
         </w:rPr>
         <w:br/>
-        <w:t xml:space="preserve">let c = </w:t>
-      </w:r>
-      <w:proofErr w:type="gramStart"/>
-      <w:r>
-        <w:rPr>
-          <w:rFonts w:ascii="Roboto Mono" w:hAnsi="Roboto Mono"/>
-        </w:rPr>
-        <w:t>document.getElementById</w:t>
-      </w:r>
-      <w:proofErr w:type="gramEnd"/>
-      <w:r>
-        <w:rPr>
-          <w:rFonts w:ascii="Roboto Mono" w:hAnsi="Roboto Mono"/>
-        </w:rPr>
-        <w:t>("myCanvas");</w:t>
-      </w:r>
-      <w:r>
-        <w:rPr>
-          <w:rFonts w:ascii="Roboto Mono" w:hAnsi="Roboto Mono"/>
-        </w:rPr>
-        <w:br/>
-        <w:t xml:space="preserve">let ctx = </w:t>
-      </w:r>
-      <w:proofErr w:type="gramStart"/>
-      <w:r>
-        <w:rPr>
-          <w:rFonts w:ascii="Roboto Mono" w:hAnsi="Roboto Mono"/>
-        </w:rPr>
-        <w:t>c.getContext</w:t>
-      </w:r>
-      <w:proofErr w:type="gramEnd"/>
-      <w:r>
-        <w:rPr>
-          <w:rFonts w:ascii="Roboto Mono" w:hAnsi="Roboto Mono"/>
-        </w:rPr>
-        <w:t>("2d");</w:t>
-      </w:r>
-      <w:r>
-        <w:rPr>
-          <w:rFonts w:ascii="Roboto Mono" w:hAnsi="Roboto Mono"/>
-        </w:rPr>
-        <w:br/>
-      </w:r>
-      <w:r>
-        <w:rPr>
-          <w:rFonts w:ascii="Roboto Mono" w:hAnsi="Roboto Mono"/>
-        </w:rPr>
-        <w:br/>
-      </w:r>
-      <w:proofErr w:type="gramStart"/>
-      <w:r>
-        <w:rPr>
-          <w:rFonts w:ascii="Roboto Mono" w:hAnsi="Roboto Mono"/>
-        </w:rPr>
-        <w:t>ctx.beginPath</w:t>
-      </w:r>
-      <w:proofErr w:type="gramEnd"/>
-      <w:r>
-        <w:rPr>
-          <w:rFonts w:ascii="Roboto Mono" w:hAnsi="Roboto Mono"/>
-        </w:rPr>
-        <w:t>();</w:t>
-      </w:r>
-      <w:r>
-        <w:rPr>
-          <w:rFonts w:ascii="Roboto Mono" w:hAnsi="Roboto Mono"/>
-        </w:rPr>
-        <w:br/>
-      </w:r>
-      <w:r>
-        <w:rPr>
-          <w:rFonts w:ascii="Roboto Mono" w:hAnsi="Roboto Mono"/>
-        </w:rPr>
-        <w:br/>
-      </w:r>
-      <w:proofErr w:type="gramStart"/>
-      <w:r>
-        <w:rPr>
-          <w:rFonts w:ascii="Roboto Mono" w:hAnsi="Roboto Mono"/>
-        </w:rPr>
-        <w:t>ctx.arc(</w:t>
-      </w:r>
-      <w:proofErr w:type="gramEnd"/>
-      <w:r>
-        <w:rPr>
-          <w:rFonts w:ascii="Roboto Mono" w:hAnsi="Roboto Mono"/>
-        </w:rPr>
-        <w:t>100, 100, 50, 0, 2 * Math.PI);</w:t>
-      </w:r>
-      <w:r>
-        <w:rPr>
-          <w:rFonts w:ascii="Roboto Mono" w:hAnsi="Roboto Mono"/>
-        </w:rPr>
-        <w:br/>
-      </w:r>
-      <w:r>
-        <w:rPr>
-          <w:rFonts w:ascii="Roboto Mono" w:hAnsi="Roboto Mono"/>
-        </w:rPr>
-        <w:br/>
-      </w:r>
-      <w:proofErr w:type="gramStart"/>
+        <w:t>let c = document.getElementById("myCanvas");</w:t>
+      </w:r>
+      <w:r>
+        <w:rPr>
+          <w:rFonts w:ascii="Roboto Mono" w:hAnsi="Roboto Mono"/>
+        </w:rPr>
+        <w:br/>
+        <w:t>let ctx = c.getContext("2d");</w:t>
+      </w:r>
+      <w:r>
+        <w:rPr>
+          <w:rFonts w:ascii="Roboto Mono" w:hAnsi="Roboto Mono"/>
+        </w:rPr>
+        <w:br/>
+      </w:r>
+      <w:r>
+        <w:rPr>
+          <w:rFonts w:ascii="Roboto Mono" w:hAnsi="Roboto Mono"/>
+        </w:rPr>
+        <w:br/>
+        <w:t>ctx.beginPath();</w:t>
+      </w:r>
+      <w:r>
+        <w:rPr>
+          <w:rFonts w:ascii="Roboto Mono" w:hAnsi="Roboto Mono"/>
+        </w:rPr>
+        <w:br/>
+      </w:r>
+      <w:r>
+        <w:rPr>
+          <w:rFonts w:ascii="Roboto Mono" w:hAnsi="Roboto Mono"/>
+        </w:rPr>
+        <w:br/>
+        <w:t>ctx.arc(100, 100, 50, 0, 2 * Math.PI);</w:t>
+      </w:r>
+      <w:r>
+        <w:rPr>
+          <w:rFonts w:ascii="Roboto Mono" w:hAnsi="Roboto Mono"/>
+        </w:rPr>
+        <w:br/>
+      </w:r>
+      <w:r>
+        <w:rPr>
+          <w:rFonts w:ascii="Roboto Mono" w:hAnsi="Roboto Mono"/>
+        </w:rPr>
+        <w:br/>
+      </w:r>
       <w:r>
         <w:rPr>
           <w:rFonts w:ascii="Roboto Mono" w:hAnsi="Roboto Mono"/>
         </w:rPr>
         <w:lastRenderedPageBreak/>
-        <w:t>ctx.stroke</w:t>
-      </w:r>
-      <w:proofErr w:type="gramEnd"/>
-      <w:r>
-        <w:rPr>
-          <w:rFonts w:ascii="Roboto Mono" w:hAnsi="Roboto Mono"/>
-        </w:rPr>
-        <w:t>();</w:t>
+        <w:t>ctx.stroke();</w:t>
       </w:r>
       <w:r>
         <w:rPr>
@@ -9193,42 +8761,14 @@
           <w:rFonts w:ascii="Roboto Mono" w:hAnsi="Roboto Mono"/>
         </w:rPr>
         <w:br/>
-        <w:t xml:space="preserve">let c = </w:t>
-      </w:r>
-      <w:proofErr w:type="gramStart"/>
-      <w:r>
-        <w:rPr>
-          <w:rFonts w:ascii="Roboto Mono" w:hAnsi="Roboto Mono"/>
-        </w:rPr>
-        <w:t>document.getElementById</w:t>
-      </w:r>
-      <w:proofErr w:type="gramEnd"/>
-      <w:r>
-        <w:rPr>
-          <w:rFonts w:ascii="Roboto Mono" w:hAnsi="Roboto Mono"/>
-        </w:rPr>
-        <w:t>("myCanvas");</w:t>
-      </w:r>
-      <w:r>
-        <w:rPr>
-          <w:rFonts w:ascii="Roboto Mono" w:hAnsi="Roboto Mono"/>
-        </w:rPr>
-        <w:br/>
-        <w:t xml:space="preserve">let ctx = </w:t>
-      </w:r>
-      <w:proofErr w:type="gramStart"/>
-      <w:r>
-        <w:rPr>
-          <w:rFonts w:ascii="Roboto Mono" w:hAnsi="Roboto Mono"/>
-        </w:rPr>
-        <w:t>c.getContext</w:t>
-      </w:r>
-      <w:proofErr w:type="gramEnd"/>
-      <w:r>
-        <w:rPr>
-          <w:rFonts w:ascii="Roboto Mono" w:hAnsi="Roboto Mono"/>
-        </w:rPr>
-        <w:t>("2d");</w:t>
+        <w:t>let c = document.getElementById("myCanvas");</w:t>
+      </w:r>
+      <w:r>
+        <w:rPr>
+          <w:rFonts w:ascii="Roboto Mono" w:hAnsi="Roboto Mono"/>
+        </w:rPr>
+        <w:br/>
+        <w:t>let ctx = c.getContext("2d");</w:t>
       </w:r>
       <w:r>
         <w:rPr>
@@ -9260,20 +8800,7 @@
           <w:rFonts w:ascii="Roboto Mono" w:hAnsi="Roboto Mono"/>
         </w:rPr>
         <w:br/>
-      </w:r>
-      <w:proofErr w:type="gramStart"/>
-      <w:r>
-        <w:rPr>
-          <w:rFonts w:ascii="Roboto Mono" w:hAnsi="Roboto Mono"/>
-        </w:rPr>
-        <w:t>ctx.fillText</w:t>
-      </w:r>
-      <w:proofErr w:type="gramEnd"/>
-      <w:r>
-        <w:rPr>
-          <w:rFonts w:ascii="Roboto Mono" w:hAnsi="Roboto Mono"/>
-        </w:rPr>
-        <w:t>("Hello Canvas", 20, 50);</w:t>
+        <w:t>ctx.fillText("Hello Canvas", 20, 50);</w:t>
       </w:r>
       <w:r>
         <w:rPr>
@@ -9580,21 +9107,7 @@
           <w:rFonts w:ascii="Roboto Mono" w:hAnsi="Roboto Mono"/>
         </w:rPr>
         <w:br/>
-        <w:t xml:space="preserve">let c = </w:t>
-      </w:r>
-      <w:proofErr w:type="gramStart"/>
-      <w:r>
-        <w:rPr>
-          <w:rFonts w:ascii="Roboto Mono" w:hAnsi="Roboto Mono"/>
-        </w:rPr>
-        <w:t>document.getElementById</w:t>
-      </w:r>
-      <w:proofErr w:type="gramEnd"/>
-      <w:r>
-        <w:rPr>
-          <w:rFonts w:ascii="Roboto Mono" w:hAnsi="Roboto Mono"/>
-        </w:rPr>
-        <w:t>("myCanvas");</w:t>
+        <w:t>let c = document.getElementById("myCanvas");</w:t>
       </w:r>
       <w:r>
         <w:rPr>
@@ -9607,21 +9120,7 @@
           <w:rFonts w:ascii="Roboto Mono" w:hAnsi="Roboto Mono"/>
         </w:rPr>
         <w:lastRenderedPageBreak/>
-        <w:t xml:space="preserve">let ctx = </w:t>
-      </w:r>
-      <w:proofErr w:type="gramStart"/>
-      <w:r>
-        <w:rPr>
-          <w:rFonts w:ascii="Roboto Mono" w:hAnsi="Roboto Mono"/>
-        </w:rPr>
-        <w:t>c.getContext</w:t>
-      </w:r>
-      <w:proofErr w:type="gramEnd"/>
-      <w:r>
-        <w:rPr>
-          <w:rFonts w:ascii="Roboto Mono" w:hAnsi="Roboto Mono"/>
-        </w:rPr>
-        <w:t>("2d");</w:t>
+        <w:t>let ctx = c.getContext("2d");</w:t>
       </w:r>
       <w:r>
         <w:rPr>
@@ -9647,20 +9146,7 @@
           <w:rFonts w:ascii="Roboto Mono" w:hAnsi="Roboto Mono"/>
         </w:rPr>
         <w:br/>
-      </w:r>
-      <w:proofErr w:type="gramStart"/>
-      <w:r>
-        <w:rPr>
-          <w:rFonts w:ascii="Roboto Mono" w:hAnsi="Roboto Mono"/>
-        </w:rPr>
-        <w:t>ctx.strokeText</w:t>
-      </w:r>
-      <w:proofErr w:type="gramEnd"/>
-      <w:r>
-        <w:rPr>
-          <w:rFonts w:ascii="Roboto Mono" w:hAnsi="Roboto Mono"/>
-        </w:rPr>
-        <w:t>("Canvas", 20, 50);</w:t>
+        <w:t>ctx.strokeText("Canvas", 20, 50);</w:t>
       </w:r>
       <w:r>
         <w:rPr>
@@ -10837,95 +10323,40 @@
           <w:rFonts w:ascii="Roboto Mono" w:hAnsi="Roboto Mono"/>
         </w:rPr>
         <w:br/>
-        <w:t xml:space="preserve">let c = </w:t>
-      </w:r>
-      <w:proofErr w:type="gramStart"/>
-      <w:r>
-        <w:rPr>
-          <w:rFonts w:ascii="Roboto Mono" w:hAnsi="Roboto Mono"/>
-        </w:rPr>
-        <w:t>document.getElementById</w:t>
-      </w:r>
-      <w:proofErr w:type="gramEnd"/>
-      <w:r>
-        <w:rPr>
-          <w:rFonts w:ascii="Roboto Mono" w:hAnsi="Roboto Mono"/>
-        </w:rPr>
-        <w:t>("myCanvas");</w:t>
-      </w:r>
-      <w:r>
-        <w:rPr>
-          <w:rFonts w:ascii="Roboto Mono" w:hAnsi="Roboto Mono"/>
-        </w:rPr>
-        <w:br/>
-        <w:t xml:space="preserve">let ctx = </w:t>
-      </w:r>
-      <w:proofErr w:type="gramStart"/>
-      <w:r>
-        <w:rPr>
-          <w:rFonts w:ascii="Roboto Mono" w:hAnsi="Roboto Mono"/>
-        </w:rPr>
-        <w:t>c.getContext</w:t>
-      </w:r>
-      <w:proofErr w:type="gramEnd"/>
-      <w:r>
-        <w:rPr>
-          <w:rFonts w:ascii="Roboto Mono" w:hAnsi="Roboto Mono"/>
-        </w:rPr>
-        <w:t>("2d");</w:t>
-      </w:r>
-      <w:r>
-        <w:rPr>
-          <w:rFonts w:ascii="Roboto Mono" w:hAnsi="Roboto Mono"/>
-        </w:rPr>
-        <w:br/>
-      </w:r>
-      <w:r>
-        <w:rPr>
-          <w:rFonts w:ascii="Roboto Mono" w:hAnsi="Roboto Mono"/>
-        </w:rPr>
-        <w:br/>
-        <w:t xml:space="preserve">let img = </w:t>
-      </w:r>
-      <w:proofErr w:type="gramStart"/>
-      <w:r>
-        <w:rPr>
-          <w:rFonts w:ascii="Roboto Mono" w:hAnsi="Roboto Mono"/>
-        </w:rPr>
-        <w:t>document.getElementById</w:t>
-      </w:r>
-      <w:proofErr w:type="gramEnd"/>
-      <w:r>
-        <w:rPr>
-          <w:rFonts w:ascii="Roboto Mono" w:hAnsi="Roboto Mono"/>
-        </w:rPr>
-        <w:t>("photo");</w:t>
-      </w:r>
-      <w:r>
-        <w:rPr>
-          <w:rFonts w:ascii="Roboto Mono" w:hAnsi="Roboto Mono"/>
-        </w:rPr>
-        <w:br/>
-      </w:r>
-      <w:r>
-        <w:rPr>
-          <w:rFonts w:ascii="Roboto Mono" w:hAnsi="Roboto Mono"/>
-        </w:rPr>
-        <w:br/>
-      </w:r>
-      <w:proofErr w:type="gramStart"/>
-      <w:r>
-        <w:rPr>
-          <w:rFonts w:ascii="Roboto Mono" w:hAnsi="Roboto Mono"/>
-        </w:rPr>
-        <w:t>ctx.drawImage</w:t>
-      </w:r>
-      <w:proofErr w:type="gramEnd"/>
-      <w:r>
-        <w:rPr>
-          <w:rFonts w:ascii="Roboto Mono" w:hAnsi="Roboto Mono"/>
-        </w:rPr>
-        <w:t>(img, 20, 20, 200, 150);</w:t>
+        <w:t>let c = document.getElementById("myCanvas");</w:t>
+      </w:r>
+      <w:r>
+        <w:rPr>
+          <w:rFonts w:ascii="Roboto Mono" w:hAnsi="Roboto Mono"/>
+        </w:rPr>
+        <w:br/>
+        <w:t>let ctx = c.getContext("2d");</w:t>
+      </w:r>
+      <w:r>
+        <w:rPr>
+          <w:rFonts w:ascii="Roboto Mono" w:hAnsi="Roboto Mono"/>
+        </w:rPr>
+        <w:br/>
+      </w:r>
+      <w:r>
+        <w:rPr>
+          <w:rFonts w:ascii="Roboto Mono" w:hAnsi="Roboto Mono"/>
+        </w:rPr>
+        <w:br/>
+        <w:t>let img = document.getElementById("photo");</w:t>
+      </w:r>
+      <w:r>
+        <w:rPr>
+          <w:rFonts w:ascii="Roboto Mono" w:hAnsi="Roboto Mono"/>
+        </w:rPr>
+        <w:br/>
+      </w:r>
+      <w:r>
+        <w:rPr>
+          <w:rFonts w:ascii="Roboto Mono" w:hAnsi="Roboto Mono"/>
+        </w:rPr>
+        <w:br/>
+        <w:t>ctx.drawImage(img, 20, 20, 200, 150);</w:t>
       </w:r>
       <w:r>
         <w:rPr>
@@ -12380,48 +11811,20 @@
         <w:rPr>
           <w:rFonts w:ascii="Roboto Mono" w:hAnsi="Roboto Mono"/>
         </w:rPr>
-        <w:t xml:space="preserve">        let c = </w:t>
-      </w:r>
-      <w:proofErr w:type="gramStart"/>
-      <w:r>
-        <w:rPr>
-          <w:rFonts w:ascii="Roboto Mono" w:hAnsi="Roboto Mono"/>
-        </w:rPr>
-        <w:t>document.getElementById</w:t>
-      </w:r>
-      <w:proofErr w:type="gramEnd"/>
-      <w:r>
-        <w:rPr>
-          <w:rFonts w:ascii="Roboto Mono" w:hAnsi="Roboto Mono"/>
-        </w:rPr>
-        <w:t>("myCanvas");</w:t>
-      </w:r>
-    </w:p>
-    <w:p>
-      <w:pPr>
-        <w:rPr>
-          <w:rFonts w:ascii="Roboto Mono" w:hAnsi="Roboto Mono"/>
-        </w:rPr>
-      </w:pPr>
-      <w:r>
-        <w:rPr>
-          <w:rFonts w:ascii="Roboto Mono" w:hAnsi="Roboto Mono"/>
-        </w:rPr>
-        <w:t xml:space="preserve">        let ctx = </w:t>
-      </w:r>
-      <w:proofErr w:type="gramStart"/>
-      <w:r>
-        <w:rPr>
-          <w:rFonts w:ascii="Roboto Mono" w:hAnsi="Roboto Mono"/>
-        </w:rPr>
-        <w:t>c.getContext</w:t>
-      </w:r>
-      <w:proofErr w:type="gramEnd"/>
-      <w:r>
-        <w:rPr>
-          <w:rFonts w:ascii="Roboto Mono" w:hAnsi="Roboto Mono"/>
-        </w:rPr>
-        <w:t>("2d");</w:t>
+        <w:t>        let c = document.getElementById("myCanvas");</w:t>
+      </w:r>
+    </w:p>
+    <w:p>
+      <w:pPr>
+        <w:rPr>
+          <w:rFonts w:ascii="Roboto Mono" w:hAnsi="Roboto Mono"/>
+        </w:rPr>
+      </w:pPr>
+      <w:r>
+        <w:rPr>
+          <w:rFonts w:ascii="Roboto Mono" w:hAnsi="Roboto Mono"/>
+        </w:rPr>
+        <w:t>        let ctx = c.getContext("2d");</w:t>
       </w:r>
     </w:p>
     <w:p>
@@ -12454,75 +11857,33 @@
         <w:rPr>
           <w:rFonts w:ascii="Roboto Mono" w:hAnsi="Roboto Mono"/>
         </w:rPr>
-        <w:t xml:space="preserve">        </w:t>
-      </w:r>
-      <w:proofErr w:type="gramStart"/>
-      <w:r>
-        <w:rPr>
-          <w:rFonts w:ascii="Roboto Mono" w:hAnsi="Roboto Mono"/>
-        </w:rPr>
-        <w:t>ctx.moveTo</w:t>
-      </w:r>
-      <w:proofErr w:type="gramEnd"/>
-      <w:r>
-        <w:rPr>
-          <w:rFonts w:ascii="Roboto Mono" w:hAnsi="Roboto Mono"/>
-        </w:rPr>
-        <w:t>(20, 20);</w:t>
-      </w:r>
-    </w:p>
-    <w:p>
-      <w:pPr>
-        <w:rPr>
-          <w:rFonts w:ascii="Roboto Mono" w:hAnsi="Roboto Mono"/>
-        </w:rPr>
-      </w:pPr>
-      <w:r>
-        <w:rPr>
-          <w:rFonts w:ascii="Roboto Mono" w:hAnsi="Roboto Mono"/>
-        </w:rPr>
-        <w:t xml:space="preserve">        </w:t>
-      </w:r>
-      <w:proofErr w:type="gramStart"/>
-      <w:r>
-        <w:rPr>
-          <w:rFonts w:ascii="Roboto Mono" w:hAnsi="Roboto Mono"/>
-        </w:rPr>
-        <w:t>ctx.lineTo</w:t>
-      </w:r>
-      <w:proofErr w:type="gramEnd"/>
-      <w:r>
-        <w:rPr>
-          <w:rFonts w:ascii="Roboto Mono" w:hAnsi="Roboto Mono"/>
-        </w:rPr>
-        <w:t>(200, 20);</w:t>
-      </w:r>
-    </w:p>
-    <w:p>
-      <w:pPr>
-        <w:rPr>
-          <w:rFonts w:ascii="Roboto Mono" w:hAnsi="Roboto Mono"/>
-        </w:rPr>
-      </w:pPr>
-      <w:r>
-        <w:rPr>
-          <w:rFonts w:ascii="Roboto Mono" w:hAnsi="Roboto Mono"/>
-        </w:rPr>
-        <w:t xml:space="preserve">        </w:t>
-      </w:r>
-      <w:proofErr w:type="gramStart"/>
-      <w:r>
-        <w:rPr>
-          <w:rFonts w:ascii="Roboto Mono" w:hAnsi="Roboto Mono"/>
-        </w:rPr>
-        <w:t>ctx.stroke</w:t>
-      </w:r>
-      <w:proofErr w:type="gramEnd"/>
-      <w:r>
-        <w:rPr>
-          <w:rFonts w:ascii="Roboto Mono" w:hAnsi="Roboto Mono"/>
-        </w:rPr>
-        <w:t>();</w:t>
+        <w:t>        ctx.moveTo(20, 20);</w:t>
+      </w:r>
+    </w:p>
+    <w:p>
+      <w:pPr>
+        <w:rPr>
+          <w:rFonts w:ascii="Roboto Mono" w:hAnsi="Roboto Mono"/>
+        </w:rPr>
+      </w:pPr>
+      <w:r>
+        <w:rPr>
+          <w:rFonts w:ascii="Roboto Mono" w:hAnsi="Roboto Mono"/>
+        </w:rPr>
+        <w:t>        ctx.lineTo(200, 20);</w:t>
+      </w:r>
+    </w:p>
+    <w:p>
+      <w:pPr>
+        <w:rPr>
+          <w:rFonts w:ascii="Roboto Mono" w:hAnsi="Roboto Mono"/>
+        </w:rPr>
+      </w:pPr>
+      <w:r>
+        <w:rPr>
+          <w:rFonts w:ascii="Roboto Mono" w:hAnsi="Roboto Mono"/>
+        </w:rPr>
+        <w:t>        ctx.stroke();</w:t>
       </w:r>
     </w:p>
     <w:p>
@@ -12555,75 +11916,33 @@
         <w:rPr>
           <w:rFonts w:ascii="Roboto Mono" w:hAnsi="Roboto Mono"/>
         </w:rPr>
-        <w:t xml:space="preserve">        </w:t>
-      </w:r>
-      <w:proofErr w:type="gramStart"/>
-      <w:r>
-        <w:rPr>
-          <w:rFonts w:ascii="Roboto Mono" w:hAnsi="Roboto Mono"/>
-        </w:rPr>
-        <w:t>ctx.beginPath</w:t>
-      </w:r>
-      <w:proofErr w:type="gramEnd"/>
-      <w:r>
-        <w:rPr>
-          <w:rFonts w:ascii="Roboto Mono" w:hAnsi="Roboto Mono"/>
-        </w:rPr>
-        <w:t>();</w:t>
-      </w:r>
-    </w:p>
-    <w:p>
-      <w:pPr>
-        <w:rPr>
-          <w:rFonts w:ascii="Roboto Mono" w:hAnsi="Roboto Mono"/>
-        </w:rPr>
-      </w:pPr>
-      <w:r>
-        <w:rPr>
-          <w:rFonts w:ascii="Roboto Mono" w:hAnsi="Roboto Mono"/>
-        </w:rPr>
-        <w:t xml:space="preserve">        </w:t>
-      </w:r>
-      <w:proofErr w:type="gramStart"/>
-      <w:r>
-        <w:rPr>
-          <w:rFonts w:ascii="Roboto Mono" w:hAnsi="Roboto Mono"/>
-        </w:rPr>
-        <w:t>ctx.arc(</w:t>
-      </w:r>
-      <w:proofErr w:type="gramEnd"/>
-      <w:r>
-        <w:rPr>
-          <w:rFonts w:ascii="Roboto Mono" w:hAnsi="Roboto Mono"/>
-        </w:rPr>
-        <w:t>100, 100, 40, 0, 2 * Math.PI);</w:t>
-      </w:r>
-    </w:p>
-    <w:p>
-      <w:pPr>
-        <w:rPr>
-          <w:rFonts w:ascii="Roboto Mono" w:hAnsi="Roboto Mono"/>
-        </w:rPr>
-      </w:pPr>
-      <w:r>
-        <w:rPr>
-          <w:rFonts w:ascii="Roboto Mono" w:hAnsi="Roboto Mono"/>
-        </w:rPr>
-        <w:t xml:space="preserve">        </w:t>
-      </w:r>
-      <w:proofErr w:type="gramStart"/>
-      <w:r>
-        <w:rPr>
-          <w:rFonts w:ascii="Roboto Mono" w:hAnsi="Roboto Mono"/>
-        </w:rPr>
-        <w:t>ctx.stroke</w:t>
-      </w:r>
-      <w:proofErr w:type="gramEnd"/>
-      <w:r>
-        <w:rPr>
-          <w:rFonts w:ascii="Roboto Mono" w:hAnsi="Roboto Mono"/>
-        </w:rPr>
-        <w:t>();</w:t>
+        <w:t>        ctx.beginPath();</w:t>
+      </w:r>
+    </w:p>
+    <w:p>
+      <w:pPr>
+        <w:rPr>
+          <w:rFonts w:ascii="Roboto Mono" w:hAnsi="Roboto Mono"/>
+        </w:rPr>
+      </w:pPr>
+      <w:r>
+        <w:rPr>
+          <w:rFonts w:ascii="Roboto Mono" w:hAnsi="Roboto Mono"/>
+        </w:rPr>
+        <w:t>        ctx.arc(100, 100, 40, 0, 2 * Math.PI);</w:t>
+      </w:r>
+    </w:p>
+    <w:p>
+      <w:pPr>
+        <w:rPr>
+          <w:rFonts w:ascii="Roboto Mono" w:hAnsi="Roboto Mono"/>
+        </w:rPr>
+      </w:pPr>
+      <w:r>
+        <w:rPr>
+          <w:rFonts w:ascii="Roboto Mono" w:hAnsi="Roboto Mono"/>
+        </w:rPr>
+        <w:t>        ctx.stroke();</w:t>
       </w:r>
     </w:p>
     <w:p>
@@ -12669,21 +11988,7 @@
         <w:rPr>
           <w:rFonts w:ascii="Roboto Mono" w:hAnsi="Roboto Mono"/>
         </w:rPr>
-        <w:t xml:space="preserve">        </w:t>
-      </w:r>
-      <w:proofErr w:type="gramStart"/>
-      <w:r>
-        <w:rPr>
-          <w:rFonts w:ascii="Roboto Mono" w:hAnsi="Roboto Mono"/>
-        </w:rPr>
-        <w:t>ctx.fillText</w:t>
-      </w:r>
-      <w:proofErr w:type="gramEnd"/>
-      <w:r>
-        <w:rPr>
-          <w:rFonts w:ascii="Roboto Mono" w:hAnsi="Roboto Mono"/>
-        </w:rPr>
-        <w:t>("Hello", 20, 200);</w:t>
+        <w:t>        ctx.fillText("Hello", 20, 200);</w:t>
       </w:r>
     </w:p>
     <w:p>
@@ -12717,21 +12022,7 @@
         <w:rPr>
           <w:rFonts w:ascii="Roboto Mono" w:hAnsi="Roboto Mono"/>
         </w:rPr>
-        <w:t xml:space="preserve">        </w:t>
-      </w:r>
-      <w:proofErr w:type="gramStart"/>
-      <w:r>
-        <w:rPr>
-          <w:rFonts w:ascii="Roboto Mono" w:hAnsi="Roboto Mono"/>
-        </w:rPr>
-        <w:t>ctx.strokeText</w:t>
-      </w:r>
-      <w:proofErr w:type="gramEnd"/>
-      <w:r>
-        <w:rPr>
-          <w:rFonts w:ascii="Roboto Mono" w:hAnsi="Roboto Mono"/>
-        </w:rPr>
-        <w:t>("Canvas", 20, 250);</w:t>
+        <w:t>        ctx.strokeText("Canvas", 20, 250);</w:t>
       </w:r>
     </w:p>
     <w:p>
@@ -12764,21 +12055,7 @@
         <w:rPr>
           <w:rFonts w:ascii="Roboto Mono" w:hAnsi="Roboto Mono"/>
         </w:rPr>
-        <w:t xml:space="preserve">        let grd1 = </w:t>
-      </w:r>
-      <w:proofErr w:type="gramStart"/>
-      <w:r>
-        <w:rPr>
-          <w:rFonts w:ascii="Roboto Mono" w:hAnsi="Roboto Mono"/>
-        </w:rPr>
-        <w:t>ctx.createLinearGradient</w:t>
-      </w:r>
-      <w:proofErr w:type="gramEnd"/>
-      <w:r>
-        <w:rPr>
-          <w:rFonts w:ascii="Roboto Mono" w:hAnsi="Roboto Mono"/>
-        </w:rPr>
-        <w:t>(0, 0, 200, 0);</w:t>
+        <w:t>        let grd1 = ctx.createLinearGradient(0, 0, 200, 0);</w:t>
       </w:r>
     </w:p>
     <w:p>
@@ -12831,55 +12108,27 @@
         <w:rPr>
           <w:rFonts w:ascii="Roboto Mono" w:hAnsi="Roboto Mono"/>
         </w:rPr>
-        <w:t xml:space="preserve">        </w:t>
-      </w:r>
-      <w:proofErr w:type="gramStart"/>
-      <w:r>
-        <w:rPr>
-          <w:rFonts w:ascii="Roboto Mono" w:hAnsi="Roboto Mono"/>
-        </w:rPr>
-        <w:t>ctx.fillStyle</w:t>
-      </w:r>
-      <w:proofErr w:type="gramEnd"/>
-      <w:r>
-        <w:rPr>
-          <w:rFonts w:ascii="Roboto Mono" w:hAnsi="Roboto Mono"/>
-        </w:rPr>
-        <w:t xml:space="preserve"> = grd1;</w:t>
-      </w:r>
-    </w:p>
-    <w:p>
-      <w:pPr>
-        <w:rPr>
-          <w:rFonts w:ascii="Roboto Mono" w:hAnsi="Roboto Mono"/>
-        </w:rPr>
-      </w:pPr>
-    </w:p>
-    <w:p>
-      <w:pPr>
-        <w:rPr>
-          <w:rFonts w:ascii="Roboto Mono" w:hAnsi="Roboto Mono"/>
-        </w:rPr>
-      </w:pPr>
-      <w:r>
-        <w:rPr>
-          <w:rFonts w:ascii="Roboto Mono" w:hAnsi="Roboto Mono"/>
-        </w:rPr>
-        <w:t xml:space="preserve">        </w:t>
-      </w:r>
-      <w:proofErr w:type="gramStart"/>
-      <w:r>
-        <w:rPr>
-          <w:rFonts w:ascii="Roboto Mono" w:hAnsi="Roboto Mono"/>
-        </w:rPr>
-        <w:t>ctx.fillRect</w:t>
-      </w:r>
-      <w:proofErr w:type="gramEnd"/>
-      <w:r>
-        <w:rPr>
-          <w:rFonts w:ascii="Roboto Mono" w:hAnsi="Roboto Mono"/>
-        </w:rPr>
-        <w:t>(20, 280, 200, 50);</w:t>
+        <w:t>        ctx.fillStyle = grd1;</w:t>
+      </w:r>
+    </w:p>
+    <w:p>
+      <w:pPr>
+        <w:rPr>
+          <w:rFonts w:ascii="Roboto Mono" w:hAnsi="Roboto Mono"/>
+        </w:rPr>
+      </w:pPr>
+    </w:p>
+    <w:p>
+      <w:pPr>
+        <w:rPr>
+          <w:rFonts w:ascii="Roboto Mono" w:hAnsi="Roboto Mono"/>
+        </w:rPr>
+      </w:pPr>
+      <w:r>
+        <w:rPr>
+          <w:rFonts w:ascii="Roboto Mono" w:hAnsi="Roboto Mono"/>
+        </w:rPr>
+        <w:t>        ctx.fillRect(20, 280, 200, 50);</w:t>
       </w:r>
     </w:p>
     <w:p>
@@ -12912,21 +12161,7 @@
         <w:rPr>
           <w:rFonts w:ascii="Roboto Mono" w:hAnsi="Roboto Mono"/>
         </w:rPr>
-        <w:t xml:space="preserve">        let grd2 = </w:t>
-      </w:r>
-      <w:proofErr w:type="gramStart"/>
-      <w:r>
-        <w:rPr>
-          <w:rFonts w:ascii="Roboto Mono" w:hAnsi="Roboto Mono"/>
-        </w:rPr>
-        <w:t>ctx.createRadialGradient</w:t>
-      </w:r>
-      <w:proofErr w:type="gramEnd"/>
-      <w:r>
-        <w:rPr>
-          <w:rFonts w:ascii="Roboto Mono" w:hAnsi="Roboto Mono"/>
-        </w:rPr>
-        <w:t>(</w:t>
+        <w:t>        let grd2 = ctx.createRadialGradient(</w:t>
       </w:r>
     </w:p>
     <w:p>
@@ -13018,55 +12253,27 @@
         <w:rPr>
           <w:rFonts w:ascii="Roboto Mono" w:hAnsi="Roboto Mono"/>
         </w:rPr>
-        <w:t xml:space="preserve">        </w:t>
-      </w:r>
-      <w:proofErr w:type="gramStart"/>
-      <w:r>
-        <w:rPr>
-          <w:rFonts w:ascii="Roboto Mono" w:hAnsi="Roboto Mono"/>
-        </w:rPr>
-        <w:t>ctx.fillStyle</w:t>
-      </w:r>
-      <w:proofErr w:type="gramEnd"/>
-      <w:r>
-        <w:rPr>
-          <w:rFonts w:ascii="Roboto Mono" w:hAnsi="Roboto Mono"/>
-        </w:rPr>
-        <w:t xml:space="preserve"> = grd2;</w:t>
-      </w:r>
-    </w:p>
-    <w:p>
-      <w:pPr>
-        <w:rPr>
-          <w:rFonts w:ascii="Roboto Mono" w:hAnsi="Roboto Mono"/>
-        </w:rPr>
-      </w:pPr>
-    </w:p>
-    <w:p>
-      <w:pPr>
-        <w:rPr>
-          <w:rFonts w:ascii="Roboto Mono" w:hAnsi="Roboto Mono"/>
-        </w:rPr>
-      </w:pPr>
-      <w:r>
-        <w:rPr>
-          <w:rFonts w:ascii="Roboto Mono" w:hAnsi="Roboto Mono"/>
-        </w:rPr>
-        <w:t xml:space="preserve">        </w:t>
-      </w:r>
-      <w:proofErr w:type="gramStart"/>
-      <w:r>
-        <w:rPr>
-          <w:rFonts w:ascii="Roboto Mono" w:hAnsi="Roboto Mono"/>
-        </w:rPr>
-        <w:t>ctx.fillRect</w:t>
-      </w:r>
-      <w:proofErr w:type="gramEnd"/>
-      <w:r>
-        <w:rPr>
-          <w:rFonts w:ascii="Roboto Mono" w:hAnsi="Roboto Mono"/>
-        </w:rPr>
-        <w:t>(300, 70, 200, 150);</w:t>
+        <w:t>        ctx.fillStyle = grd2;</w:t>
+      </w:r>
+    </w:p>
+    <w:p>
+      <w:pPr>
+        <w:rPr>
+          <w:rFonts w:ascii="Roboto Mono" w:hAnsi="Roboto Mono"/>
+        </w:rPr>
+      </w:pPr>
+    </w:p>
+    <w:p>
+      <w:pPr>
+        <w:rPr>
+          <w:rFonts w:ascii="Roboto Mono" w:hAnsi="Roboto Mono"/>
+        </w:rPr>
+      </w:pPr>
+      <w:r>
+        <w:rPr>
+          <w:rFonts w:ascii="Roboto Mono" w:hAnsi="Roboto Mono"/>
+        </w:rPr>
+        <w:t>        ctx.fillRect(300, 70, 200, 150);</w:t>
       </w:r>
     </w:p>
     <w:p>
@@ -13099,89 +12306,47 @@
         <w:rPr>
           <w:rFonts w:ascii="Roboto Mono" w:hAnsi="Roboto Mono"/>
         </w:rPr>
-        <w:t xml:space="preserve">        let img = </w:t>
-      </w:r>
-      <w:proofErr w:type="gramStart"/>
-      <w:r>
-        <w:rPr>
-          <w:rFonts w:ascii="Roboto Mono" w:hAnsi="Roboto Mono"/>
-        </w:rPr>
-        <w:t>document.getElementById</w:t>
-      </w:r>
-      <w:proofErr w:type="gramEnd"/>
-      <w:r>
-        <w:rPr>
-          <w:rFonts w:ascii="Roboto Mono" w:hAnsi="Roboto Mono"/>
-        </w:rPr>
-        <w:t>("photo");</w:t>
-      </w:r>
-    </w:p>
-    <w:p>
-      <w:pPr>
-        <w:rPr>
-          <w:rFonts w:ascii="Roboto Mono" w:hAnsi="Roboto Mono"/>
-        </w:rPr>
-      </w:pPr>
-    </w:p>
-    <w:p>
-      <w:pPr>
-        <w:rPr>
-          <w:rFonts w:ascii="Roboto Mono" w:hAnsi="Roboto Mono"/>
-        </w:rPr>
-      </w:pPr>
-      <w:r>
-        <w:rPr>
-          <w:rFonts w:ascii="Roboto Mono" w:hAnsi="Roboto Mono"/>
-        </w:rPr>
-        <w:t xml:space="preserve">        </w:t>
-      </w:r>
-      <w:proofErr w:type="gramStart"/>
-      <w:r>
-        <w:rPr>
-          <w:rFonts w:ascii="Roboto Mono" w:hAnsi="Roboto Mono"/>
-        </w:rPr>
-        <w:t>img.onload</w:t>
-      </w:r>
-      <w:proofErr w:type="gramEnd"/>
-      <w:r>
-        <w:rPr>
-          <w:rFonts w:ascii="Roboto Mono" w:hAnsi="Roboto Mono"/>
-        </w:rPr>
-        <w:t xml:space="preserve"> = function () {</w:t>
-      </w:r>
-    </w:p>
-    <w:p>
-      <w:pPr>
-        <w:rPr>
-          <w:rFonts w:ascii="Roboto Mono" w:hAnsi="Roboto Mono"/>
-        </w:rPr>
-      </w:pPr>
-    </w:p>
-    <w:p>
-      <w:pPr>
-        <w:rPr>
-          <w:rFonts w:ascii="Roboto Mono" w:hAnsi="Roboto Mono"/>
-        </w:rPr>
-      </w:pPr>
-      <w:r>
-        <w:rPr>
-          <w:rFonts w:ascii="Roboto Mono" w:hAnsi="Roboto Mono"/>
-        </w:rPr>
-        <w:t xml:space="preserve">            </w:t>
-      </w:r>
-      <w:proofErr w:type="gramStart"/>
-      <w:r>
-        <w:rPr>
-          <w:rFonts w:ascii="Roboto Mono" w:hAnsi="Roboto Mono"/>
-        </w:rPr>
-        <w:t>ctx.drawImage</w:t>
-      </w:r>
-      <w:proofErr w:type="gramEnd"/>
-      <w:r>
-        <w:rPr>
-          <w:rFonts w:ascii="Roboto Mono" w:hAnsi="Roboto Mono"/>
-        </w:rPr>
-        <w:t>(img, 300, 300, 200, 150);</w:t>
+        <w:t>        let img = document.getElementById("photo");</w:t>
+      </w:r>
+    </w:p>
+    <w:p>
+      <w:pPr>
+        <w:rPr>
+          <w:rFonts w:ascii="Roboto Mono" w:hAnsi="Roboto Mono"/>
+        </w:rPr>
+      </w:pPr>
+    </w:p>
+    <w:p>
+      <w:pPr>
+        <w:rPr>
+          <w:rFonts w:ascii="Roboto Mono" w:hAnsi="Roboto Mono"/>
+        </w:rPr>
+      </w:pPr>
+      <w:r>
+        <w:rPr>
+          <w:rFonts w:ascii="Roboto Mono" w:hAnsi="Roboto Mono"/>
+        </w:rPr>
+        <w:t>        img.onload = function () {</w:t>
+      </w:r>
+    </w:p>
+    <w:p>
+      <w:pPr>
+        <w:rPr>
+          <w:rFonts w:ascii="Roboto Mono" w:hAnsi="Roboto Mono"/>
+        </w:rPr>
+      </w:pPr>
+    </w:p>
+    <w:p>
+      <w:pPr>
+        <w:rPr>
+          <w:rFonts w:ascii="Roboto Mono" w:hAnsi="Roboto Mono"/>
+        </w:rPr>
+      </w:pPr>
+      <w:r>
+        <w:rPr>
+          <w:rFonts w:ascii="Roboto Mono" w:hAnsi="Roboto Mono"/>
+        </w:rPr>
+        <w:t>            ctx.drawImage(img, 300, 300, 200, 150);</w:t>
       </w:r>
     </w:p>
     <w:p>
@@ -13275,7 +12440,7 @@
           <w:noProof/>
         </w:rPr>
         <w:drawing>
-          <wp:inline distT="0" distB="0" distL="0" distR="0" wp14:anchorId="0238EF9C" wp14:editId="068614C7">
+          <wp:inline distT="0" distB="0" distL="0" distR="0" wp14:anchorId="0238EF9C" wp14:editId="4115ADF3">
             <wp:extent cx="5943600" cy="3178175"/>
             <wp:effectExtent l="0" t="0" r="0" b="3175"/>
             <wp:docPr id="540194930" name="Picture 21"/>
@@ -13762,19 +12927,11 @@
                 <w:rFonts w:ascii="Roboto Mono" w:hAnsi="Roboto Mono"/>
               </w:rPr>
             </w:pPr>
-            <w:proofErr w:type="gramStart"/>
             <w:r>
               <w:rPr>
                 <w:rFonts w:ascii="Roboto Mono" w:hAnsi="Roboto Mono"/>
               </w:rPr>
-              <w:t>lineTo(</w:t>
-            </w:r>
-            <w:proofErr w:type="gramEnd"/>
-            <w:r>
-              <w:rPr>
-                <w:rFonts w:ascii="Roboto Mono" w:hAnsi="Roboto Mono"/>
-              </w:rPr>
-              <w:t>)</w:t>
+              <w:t>lineTo()</w:t>
             </w:r>
           </w:p>
         </w:tc>
@@ -13815,19 +12972,11 @@
                 <w:rFonts w:ascii="Roboto Mono" w:hAnsi="Roboto Mono"/>
               </w:rPr>
             </w:pPr>
-            <w:proofErr w:type="gramStart"/>
             <w:r>
               <w:rPr>
                 <w:rFonts w:ascii="Roboto Mono" w:hAnsi="Roboto Mono"/>
               </w:rPr>
-              <w:t>arc(</w:t>
-            </w:r>
-            <w:proofErr w:type="gramEnd"/>
-            <w:r>
-              <w:rPr>
-                <w:rFonts w:ascii="Roboto Mono" w:hAnsi="Roboto Mono"/>
-              </w:rPr>
-              <w:t>)</w:t>
+              <w:t>arc()</w:t>
             </w:r>
           </w:p>
         </w:tc>
@@ -13868,19 +13017,11 @@
                 <w:rFonts w:ascii="Roboto Mono" w:hAnsi="Roboto Mono"/>
               </w:rPr>
             </w:pPr>
-            <w:proofErr w:type="gramStart"/>
             <w:r>
               <w:rPr>
                 <w:rFonts w:ascii="Roboto Mono" w:hAnsi="Roboto Mono"/>
               </w:rPr>
-              <w:t>fillText(</w:t>
-            </w:r>
-            <w:proofErr w:type="gramEnd"/>
-            <w:r>
-              <w:rPr>
-                <w:rFonts w:ascii="Roboto Mono" w:hAnsi="Roboto Mono"/>
-              </w:rPr>
-              <w:t>)</w:t>
+              <w:t>fillText()</w:t>
             </w:r>
           </w:p>
         </w:tc>
@@ -13921,19 +13062,11 @@
                 <w:rFonts w:ascii="Roboto Mono" w:hAnsi="Roboto Mono"/>
               </w:rPr>
             </w:pPr>
-            <w:proofErr w:type="gramStart"/>
             <w:r>
               <w:rPr>
                 <w:rFonts w:ascii="Roboto Mono" w:hAnsi="Roboto Mono"/>
               </w:rPr>
-              <w:t>strokeText(</w:t>
-            </w:r>
-            <w:proofErr w:type="gramEnd"/>
-            <w:r>
-              <w:rPr>
-                <w:rFonts w:ascii="Roboto Mono" w:hAnsi="Roboto Mono"/>
-              </w:rPr>
-              <w:t>)</w:t>
+              <w:t>strokeText()</w:t>
             </w:r>
           </w:p>
         </w:tc>
@@ -13974,19 +13107,11 @@
                 <w:rFonts w:ascii="Roboto Mono" w:hAnsi="Roboto Mono"/>
               </w:rPr>
             </w:pPr>
-            <w:proofErr w:type="gramStart"/>
             <w:r>
               <w:rPr>
                 <w:rFonts w:ascii="Roboto Mono" w:hAnsi="Roboto Mono"/>
               </w:rPr>
-              <w:t>createLinearGradient(</w:t>
-            </w:r>
-            <w:proofErr w:type="gramEnd"/>
-            <w:r>
-              <w:rPr>
-                <w:rFonts w:ascii="Roboto Mono" w:hAnsi="Roboto Mono"/>
-              </w:rPr>
-              <w:t>)</w:t>
+              <w:t>createLinearGradient()</w:t>
             </w:r>
           </w:p>
         </w:tc>
@@ -14027,19 +13152,11 @@
                 <w:rFonts w:ascii="Roboto Mono" w:hAnsi="Roboto Mono"/>
               </w:rPr>
             </w:pPr>
-            <w:proofErr w:type="gramStart"/>
             <w:r>
               <w:rPr>
                 <w:rFonts w:ascii="Roboto Mono" w:hAnsi="Roboto Mono"/>
               </w:rPr>
-              <w:t>createRadialGradient(</w:t>
-            </w:r>
-            <w:proofErr w:type="gramEnd"/>
-            <w:r>
-              <w:rPr>
-                <w:rFonts w:ascii="Roboto Mono" w:hAnsi="Roboto Mono"/>
-              </w:rPr>
-              <w:t>)</w:t>
+              <w:t>createRadialGradient()</w:t>
             </w:r>
           </w:p>
         </w:tc>
@@ -14080,19 +13197,11 @@
                 <w:rFonts w:ascii="Roboto Mono" w:hAnsi="Roboto Mono"/>
               </w:rPr>
             </w:pPr>
-            <w:proofErr w:type="gramStart"/>
             <w:r>
               <w:rPr>
                 <w:rFonts w:ascii="Roboto Mono" w:hAnsi="Roboto Mono"/>
               </w:rPr>
-              <w:t>drawImage(</w:t>
-            </w:r>
-            <w:proofErr w:type="gramEnd"/>
-            <w:r>
-              <w:rPr>
-                <w:rFonts w:ascii="Roboto Mono" w:hAnsi="Roboto Mono"/>
-              </w:rPr>
-              <w:t>)</w:t>
+              <w:t>drawImage()</w:t>
             </w:r>
           </w:p>
         </w:tc>
@@ -14283,15 +13392,7 @@
         <w:t>✅</w:t>
       </w:r>
       <w:r>
-        <w:t xml:space="preserve"> Use </w:t>
-      </w:r>
-      <w:proofErr w:type="gramStart"/>
-      <w:r>
-        <w:t>beginPath(</w:t>
-      </w:r>
-      <w:proofErr w:type="gramEnd"/>
-      <w:r>
-        <w:t>) for new shapes</w:t>
+        <w:t xml:space="preserve"> Use beginPath() for new shapes</w:t>
       </w:r>
     </w:p>
     <w:p>
@@ -19582,21 +18683,7 @@
         <w:rPr>
           <w:rFonts w:ascii="Roboto Mono" w:hAnsi="Roboto Mono"/>
         </w:rPr>
-        <w:t xml:space="preserve">    </w:t>
-      </w:r>
-      <w:proofErr w:type="gramStart"/>
-      <w:r>
-        <w:rPr>
-          <w:rFonts w:ascii="Roboto Mono" w:hAnsi="Roboto Mono"/>
-        </w:rPr>
-        <w:t>&lt;!--</w:t>
-      </w:r>
-      <w:proofErr w:type="gramEnd"/>
-      <w:r>
-        <w:rPr>
-          <w:rFonts w:ascii="Roboto Mono" w:hAnsi="Roboto Mono"/>
-        </w:rPr>
-        <w:t xml:space="preserve"> Circle --&gt;</w:t>
+        <w:t xml:space="preserve">    &lt;!-- Circle --&gt;</w:t>
       </w:r>
     </w:p>
     <w:p>
@@ -19754,21 +18841,7 @@
         <w:rPr>
           <w:rFonts w:ascii="Roboto Mono" w:hAnsi="Roboto Mono"/>
         </w:rPr>
-        <w:t xml:space="preserve">    </w:t>
-      </w:r>
-      <w:proofErr w:type="gramStart"/>
-      <w:r>
-        <w:rPr>
-          <w:rFonts w:ascii="Roboto Mono" w:hAnsi="Roboto Mono"/>
-        </w:rPr>
-        <w:t>&lt;!--</w:t>
-      </w:r>
-      <w:proofErr w:type="gramEnd"/>
-      <w:r>
-        <w:rPr>
-          <w:rFonts w:ascii="Roboto Mono" w:hAnsi="Roboto Mono"/>
-        </w:rPr>
-        <w:t xml:space="preserve"> Rectangle --&gt;</w:t>
+        <w:t xml:space="preserve">    &lt;!-- Rectangle --&gt;</w:t>
       </w:r>
     </w:p>
     <w:p>
@@ -19914,21 +18987,7 @@
         <w:rPr>
           <w:rFonts w:ascii="Roboto Mono" w:hAnsi="Roboto Mono"/>
         </w:rPr>
-        <w:t xml:space="preserve">    </w:t>
-      </w:r>
-      <w:proofErr w:type="gramStart"/>
-      <w:r>
-        <w:rPr>
-          <w:rFonts w:ascii="Roboto Mono" w:hAnsi="Roboto Mono"/>
-        </w:rPr>
-        <w:t>&lt;!--</w:t>
-      </w:r>
-      <w:proofErr w:type="gramEnd"/>
-      <w:r>
-        <w:rPr>
-          <w:rFonts w:ascii="Roboto Mono" w:hAnsi="Roboto Mono"/>
-        </w:rPr>
-        <w:t xml:space="preserve"> Rounded Rectangle --&gt;</w:t>
+        <w:t xml:space="preserve">    &lt;!-- Rounded Rectangle --&gt;</w:t>
       </w:r>
     </w:p>
     <w:p>
@@ -20112,21 +19171,7 @@
         <w:rPr>
           <w:rFonts w:ascii="Roboto Mono" w:hAnsi="Roboto Mono"/>
         </w:rPr>
-        <w:t xml:space="preserve">    </w:t>
-      </w:r>
-      <w:proofErr w:type="gramStart"/>
-      <w:r>
-        <w:rPr>
-          <w:rFonts w:ascii="Roboto Mono" w:hAnsi="Roboto Mono"/>
-        </w:rPr>
-        <w:t>&lt;!--</w:t>
-      </w:r>
-      <w:proofErr w:type="gramEnd"/>
-      <w:r>
-        <w:rPr>
-          <w:rFonts w:ascii="Roboto Mono" w:hAnsi="Roboto Mono"/>
-        </w:rPr>
-        <w:t xml:space="preserve"> Star --&gt;</w:t>
+        <w:t xml:space="preserve">    &lt;!-- Star --&gt;</w:t>
       </w:r>
     </w:p>
     <w:p>
@@ -20388,21 +19433,7 @@
         <w:rPr>
           <w:rFonts w:ascii="Roboto Mono" w:hAnsi="Roboto Mono"/>
         </w:rPr>
-        <w:t xml:space="preserve">    </w:t>
-      </w:r>
-      <w:proofErr w:type="gramStart"/>
-      <w:r>
-        <w:rPr>
-          <w:rFonts w:ascii="Roboto Mono" w:hAnsi="Roboto Mono"/>
-        </w:rPr>
-        <w:t>&lt;!--</w:t>
-      </w:r>
-      <w:proofErr w:type="gramEnd"/>
-      <w:r>
-        <w:rPr>
-          <w:rFonts w:ascii="Roboto Mono" w:hAnsi="Roboto Mono"/>
-        </w:rPr>
-        <w:t xml:space="preserve"> Gradient Ellipse --&gt;</w:t>
+        <w:t xml:space="preserve">    &lt;!-- Gradient Ellipse --&gt;</w:t>
       </w:r>
     </w:p>
     <w:p>
@@ -20874,13 +19905,91 @@
           <w:rFonts w:ascii="Roboto Mono" w:hAnsi="Roboto Mono"/>
         </w:rPr>
       </w:pPr>
-      <w:r>
-        <w:rPr>
-          <w:rFonts w:ascii="Arial" w:hAnsi="Arial"/>
-          <w:b/>
-          <w:sz w:val="18"/>
-          <w:highlight w:val="lightGray"/>
-        </w:rPr>
+    </w:p>
+    <w:p>
+      <w:pPr>
+        <w:rPr>
+          <w:rFonts w:ascii="Roboto Mono" w:hAnsi="Roboto Mono"/>
+        </w:rPr>
+      </w:pPr>
+    </w:p>
+    <w:p>
+      <w:pPr>
+        <w:rPr>
+          <w:rFonts w:ascii="Roboto Mono" w:hAnsi="Roboto Mono"/>
+        </w:rPr>
+      </w:pPr>
+    </w:p>
+    <w:p>
+      <w:pPr>
+        <w:rPr>
+          <w:rFonts w:ascii="Roboto Mono" w:hAnsi="Roboto Mono"/>
+        </w:rPr>
+      </w:pPr>
+    </w:p>
+    <w:p>
+      <w:pPr>
+        <w:rPr>
+          <w:rFonts w:ascii="Roboto Mono" w:hAnsi="Roboto Mono"/>
+        </w:rPr>
+      </w:pPr>
+    </w:p>
+    <w:p>
+      <w:pPr>
+        <w:rPr>
+          <w:rFonts w:ascii="Roboto Mono" w:hAnsi="Roboto Mono"/>
+        </w:rPr>
+      </w:pPr>
+    </w:p>
+    <w:p>
+      <w:pPr>
+        <w:rPr>
+          <w:rFonts w:ascii="Roboto Mono" w:hAnsi="Roboto Mono"/>
+        </w:rPr>
+      </w:pPr>
+    </w:p>
+    <w:p>
+      <w:pPr>
+        <w:rPr>
+          <w:rFonts w:ascii="Roboto Mono" w:hAnsi="Roboto Mono"/>
+        </w:rPr>
+      </w:pPr>
+    </w:p>
+    <w:p>
+      <w:pPr>
+        <w:rPr>
+          <w:rFonts w:ascii="Roboto Mono" w:hAnsi="Roboto Mono"/>
+        </w:rPr>
+      </w:pPr>
+    </w:p>
+    <w:p>
+      <w:pPr>
+        <w:rPr>
+          <w:rFonts w:ascii="Roboto Mono" w:hAnsi="Roboto Mono"/>
+        </w:rPr>
+      </w:pPr>
+    </w:p>
+    <w:p>
+      <w:pPr>
+        <w:rPr>
+          <w:rFonts w:ascii="Roboto Mono" w:hAnsi="Roboto Mono"/>
+        </w:rPr>
+      </w:pPr>
+    </w:p>
+    <w:p>
+      <w:pPr>
+        <w:rPr>
+          <w:rFonts w:ascii="Roboto Mono" w:hAnsi="Roboto Mono"/>
+        </w:rPr>
+      </w:pPr>
+      <w:r>
+        <w:rPr>
+          <w:rFonts w:ascii="Arial" w:hAnsi="Arial"/>
+          <w:b/>
+          <w:sz w:val="18"/>
+          <w:highlight w:val="lightGray"/>
+        </w:rPr>
+        <w:lastRenderedPageBreak/>
         <w:t># Source: GIF</w:t>
       </w:r>
       <w:r>
@@ -20997,7 +20106,6 @@
         <w:rPr>
           <w:noProof/>
         </w:rPr>
-        <w:lastRenderedPageBreak/>
         <w:drawing>
           <wp:inline distT="0" distB="0" distL="0" distR="0" wp14:anchorId="7C3EB394" wp14:editId="520E746C">
             <wp:extent cx="5943600" cy="3343275"/>
@@ -21228,7 +20336,7 @@
           <w:noProof/>
         </w:rPr>
         <w:drawing>
-          <wp:inline distT="0" distB="0" distL="0" distR="0" wp14:anchorId="2C5A9342" wp14:editId="2614C995">
+          <wp:inline distT="0" distB="0" distL="0" distR="0" wp14:anchorId="2C5A9342" wp14:editId="723046B6">
             <wp:extent cx="5943600" cy="3343275"/>
             <wp:effectExtent l="0" t="0" r="0" b="9525"/>
             <wp:docPr id="2135797907" name="Picture 39"/>
@@ -26029,6 +25137,7 @@
   <w:style w:type="character" w:default="1" w:styleId="DefaultParagraphFont">
     <w:name w:val="Default Paragraph Font"/>
     <w:uiPriority w:val="1"/>
+    <w:semiHidden/>
     <w:unhideWhenUsed/>
   </w:style>
   <w:style w:type="table" w:default="1" w:styleId="TableNormal">
